--- a/Epreuve - E6/Projet_NetCorp_BTS_Adrien_D/RealisationReseau/netcorp_reseau_rendu.docx
+++ b/Epreuve - E6/Projet_NetCorp_BTS_Adrien_D/RealisationReseau/netcorp_reseau_rendu.docx
@@ -4,20 +4,802 @@
   <w:body>
     <w:p>
       <w:r>
-        <w:t xml:space="preserve">Documentation Réseau de l’entreprise </w:t>
-      </w:r>
-      <w:proofErr w:type="spellStart"/>
-      <w:r>
-        <w:t>NetCorp</w:t>
-      </w:r>
-      <w:proofErr w:type="spellEnd"/>
-      <w:r>
-        <w:t xml:space="preserve"> dans le cadre du projet E6 BTS SIO SISR </w:t>
+        <w:t xml:space="preserve">Documentation Réseau de l’entreprise NetCorp dans le cadre du projet E6 BTS SIO SISR </w:t>
       </w:r>
     </w:p>
     <w:p>
       <w:r>
         <w:t>Adrien Demange Hecten</w:t>
+      </w:r>
+    </w:p>
+    <w:p/>
+    <w:p>
+      <w:r>
+        <w:t>Connexion avec Putty sur le Switch Cisco Catalyst 1000 Series de la baie de droite :</w:t>
+      </w:r>
+    </w:p>
+    <w:p>
+      <w:r>
+        <w:t>Création du VLAN 61 sur le port GigabitEthernet1/0/16</w:t>
+      </w:r>
+      <w:r>
+        <w:t> :</w:t>
+      </w:r>
+    </w:p>
+    <w:p>
+      <w:r>
+        <w:drawing>
+          <wp:inline distT="0" distB="0" distL="0" distR="0" wp14:anchorId="056C6D23" wp14:editId="0DE33493">
+            <wp:extent cx="5760720" cy="1702435"/>
+            <wp:effectExtent l="0" t="0" r="0" b="0"/>
+            <wp:docPr id="1500196452" name="Picture 1"/>
+            <wp:cNvGraphicFramePr>
+              <a:graphicFrameLocks xmlns:a="http://schemas.openxmlformats.org/drawingml/2006/main" noChangeAspect="1"/>
+            </wp:cNvGraphicFramePr>
+            <a:graphic xmlns:a="http://schemas.openxmlformats.org/drawingml/2006/main">
+              <a:graphicData uri="http://schemas.openxmlformats.org/drawingml/2006/picture">
+                <pic:pic xmlns:pic="http://schemas.openxmlformats.org/drawingml/2006/picture">
+                  <pic:nvPicPr>
+                    <pic:cNvPr id="1500196452" name=""/>
+                    <pic:cNvPicPr/>
+                  </pic:nvPicPr>
+                  <pic:blipFill>
+                    <a:blip r:embed="rId5"/>
+                    <a:stretch>
+                      <a:fillRect/>
+                    </a:stretch>
+                  </pic:blipFill>
+                  <pic:spPr>
+                    <a:xfrm>
+                      <a:off x="0" y="0"/>
+                      <a:ext cx="5760720" cy="1702435"/>
+                    </a:xfrm>
+                    <a:prstGeom prst="rect">
+                      <a:avLst/>
+                    </a:prstGeom>
+                  </pic:spPr>
+                </pic:pic>
+              </a:graphicData>
+            </a:graphic>
+          </wp:inline>
+        </w:drawing>
+      </w:r>
+    </w:p>
+    <w:p>
+      <w:pPr>
+        <w:rPr>
+          <w:lang w:val="en-US"/>
+        </w:rPr>
+      </w:pPr>
+      <w:r>
+        <w:rPr>
+          <w:lang w:val="en-US"/>
+        </w:rPr>
+        <w:t>s</w:t>
+      </w:r>
+      <w:r>
+        <w:rPr>
+          <w:lang w:val="en-US"/>
+        </w:rPr>
+        <w:t>witchport m</w:t>
+      </w:r>
+      <w:r>
+        <w:rPr>
+          <w:lang w:val="en-US"/>
+        </w:rPr>
+        <w:t xml:space="preserve">ode access </w:t>
+      </w:r>
+    </w:p>
+    <w:p>
+      <w:pPr>
+        <w:rPr>
+          <w:lang w:val="en-US"/>
+        </w:rPr>
+      </w:pPr>
+      <w:r>
+        <w:rPr>
+          <w:lang w:val="en-US"/>
+        </w:rPr>
+        <w:t>Vlan_61_IT_Adrien</w:t>
+      </w:r>
+    </w:p>
+    <w:p>
+      <w:r>
+        <w:t>Le serveur Proxmox est ensuite connecté sur ce port GigabitEthernet1/0/16</w:t>
+      </w:r>
+      <w:r>
+        <w:t>.</w:t>
+      </w:r>
+    </w:p>
+    <w:p>
+      <w:r>
+        <w:t xml:space="preserve">Configuration du routeur Routeur-Baie2 : </w:t>
+      </w:r>
+    </w:p>
+    <w:p>
+      <w:r>
+        <w:drawing>
+          <wp:inline distT="0" distB="0" distL="0" distR="0" wp14:anchorId="49748244" wp14:editId="1AF6491E">
+            <wp:extent cx="5760720" cy="2347595"/>
+            <wp:effectExtent l="0" t="0" r="0" b="0"/>
+            <wp:docPr id="1405577875" name="Picture 1"/>
+            <wp:cNvGraphicFramePr>
+              <a:graphicFrameLocks xmlns:a="http://schemas.openxmlformats.org/drawingml/2006/main" noChangeAspect="1"/>
+            </wp:cNvGraphicFramePr>
+            <a:graphic xmlns:a="http://schemas.openxmlformats.org/drawingml/2006/main">
+              <a:graphicData uri="http://schemas.openxmlformats.org/drawingml/2006/picture">
+                <pic:pic xmlns:pic="http://schemas.openxmlformats.org/drawingml/2006/picture">
+                  <pic:nvPicPr>
+                    <pic:cNvPr id="1405577875" name=""/>
+                    <pic:cNvPicPr/>
+                  </pic:nvPicPr>
+                  <pic:blipFill>
+                    <a:blip r:embed="rId6"/>
+                    <a:stretch>
+                      <a:fillRect/>
+                    </a:stretch>
+                  </pic:blipFill>
+                  <pic:spPr>
+                    <a:xfrm>
+                      <a:off x="0" y="0"/>
+                      <a:ext cx="5760720" cy="2347595"/>
+                    </a:xfrm>
+                    <a:prstGeom prst="rect">
+                      <a:avLst/>
+                    </a:prstGeom>
+                  </pic:spPr>
+                </pic:pic>
+              </a:graphicData>
+            </a:graphic>
+          </wp:inline>
+        </w:drawing>
+      </w:r>
+    </w:p>
+    <w:p>
+      <w:r>
+        <w:drawing>
+          <wp:inline distT="0" distB="0" distL="0" distR="0" wp14:anchorId="50D76C5D" wp14:editId="7364FFB4">
+            <wp:extent cx="5159187" cy="1653683"/>
+            <wp:effectExtent l="0" t="0" r="3810" b="3810"/>
+            <wp:docPr id="304163479" name="Picture 1"/>
+            <wp:cNvGraphicFramePr>
+              <a:graphicFrameLocks xmlns:a="http://schemas.openxmlformats.org/drawingml/2006/main" noChangeAspect="1"/>
+            </wp:cNvGraphicFramePr>
+            <a:graphic xmlns:a="http://schemas.openxmlformats.org/drawingml/2006/main">
+              <a:graphicData uri="http://schemas.openxmlformats.org/drawingml/2006/picture">
+                <pic:pic xmlns:pic="http://schemas.openxmlformats.org/drawingml/2006/picture">
+                  <pic:nvPicPr>
+                    <pic:cNvPr id="304163479" name=""/>
+                    <pic:cNvPicPr/>
+                  </pic:nvPicPr>
+                  <pic:blipFill>
+                    <a:blip r:embed="rId7"/>
+                    <a:stretch>
+                      <a:fillRect/>
+                    </a:stretch>
+                  </pic:blipFill>
+                  <pic:spPr>
+                    <a:xfrm>
+                      <a:off x="0" y="0"/>
+                      <a:ext cx="5159187" cy="1653683"/>
+                    </a:xfrm>
+                    <a:prstGeom prst="rect">
+                      <a:avLst/>
+                    </a:prstGeom>
+                  </pic:spPr>
+                </pic:pic>
+              </a:graphicData>
+            </a:graphic>
+          </wp:inline>
+        </w:drawing>
+      </w:r>
+    </w:p>
+    <w:p>
+      <w:r>
+        <w:lastRenderedPageBreak/>
+        <w:t xml:space="preserve">192.168.61.1 Passerelle </w:t>
+      </w:r>
+      <w:r>
+        <w:t xml:space="preserve">VLAN 61 </w:t>
+      </w:r>
+    </w:p>
+    <w:p>
+      <w:r>
+        <w:t>IP Du Serveur Proxmox : 192.168.61.2</w:t>
+      </w:r>
+      <w:r>
+        <w:t>/24</w:t>
+      </w:r>
+    </w:p>
+    <w:p>
+      <w:r>
+        <w:t>IP SRV-AD : 192.168.61.10</w:t>
+      </w:r>
+    </w:p>
+    <w:p>
+      <w:r>
+        <w:t>IP SRV-FICHIERS : 192.168.61.20</w:t>
+      </w:r>
+    </w:p>
+    <w:p>
+      <w:r>
+        <w:t>IP DEBIAN-GLPI : 192.168.61.30</w:t>
+      </w:r>
+    </w:p>
+    <w:p/>
+    <w:p>
+      <w:r>
+        <w:t xml:space="preserve">TFPT : Logiciel pour copier la config Cisco sur le poste </w:t>
+      </w:r>
+    </w:p>
+    <w:p>
+      <w:r>
+        <w:t xml:space="preserve">Wr pour enregistrer la configuration </w:t>
+      </w:r>
+    </w:p>
+    <w:p>
+      <w:r>
+        <w:t xml:space="preserve">Copy startup-config tftp </w:t>
+      </w:r>
+    </w:p>
+    <w:p>
+      <w:r>
+        <w:t xml:space="preserve">ACLs sur le routeur </w:t>
+      </w:r>
+    </w:p>
+    <w:p>
+      <w:pPr>
+        <w:pStyle w:val="ListParagraph"/>
+        <w:numPr>
+          <w:ilvl w:val="0"/>
+          <w:numId w:val="1"/>
+        </w:numPr>
+      </w:pPr>
+      <w:r>
+        <w:t xml:space="preserve">Autoriser pour la connexion Internet et DENY les autres sous-adresses pour ne pas autoriser la communication </w:t>
+      </w:r>
+    </w:p>
+    <w:p/>
+    <w:p>
+      <w:r>
+        <w:t xml:space="preserve">Supprimer VLAN 61 : no vlan 61 </w:t>
+      </w:r>
+    </w:p>
+    <w:p>
+      <w:pPr>
+        <w:rPr>
+          <w:lang w:val="en-US"/>
+        </w:rPr>
+      </w:pPr>
+      <w:r>
+        <w:rPr>
+          <w:lang w:val="en-US"/>
+        </w:rPr>
+        <w:t xml:space="preserve">Do show run </w:t>
+      </w:r>
+      <w:r>
+        <w:rPr>
+          <w:lang w:val="en-US"/>
+        </w:rPr>
+        <w:t>-&gt; Voir la c</w:t>
+      </w:r>
+      <w:r>
+        <w:rPr>
+          <w:lang w:val="en-US"/>
+        </w:rPr>
+        <w:t xml:space="preserve">onfig </w:t>
+      </w:r>
+    </w:p>
+    <w:p>
+      <w:pPr>
+        <w:rPr>
+          <w:lang w:val="en-US"/>
+        </w:rPr>
+      </w:pPr>
+      <w:r>
+        <w:rPr>
+          <w:lang w:val="en-US"/>
+        </w:rPr>
+        <w:t>Copy running-config tftp:</w:t>
+      </w:r>
+    </w:p>
+    <w:p>
+      <w:r>
+        <w:t>Sauvegarde Config Routeur avant l</w:t>
+      </w:r>
+      <w:r>
+        <w:t xml:space="preserve">es modif : </w:t>
+      </w:r>
+    </w:p>
+    <w:p>
+      <w:pPr>
+        <w:rPr>
+          <w:lang w:val="en-US"/>
+        </w:rPr>
+      </w:pPr>
+      <w:r>
+        <w:rPr>
+          <w:lang w:val="en-US"/>
+        </w:rPr>
+        <w:drawing>
+          <wp:inline distT="0" distB="0" distL="0" distR="0" wp14:anchorId="1EC16433" wp14:editId="7C2DC64D">
+            <wp:extent cx="4991797" cy="1219370"/>
+            <wp:effectExtent l="0" t="0" r="0" b="0"/>
+            <wp:docPr id="51806974" name="Picture 1"/>
+            <wp:cNvGraphicFramePr>
+              <a:graphicFrameLocks xmlns:a="http://schemas.openxmlformats.org/drawingml/2006/main" noChangeAspect="1"/>
+            </wp:cNvGraphicFramePr>
+            <a:graphic xmlns:a="http://schemas.openxmlformats.org/drawingml/2006/main">
+              <a:graphicData uri="http://schemas.openxmlformats.org/drawingml/2006/picture">
+                <pic:pic xmlns:pic="http://schemas.openxmlformats.org/drawingml/2006/picture">
+                  <pic:nvPicPr>
+                    <pic:cNvPr id="51806974" name=""/>
+                    <pic:cNvPicPr/>
+                  </pic:nvPicPr>
+                  <pic:blipFill>
+                    <a:blip r:embed="rId8"/>
+                    <a:stretch>
+                      <a:fillRect/>
+                    </a:stretch>
+                  </pic:blipFill>
+                  <pic:spPr>
+                    <a:xfrm>
+                      <a:off x="0" y="0"/>
+                      <a:ext cx="4991797" cy="1219370"/>
+                    </a:xfrm>
+                    <a:prstGeom prst="rect">
+                      <a:avLst/>
+                    </a:prstGeom>
+                  </pic:spPr>
+                </pic:pic>
+              </a:graphicData>
+            </a:graphic>
+          </wp:inline>
+        </w:drawing>
+      </w:r>
+    </w:p>
+    <w:p>
+      <w:pPr>
+        <w:rPr>
+          <w:lang w:val="en-US"/>
+        </w:rPr>
+      </w:pPr>
+      <w:r>
+        <w:rPr>
+          <w:lang w:val="en-US"/>
+        </w:rPr>
+        <w:t>Ensuite creation des VLANs:</w:t>
+      </w:r>
+    </w:p>
+    <w:p>
+      <w:pPr>
+        <w:rPr>
+          <w:lang w:val="en-US"/>
+        </w:rPr>
+      </w:pPr>
+      <w:r>
+        <w:rPr>
+          <w:lang w:val="en-US"/>
+        </w:rPr>
+        <w:t xml:space="preserve">221 – 2031 </w:t>
+      </w:r>
+      <w:r>
+        <w:rPr>
+          <w:lang w:val="en-US"/>
+        </w:rPr>
+        <w:t>–</w:t>
+      </w:r>
+      <w:r>
+        <w:rPr>
+          <w:lang w:val="en-US"/>
+        </w:rPr>
+        <w:t xml:space="preserve"> 2061</w:t>
+      </w:r>
+      <w:r>
+        <w:rPr>
+          <w:lang w:val="en-US"/>
+        </w:rPr>
+        <w:t>:</w:t>
+      </w:r>
+    </w:p>
+    <w:p>
+      <w:pPr>
+        <w:rPr>
+          <w:lang w:val="en-US"/>
+        </w:rPr>
+      </w:pPr>
+      <w:r>
+        <w:rPr>
+          <w:lang w:val="en-US"/>
+        </w:rPr>
+        <w:t>221 : 192.168.221</w:t>
+      </w:r>
+      <w:r>
+        <w:rPr>
+          <w:lang w:val="en-US"/>
+        </w:rPr>
+        <w:t>.0 /24</w:t>
+      </w:r>
+    </w:p>
+    <w:p>
+      <w:pPr>
+        <w:rPr>
+          <w:lang w:val="en-US"/>
+        </w:rPr>
+      </w:pPr>
+      <w:r>
+        <w:rPr>
+          <w:lang w:val="en-US"/>
+        </w:rPr>
+        <w:t>2</w:t>
+      </w:r>
+      <w:r>
+        <w:rPr>
+          <w:lang w:val="en-US"/>
+        </w:rPr>
+        <w:t>22</w:t>
+      </w:r>
+      <w:r>
+        <w:rPr>
+          <w:lang w:val="en-US"/>
+        </w:rPr>
+        <w:t>:192.168.231.0</w:t>
+      </w:r>
+      <w:r>
+        <w:rPr>
+          <w:lang w:val="en-US"/>
+        </w:rPr>
+        <w:t xml:space="preserve"> </w:t>
+      </w:r>
+      <w:r>
+        <w:rPr>
+          <w:lang w:val="en-US"/>
+        </w:rPr>
+        <w:t>/24</w:t>
+      </w:r>
+    </w:p>
+    <w:p>
+      <w:pPr>
+        <w:rPr>
+          <w:lang w:val="en-US"/>
+        </w:rPr>
+      </w:pPr>
+      <w:r>
+        <w:rPr>
+          <w:lang w:val="en-US"/>
+        </w:rPr>
+        <w:t>2</w:t>
+      </w:r>
+      <w:r>
+        <w:rPr>
+          <w:lang w:val="en-US"/>
+        </w:rPr>
+        <w:t>23</w:t>
+      </w:r>
+      <w:r>
+        <w:rPr>
+          <w:lang w:val="en-US"/>
+        </w:rPr>
+        <w:t xml:space="preserve"> : 192.168.</w:t>
+      </w:r>
+      <w:r>
+        <w:rPr>
+          <w:lang w:val="en-US"/>
+        </w:rPr>
+        <w:t>261.0 /24</w:t>
+      </w:r>
+    </w:p>
+    <w:p>
+      <w:pPr>
+        <w:rPr>
+          <w:lang w:val="en-US"/>
+        </w:rPr>
+      </w:pPr>
+      <w:r>
+        <w:rPr>
+          <w:lang w:val="en-US"/>
+        </w:rPr>
+        <w:lastRenderedPageBreak/>
+        <w:drawing>
+          <wp:inline distT="0" distB="0" distL="0" distR="0" wp14:anchorId="2DF9C479" wp14:editId="61F31E69">
+            <wp:extent cx="5744377" cy="1743318"/>
+            <wp:effectExtent l="0" t="0" r="8890" b="9525"/>
+            <wp:docPr id="1429909290" name="Picture 1"/>
+            <wp:cNvGraphicFramePr>
+              <a:graphicFrameLocks xmlns:a="http://schemas.openxmlformats.org/drawingml/2006/main" noChangeAspect="1"/>
+            </wp:cNvGraphicFramePr>
+            <a:graphic xmlns:a="http://schemas.openxmlformats.org/drawingml/2006/main">
+              <a:graphicData uri="http://schemas.openxmlformats.org/drawingml/2006/picture">
+                <pic:pic xmlns:pic="http://schemas.openxmlformats.org/drawingml/2006/picture">
+                  <pic:nvPicPr>
+                    <pic:cNvPr id="1429909290" name=""/>
+                    <pic:cNvPicPr/>
+                  </pic:nvPicPr>
+                  <pic:blipFill>
+                    <a:blip r:embed="rId9"/>
+                    <a:stretch>
+                      <a:fillRect/>
+                    </a:stretch>
+                  </pic:blipFill>
+                  <pic:spPr>
+                    <a:xfrm>
+                      <a:off x="0" y="0"/>
+                      <a:ext cx="5744377" cy="1743318"/>
+                    </a:xfrm>
+                    <a:prstGeom prst="rect">
+                      <a:avLst/>
+                    </a:prstGeom>
+                  </pic:spPr>
+                </pic:pic>
+              </a:graphicData>
+            </a:graphic>
+          </wp:inline>
+        </w:drawing>
+      </w:r>
+    </w:p>
+    <w:p>
+      <w:pPr>
+        <w:rPr>
+          <w:lang w:val="en-US"/>
+        </w:rPr>
+      </w:pPr>
+      <w:r>
+        <w:rPr>
+          <w:lang w:val="en-US"/>
+        </w:rPr>
+        <w:drawing>
+          <wp:inline distT="0" distB="0" distL="0" distR="0" wp14:anchorId="4AE15F7D" wp14:editId="43192AE8">
+            <wp:extent cx="4010585" cy="2867425"/>
+            <wp:effectExtent l="0" t="0" r="9525" b="9525"/>
+            <wp:docPr id="1737025921" name="Picture 1"/>
+            <wp:cNvGraphicFramePr>
+              <a:graphicFrameLocks xmlns:a="http://schemas.openxmlformats.org/drawingml/2006/main" noChangeAspect="1"/>
+            </wp:cNvGraphicFramePr>
+            <a:graphic xmlns:a="http://schemas.openxmlformats.org/drawingml/2006/main">
+              <a:graphicData uri="http://schemas.openxmlformats.org/drawingml/2006/picture">
+                <pic:pic xmlns:pic="http://schemas.openxmlformats.org/drawingml/2006/picture">
+                  <pic:nvPicPr>
+                    <pic:cNvPr id="1737025921" name=""/>
+                    <pic:cNvPicPr/>
+                  </pic:nvPicPr>
+                  <pic:blipFill>
+                    <a:blip r:embed="rId10"/>
+                    <a:stretch>
+                      <a:fillRect/>
+                    </a:stretch>
+                  </pic:blipFill>
+                  <pic:spPr>
+                    <a:xfrm>
+                      <a:off x="0" y="0"/>
+                      <a:ext cx="4010585" cy="2867425"/>
+                    </a:xfrm>
+                    <a:prstGeom prst="rect">
+                      <a:avLst/>
+                    </a:prstGeom>
+                  </pic:spPr>
+                </pic:pic>
+              </a:graphicData>
+            </a:graphic>
+          </wp:inline>
+        </w:drawing>
+      </w:r>
+    </w:p>
+    <w:p>
+      <w:pPr>
+        <w:rPr>
+          <w:lang w:val="en-US"/>
+        </w:rPr>
+      </w:pPr>
+    </w:p>
+    <w:p>
+      <w:pPr>
+        <w:rPr>
+          <w:lang w:val="en-US"/>
+        </w:rPr>
+      </w:pPr>
+      <w:r>
+        <w:rPr>
+          <w:lang w:val="en-US"/>
+        </w:rPr>
+        <w:drawing>
+          <wp:inline distT="0" distB="0" distL="0" distR="0" wp14:anchorId="07D4CE93" wp14:editId="0A058A37">
+            <wp:extent cx="4427604" cy="1539373"/>
+            <wp:effectExtent l="0" t="0" r="0" b="3810"/>
+            <wp:docPr id="1824314321" name="Picture 1"/>
+            <wp:cNvGraphicFramePr>
+              <a:graphicFrameLocks xmlns:a="http://schemas.openxmlformats.org/drawingml/2006/main" noChangeAspect="1"/>
+            </wp:cNvGraphicFramePr>
+            <a:graphic xmlns:a="http://schemas.openxmlformats.org/drawingml/2006/main">
+              <a:graphicData uri="http://schemas.openxmlformats.org/drawingml/2006/picture">
+                <pic:pic xmlns:pic="http://schemas.openxmlformats.org/drawingml/2006/picture">
+                  <pic:nvPicPr>
+                    <pic:cNvPr id="1824314321" name=""/>
+                    <pic:cNvPicPr/>
+                  </pic:nvPicPr>
+                  <pic:blipFill>
+                    <a:blip r:embed="rId11"/>
+                    <a:stretch>
+                      <a:fillRect/>
+                    </a:stretch>
+                  </pic:blipFill>
+                  <pic:spPr>
+                    <a:xfrm>
+                      <a:off x="0" y="0"/>
+                      <a:ext cx="4427604" cy="1539373"/>
+                    </a:xfrm>
+                    <a:prstGeom prst="rect">
+                      <a:avLst/>
+                    </a:prstGeom>
+                  </pic:spPr>
+                </pic:pic>
+              </a:graphicData>
+            </a:graphic>
+          </wp:inline>
+        </w:drawing>
+      </w:r>
+    </w:p>
+    <w:p>
+      <w:pPr>
+        <w:rPr>
+          <w:lang w:val="en-US"/>
+        </w:rPr>
+      </w:pPr>
+    </w:p>
+    <w:p>
+      <w:pPr>
+        <w:rPr>
+          <w:lang w:val="en-US"/>
+        </w:rPr>
+      </w:pPr>
+      <w:r>
+        <w:rPr>
+          <w:lang w:val="en-US"/>
+        </w:rPr>
+        <w:drawing>
+          <wp:inline distT="0" distB="0" distL="0" distR="0" wp14:anchorId="1D652FE1" wp14:editId="4DEA8E53">
+            <wp:extent cx="2552921" cy="1272650"/>
+            <wp:effectExtent l="0" t="0" r="0" b="3810"/>
+            <wp:docPr id="1369944565" name="Picture 1"/>
+            <wp:cNvGraphicFramePr>
+              <a:graphicFrameLocks xmlns:a="http://schemas.openxmlformats.org/drawingml/2006/main" noChangeAspect="1"/>
+            </wp:cNvGraphicFramePr>
+            <a:graphic xmlns:a="http://schemas.openxmlformats.org/drawingml/2006/main">
+              <a:graphicData uri="http://schemas.openxmlformats.org/drawingml/2006/picture">
+                <pic:pic xmlns:pic="http://schemas.openxmlformats.org/drawingml/2006/picture">
+                  <pic:nvPicPr>
+                    <pic:cNvPr id="1369944565" name=""/>
+                    <pic:cNvPicPr/>
+                  </pic:nvPicPr>
+                  <pic:blipFill>
+                    <a:blip r:embed="rId12"/>
+                    <a:stretch>
+                      <a:fillRect/>
+                    </a:stretch>
+                  </pic:blipFill>
+                  <pic:spPr>
+                    <a:xfrm>
+                      <a:off x="0" y="0"/>
+                      <a:ext cx="2552921" cy="1272650"/>
+                    </a:xfrm>
+                    <a:prstGeom prst="rect">
+                      <a:avLst/>
+                    </a:prstGeom>
+                  </pic:spPr>
+                </pic:pic>
+              </a:graphicData>
+            </a:graphic>
+          </wp:inline>
+        </w:drawing>
+      </w:r>
+    </w:p>
+    <w:p>
+      <w:pPr>
+        <w:rPr>
+          <w:lang w:val="en-US"/>
+        </w:rPr>
+      </w:pPr>
+    </w:p>
+    <w:p>
+      <w:pPr>
+        <w:rPr>
+          <w:lang w:val="en-US"/>
+        </w:rPr>
+      </w:pPr>
+      <w:r>
+        <w:rPr>
+          <w:lang w:val="en-US"/>
+        </w:rPr>
+        <w:lastRenderedPageBreak/>
+        <w:drawing>
+          <wp:inline distT="0" distB="0" distL="0" distR="0" wp14:anchorId="18C00327" wp14:editId="14485303">
+            <wp:extent cx="5760720" cy="1973580"/>
+            <wp:effectExtent l="0" t="0" r="0" b="7620"/>
+            <wp:docPr id="1058339183" name="Picture 1"/>
+            <wp:cNvGraphicFramePr>
+              <a:graphicFrameLocks xmlns:a="http://schemas.openxmlformats.org/drawingml/2006/main" noChangeAspect="1"/>
+            </wp:cNvGraphicFramePr>
+            <a:graphic xmlns:a="http://schemas.openxmlformats.org/drawingml/2006/main">
+              <a:graphicData uri="http://schemas.openxmlformats.org/drawingml/2006/picture">
+                <pic:pic xmlns:pic="http://schemas.openxmlformats.org/drawingml/2006/picture">
+                  <pic:nvPicPr>
+                    <pic:cNvPr id="1058339183" name=""/>
+                    <pic:cNvPicPr/>
+                  </pic:nvPicPr>
+                  <pic:blipFill>
+                    <a:blip r:embed="rId13"/>
+                    <a:stretch>
+                      <a:fillRect/>
+                    </a:stretch>
+                  </pic:blipFill>
+                  <pic:spPr>
+                    <a:xfrm>
+                      <a:off x="0" y="0"/>
+                      <a:ext cx="5760720" cy="1973580"/>
+                    </a:xfrm>
+                    <a:prstGeom prst="rect">
+                      <a:avLst/>
+                    </a:prstGeom>
+                  </pic:spPr>
+                </pic:pic>
+              </a:graphicData>
+            </a:graphic>
+          </wp:inline>
+        </w:drawing>
+      </w:r>
+    </w:p>
+    <w:p>
+      <w:pPr>
+        <w:rPr>
+          <w:lang w:val="en-US"/>
+        </w:rPr>
+      </w:pPr>
+    </w:p>
+    <w:p>
+      <w:pPr>
+        <w:rPr>
+          <w:lang w:val="en-US"/>
+        </w:rPr>
+      </w:pPr>
+      <w:r>
+        <w:rPr>
+          <w:lang w:val="en-US"/>
+        </w:rPr>
+        <w:lastRenderedPageBreak/>
+        <w:drawing>
+          <wp:inline distT="0" distB="0" distL="0" distR="0" wp14:anchorId="50CD5633" wp14:editId="7495D5B1">
+            <wp:extent cx="5760720" cy="6567170"/>
+            <wp:effectExtent l="0" t="0" r="0" b="5080"/>
+            <wp:docPr id="365366404" name="Picture 1"/>
+            <wp:cNvGraphicFramePr>
+              <a:graphicFrameLocks xmlns:a="http://schemas.openxmlformats.org/drawingml/2006/main" noChangeAspect="1"/>
+            </wp:cNvGraphicFramePr>
+            <a:graphic xmlns:a="http://schemas.openxmlformats.org/drawingml/2006/main">
+              <a:graphicData uri="http://schemas.openxmlformats.org/drawingml/2006/picture">
+                <pic:pic xmlns:pic="http://schemas.openxmlformats.org/drawingml/2006/picture">
+                  <pic:nvPicPr>
+                    <pic:cNvPr id="365366404" name=""/>
+                    <pic:cNvPicPr/>
+                  </pic:nvPicPr>
+                  <pic:blipFill>
+                    <a:blip r:embed="rId14"/>
+                    <a:stretch>
+                      <a:fillRect/>
+                    </a:stretch>
+                  </pic:blipFill>
+                  <pic:spPr>
+                    <a:xfrm>
+                      <a:off x="0" y="0"/>
+                      <a:ext cx="5760720" cy="6567170"/>
+                    </a:xfrm>
+                    <a:prstGeom prst="rect">
+                      <a:avLst/>
+                    </a:prstGeom>
+                  </pic:spPr>
+                </pic:pic>
+              </a:graphicData>
+            </a:graphic>
+          </wp:inline>
+        </w:drawing>
       </w:r>
     </w:p>
     <w:sectPr>
@@ -28,6 +810,127 @@
     </w:sectPr>
   </w:body>
 </w:document>
+</file>
+
+<file path=word/numbering.xml><?xml version="1.0" encoding="utf-8"?>
+<w:numbering xmlns:wpc="http://schemas.microsoft.com/office/word/2010/wordprocessingCanvas" xmlns:cx="http://schemas.microsoft.com/office/drawing/2014/chartex" xmlns:cx1="http://schemas.microsoft.com/office/drawing/2015/9/8/chartex" xmlns:cx2="http://schemas.microsoft.com/office/drawing/2015/10/21/chartex" xmlns:cx3="http://schemas.microsoft.com/office/drawing/2016/5/9/chartex" xmlns:cx4="http://schemas.microsoft.com/office/drawing/2016/5/10/chartex" xmlns:cx5="http://schemas.microsoft.com/office/drawing/2016/5/11/chartex" xmlns:cx6="http://schemas.microsoft.com/office/drawing/2016/5/12/chartex" xmlns:cx7="http://schemas.microsoft.com/office/drawing/2016/5/13/chartex" xmlns:cx8="http://schemas.microsoft.com/office/drawing/2016/5/14/chartex" xmlns:mc="http://schemas.openxmlformats.org/markup-compatibility/2006" xmlns:aink="http://schemas.microsoft.com/office/drawing/2016/ink" xmlns:am3d="http://schemas.microsoft.com/office/drawing/2017/model3d" xmlns:o="urn:schemas-microsoft-com:office:office" xmlns:oel="http://schemas.microsoft.com/office/2019/extlst" xmlns:r="http://schemas.openxmlformats.org/officeDocument/2006/relationships" xmlns:m="http://schemas.openxmlformats.org/officeDocument/2006/math" xmlns:v="urn:schemas-microsoft-com:vml" xmlns:wp14="http://schemas.microsoft.com/office/word/2010/wordprocessingDrawing" xmlns:wp="http://schemas.openxmlformats.org/drawingml/2006/wordprocessingDrawing" xmlns:w10="urn:schemas-microsoft-com:office:word" xmlns:w="http://schemas.openxmlformats.org/wordprocessingml/2006/main" xmlns:w14="http://schemas.microsoft.com/office/word/2010/wordml" xmlns:w15="http://schemas.microsoft.com/office/word/2012/wordml" xmlns:w16cex="http://schemas.microsoft.com/office/word/2018/wordml/cex" xmlns:w16cid="http://schemas.microsoft.com/office/word/2016/wordml/cid" xmlns:w16="http://schemas.microsoft.com/office/word/2018/wordml" xmlns:w16du="http://schemas.microsoft.com/office/word/2023/wordml/word16du" xmlns:w16sdtdh="http://schemas.microsoft.com/office/word/2020/wordml/sdtdatahash" xmlns:w16sdtfl="http://schemas.microsoft.com/office/word/2024/wordml/sdtformatlock" xmlns:w16se="http://schemas.microsoft.com/office/word/2015/wordml/symex" xmlns:wpg="http://schemas.microsoft.com/office/word/2010/wordprocessingGroup" xmlns:wpi="http://schemas.microsoft.com/office/word/2010/wordprocessingInk" xmlns:wne="http://schemas.microsoft.com/office/word/2006/wordml" xmlns:wps="http://schemas.microsoft.com/office/word/2010/wordprocessingShape" mc:Ignorable="w14 w15 w16se w16cid w16 w16cex w16sdtdh w16sdtfl w16du wp14">
+  <w:abstractNum w:abstractNumId="0" w15:restartNumberingAfterBreak="0">
+    <w:nsid w:val="33FE65D6"/>
+    <w:multiLevelType w:val="hybridMultilevel"/>
+    <w:tmpl w:val="569E5A76"/>
+    <w:lvl w:ilvl="0" w:tplc="862E113A">
+      <w:start w:val="192"/>
+      <w:numFmt w:val="bullet"/>
+      <w:lvlText w:val=""/>
+      <w:lvlJc w:val="left"/>
+      <w:pPr>
+        <w:ind w:left="720" w:hanging="360"/>
+      </w:pPr>
+      <w:rPr>
+        <w:rFonts w:ascii="Wingdings" w:eastAsiaTheme="minorHAnsi" w:hAnsi="Wingdings" w:cstheme="minorBidi" w:hint="default"/>
+      </w:rPr>
+    </w:lvl>
+    <w:lvl w:ilvl="1" w:tplc="040C0003" w:tentative="1">
+      <w:start w:val="1"/>
+      <w:numFmt w:val="bullet"/>
+      <w:lvlText w:val="o"/>
+      <w:lvlJc w:val="left"/>
+      <w:pPr>
+        <w:ind w:left="1440" w:hanging="360"/>
+      </w:pPr>
+      <w:rPr>
+        <w:rFonts w:ascii="Courier New" w:hAnsi="Courier New" w:cs="Courier New" w:hint="default"/>
+      </w:rPr>
+    </w:lvl>
+    <w:lvl w:ilvl="2" w:tplc="040C0005" w:tentative="1">
+      <w:start w:val="1"/>
+      <w:numFmt w:val="bullet"/>
+      <w:lvlText w:val=""/>
+      <w:lvlJc w:val="left"/>
+      <w:pPr>
+        <w:ind w:left="2160" w:hanging="360"/>
+      </w:pPr>
+      <w:rPr>
+        <w:rFonts w:ascii="Wingdings" w:hAnsi="Wingdings" w:hint="default"/>
+      </w:rPr>
+    </w:lvl>
+    <w:lvl w:ilvl="3" w:tplc="040C0001" w:tentative="1">
+      <w:start w:val="1"/>
+      <w:numFmt w:val="bullet"/>
+      <w:lvlText w:val=""/>
+      <w:lvlJc w:val="left"/>
+      <w:pPr>
+        <w:ind w:left="2880" w:hanging="360"/>
+      </w:pPr>
+      <w:rPr>
+        <w:rFonts w:ascii="Symbol" w:hAnsi="Symbol" w:hint="default"/>
+      </w:rPr>
+    </w:lvl>
+    <w:lvl w:ilvl="4" w:tplc="040C0003" w:tentative="1">
+      <w:start w:val="1"/>
+      <w:numFmt w:val="bullet"/>
+      <w:lvlText w:val="o"/>
+      <w:lvlJc w:val="left"/>
+      <w:pPr>
+        <w:ind w:left="3600" w:hanging="360"/>
+      </w:pPr>
+      <w:rPr>
+        <w:rFonts w:ascii="Courier New" w:hAnsi="Courier New" w:cs="Courier New" w:hint="default"/>
+      </w:rPr>
+    </w:lvl>
+    <w:lvl w:ilvl="5" w:tplc="040C0005" w:tentative="1">
+      <w:start w:val="1"/>
+      <w:numFmt w:val="bullet"/>
+      <w:lvlText w:val=""/>
+      <w:lvlJc w:val="left"/>
+      <w:pPr>
+        <w:ind w:left="4320" w:hanging="360"/>
+      </w:pPr>
+      <w:rPr>
+        <w:rFonts w:ascii="Wingdings" w:hAnsi="Wingdings" w:hint="default"/>
+      </w:rPr>
+    </w:lvl>
+    <w:lvl w:ilvl="6" w:tplc="040C0001" w:tentative="1">
+      <w:start w:val="1"/>
+      <w:numFmt w:val="bullet"/>
+      <w:lvlText w:val=""/>
+      <w:lvlJc w:val="left"/>
+      <w:pPr>
+        <w:ind w:left="5040" w:hanging="360"/>
+      </w:pPr>
+      <w:rPr>
+        <w:rFonts w:ascii="Symbol" w:hAnsi="Symbol" w:hint="default"/>
+      </w:rPr>
+    </w:lvl>
+    <w:lvl w:ilvl="7" w:tplc="040C0003" w:tentative="1">
+      <w:start w:val="1"/>
+      <w:numFmt w:val="bullet"/>
+      <w:lvlText w:val="o"/>
+      <w:lvlJc w:val="left"/>
+      <w:pPr>
+        <w:ind w:left="5760" w:hanging="360"/>
+      </w:pPr>
+      <w:rPr>
+        <w:rFonts w:ascii="Courier New" w:hAnsi="Courier New" w:cs="Courier New" w:hint="default"/>
+      </w:rPr>
+    </w:lvl>
+    <w:lvl w:ilvl="8" w:tplc="040C0005" w:tentative="1">
+      <w:start w:val="1"/>
+      <w:numFmt w:val="bullet"/>
+      <w:lvlText w:val=""/>
+      <w:lvlJc w:val="left"/>
+      <w:pPr>
+        <w:ind w:left="6480" w:hanging="360"/>
+      </w:pPr>
+      <w:rPr>
+        <w:rFonts w:ascii="Wingdings" w:hAnsi="Wingdings" w:hint="default"/>
+      </w:rPr>
+    </w:lvl>
+  </w:abstractNum>
+  <w:num w:numId="1" w16cid:durableId="620569970">
+    <w:abstractNumId w:val="0"/>
+  </w:num>
+</w:numbering>
 </file>
 
 <file path=word/styles.xml><?xml version="1.0" encoding="utf-8"?>

--- a/Epreuve - E6/Projet_NetCorp_BTS_Adrien_D/RealisationReseau/netcorp_reseau_rendu.docx
+++ b/Epreuve - E6/Projet_NetCorp_BTS_Adrien_D/RealisationReseau/netcorp_reseau_rendu.docx
@@ -28,6 +28,9 @@
     </w:p>
     <w:p>
       <w:r>
+        <w:rPr>
+          <w:noProof/>
+        </w:rPr>
         <w:drawing>
           <wp:inline distT="0" distB="0" distL="0" distR="0" wp14:anchorId="056C6D23" wp14:editId="0DE33493">
             <wp:extent cx="5760720" cy="1702435"/>
@@ -66,40 +69,15 @@
       </w:r>
     </w:p>
     <w:p>
-      <w:pPr>
-        <w:rPr>
-          <w:lang w:val="en-US"/>
-        </w:rPr>
-      </w:pPr>
-      <w:r>
-        <w:rPr>
-          <w:lang w:val="en-US"/>
-        </w:rPr>
+      <w:r>
         <w:t>s</w:t>
       </w:r>
       <w:r>
-        <w:rPr>
-          <w:lang w:val="en-US"/>
-        </w:rPr>
-        <w:t>witchport m</w:t>
-      </w:r>
-      <w:r>
-        <w:rPr>
-          <w:lang w:val="en-US"/>
-        </w:rPr>
-        <w:t xml:space="preserve">ode access </w:t>
-      </w:r>
-    </w:p>
-    <w:p>
-      <w:pPr>
-        <w:rPr>
-          <w:lang w:val="en-US"/>
-        </w:rPr>
-      </w:pPr>
-      <w:r>
-        <w:rPr>
-          <w:lang w:val="en-US"/>
-        </w:rPr>
+        <w:t xml:space="preserve">witchport mode access </w:t>
+      </w:r>
+    </w:p>
+    <w:p>
+      <w:r>
         <w:t>Vlan_61_IT_Adrien</w:t>
       </w:r>
     </w:p>
@@ -118,6 +96,9 @@
     </w:p>
     <w:p>
       <w:r>
+        <w:rPr>
+          <w:noProof/>
+        </w:rPr>
         <w:drawing>
           <wp:inline distT="0" distB="0" distL="0" distR="0" wp14:anchorId="49748244" wp14:editId="1AF6491E">
             <wp:extent cx="5760720" cy="2347595"/>
@@ -157,6 +138,9 @@
     </w:p>
     <w:p>
       <w:r>
+        <w:rPr>
+          <w:noProof/>
+        </w:rPr>
         <w:drawing>
           <wp:inline distT="0" distB="0" distL="0" distR="0" wp14:anchorId="50D76C5D" wp14:editId="7364FFB4">
             <wp:extent cx="5159187" cy="1653683"/>
@@ -212,12 +196,28 @@
       </w:r>
     </w:p>
     <w:p>
-      <w:r>
+      <w:pPr>
+        <w:rPr>
+          <w:lang w:val="en-US"/>
+        </w:rPr>
+      </w:pPr>
+      <w:r>
+        <w:rPr>
+          <w:lang w:val="en-US"/>
+        </w:rPr>
         <w:t>IP SRV-AD : 192.168.61.10</w:t>
       </w:r>
     </w:p>
     <w:p>
-      <w:r>
+      <w:pPr>
+        <w:rPr>
+          <w:lang w:val="en-US"/>
+        </w:rPr>
+      </w:pPr>
+      <w:r>
+        <w:rPr>
+          <w:lang w:val="en-US"/>
+        </w:rPr>
         <w:t>IP SRV-FICHIERS : 192.168.61.20</w:t>
       </w:r>
     </w:p>
@@ -261,7 +261,15 @@
     </w:p>
     <w:p/>
     <w:p>
-      <w:r>
+      <w:pPr>
+        <w:rPr>
+          <w:lang w:val="en-US"/>
+        </w:rPr>
+      </w:pPr>
+      <w:r>
+        <w:rPr>
+          <w:lang w:val="en-US"/>
+        </w:rPr>
         <w:t xml:space="preserve">Supprimer VLAN 61 : no vlan 61 </w:t>
       </w:r>
     </w:p>
@@ -319,6 +327,7 @@
       </w:pPr>
       <w:r>
         <w:rPr>
+          <w:noProof/>
           <w:lang w:val="en-US"/>
         </w:rPr>
         <w:drawing>
@@ -497,6 +506,7 @@
       </w:pPr>
       <w:r>
         <w:rPr>
+          <w:noProof/>
           <w:lang w:val="en-US"/>
         </w:rPr>
         <w:lastRenderedPageBreak/>
@@ -545,6 +555,7 @@
       </w:pPr>
       <w:r>
         <w:rPr>
+          <w:noProof/>
           <w:lang w:val="en-US"/>
         </w:rPr>
         <w:drawing>
@@ -599,6 +610,7 @@
       </w:pPr>
       <w:r>
         <w:rPr>
+          <w:noProof/>
           <w:lang w:val="en-US"/>
         </w:rPr>
         <w:drawing>
@@ -653,6 +665,7 @@
       </w:pPr>
       <w:r>
         <w:rPr>
+          <w:noProof/>
           <w:lang w:val="en-US"/>
         </w:rPr>
         <w:drawing>
@@ -707,6 +720,7 @@
       </w:pPr>
       <w:r>
         <w:rPr>
+          <w:noProof/>
           <w:lang w:val="en-US"/>
         </w:rPr>
         <w:lastRenderedPageBreak/>
@@ -762,6 +776,7 @@
       </w:pPr>
       <w:r>
         <w:rPr>
+          <w:noProof/>
           <w:lang w:val="en-US"/>
         </w:rPr>
         <w:lastRenderedPageBreak/>
@@ -800,6 +815,371 @@
             </a:graphic>
           </wp:inline>
         </w:drawing>
+      </w:r>
+    </w:p>
+    <w:p>
+      <w:pPr>
+        <w:rPr>
+          <w:lang w:val="en-US"/>
+        </w:rPr>
+      </w:pPr>
+    </w:p>
+    <w:p>
+      <w:r>
+        <w:t>Config NAT sur interface vers r</w:t>
+      </w:r>
+      <w:r>
+        <w:t>outeur Baie 1 :</w:t>
+      </w:r>
+    </w:p>
+    <w:p>
+      <w:pPr>
+        <w:rPr>
+          <w:lang w:val="en-US"/>
+        </w:rPr>
+      </w:pPr>
+      <w:r>
+        <w:rPr>
+          <w:lang w:val="en-US"/>
+        </w:rPr>
+        <w:t>conf t</w:t>
+      </w:r>
+    </w:p>
+    <w:p>
+      <w:pPr>
+        <w:rPr>
+          <w:lang w:val="en-US"/>
+        </w:rPr>
+      </w:pPr>
+    </w:p>
+    <w:p>
+      <w:pPr>
+        <w:rPr>
+          <w:lang w:val="en-US"/>
+        </w:rPr>
+      </w:pPr>
+      <w:r>
+        <w:rPr>
+          <w:lang w:val="en-US"/>
+        </w:rPr>
+        <w:t>interface GigabitEthernet0/0/2</w:t>
+      </w:r>
+    </w:p>
+    <w:p>
+      <w:pPr>
+        <w:rPr>
+          <w:lang w:val="en-US"/>
+        </w:rPr>
+      </w:pPr>
+      <w:r>
+        <w:rPr>
+          <w:lang w:val="en-US"/>
+        </w:rPr>
+        <w:t xml:space="preserve"> ip nat outside</w:t>
+      </w:r>
+    </w:p>
+    <w:p>
+      <w:pPr>
+        <w:rPr>
+          <w:lang w:val="en-US"/>
+        </w:rPr>
+      </w:pPr>
+    </w:p>
+    <w:p>
+      <w:pPr>
+        <w:rPr>
+          <w:lang w:val="en-US"/>
+        </w:rPr>
+      </w:pPr>
+      <w:r>
+        <w:rPr>
+          <w:lang w:val="en-US"/>
+        </w:rPr>
+        <w:lastRenderedPageBreak/>
+        <w:t>interface Gi0/0/3.223</w:t>
+      </w:r>
+    </w:p>
+    <w:p>
+      <w:pPr>
+        <w:rPr>
+          <w:lang w:val="en-US"/>
+        </w:rPr>
+      </w:pPr>
+      <w:r>
+        <w:rPr>
+          <w:lang w:val="en-US"/>
+        </w:rPr>
+        <w:t xml:space="preserve"> ip nat inside</w:t>
+      </w:r>
+    </w:p>
+    <w:p>
+      <w:pPr>
+        <w:rPr>
+          <w:lang w:val="en-US"/>
+        </w:rPr>
+      </w:pPr>
+    </w:p>
+    <w:p>
+      <w:pPr>
+        <w:rPr>
+          <w:lang w:val="en-US"/>
+        </w:rPr>
+      </w:pPr>
+      <w:r>
+        <w:rPr>
+          <w:lang w:val="en-US"/>
+        </w:rPr>
+        <w:t>ip nat inside source list ACL_IT_ADRIEN interface GigabitEthernet0/0/2 overload</w:t>
+      </w:r>
+    </w:p>
+    <w:p>
+      <w:pPr>
+        <w:rPr>
+          <w:lang w:val="en-US"/>
+        </w:rPr>
+      </w:pPr>
+    </w:p>
+    <w:p>
+      <w:pPr>
+        <w:rPr>
+          <w:lang w:val="en-US"/>
+        </w:rPr>
+      </w:pPr>
+      <w:r>
+        <w:rPr>
+          <w:lang w:val="en-US"/>
+        </w:rPr>
+        <w:t>end</w:t>
+      </w:r>
+    </w:p>
+    <w:p>
+      <w:r>
+        <w:t>write memory</w:t>
+      </w:r>
+    </w:p>
+    <w:p/>
+    <w:p>
+      <w:r>
+        <w:t xml:space="preserve">Configuration du DHCP : </w:t>
+      </w:r>
+    </w:p>
+    <w:p>
+      <w:r>
+        <w:drawing>
+          <wp:inline distT="0" distB="0" distL="0" distR="0" wp14:anchorId="20F60CF5" wp14:editId="33F1AE79">
+            <wp:extent cx="5760720" cy="2340610"/>
+            <wp:effectExtent l="0" t="0" r="0" b="2540"/>
+            <wp:docPr id="259090412" name="Picture 1"/>
+            <wp:cNvGraphicFramePr>
+              <a:graphicFrameLocks xmlns:a="http://schemas.openxmlformats.org/drawingml/2006/main" noChangeAspect="1"/>
+            </wp:cNvGraphicFramePr>
+            <a:graphic xmlns:a="http://schemas.openxmlformats.org/drawingml/2006/main">
+              <a:graphicData uri="http://schemas.openxmlformats.org/drawingml/2006/picture">
+                <pic:pic xmlns:pic="http://schemas.openxmlformats.org/drawingml/2006/picture">
+                  <pic:nvPicPr>
+                    <pic:cNvPr id="259090412" name=""/>
+                    <pic:cNvPicPr/>
+                  </pic:nvPicPr>
+                  <pic:blipFill>
+                    <a:blip r:embed="rId15"/>
+                    <a:stretch>
+                      <a:fillRect/>
+                    </a:stretch>
+                  </pic:blipFill>
+                  <pic:spPr>
+                    <a:xfrm>
+                      <a:off x="0" y="0"/>
+                      <a:ext cx="5760720" cy="2340610"/>
+                    </a:xfrm>
+                    <a:prstGeom prst="rect">
+                      <a:avLst/>
+                    </a:prstGeom>
+                  </pic:spPr>
+                </pic:pic>
+              </a:graphicData>
+            </a:graphic>
+          </wp:inline>
+        </w:drawing>
+      </w:r>
+    </w:p>
+    <w:p>
+      <w:r>
+        <w:drawing>
+          <wp:inline distT="0" distB="0" distL="0" distR="0" wp14:anchorId="3DEC1625" wp14:editId="251A6814">
+            <wp:extent cx="4305673" cy="662997"/>
+            <wp:effectExtent l="0" t="0" r="0" b="3810"/>
+            <wp:docPr id="1364098886" name="Picture 1"/>
+            <wp:cNvGraphicFramePr>
+              <a:graphicFrameLocks xmlns:a="http://schemas.openxmlformats.org/drawingml/2006/main" noChangeAspect="1"/>
+            </wp:cNvGraphicFramePr>
+            <a:graphic xmlns:a="http://schemas.openxmlformats.org/drawingml/2006/main">
+              <a:graphicData uri="http://schemas.openxmlformats.org/drawingml/2006/picture">
+                <pic:pic xmlns:pic="http://schemas.openxmlformats.org/drawingml/2006/picture">
+                  <pic:nvPicPr>
+                    <pic:cNvPr id="1364098886" name=""/>
+                    <pic:cNvPicPr/>
+                  </pic:nvPicPr>
+                  <pic:blipFill>
+                    <a:blip r:embed="rId16"/>
+                    <a:stretch>
+                      <a:fillRect/>
+                    </a:stretch>
+                  </pic:blipFill>
+                  <pic:spPr>
+                    <a:xfrm>
+                      <a:off x="0" y="0"/>
+                      <a:ext cx="4305673" cy="662997"/>
+                    </a:xfrm>
+                    <a:prstGeom prst="rect">
+                      <a:avLst/>
+                    </a:prstGeom>
+                  </pic:spPr>
+                </pic:pic>
+              </a:graphicData>
+            </a:graphic>
+          </wp:inline>
+        </w:drawing>
+      </w:r>
+    </w:p>
+    <w:p>
+      <w:r>
+        <w:t>Nat inside sur les interfaces des VLANS</w:t>
+      </w:r>
+    </w:p>
+    <w:p>
+      <w:r>
+        <w:t xml:space="preserve">Ports 15/16/17/18 : </w:t>
+      </w:r>
+    </w:p>
+    <w:p>
+      <w:r>
+        <w:t>Ports 15 &amp; 16 : VLAN IT 223</w:t>
+      </w:r>
+    </w:p>
+    <w:p>
+      <w:r>
+        <w:t>Port 17 : VLAN RH 221</w:t>
+      </w:r>
+    </w:p>
+    <w:p>
+      <w:r>
+        <w:t>Port 18 : VLAN DIRECTION 222</w:t>
+      </w:r>
+    </w:p>
+    <w:p>
+      <w:r>
+        <w:t>DNS sur SRV-AD, DHCP su</w:t>
+      </w:r>
+      <w:r>
+        <w:t>r Routeur Cisco (voir pour mettre sur SRV-AD)</w:t>
+      </w:r>
+    </w:p>
+    <w:p/>
+    <w:p>
+      <w:r>
+        <w:t xml:space="preserve">Installation DEBIAN-VPN : </w:t>
+      </w:r>
+    </w:p>
+    <w:p>
+      <w:r>
+        <w:t>Root -&gt; qj52ro59&amp;*</w:t>
+      </w:r>
+    </w:p>
+    <w:p>
+      <w:r>
+        <w:lastRenderedPageBreak/>
+        <w:t>Adrien Demange -&gt; adrien</w:t>
+      </w:r>
+    </w:p>
+    <w:p>
+      <w:r>
+        <w:t xml:space="preserve">Tailscale </w:t>
+      </w:r>
+    </w:p>
+    <w:p/>
+    <w:p>
+      <w:pPr>
+        <w:rPr>
+          <w:lang w:val="en-US"/>
+        </w:rPr>
+      </w:pPr>
+      <w:r>
+        <w:rPr>
+          <w:lang w:val="en-US"/>
+        </w:rPr>
+        <w:t>curl -fsSL https://tailscale.com/install.sh | sh</w:t>
+      </w:r>
+    </w:p>
+    <w:p>
+      <w:pPr>
+        <w:rPr>
+          <w:lang w:val="en-US"/>
+        </w:rPr>
+      </w:pPr>
+      <w:r>
+        <w:rPr>
+          <w:lang w:val="en-US"/>
+        </w:rPr>
+        <w:t>tailscale up</w:t>
+      </w:r>
+    </w:p>
+    <w:p>
+      <w:pPr>
+        <w:rPr>
+          <w:lang w:val="en-US"/>
+        </w:rPr>
+      </w:pPr>
+      <w:r>
+        <w:rPr>
+          <w:lang w:val="en-US"/>
+        </w:rPr>
+        <w:t>echo 'net.ipv4.ip_forward = 1' | sudo tee -a /etc/sysctl.d/99-tailscale.conf</w:t>
+      </w:r>
+    </w:p>
+    <w:p>
+      <w:pPr>
+        <w:rPr>
+          <w:lang w:val="en-US"/>
+        </w:rPr>
+      </w:pPr>
+      <w:r>
+        <w:rPr>
+          <w:lang w:val="en-US"/>
+        </w:rPr>
+        <w:t>echo 'net.ipv6.conf.all.forwarding = 1' | sudo tee -a /etc/sysctl.d/99-tailscale.conf</w:t>
+      </w:r>
+    </w:p>
+    <w:p>
+      <w:pPr>
+        <w:rPr>
+          <w:lang w:val="en-US"/>
+        </w:rPr>
+      </w:pPr>
+      <w:r>
+        <w:rPr>
+          <w:lang w:val="en-US"/>
+        </w:rPr>
+        <w:t>sudo sysctl -p /etc/sysctl.d/99-tailscale.conf</w:t>
+      </w:r>
+    </w:p>
+    <w:p>
+      <w:pPr>
+        <w:rPr>
+          <w:lang w:val="en-US"/>
+        </w:rPr>
+      </w:pPr>
+    </w:p>
+    <w:p>
+      <w:pPr>
+        <w:rPr>
+          <w:lang w:val="en-US"/>
+        </w:rPr>
+      </w:pPr>
+      <w:r>
+        <w:rPr>
+          <w:lang w:val="en-US"/>
+        </w:rPr>
+        <w:t>sudo tailscale set --advertise-routes=192.168.223.0/24</w:t>
       </w:r>
     </w:p>
     <w:sectPr>

--- a/Epreuve - E6/Projet_NetCorp_BTS_Adrien_D/RealisationReseau/netcorp_reseau_rendu.docx
+++ b/Epreuve - E6/Projet_NetCorp_BTS_Adrien_D/RealisationReseau/netcorp_reseau_rendu.docx
@@ -3,39 +3,40 @@
 <w:document xmlns:wpc="http://schemas.microsoft.com/office/word/2010/wordprocessingCanvas" xmlns:cx="http://schemas.microsoft.com/office/drawing/2014/chartex" xmlns:cx1="http://schemas.microsoft.com/office/drawing/2015/9/8/chartex" xmlns:cx2="http://schemas.microsoft.com/office/drawing/2015/10/21/chartex" xmlns:cx3="http://schemas.microsoft.com/office/drawing/2016/5/9/chartex" xmlns:cx4="http://schemas.microsoft.com/office/drawing/2016/5/10/chartex" xmlns:cx5="http://schemas.microsoft.com/office/drawing/2016/5/11/chartex" xmlns:cx6="http://schemas.microsoft.com/office/drawing/2016/5/12/chartex" xmlns:cx7="http://schemas.microsoft.com/office/drawing/2016/5/13/chartex" xmlns:cx8="http://schemas.microsoft.com/office/drawing/2016/5/14/chartex" xmlns:mc="http://schemas.openxmlformats.org/markup-compatibility/2006" xmlns:aink="http://schemas.microsoft.com/office/drawing/2016/ink" xmlns:am3d="http://schemas.microsoft.com/office/drawing/2017/model3d" xmlns:o="urn:schemas-microsoft-com:office:office" xmlns:oel="http://schemas.microsoft.com/office/2019/extlst" xmlns:r="http://schemas.openxmlformats.org/officeDocument/2006/relationships" xmlns:m="http://schemas.openxmlformats.org/officeDocument/2006/math" xmlns:v="urn:schemas-microsoft-com:vml" xmlns:wp14="http://schemas.microsoft.com/office/word/2010/wordprocessingDrawing" xmlns:wp="http://schemas.openxmlformats.org/drawingml/2006/wordprocessingDrawing" xmlns:w10="urn:schemas-microsoft-com:office:word" xmlns:w="http://schemas.openxmlformats.org/wordprocessingml/2006/main" xmlns:w14="http://schemas.microsoft.com/office/word/2010/wordml" xmlns:w15="http://schemas.microsoft.com/office/word/2012/wordml" xmlns:w16cex="http://schemas.microsoft.com/office/word/2018/wordml/cex" xmlns:w16cid="http://schemas.microsoft.com/office/word/2016/wordml/cid" xmlns:w16="http://schemas.microsoft.com/office/word/2018/wordml" xmlns:w16du="http://schemas.microsoft.com/office/word/2023/wordml/word16du" xmlns:w16sdtdh="http://schemas.microsoft.com/office/word/2020/wordml/sdtdatahash" xmlns:w16sdtfl="http://schemas.microsoft.com/office/word/2024/wordml/sdtformatlock" xmlns:w16se="http://schemas.microsoft.com/office/word/2015/wordml/symex" xmlns:wpg="http://schemas.microsoft.com/office/word/2010/wordprocessingGroup" xmlns:wpi="http://schemas.microsoft.com/office/word/2010/wordprocessingInk" xmlns:wne="http://schemas.microsoft.com/office/word/2006/wordml" xmlns:wps="http://schemas.microsoft.com/office/word/2010/wordprocessingShape" mc:Ignorable="w14 w15 w16se w16cid w16 w16cex w16sdtdh w16sdtfl w16du wp14">
   <w:body>
     <w:p>
-      <w:r>
-        <w:t xml:space="preserve">Documentation Réseau de l’entreprise NetCorp dans le cadre du projet E6 BTS SIO SISR </w:t>
-      </w:r>
-    </w:p>
-    <w:p>
-      <w:r>
-        <w:t>Adrien Demange Hecten</w:t>
-      </w:r>
-    </w:p>
-    <w:p/>
-    <w:p>
-      <w:r>
-        <w:t>Connexion avec Putty sur le Switch Cisco Catalyst 1000 Series de la baie de droite :</w:t>
-      </w:r>
-    </w:p>
-    <w:p>
-      <w:r>
-        <w:t>Création du VLAN 61 sur le port GigabitEthernet1/0/16</w:t>
-      </w:r>
-      <w:r>
-        <w:t> :</w:t>
-      </w:r>
-    </w:p>
-    <w:p>
+      <w:pPr>
+        <w:pStyle w:val="Titre"/>
+        <w:rPr>
+          <w:sz w:val="32"/>
+          <w:szCs w:val="32"/>
+        </w:rPr>
+      </w:pPr>
       <w:r>
         <w:rPr>
           <w:noProof/>
+          <w:sz w:val="32"/>
+          <w:szCs w:val="32"/>
         </w:rPr>
         <w:drawing>
-          <wp:inline distT="0" distB="0" distL="0" distR="0" wp14:anchorId="056C6D23" wp14:editId="0DE33493">
-            <wp:extent cx="5760720" cy="1702435"/>
-            <wp:effectExtent l="0" t="0" r="0" b="0"/>
-            <wp:docPr id="1500196452" name="Picture 1"/>
+          <wp:anchor distT="0" distB="0" distL="114300" distR="114300" simplePos="0" relativeHeight="251659264" behindDoc="1" locked="0" layoutInCell="1" allowOverlap="1" wp14:anchorId="0329B794" wp14:editId="72746A2D">
+            <wp:simplePos x="0" y="0"/>
+            <wp:positionH relativeFrom="page">
+              <wp:posOffset>228600</wp:posOffset>
+            </wp:positionH>
+            <wp:positionV relativeFrom="page">
+              <wp:posOffset>152400</wp:posOffset>
+            </wp:positionV>
+            <wp:extent cx="1493520" cy="930691"/>
+            <wp:effectExtent l="0" t="0" r="0" b="3175"/>
+            <wp:wrapTight wrapText="bothSides">
+              <wp:wrapPolygon edited="0">
+                <wp:start x="0" y="0"/>
+                <wp:lineTo x="0" y="21231"/>
+                <wp:lineTo x="21214" y="21231"/>
+                <wp:lineTo x="21214" y="0"/>
+                <wp:lineTo x="0" y="0"/>
+              </wp:wrapPolygon>
+            </wp:wrapTight>
+            <wp:docPr id="910780388" name="Image 2"/>
             <wp:cNvGraphicFramePr>
               <a:graphicFrameLocks xmlns:a="http://schemas.openxmlformats.org/drawingml/2006/main" noChangeAspect="1"/>
             </wp:cNvGraphicFramePr>
@@ -43,11 +44,1254 @@
               <a:graphicData uri="http://schemas.openxmlformats.org/drawingml/2006/picture">
                 <pic:pic xmlns:pic="http://schemas.openxmlformats.org/drawingml/2006/picture">
                   <pic:nvPicPr>
-                    <pic:cNvPr id="1500196452" name=""/>
+                    <pic:cNvPr id="0" name="Picture 6"/>
+                    <pic:cNvPicPr>
+                      <a:picLocks noChangeAspect="1" noChangeArrowheads="1"/>
+                    </pic:cNvPicPr>
+                  </pic:nvPicPr>
+                  <pic:blipFill>
+                    <a:blip r:embed="rId7" cstate="print">
+                      <a:extLst>
+                        <a:ext uri="{28A0092B-C50C-407E-A947-70E740481C1C}">
+                          <a14:useLocalDpi xmlns:a14="http://schemas.microsoft.com/office/drawing/2010/main" val="0"/>
+                        </a:ext>
+                      </a:extLst>
+                    </a:blip>
+                    <a:srcRect/>
+                    <a:stretch>
+                      <a:fillRect/>
+                    </a:stretch>
+                  </pic:blipFill>
+                  <pic:spPr bwMode="auto">
+                    <a:xfrm>
+                      <a:off x="0" y="0"/>
+                      <a:ext cx="1502551" cy="936319"/>
+                    </a:xfrm>
+                    <a:prstGeom prst="rect">
+                      <a:avLst/>
+                    </a:prstGeom>
+                    <a:noFill/>
+                    <a:ln>
+                      <a:noFill/>
+                    </a:ln>
+                  </pic:spPr>
+                </pic:pic>
+              </a:graphicData>
+            </a:graphic>
+            <wp14:sizeRelH relativeFrom="margin">
+              <wp14:pctWidth>0</wp14:pctWidth>
+            </wp14:sizeRelH>
+            <wp14:sizeRelV relativeFrom="margin">
+              <wp14:pctHeight>0</wp14:pctHeight>
+            </wp14:sizeRelV>
+          </wp:anchor>
+        </w:drawing>
+      </w:r>
+      <w:r>
+        <w:rPr>
+          <w:noProof/>
+          <w:sz w:val="32"/>
+          <w:szCs w:val="32"/>
+        </w:rPr>
+        <w:drawing>
+          <wp:anchor distT="0" distB="0" distL="114300" distR="114300" simplePos="0" relativeHeight="251660288" behindDoc="0" locked="0" layoutInCell="1" allowOverlap="1" wp14:anchorId="771A3024" wp14:editId="42B5C64C">
+            <wp:simplePos x="0" y="0"/>
+            <wp:positionH relativeFrom="column">
+              <wp:posOffset>4002405</wp:posOffset>
+            </wp:positionH>
+            <wp:positionV relativeFrom="topMargin">
+              <wp:posOffset>205740</wp:posOffset>
+            </wp:positionV>
+            <wp:extent cx="2441575" cy="830580"/>
+            <wp:effectExtent l="0" t="0" r="0" b="7620"/>
+            <wp:wrapSquare wrapText="bothSides"/>
+            <wp:docPr id="1357519059" name="Image 4"/>
+            <wp:cNvGraphicFramePr>
+              <a:graphicFrameLocks xmlns:a="http://schemas.openxmlformats.org/drawingml/2006/main" noChangeAspect="1"/>
+            </wp:cNvGraphicFramePr>
+            <a:graphic xmlns:a="http://schemas.openxmlformats.org/drawingml/2006/main">
+              <a:graphicData uri="http://schemas.openxmlformats.org/drawingml/2006/picture">
+                <pic:pic xmlns:pic="http://schemas.openxmlformats.org/drawingml/2006/picture">
+                  <pic:nvPicPr>
+                    <pic:cNvPr id="0" name="Picture 2"/>
+                    <pic:cNvPicPr>
+                      <a:picLocks noChangeAspect="1" noChangeArrowheads="1"/>
+                    </pic:cNvPicPr>
+                  </pic:nvPicPr>
+                  <pic:blipFill>
+                    <a:blip r:embed="rId8" cstate="print">
+                      <a:extLst>
+                        <a:ext uri="{28A0092B-C50C-407E-A947-70E740481C1C}">
+                          <a14:useLocalDpi xmlns:a14="http://schemas.microsoft.com/office/drawing/2010/main" val="0"/>
+                        </a:ext>
+                      </a:extLst>
+                    </a:blip>
+                    <a:srcRect/>
+                    <a:stretch>
+                      <a:fillRect/>
+                    </a:stretch>
+                  </pic:blipFill>
+                  <pic:spPr bwMode="auto">
+                    <a:xfrm>
+                      <a:off x="0" y="0"/>
+                      <a:ext cx="2441575" cy="830580"/>
+                    </a:xfrm>
+                    <a:prstGeom prst="rect">
+                      <a:avLst/>
+                    </a:prstGeom>
+                    <a:noFill/>
+                  </pic:spPr>
+                </pic:pic>
+              </a:graphicData>
+            </a:graphic>
+            <wp14:sizeRelH relativeFrom="margin">
+              <wp14:pctWidth>0</wp14:pctWidth>
+            </wp14:sizeRelH>
+            <wp14:sizeRelV relativeFrom="margin">
+              <wp14:pctHeight>0</wp14:pctHeight>
+            </wp14:sizeRelV>
+          </wp:anchor>
+        </w:drawing>
+      </w:r>
+    </w:p>
+    <w:p>
+      <w:pPr>
+        <w:pStyle w:val="Titre"/>
+        <w:rPr>
+          <w:sz w:val="32"/>
+          <w:szCs w:val="32"/>
+        </w:rPr>
+      </w:pPr>
+    </w:p>
+    <w:p>
+      <w:pPr>
+        <w:pStyle w:val="Titre"/>
+        <w:jc w:val="center"/>
+        <w:rPr>
+          <w:b/>
+          <w:bCs/>
+          <w:sz w:val="36"/>
+          <w:szCs w:val="36"/>
+          <w:u w:val="single"/>
+        </w:rPr>
+      </w:pPr>
+      <w:r>
+        <w:rPr>
+          <w:b/>
+          <w:bCs/>
+          <w:sz w:val="36"/>
+          <w:szCs w:val="36"/>
+          <w:u w:val="single"/>
+        </w:rPr>
+        <w:t>Épreuve E6</w:t>
+      </w:r>
+    </w:p>
+    <w:p>
+      <w:pPr>
+        <w:pStyle w:val="Titre"/>
+        <w:jc w:val="center"/>
+        <w:rPr>
+          <w:b/>
+          <w:bCs/>
+          <w:sz w:val="36"/>
+          <w:szCs w:val="36"/>
+          <w:u w:val="single"/>
+        </w:rPr>
+      </w:pPr>
+      <w:r>
+        <w:rPr>
+          <w:b/>
+          <w:bCs/>
+          <w:sz w:val="36"/>
+          <w:szCs w:val="36"/>
+          <w:u w:val="single"/>
+        </w:rPr>
+        <w:t xml:space="preserve">Partie </w:t>
+      </w:r>
+      <w:r>
+        <w:rPr>
+          <w:b/>
+          <w:bCs/>
+          <w:sz w:val="36"/>
+          <w:szCs w:val="36"/>
+          <w:u w:val="single"/>
+        </w:rPr>
+        <w:t>réseau</w:t>
+      </w:r>
+    </w:p>
+    <w:p>
+      <w:pPr>
+        <w:rPr>
+          <w:sz w:val="32"/>
+          <w:szCs w:val="32"/>
+        </w:rPr>
+      </w:pPr>
+    </w:p>
+    <w:p>
+      <w:pPr>
+        <w:rPr>
+          <w:sz w:val="32"/>
+          <w:szCs w:val="32"/>
+        </w:rPr>
+      </w:pPr>
+    </w:p>
+    <w:p>
+      <w:pPr>
+        <w:pStyle w:val="Titre"/>
+        <w:jc w:val="center"/>
+        <w:rPr>
+          <w:b/>
+          <w:bCs/>
+          <w:i/>
+          <w:iCs/>
+          <w:sz w:val="40"/>
+          <w:szCs w:val="40"/>
+        </w:rPr>
+      </w:pPr>
+      <w:r>
+        <w:rPr>
+          <w:b/>
+          <w:bCs/>
+          <w:i/>
+          <w:iCs/>
+          <w:sz w:val="40"/>
+          <w:szCs w:val="40"/>
+        </w:rPr>
+        <w:t>Livrable de projet</w:t>
+      </w:r>
+    </w:p>
+    <w:p>
+      <w:pPr>
+        <w:rPr>
+          <w:sz w:val="32"/>
+          <w:szCs w:val="32"/>
+        </w:rPr>
+      </w:pPr>
+    </w:p>
+    <w:p>
+      <w:pPr>
+        <w:pStyle w:val="Citationintense"/>
+        <w:rPr>
+          <w:color w:val="auto"/>
+          <w:sz w:val="32"/>
+          <w:szCs w:val="32"/>
+        </w:rPr>
+      </w:pPr>
+      <w:r>
+        <w:rPr>
+          <w:color w:val="auto"/>
+          <w:sz w:val="32"/>
+          <w:szCs w:val="32"/>
+        </w:rPr>
+        <w:t xml:space="preserve">Configurer et administrer les services </w:t>
+      </w:r>
+      <w:r>
+        <w:rPr>
+          <w:color w:val="auto"/>
+          <w:sz w:val="32"/>
+          <w:szCs w:val="32"/>
+        </w:rPr>
+        <w:t>réseaux</w:t>
+      </w:r>
+      <w:r>
+        <w:rPr>
+          <w:color w:val="auto"/>
+          <w:sz w:val="32"/>
+          <w:szCs w:val="32"/>
+        </w:rPr>
+        <w:t xml:space="preserve"> de</w:t>
+      </w:r>
+      <w:r>
+        <w:rPr>
+          <w:color w:val="auto"/>
+          <w:sz w:val="32"/>
+          <w:szCs w:val="32"/>
+        </w:rPr>
+        <w:t xml:space="preserve"> </w:t>
+      </w:r>
+      <w:r>
+        <w:rPr>
+          <w:color w:val="auto"/>
+          <w:sz w:val="32"/>
+          <w:szCs w:val="32"/>
+        </w:rPr>
+        <w:t>l’</w:t>
+      </w:r>
+      <w:r>
+        <w:rPr>
+          <w:color w:val="auto"/>
+          <w:sz w:val="32"/>
+          <w:szCs w:val="32"/>
+        </w:rPr>
+        <w:t>organisation fictive intitulée « </w:t>
+      </w:r>
+      <w:proofErr w:type="spellStart"/>
+      <w:r>
+        <w:rPr>
+          <w:color w:val="auto"/>
+          <w:sz w:val="32"/>
+          <w:szCs w:val="32"/>
+        </w:rPr>
+        <w:t>Netcorp</w:t>
+      </w:r>
+      <w:proofErr w:type="spellEnd"/>
+      <w:r>
+        <w:rPr>
+          <w:color w:val="auto"/>
+          <w:sz w:val="32"/>
+          <w:szCs w:val="32"/>
+        </w:rPr>
+        <w:t> »</w:t>
+      </w:r>
+    </w:p>
+    <w:p>
+      <w:pPr>
+        <w:rPr>
+          <w:sz w:val="32"/>
+          <w:szCs w:val="32"/>
+        </w:rPr>
+      </w:pPr>
+    </w:p>
+    <w:p>
+      <w:pPr>
+        <w:rPr>
+          <w:sz w:val="32"/>
+          <w:szCs w:val="32"/>
+        </w:rPr>
+      </w:pPr>
+    </w:p>
+    <w:p>
+      <w:pPr>
+        <w:rPr>
+          <w:sz w:val="32"/>
+          <w:szCs w:val="32"/>
+        </w:rPr>
+      </w:pPr>
+    </w:p>
+    <w:p>
+      <w:pPr>
+        <w:rPr>
+          <w:sz w:val="32"/>
+          <w:szCs w:val="32"/>
+        </w:rPr>
+      </w:pPr>
+    </w:p>
+    <w:p>
+      <w:pPr>
+        <w:rPr>
+          <w:sz w:val="32"/>
+          <w:szCs w:val="32"/>
+        </w:rPr>
+      </w:pPr>
+    </w:p>
+    <w:p>
+      <w:pPr>
+        <w:rPr>
+          <w:sz w:val="32"/>
+          <w:szCs w:val="32"/>
+        </w:rPr>
+      </w:pPr>
+    </w:p>
+    <w:p>
+      <w:pPr>
+        <w:rPr>
+          <w:sz w:val="32"/>
+          <w:szCs w:val="32"/>
+        </w:rPr>
+      </w:pPr>
+    </w:p>
+    <w:p>
+      <w:pPr>
+        <w:rPr>
+          <w:sz w:val="32"/>
+          <w:szCs w:val="32"/>
+        </w:rPr>
+      </w:pPr>
+    </w:p>
+    <w:p>
+      <w:pPr>
+        <w:rPr>
+          <w:sz w:val="32"/>
+          <w:szCs w:val="32"/>
+        </w:rPr>
+      </w:pPr>
+    </w:p>
+    <w:p>
+      <w:pPr>
+        <w:jc w:val="center"/>
+        <w:rPr>
+          <w:sz w:val="32"/>
+          <w:szCs w:val="32"/>
+        </w:rPr>
+      </w:pPr>
+    </w:p>
+    <w:p>
+      <w:pPr>
+        <w:jc w:val="center"/>
+        <w:rPr>
+          <w:sz w:val="32"/>
+          <w:szCs w:val="32"/>
+        </w:rPr>
+      </w:pPr>
+      <w:r>
+        <w:rPr>
+          <w:sz w:val="32"/>
+          <w:szCs w:val="32"/>
+        </w:rPr>
+        <w:t>Session 2026</w:t>
+      </w:r>
+    </w:p>
+    <w:p>
+      <w:pPr>
+        <w:jc w:val="center"/>
+        <w:rPr>
+          <w:sz w:val="32"/>
+          <w:szCs w:val="32"/>
+          <w:u w:val="single"/>
+        </w:rPr>
+      </w:pPr>
+    </w:p>
+    <w:p>
+      <w:pPr>
+        <w:jc w:val="center"/>
+        <w:rPr>
+          <w:sz w:val="32"/>
+          <w:szCs w:val="32"/>
+          <w:u w:val="single"/>
+        </w:rPr>
+      </w:pPr>
+    </w:p>
+    <w:p>
+      <w:pPr>
+        <w:jc w:val="center"/>
+        <w:rPr>
+          <w:sz w:val="32"/>
+          <w:szCs w:val="32"/>
+          <w:u w:val="single"/>
+        </w:rPr>
+      </w:pPr>
+      <w:r>
+        <w:rPr>
+          <w:sz w:val="32"/>
+          <w:szCs w:val="32"/>
+          <w:u w:val="single"/>
+        </w:rPr>
+        <w:t>Sommaire</w:t>
+      </w:r>
+    </w:p>
+    <w:p>
+      <w:pPr>
+        <w:pStyle w:val="Paragraphedeliste"/>
+        <w:numPr>
+          <w:ilvl w:val="0"/>
+          <w:numId w:val="1"/>
+        </w:numPr>
+        <w:spacing w:line="276" w:lineRule="auto"/>
+        <w:rPr>
+          <w:sz w:val="28"/>
+          <w:szCs w:val="28"/>
+          <w:u w:val="single"/>
+        </w:rPr>
+      </w:pPr>
+      <w:hyperlink w:anchor="_Introduction" w:history="1">
+        <w:r>
+          <w:rPr>
+            <w:rStyle w:val="Lienhypertexte"/>
+            <w:sz w:val="28"/>
+            <w:szCs w:val="28"/>
+          </w:rPr>
+          <w:t>Introduction</w:t>
+        </w:r>
+      </w:hyperlink>
+    </w:p>
+    <w:p>
+      <w:pPr>
+        <w:pStyle w:val="Paragraphedeliste"/>
+        <w:numPr>
+          <w:ilvl w:val="0"/>
+          <w:numId w:val="2"/>
+        </w:numPr>
+        <w:spacing w:line="276" w:lineRule="auto"/>
+        <w:rPr>
+          <w:sz w:val="28"/>
+          <w:szCs w:val="28"/>
+        </w:rPr>
+      </w:pPr>
+      <w:r>
+        <w:rPr>
+          <w:sz w:val="28"/>
+          <w:szCs w:val="28"/>
+        </w:rPr>
+        <w:t>Présentation de « </w:t>
+      </w:r>
+      <w:proofErr w:type="spellStart"/>
+      <w:r>
+        <w:rPr>
+          <w:sz w:val="28"/>
+          <w:szCs w:val="28"/>
+        </w:rPr>
+        <w:t>Netcorp</w:t>
+      </w:r>
+      <w:proofErr w:type="spellEnd"/>
+      <w:r>
+        <w:rPr>
+          <w:sz w:val="28"/>
+          <w:szCs w:val="28"/>
+        </w:rPr>
+        <w:t> »</w:t>
+      </w:r>
+    </w:p>
+    <w:p>
+      <w:pPr>
+        <w:pStyle w:val="Paragraphedeliste"/>
+        <w:numPr>
+          <w:ilvl w:val="0"/>
+          <w:numId w:val="2"/>
+        </w:numPr>
+        <w:spacing w:line="276" w:lineRule="auto"/>
+        <w:rPr>
+          <w:sz w:val="28"/>
+          <w:szCs w:val="28"/>
+        </w:rPr>
+      </w:pPr>
+      <w:r>
+        <w:rPr>
+          <w:sz w:val="28"/>
+          <w:szCs w:val="28"/>
+        </w:rPr>
+        <w:t>Analyse des besoins</w:t>
+      </w:r>
+    </w:p>
+    <w:p>
+      <w:pPr>
+        <w:pStyle w:val="Paragraphedeliste"/>
+        <w:numPr>
+          <w:ilvl w:val="0"/>
+          <w:numId w:val="1"/>
+        </w:numPr>
+        <w:spacing w:line="276" w:lineRule="auto"/>
+        <w:rPr>
+          <w:sz w:val="28"/>
+          <w:szCs w:val="28"/>
+        </w:rPr>
+      </w:pPr>
+      <w:hyperlink w:anchor="_Configuration_de_VLAN" w:history="1">
+        <w:r>
+          <w:rPr>
+            <w:rStyle w:val="Lienhypertexte"/>
+            <w:sz w:val="28"/>
+            <w:szCs w:val="28"/>
+          </w:rPr>
+          <w:t xml:space="preserve">Configurations de VLANs </w:t>
+        </w:r>
+        <w:r>
+          <w:rPr>
+            <w:rStyle w:val="Lienhypertexte"/>
+            <w:sz w:val="28"/>
+            <w:szCs w:val="28"/>
+          </w:rPr>
+          <w:t xml:space="preserve">sur </w:t>
+        </w:r>
+        <w:r>
+          <w:rPr>
+            <w:rStyle w:val="Lienhypertexte"/>
+            <w:sz w:val="28"/>
+            <w:szCs w:val="28"/>
+          </w:rPr>
+          <w:t>un</w:t>
+        </w:r>
+        <w:r>
+          <w:rPr>
+            <w:rStyle w:val="Lienhypertexte"/>
+            <w:sz w:val="28"/>
+            <w:szCs w:val="28"/>
+          </w:rPr>
+          <w:t xml:space="preserve"> switch</w:t>
+        </w:r>
+        <w:r>
+          <w:rPr>
+            <w:rStyle w:val="Lienhypertexte"/>
+            <w:sz w:val="28"/>
+            <w:szCs w:val="28"/>
+          </w:rPr>
+          <w:t xml:space="preserve"> Cisco</w:t>
+        </w:r>
+      </w:hyperlink>
+    </w:p>
+    <w:p>
+      <w:pPr>
+        <w:pStyle w:val="Paragraphedeliste"/>
+        <w:numPr>
+          <w:ilvl w:val="0"/>
+          <w:numId w:val="1"/>
+        </w:numPr>
+        <w:spacing w:line="276" w:lineRule="auto"/>
+        <w:rPr>
+          <w:sz w:val="28"/>
+          <w:szCs w:val="28"/>
+        </w:rPr>
+      </w:pPr>
+      <w:hyperlink w:anchor="_Configuration_des_VLANs" w:history="1">
+        <w:r>
+          <w:rPr>
+            <w:rStyle w:val="Lienhypertexte"/>
+            <w:sz w:val="28"/>
+            <w:szCs w:val="28"/>
+          </w:rPr>
+          <w:t xml:space="preserve">Configuration de VLANs et </w:t>
+        </w:r>
+        <w:proofErr w:type="spellStart"/>
+        <w:r>
+          <w:rPr>
+            <w:rStyle w:val="Lienhypertexte"/>
+            <w:sz w:val="28"/>
+            <w:szCs w:val="28"/>
+          </w:rPr>
+          <w:t>ACLs</w:t>
+        </w:r>
+        <w:proofErr w:type="spellEnd"/>
+        <w:r>
+          <w:rPr>
+            <w:rStyle w:val="Lienhypertexte"/>
+            <w:sz w:val="28"/>
+            <w:szCs w:val="28"/>
+          </w:rPr>
+          <w:t xml:space="preserve"> sur un routeur Cisco</w:t>
+        </w:r>
+      </w:hyperlink>
+      <w:r>
+        <w:rPr>
+          <w:sz w:val="28"/>
+          <w:szCs w:val="28"/>
+        </w:rPr>
+        <w:t xml:space="preserve"> </w:t>
+      </w:r>
+    </w:p>
+    <w:p>
+      <w:pPr>
+        <w:pStyle w:val="Paragraphedeliste"/>
+        <w:numPr>
+          <w:ilvl w:val="0"/>
+          <w:numId w:val="1"/>
+        </w:numPr>
+        <w:spacing w:line="276" w:lineRule="auto"/>
+        <w:rPr>
+          <w:sz w:val="28"/>
+          <w:szCs w:val="28"/>
+        </w:rPr>
+      </w:pPr>
+      <w:hyperlink w:anchor="_Configuration_du_NAT" w:history="1">
+        <w:r>
+          <w:rPr>
+            <w:rStyle w:val="Lienhypertexte"/>
+            <w:sz w:val="28"/>
+            <w:szCs w:val="28"/>
+          </w:rPr>
+          <w:t>Configuration du NAT sur le routeur</w:t>
+        </w:r>
+      </w:hyperlink>
+      <w:r>
+        <w:rPr>
+          <w:sz w:val="28"/>
+          <w:szCs w:val="28"/>
+        </w:rPr>
+        <w:t xml:space="preserve"> </w:t>
+      </w:r>
+    </w:p>
+    <w:p>
+      <w:pPr>
+        <w:pStyle w:val="Paragraphedeliste"/>
+        <w:numPr>
+          <w:ilvl w:val="0"/>
+          <w:numId w:val="1"/>
+        </w:numPr>
+        <w:spacing w:line="276" w:lineRule="auto"/>
+        <w:rPr>
+          <w:sz w:val="28"/>
+          <w:szCs w:val="28"/>
+        </w:rPr>
+      </w:pPr>
+      <w:hyperlink w:anchor="_Configuration_des_services" w:history="1">
+        <w:r>
+          <w:rPr>
+            <w:rStyle w:val="Lienhypertexte"/>
+            <w:sz w:val="28"/>
+            <w:szCs w:val="28"/>
+          </w:rPr>
+          <w:t>Configuration des services DNS et DHCP</w:t>
+        </w:r>
+      </w:hyperlink>
+      <w:r>
+        <w:rPr>
+          <w:sz w:val="28"/>
+          <w:szCs w:val="28"/>
+        </w:rPr>
+        <w:t xml:space="preserve"> </w:t>
+      </w:r>
+    </w:p>
+    <w:p>
+      <w:pPr>
+        <w:pStyle w:val="Paragraphedeliste"/>
+        <w:numPr>
+          <w:ilvl w:val="0"/>
+          <w:numId w:val="1"/>
+        </w:numPr>
+        <w:spacing w:line="276" w:lineRule="auto"/>
+        <w:rPr>
+          <w:sz w:val="28"/>
+          <w:szCs w:val="28"/>
+        </w:rPr>
+      </w:pPr>
+      <w:hyperlink w:anchor="_Sauvegarde_des_configurations" w:history="1">
+        <w:r>
+          <w:rPr>
+            <w:rStyle w:val="Lienhypertexte"/>
+            <w:sz w:val="28"/>
+            <w:szCs w:val="28"/>
+          </w:rPr>
+          <w:t>Sauvegarde des configurations avec TFTP</w:t>
+        </w:r>
+      </w:hyperlink>
+      <w:r>
+        <w:rPr>
+          <w:sz w:val="28"/>
+          <w:szCs w:val="28"/>
+        </w:rPr>
+        <w:t xml:space="preserve"> </w:t>
+      </w:r>
+    </w:p>
+    <w:p>
+      <w:pPr>
+        <w:pStyle w:val="Paragraphedeliste"/>
+        <w:numPr>
+          <w:ilvl w:val="0"/>
+          <w:numId w:val="1"/>
+        </w:numPr>
+        <w:spacing w:line="276" w:lineRule="auto"/>
+        <w:rPr>
+          <w:sz w:val="28"/>
+          <w:szCs w:val="28"/>
+          <w:u w:val="single"/>
+        </w:rPr>
+      </w:pPr>
+      <w:hyperlink w:anchor="_Configuration_d’un_accès" w:history="1">
+        <w:r>
+          <w:rPr>
+            <w:rStyle w:val="Lienhypertexte"/>
+            <w:sz w:val="28"/>
+            <w:szCs w:val="28"/>
+          </w:rPr>
+          <w:t>Configuration d’un accès distant via VPN pour le service technique</w:t>
+        </w:r>
+      </w:hyperlink>
+    </w:p>
+    <w:p>
+      <w:pPr>
+        <w:pStyle w:val="Paragraphedeliste"/>
+        <w:numPr>
+          <w:ilvl w:val="0"/>
+          <w:numId w:val="1"/>
+        </w:numPr>
+        <w:spacing w:line="276" w:lineRule="auto"/>
+        <w:rPr>
+          <w:sz w:val="28"/>
+          <w:szCs w:val="28"/>
+          <w:u w:val="single"/>
+        </w:rPr>
+      </w:pPr>
+      <w:hyperlink w:anchor="_Conclusion" w:history="1">
+        <w:r>
+          <w:rPr>
+            <w:rStyle w:val="Lienhypertexte"/>
+            <w:sz w:val="28"/>
+            <w:szCs w:val="28"/>
+          </w:rPr>
+          <w:t>Conclusion</w:t>
+        </w:r>
+      </w:hyperlink>
+      <w:r>
+        <w:rPr>
+          <w:sz w:val="28"/>
+          <w:szCs w:val="28"/>
+          <w:u w:val="single"/>
+        </w:rPr>
+        <w:t xml:space="preserve"> </w:t>
+      </w:r>
+    </w:p>
+    <w:p>
+      <w:pPr>
+        <w:rPr>
+          <w:sz w:val="32"/>
+          <w:szCs w:val="32"/>
+          <w:u w:val="single"/>
+        </w:rPr>
+      </w:pPr>
+      <w:r>
+        <w:rPr>
+          <w:sz w:val="32"/>
+          <w:szCs w:val="32"/>
+          <w:u w:val="single"/>
+        </w:rPr>
+        <w:br w:type="page"/>
+      </w:r>
+    </w:p>
+    <w:p>
+      <w:pPr>
+        <w:pStyle w:val="Titre1"/>
+        <w:numPr>
+          <w:ilvl w:val="0"/>
+          <w:numId w:val="7"/>
+        </w:numPr>
+        <w:ind w:left="720" w:hanging="360"/>
+      </w:pPr>
+      <w:bookmarkStart w:id="0" w:name="_Introduction"/>
+      <w:bookmarkEnd w:id="0"/>
+      <w:r>
+        <w:lastRenderedPageBreak/>
+        <w:t xml:space="preserve">Introduction </w:t>
+      </w:r>
+    </w:p>
+    <w:p>
+      <w:pPr>
+        <w:pStyle w:val="Sous-titre"/>
+        <w:numPr>
+          <w:ilvl w:val="0"/>
+          <w:numId w:val="12"/>
+        </w:numPr>
+      </w:pPr>
+      <w:r>
+        <w:t xml:space="preserve">Présentation de </w:t>
+      </w:r>
+      <w:proofErr w:type="spellStart"/>
+      <w:r>
+        <w:t>Netcorp</w:t>
+      </w:r>
+      <w:proofErr w:type="spellEnd"/>
+    </w:p>
+    <w:p>
+      <w:r>
+        <w:t xml:space="preserve">Dans le cadre de ce projet nous utiliserons une entreprise fictive intitulée </w:t>
+      </w:r>
+      <w:proofErr w:type="spellStart"/>
+      <w:r>
+        <w:t>Netcorp</w:t>
+      </w:r>
+      <w:proofErr w:type="spellEnd"/>
+      <w:r>
+        <w:t xml:space="preserve">, une petite entreprise constituée d’un service Ressources Humaines (RH) et d’un service Direction. </w:t>
+      </w:r>
+    </w:p>
+    <w:p>
+      <w:pPr>
+        <w:ind w:left="360"/>
+      </w:pPr>
+    </w:p>
+    <w:p>
+      <w:pPr>
+        <w:ind w:left="360"/>
+      </w:pPr>
+      <w:r>
+        <w:rPr>
+          <w:noProof/>
+        </w:rPr>
+        <w:drawing>
+          <wp:anchor distT="0" distB="0" distL="114300" distR="114300" simplePos="0" relativeHeight="251661312" behindDoc="0" locked="0" layoutInCell="1" allowOverlap="1" wp14:anchorId="528516C4" wp14:editId="56C75024">
+            <wp:simplePos x="0" y="0"/>
+            <wp:positionH relativeFrom="margin">
+              <wp:align>center</wp:align>
+            </wp:positionH>
+            <wp:positionV relativeFrom="page">
+              <wp:posOffset>2667635</wp:posOffset>
+            </wp:positionV>
+            <wp:extent cx="2926080" cy="1827530"/>
+            <wp:effectExtent l="0" t="0" r="7620" b="1270"/>
+            <wp:wrapSquare wrapText="bothSides"/>
+            <wp:docPr id="512801357" name="Image 5"/>
+            <wp:cNvGraphicFramePr>
+              <a:graphicFrameLocks xmlns:a="http://schemas.openxmlformats.org/drawingml/2006/main" noChangeAspect="1"/>
+            </wp:cNvGraphicFramePr>
+            <a:graphic xmlns:a="http://schemas.openxmlformats.org/drawingml/2006/main">
+              <a:graphicData uri="http://schemas.openxmlformats.org/drawingml/2006/picture">
+                <pic:pic xmlns:pic="http://schemas.openxmlformats.org/drawingml/2006/picture">
+                  <pic:nvPicPr>
+                    <pic:cNvPr id="0" name="Picture 3"/>
+                    <pic:cNvPicPr>
+                      <a:picLocks noChangeAspect="1" noChangeArrowheads="1"/>
+                    </pic:cNvPicPr>
+                  </pic:nvPicPr>
+                  <pic:blipFill>
+                    <a:blip r:embed="rId9">
+                      <a:extLst>
+                        <a:ext uri="{28A0092B-C50C-407E-A947-70E740481C1C}">
+                          <a14:useLocalDpi xmlns:a14="http://schemas.microsoft.com/office/drawing/2010/main" val="0"/>
+                        </a:ext>
+                      </a:extLst>
+                    </a:blip>
+                    <a:srcRect/>
+                    <a:stretch>
+                      <a:fillRect/>
+                    </a:stretch>
+                  </pic:blipFill>
+                  <pic:spPr bwMode="auto">
+                    <a:xfrm>
+                      <a:off x="0" y="0"/>
+                      <a:ext cx="2926080" cy="1827530"/>
+                    </a:xfrm>
+                    <a:prstGeom prst="rect">
+                      <a:avLst/>
+                    </a:prstGeom>
+                    <a:noFill/>
+                  </pic:spPr>
+                </pic:pic>
+              </a:graphicData>
+            </a:graphic>
+            <wp14:sizeRelH relativeFrom="margin">
+              <wp14:pctWidth>0</wp14:pctWidth>
+            </wp14:sizeRelH>
+            <wp14:sizeRelV relativeFrom="margin">
+              <wp14:pctHeight>0</wp14:pctHeight>
+            </wp14:sizeRelV>
+          </wp:anchor>
+        </w:drawing>
+      </w:r>
+    </w:p>
+    <w:p>
+      <w:pPr>
+        <w:ind w:left="360"/>
+      </w:pPr>
+    </w:p>
+    <w:p>
+      <w:pPr>
+        <w:ind w:left="360"/>
+      </w:pPr>
+      <w:r>
+        <w:br w:type="textWrapping" w:clear="all"/>
+      </w:r>
+    </w:p>
+    <w:p>
+      <w:pPr>
+        <w:jc w:val="center"/>
+        <w:rPr>
+          <w:color w:val="7F7F7F" w:themeColor="text1" w:themeTint="80"/>
+        </w:rPr>
+      </w:pPr>
+      <w:r>
+        <w:rPr>
+          <w:color w:val="7F7F7F" w:themeColor="text1" w:themeTint="80"/>
+        </w:rPr>
+        <w:t xml:space="preserve">Logo de l’entreprise fictive </w:t>
+      </w:r>
+      <w:proofErr w:type="spellStart"/>
+      <w:r>
+        <w:rPr>
+          <w:color w:val="7F7F7F" w:themeColor="text1" w:themeTint="80"/>
+        </w:rPr>
+        <w:t>Netcorp</w:t>
+      </w:r>
+      <w:proofErr w:type="spellEnd"/>
+    </w:p>
+    <w:p>
+      <w:pPr>
+        <w:rPr>
+          <w:color w:val="000000" w:themeColor="text1"/>
+        </w:rPr>
+      </w:pPr>
+    </w:p>
+    <w:p>
+      <w:pPr>
+        <w:rPr>
+          <w:color w:val="000000" w:themeColor="text1"/>
+        </w:rPr>
+      </w:pPr>
+      <w:r>
+        <w:rPr>
+          <w:color w:val="000000" w:themeColor="text1"/>
+        </w:rPr>
+        <w:t xml:space="preserve">L’objectif de ce projet est de configurer et administrer </w:t>
+      </w:r>
+      <w:r>
+        <w:rPr>
+          <w:color w:val="000000" w:themeColor="text1"/>
+        </w:rPr>
+        <w:t xml:space="preserve">de manière sécurisée </w:t>
+      </w:r>
+      <w:r>
+        <w:rPr>
+          <w:color w:val="000000" w:themeColor="text1"/>
+        </w:rPr>
+        <w:t>le</w:t>
+      </w:r>
+      <w:r>
+        <w:rPr>
+          <w:color w:val="000000" w:themeColor="text1"/>
+        </w:rPr>
+        <w:t>s</w:t>
+      </w:r>
+      <w:r>
+        <w:rPr>
+          <w:color w:val="000000" w:themeColor="text1"/>
+        </w:rPr>
+        <w:t xml:space="preserve"> </w:t>
+      </w:r>
+      <w:r>
+        <w:rPr>
+          <w:color w:val="000000" w:themeColor="text1"/>
+        </w:rPr>
+        <w:t xml:space="preserve">services réseaux </w:t>
+      </w:r>
+      <w:r>
+        <w:rPr>
+          <w:color w:val="000000" w:themeColor="text1"/>
+        </w:rPr>
+        <w:t xml:space="preserve">de </w:t>
+      </w:r>
+      <w:proofErr w:type="spellStart"/>
+      <w:r>
+        <w:rPr>
+          <w:color w:val="000000" w:themeColor="text1"/>
+        </w:rPr>
+        <w:t>Netcorp</w:t>
+      </w:r>
+      <w:proofErr w:type="spellEnd"/>
+      <w:r>
+        <w:rPr>
+          <w:color w:val="000000" w:themeColor="text1"/>
+        </w:rPr>
+        <w:t xml:space="preserve"> à l’aide </w:t>
+      </w:r>
+      <w:r>
+        <w:rPr>
+          <w:color w:val="000000" w:themeColor="text1"/>
+        </w:rPr>
+        <w:t>de la mise en place de plusieurs VLAN, d’ACL et d’autres services.</w:t>
+      </w:r>
+    </w:p>
+    <w:p>
+      <w:pPr>
+        <w:rPr>
+          <w:color w:val="000000" w:themeColor="text1"/>
+        </w:rPr>
+      </w:pPr>
+    </w:p>
+    <w:p>
+      <w:pPr>
+        <w:pStyle w:val="Sous-titre"/>
+        <w:numPr>
+          <w:ilvl w:val="0"/>
+          <w:numId w:val="0"/>
+        </w:numPr>
+        <w:ind w:firstLine="708"/>
+      </w:pPr>
+      <w:proofErr w:type="spellStart"/>
+      <w:r>
+        <w:t>B.</w:t>
+      </w:r>
+      <w:r>
+        <w:t>Analyse</w:t>
+      </w:r>
+      <w:proofErr w:type="spellEnd"/>
+      <w:r>
+        <w:t xml:space="preserve"> des besoins </w:t>
+      </w:r>
+    </w:p>
+    <w:p>
+      <w:proofErr w:type="spellStart"/>
+      <w:r>
+        <w:t>Netcorp</w:t>
+      </w:r>
+      <w:proofErr w:type="spellEnd"/>
+      <w:r>
+        <w:t xml:space="preserve"> a besoin d’un réseau sécurisé et fonctionnel afin de travailler dans les meilleures conditions en totale conformité au RGPD. Pour cela nous allons configurer des </w:t>
+      </w:r>
+      <w:r>
+        <w:t>réseaux locaux virtuels aussi appelés VLAN afin de segmenter notre réseau entre les différents services. Cela permettra d’attribuer une adresse IP et une passerelle différente pour le service RH, Direction mais aussi IT (serveurs, administration).</w:t>
+      </w:r>
+    </w:p>
+    <w:p>
+      <w:r>
+        <w:t>Nous allons aussi nous servir des ACL (Access Control List) afin de limiter les actions possibles sur le réseau des différents services et ainsi améliorer la sécurité de notre service IT qui concerne nos serveurs.</w:t>
+      </w:r>
+    </w:p>
+    <w:p>
+      <w:r>
+        <w:t xml:space="preserve">Il y aura besoin de déployer un serveur DNS afin que notre domaine LAB soit reconnaissable sur le réseau par les autres machines, tout en garantissant un accès à </w:t>
+      </w:r>
+      <w:r>
+        <w:lastRenderedPageBreak/>
+        <w:t>Internet. Nous pourrons aussi rajouter un nom DNS pour notre serveur GLPI afin d’avoir quelque chose de plus professionnel qu’une adresse IP dans notre URL.</w:t>
+      </w:r>
+    </w:p>
+    <w:p>
+      <w:r>
+        <w:t xml:space="preserve">De plus, le service DHCP sera assuré par notre routeur </w:t>
+      </w:r>
+      <w:r>
+        <w:t>Cisco C8200L-1N-4T</w:t>
+      </w:r>
+      <w:r>
+        <w:t xml:space="preserve"> et permettra d’automatiser l’attribution d’adresses IP aux employés de </w:t>
+      </w:r>
+      <w:proofErr w:type="spellStart"/>
+      <w:r>
+        <w:t>Netcorp</w:t>
+      </w:r>
+      <w:proofErr w:type="spellEnd"/>
+      <w:r>
+        <w:t xml:space="preserve"> tout en choisissant une plage IP attribuable.</w:t>
+      </w:r>
+    </w:p>
+    <w:p>
+      <w:r>
+        <w:t xml:space="preserve">Enfin, concernant </w:t>
+      </w:r>
+      <w:r>
+        <w:t>l’administration à distance pour les techniciens, un accès à distance via VPN sera mis en place afin de limiter les déplacements sur site</w:t>
+      </w:r>
+      <w:r>
+        <w:t xml:space="preserve"> et d’accéder au réseau de </w:t>
+      </w:r>
+      <w:proofErr w:type="spellStart"/>
+      <w:r>
+        <w:t>Netcorp</w:t>
+      </w:r>
+      <w:proofErr w:type="spellEnd"/>
+      <w:r>
+        <w:t xml:space="preserve"> depuis d’autres bureaux. Ceci est utile pour accéder aux logs d’un serveur, rajouter un utilisateur sur le serveur AD etc…</w:t>
+      </w:r>
+    </w:p>
+    <w:p>
+      <w:r>
+        <w:t xml:space="preserve">Voici le schéma réseau final de </w:t>
+      </w:r>
+      <w:proofErr w:type="spellStart"/>
+      <w:r>
+        <w:t>Netcorp</w:t>
+      </w:r>
+      <w:proofErr w:type="spellEnd"/>
+      <w:r>
+        <w:t xml:space="preserve"> : </w:t>
+      </w:r>
+    </w:p>
+    <w:p>
+      <w:r>
+        <w:rPr>
+          <w:noProof/>
+        </w:rPr>
+        <w:drawing>
+          <wp:inline distT="0" distB="0" distL="0" distR="0" wp14:anchorId="375A6758" wp14:editId="223B74E3">
+            <wp:extent cx="6400800" cy="3200400"/>
+            <wp:effectExtent l="0" t="0" r="0" b="0"/>
+            <wp:docPr id="203444376" name="Image 9"/>
+            <wp:cNvGraphicFramePr>
+              <a:graphicFrameLocks xmlns:a="http://schemas.openxmlformats.org/drawingml/2006/main" noChangeAspect="1"/>
+            </wp:cNvGraphicFramePr>
+            <a:graphic xmlns:a="http://schemas.openxmlformats.org/drawingml/2006/main">
+              <a:graphicData uri="http://schemas.openxmlformats.org/drawingml/2006/picture">
+                <pic:pic xmlns:pic="http://schemas.openxmlformats.org/drawingml/2006/picture">
+                  <pic:nvPicPr>
+                    <pic:cNvPr id="0" name="Picture 3"/>
+                    <pic:cNvPicPr>
+                      <a:picLocks noChangeAspect="1" noChangeArrowheads="1"/>
+                    </pic:cNvPicPr>
+                  </pic:nvPicPr>
+                  <pic:blipFill>
+                    <a:blip r:embed="rId10" cstate="print">
+                      <a:extLst>
+                        <a:ext uri="{28A0092B-C50C-407E-A947-70E740481C1C}">
+                          <a14:useLocalDpi xmlns:a14="http://schemas.microsoft.com/office/drawing/2010/main" val="0"/>
+                        </a:ext>
+                      </a:extLst>
+                    </a:blip>
+                    <a:srcRect/>
+                    <a:stretch>
+                      <a:fillRect/>
+                    </a:stretch>
+                  </pic:blipFill>
+                  <pic:spPr bwMode="auto">
+                    <a:xfrm>
+                      <a:off x="0" y="0"/>
+                      <a:ext cx="6400800" cy="3200400"/>
+                    </a:xfrm>
+                    <a:prstGeom prst="rect">
+                      <a:avLst/>
+                    </a:prstGeom>
+                    <a:noFill/>
+                  </pic:spPr>
+                </pic:pic>
+              </a:graphicData>
+            </a:graphic>
+          </wp:inline>
+        </w:drawing>
+      </w:r>
+    </w:p>
+    <w:p/>
+    <w:p>
+      <w:pPr>
+        <w:pStyle w:val="Titre1"/>
+        <w:numPr>
+          <w:ilvl w:val="0"/>
+          <w:numId w:val="7"/>
+        </w:numPr>
+      </w:pPr>
+      <w:bookmarkStart w:id="1" w:name="_Configuration_de_VLAN"/>
+      <w:bookmarkEnd w:id="1"/>
+      <w:r>
+        <w:t xml:space="preserve">Configuration de VLAN sur le switch Cisco </w:t>
+      </w:r>
+    </w:p>
+    <w:p>
+      <w:pPr>
+        <w:spacing w:line="276" w:lineRule="auto"/>
+        <w:ind w:left="360"/>
+      </w:pPr>
+      <w:r>
+        <w:t xml:space="preserve">La création de Virtual Local Area Network (VLAN) permettra donc de segmenter notre réseau et améliorer la sécurité de </w:t>
+      </w:r>
+      <w:proofErr w:type="spellStart"/>
+      <w:r>
+        <w:t>Netcorp</w:t>
+      </w:r>
+      <w:proofErr w:type="spellEnd"/>
+      <w:r>
+        <w:t>. En effet, chaque service sera isolé dans un VLAN avec un numéro étiqueté à celui-ci</w:t>
+      </w:r>
+      <w:r>
+        <w:t>. Nous allons mettre en place une identification du VLAN en fonction du port sur lequel l’utilisateur sera branché. Si un utilisateur souhaite changer de poste ou de place dans l’entreprise il faudra donc reconfigurer le bon port sur notre switch. Ceci reste acceptable pour une petite entreprise mais devient encombrant pour une entreprise moyenne / grande.</w:t>
+      </w:r>
+    </w:p>
+    <w:p>
+      <w:pPr>
+        <w:spacing w:line="276" w:lineRule="auto"/>
+        <w:ind w:left="360"/>
+      </w:pPr>
+      <w:r>
+        <w:lastRenderedPageBreak/>
+        <w:t>Avant de créer nos VLAN nous allons établir un plan d’adressage IP qui sera à suivre lors de la configuration :</w:t>
+      </w:r>
+    </w:p>
+    <w:p>
+      <w:pPr>
+        <w:spacing w:line="276" w:lineRule="auto"/>
+        <w:ind w:left="360"/>
+      </w:pPr>
+      <w:r>
+        <w:drawing>
+          <wp:inline distT="0" distB="0" distL="0" distR="0" wp14:anchorId="557FAC8E" wp14:editId="023D26D4">
+            <wp:extent cx="5760720" cy="2366645"/>
+            <wp:effectExtent l="0" t="0" r="0" b="0"/>
+            <wp:docPr id="425345054" name="Image 1"/>
+            <wp:cNvGraphicFramePr>
+              <a:graphicFrameLocks xmlns:a="http://schemas.openxmlformats.org/drawingml/2006/main" noChangeAspect="1"/>
+            </wp:cNvGraphicFramePr>
+            <a:graphic xmlns:a="http://schemas.openxmlformats.org/drawingml/2006/main">
+              <a:graphicData uri="http://schemas.openxmlformats.org/drawingml/2006/picture">
+                <pic:pic xmlns:pic="http://schemas.openxmlformats.org/drawingml/2006/picture">
+                  <pic:nvPicPr>
+                    <pic:cNvPr id="425345054" name=""/>
                     <pic:cNvPicPr/>
                   </pic:nvPicPr>
                   <pic:blipFill>
-                    <a:blip r:embed="rId5"/>
+                    <a:blip r:embed="rId11"/>
                     <a:stretch>
                       <a:fillRect/>
                     </a:stretch>
@@ -55,7 +1299,7 @@
                   <pic:spPr>
                     <a:xfrm>
                       <a:off x="0" y="0"/>
-                      <a:ext cx="5760720" cy="1702435"/>
+                      <a:ext cx="5760720" cy="2366645"/>
                     </a:xfrm>
                     <a:prstGeom prst="rect">
                       <a:avLst/>
@@ -69,41 +1313,122 @@
       </w:r>
     </w:p>
     <w:p>
-      <w:r>
-        <w:t>s</w:t>
-      </w:r>
-      <w:r>
-        <w:t xml:space="preserve">witchport mode access </w:t>
-      </w:r>
-    </w:p>
-    <w:p>
-      <w:r>
-        <w:t>Vlan_61_IT_Adrien</w:t>
-      </w:r>
-    </w:p>
-    <w:p>
-      <w:r>
-        <w:t>Le serveur Proxmox est ensuite connecté sur ce port GigabitEthernet1/0/16</w:t>
+      <w:pPr>
+        <w:spacing w:line="276" w:lineRule="auto"/>
+        <w:ind w:left="360"/>
+      </w:pPr>
+      <w:r>
+        <w:t xml:space="preserve">Il y aura donc un VLAN 221 pour le service RH, un VLAN 222 pour le service Direction et un VLAN 223 pour le service IT. Le service IT enveloppe notre serveur </w:t>
+      </w:r>
+      <w:r>
+        <w:t xml:space="preserve">Dell </w:t>
+      </w:r>
+      <w:r>
+        <w:t xml:space="preserve">utilisant </w:t>
+      </w:r>
+      <w:proofErr w:type="spellStart"/>
+      <w:r>
+        <w:t>Proxmox</w:t>
+      </w:r>
+      <w:proofErr w:type="spellEnd"/>
+      <w:r>
+        <w:t xml:space="preserve"> et donc tous nos serveurs </w:t>
+      </w:r>
+      <w:r>
+        <w:t xml:space="preserve">virtuels </w:t>
+      </w:r>
+      <w:r>
+        <w:t>hébergés dessus</w:t>
+      </w:r>
+      <w:r>
+        <w:t xml:space="preserve"> qui recevront une adresse IP du VLAN</w:t>
       </w:r>
       <w:r>
         <w:t>.</w:t>
       </w:r>
-    </w:p>
-    <w:p>
-      <w:r>
-        <w:t xml:space="preserve">Configuration du routeur Routeur-Baie2 : </w:t>
-      </w:r>
-    </w:p>
-    <w:p>
-      <w:r>
-        <w:rPr>
-          <w:noProof/>
-        </w:rPr>
+      <w:r>
+        <w:t xml:space="preserve"> </w:t>
+      </w:r>
+    </w:p>
+    <w:p>
+      <w:pPr>
+        <w:spacing w:line="276" w:lineRule="auto"/>
+        <w:ind w:left="360"/>
+      </w:pPr>
+      <w:r>
+        <w:t xml:space="preserve">Le switch utilisé est un Cisco Catalyst 1000 </w:t>
+      </w:r>
+      <w:proofErr w:type="spellStart"/>
+      <w:r>
+        <w:t>Series</w:t>
+      </w:r>
+      <w:proofErr w:type="spellEnd"/>
+      <w:r>
+        <w:t xml:space="preserve">, nous allons tout d’abord installer le logiciel </w:t>
+      </w:r>
+      <w:proofErr w:type="spellStart"/>
+      <w:r>
+        <w:t>Putty</w:t>
+      </w:r>
+      <w:proofErr w:type="spellEnd"/>
+      <w:r>
+        <w:t xml:space="preserve"> qui nous permettra de se connecter au Switch et de pouvoir le configurer : </w:t>
+      </w:r>
+      <w:hyperlink r:id="rId12" w:history="1">
+        <w:r>
+          <w:rPr>
+            <w:rStyle w:val="Lienhypertexte"/>
+          </w:rPr>
+          <w:t>https://putty.org/index.html</w:t>
+        </w:r>
+      </w:hyperlink>
+    </w:p>
+    <w:p>
+      <w:pPr>
+        <w:spacing w:line="276" w:lineRule="auto"/>
+        <w:ind w:left="360"/>
+      </w:pPr>
+      <w:r>
+        <w:t xml:space="preserve">A l’aide d’un câble console on peut se connecter sur le switch et utiliser </w:t>
+      </w:r>
+      <w:proofErr w:type="spellStart"/>
+      <w:r>
+        <w:t>Putty</w:t>
+      </w:r>
+      <w:proofErr w:type="spellEnd"/>
+      <w:r>
+        <w:t xml:space="preserve"> afin d’accéder à un terminal</w:t>
+      </w:r>
+      <w:r>
+        <w:t>. Il est important de noter qu’il faut bien vérifier le numéro « COM »</w:t>
+      </w:r>
+      <w:r>
+        <w:t xml:space="preserve"> </w:t>
+      </w:r>
+      <w:r>
+        <w:t xml:space="preserve">lors de la connexion du câble console sur le PC : </w:t>
+      </w:r>
+    </w:p>
+    <w:p>
+      <w:pPr>
+        <w:spacing w:line="276" w:lineRule="auto"/>
+        <w:ind w:left="360"/>
+      </w:pPr>
+      <w:r>
+        <w:lastRenderedPageBreak/>
         <w:drawing>
-          <wp:inline distT="0" distB="0" distL="0" distR="0" wp14:anchorId="49748244" wp14:editId="1AF6491E">
-            <wp:extent cx="5760720" cy="2347595"/>
+          <wp:anchor distT="0" distB="0" distL="114300" distR="114300" simplePos="0" relativeHeight="251667456" behindDoc="0" locked="0" layoutInCell="1" allowOverlap="1" wp14:anchorId="3A90F358" wp14:editId="206FDB27">
+            <wp:simplePos x="0" y="0"/>
+            <wp:positionH relativeFrom="margin">
+              <wp:align>center</wp:align>
+            </wp:positionH>
+            <wp:positionV relativeFrom="paragraph">
+              <wp:posOffset>0</wp:posOffset>
+            </wp:positionV>
+            <wp:extent cx="2457450" cy="6116914"/>
             <wp:effectExtent l="0" t="0" r="0" b="0"/>
-            <wp:docPr id="1405577875" name="Picture 1"/>
+            <wp:wrapSquare wrapText="bothSides"/>
+            <wp:docPr id="2014909485" name="Image 1"/>
             <wp:cNvGraphicFramePr>
               <a:graphicFrameLocks xmlns:a="http://schemas.openxmlformats.org/drawingml/2006/main" noChangeAspect="1"/>
             </wp:cNvGraphicFramePr>
@@ -111,11 +1436,17 @@
               <a:graphicData uri="http://schemas.openxmlformats.org/drawingml/2006/picture">
                 <pic:pic xmlns:pic="http://schemas.openxmlformats.org/drawingml/2006/picture">
                   <pic:nvPicPr>
-                    <pic:cNvPr id="1405577875" name=""/>
+                    <pic:cNvPr id="2014909485" name=""/>
                     <pic:cNvPicPr/>
                   </pic:nvPicPr>
                   <pic:blipFill>
-                    <a:blip r:embed="rId6"/>
+                    <a:blip r:embed="rId13">
+                      <a:extLst>
+                        <a:ext uri="{28A0092B-C50C-407E-A947-70E740481C1C}">
+                          <a14:useLocalDpi xmlns:a14="http://schemas.microsoft.com/office/drawing/2010/main" val="0"/>
+                        </a:ext>
+                      </a:extLst>
+                    </a:blip>
                     <a:stretch>
                       <a:fillRect/>
                     </a:stretch>
@@ -123,7 +1454,196 @@
                   <pic:spPr>
                     <a:xfrm>
                       <a:off x="0" y="0"/>
-                      <a:ext cx="5760720" cy="2347595"/>
+                      <a:ext cx="2457450" cy="6116914"/>
+                    </a:xfrm>
+                    <a:prstGeom prst="rect">
+                      <a:avLst/>
+                    </a:prstGeom>
+                  </pic:spPr>
+                </pic:pic>
+              </a:graphicData>
+            </a:graphic>
+          </wp:anchor>
+        </w:drawing>
+      </w:r>
+    </w:p>
+    <w:p>
+      <w:pPr>
+        <w:spacing w:line="276" w:lineRule="auto"/>
+        <w:ind w:left="360"/>
+      </w:pPr>
+      <w:r>
+        <w:rPr>
+          <w:noProof/>
+        </w:rPr>
+        <w:lastRenderedPageBreak/>
+        <w:drawing>
+          <wp:inline distT="0" distB="0" distL="0" distR="0" wp14:anchorId="07265FA8" wp14:editId="3FB6BE65">
+            <wp:extent cx="5532120" cy="5913120"/>
+            <wp:effectExtent l="0" t="0" r="0" b="0"/>
+            <wp:docPr id="78361394" name="Image 5"/>
+            <wp:cNvGraphicFramePr>
+              <a:graphicFrameLocks xmlns:a="http://schemas.openxmlformats.org/drawingml/2006/main" noChangeAspect="1"/>
+            </wp:cNvGraphicFramePr>
+            <a:graphic xmlns:a="http://schemas.openxmlformats.org/drawingml/2006/main">
+              <a:graphicData uri="http://schemas.openxmlformats.org/drawingml/2006/picture">
+                <pic:pic xmlns:pic="http://schemas.openxmlformats.org/drawingml/2006/picture">
+                  <pic:nvPicPr>
+                    <pic:cNvPr id="0" name="Picture 3"/>
+                    <pic:cNvPicPr>
+                      <a:picLocks noChangeAspect="1" noChangeArrowheads="1"/>
+                    </pic:cNvPicPr>
+                  </pic:nvPicPr>
+                  <pic:blipFill>
+                    <a:blip r:embed="rId14">
+                      <a:extLst>
+                        <a:ext uri="{28A0092B-C50C-407E-A947-70E740481C1C}">
+                          <a14:useLocalDpi xmlns:a14="http://schemas.microsoft.com/office/drawing/2010/main" val="0"/>
+                        </a:ext>
+                      </a:extLst>
+                    </a:blip>
+                    <a:srcRect/>
+                    <a:stretch>
+                      <a:fillRect/>
+                    </a:stretch>
+                  </pic:blipFill>
+                  <pic:spPr bwMode="auto">
+                    <a:xfrm>
+                      <a:off x="0" y="0"/>
+                      <a:ext cx="5532120" cy="5913120"/>
+                    </a:xfrm>
+                    <a:prstGeom prst="rect">
+                      <a:avLst/>
+                    </a:prstGeom>
+                    <a:noFill/>
+                    <a:ln>
+                      <a:noFill/>
+                    </a:ln>
+                  </pic:spPr>
+                </pic:pic>
+              </a:graphicData>
+            </a:graphic>
+          </wp:inline>
+        </w:drawing>
+      </w:r>
+    </w:p>
+    <w:p>
+      <w:pPr>
+        <w:spacing w:line="276" w:lineRule="auto"/>
+        <w:ind w:left="360"/>
+      </w:pPr>
+      <w:r>
+        <w:t xml:space="preserve">Ce numéro sera à renseigner sur </w:t>
+      </w:r>
+      <w:proofErr w:type="spellStart"/>
+      <w:r>
+        <w:t>Putty</w:t>
+      </w:r>
+      <w:proofErr w:type="spellEnd"/>
+      <w:r>
+        <w:t xml:space="preserve"> lors de la connexion de type « Serial » : </w:t>
+      </w:r>
+    </w:p>
+    <w:p>
+      <w:pPr>
+        <w:spacing w:line="276" w:lineRule="auto"/>
+        <w:ind w:left="360"/>
+      </w:pPr>
+      <w:r>
+        <w:rPr>
+          <w:noProof/>
+        </w:rPr>
+        <w:lastRenderedPageBreak/>
+        <w:drawing>
+          <wp:inline distT="0" distB="0" distL="0" distR="0" wp14:anchorId="5676D1C7" wp14:editId="41B0A7FE">
+            <wp:extent cx="5760720" cy="5597525"/>
+            <wp:effectExtent l="0" t="0" r="0" b="3175"/>
+            <wp:docPr id="271832034" name="Image 6"/>
+            <wp:cNvGraphicFramePr>
+              <a:graphicFrameLocks xmlns:a="http://schemas.openxmlformats.org/drawingml/2006/main" noChangeAspect="1"/>
+            </wp:cNvGraphicFramePr>
+            <a:graphic xmlns:a="http://schemas.openxmlformats.org/drawingml/2006/main">
+              <a:graphicData uri="http://schemas.openxmlformats.org/drawingml/2006/picture">
+                <pic:pic xmlns:pic="http://schemas.openxmlformats.org/drawingml/2006/picture">
+                  <pic:nvPicPr>
+                    <pic:cNvPr id="0" name="Picture 5"/>
+                    <pic:cNvPicPr>
+                      <a:picLocks noChangeAspect="1" noChangeArrowheads="1"/>
+                    </pic:cNvPicPr>
+                  </pic:nvPicPr>
+                  <pic:blipFill>
+                    <a:blip r:embed="rId15">
+                      <a:extLst>
+                        <a:ext uri="{28A0092B-C50C-407E-A947-70E740481C1C}">
+                          <a14:useLocalDpi xmlns:a14="http://schemas.microsoft.com/office/drawing/2010/main" val="0"/>
+                        </a:ext>
+                      </a:extLst>
+                    </a:blip>
+                    <a:srcRect/>
+                    <a:stretch>
+                      <a:fillRect/>
+                    </a:stretch>
+                  </pic:blipFill>
+                  <pic:spPr bwMode="auto">
+                    <a:xfrm>
+                      <a:off x="0" y="0"/>
+                      <a:ext cx="5760720" cy="5597525"/>
+                    </a:xfrm>
+                    <a:prstGeom prst="rect">
+                      <a:avLst/>
+                    </a:prstGeom>
+                    <a:noFill/>
+                    <a:ln>
+                      <a:noFill/>
+                    </a:ln>
+                  </pic:spPr>
+                </pic:pic>
+              </a:graphicData>
+            </a:graphic>
+          </wp:inline>
+        </w:drawing>
+      </w:r>
+    </w:p>
+    <w:p>
+      <w:pPr>
+        <w:spacing w:line="276" w:lineRule="auto"/>
+        <w:ind w:left="360"/>
+      </w:pPr>
+      <w:r>
+        <w:t xml:space="preserve">Ensuite on peut maintenant accéder au terminal du Switch : </w:t>
+      </w:r>
+    </w:p>
+    <w:p>
+      <w:pPr>
+        <w:spacing w:line="276" w:lineRule="auto"/>
+        <w:ind w:left="360"/>
+      </w:pPr>
+      <w:r>
+        <w:drawing>
+          <wp:inline distT="0" distB="0" distL="0" distR="0" wp14:anchorId="1539C847" wp14:editId="6AC51354">
+            <wp:extent cx="5760720" cy="1826260"/>
+            <wp:effectExtent l="0" t="0" r="0" b="2540"/>
+            <wp:docPr id="681187687" name="Image 1"/>
+            <wp:cNvGraphicFramePr>
+              <a:graphicFrameLocks xmlns:a="http://schemas.openxmlformats.org/drawingml/2006/main" noChangeAspect="1"/>
+            </wp:cNvGraphicFramePr>
+            <a:graphic xmlns:a="http://schemas.openxmlformats.org/drawingml/2006/main">
+              <a:graphicData uri="http://schemas.openxmlformats.org/drawingml/2006/picture">
+                <pic:pic xmlns:pic="http://schemas.openxmlformats.org/drawingml/2006/picture">
+                  <pic:nvPicPr>
+                    <pic:cNvPr id="681187687" name=""/>
+                    <pic:cNvPicPr/>
+                  </pic:nvPicPr>
+                  <pic:blipFill>
+                    <a:blip r:embed="rId16"/>
+                    <a:stretch>
+                      <a:fillRect/>
+                    </a:stretch>
+                  </pic:blipFill>
+                  <pic:spPr>
+                    <a:xfrm>
+                      <a:off x="0" y="0"/>
+                      <a:ext cx="5760720" cy="1826260"/>
                     </a:xfrm>
                     <a:prstGeom prst="rect">
                       <a:avLst/>
@@ -137,15 +1657,26 @@
       </w:r>
     </w:p>
     <w:p>
-      <w:r>
-        <w:rPr>
-          <w:noProof/>
-        </w:rPr>
+      <w:pPr>
+        <w:spacing w:line="276" w:lineRule="auto"/>
+        <w:ind w:left="360"/>
+      </w:pPr>
+      <w:r>
+        <w:t xml:space="preserve">On utilise la commande vlan &lt;numéro VLAN&gt; : </w:t>
+      </w:r>
+    </w:p>
+    <w:p>
+      <w:pPr>
+        <w:spacing w:line="276" w:lineRule="auto"/>
+        <w:ind w:left="360"/>
+      </w:pPr>
+      <w:r>
+        <w:lastRenderedPageBreak/>
         <w:drawing>
-          <wp:inline distT="0" distB="0" distL="0" distR="0" wp14:anchorId="50D76C5D" wp14:editId="7364FFB4">
-            <wp:extent cx="5159187" cy="1653683"/>
-            <wp:effectExtent l="0" t="0" r="3810" b="3810"/>
-            <wp:docPr id="304163479" name="Picture 1"/>
+          <wp:inline distT="0" distB="0" distL="0" distR="0" wp14:anchorId="6C3F3136" wp14:editId="4F4FD3BC">
+            <wp:extent cx="3756986" cy="1767993"/>
+            <wp:effectExtent l="0" t="0" r="0" b="3810"/>
+            <wp:docPr id="43800646" name="Image 1"/>
             <wp:cNvGraphicFramePr>
               <a:graphicFrameLocks xmlns:a="http://schemas.openxmlformats.org/drawingml/2006/main" noChangeAspect="1"/>
             </wp:cNvGraphicFramePr>
@@ -153,11 +1684,11 @@
               <a:graphicData uri="http://schemas.openxmlformats.org/drawingml/2006/picture">
                 <pic:pic xmlns:pic="http://schemas.openxmlformats.org/drawingml/2006/picture">
                   <pic:nvPicPr>
-                    <pic:cNvPr id="304163479" name=""/>
+                    <pic:cNvPr id="43800646" name=""/>
                     <pic:cNvPicPr/>
                   </pic:nvPicPr>
                   <pic:blipFill>
-                    <a:blip r:embed="rId7"/>
+                    <a:blip r:embed="rId17"/>
                     <a:stretch>
                       <a:fillRect/>
                     </a:stretch>
@@ -165,7 +1696,7 @@
                   <pic:spPr>
                     <a:xfrm>
                       <a:off x="0" y="0"/>
-                      <a:ext cx="5159187" cy="1653683"/>
+                      <a:ext cx="3756986" cy="1767993"/>
                     </a:xfrm>
                     <a:prstGeom prst="rect">
                       <a:avLst/>
@@ -179,159 +1710,2444 @@
       </w:r>
     </w:p>
     <w:p>
-      <w:r>
+      <w:pPr>
+        <w:spacing w:line="276" w:lineRule="auto"/>
+        <w:ind w:left="360"/>
+      </w:pPr>
+      <w:r>
+        <w:t>Une fois que nos VLAN sont créés nous allons les attribuer aux ports</w:t>
+      </w:r>
+      <w:r>
+        <w:t>.</w:t>
+      </w:r>
+    </w:p>
+    <w:p>
+      <w:pPr>
+        <w:spacing w:line="276" w:lineRule="auto"/>
+        <w:ind w:left="360"/>
+      </w:pPr>
+      <w:r>
+        <w:t xml:space="preserve">Nous allons voir les ports de </w:t>
+      </w:r>
+      <w:r>
+        <w:t>GigabitEthernet1/0/15 à GigabitEthernet1/0/18 avec :</w:t>
+      </w:r>
+    </w:p>
+    <w:p>
+      <w:pPr>
+        <w:spacing w:line="276" w:lineRule="auto"/>
+        <w:ind w:left="360"/>
+      </w:pPr>
+      <w:r>
+        <w:t>GigabitEthernet1/0/</w:t>
+      </w:r>
+      <w:r>
+        <w:t xml:space="preserve">15 : VLAN 223 IT </w:t>
+      </w:r>
+    </w:p>
+    <w:p>
+      <w:pPr>
+        <w:spacing w:line="276" w:lineRule="auto"/>
+        <w:ind w:left="360"/>
+      </w:pPr>
+      <w:r>
+        <w:t>GigabitEthernet1/0/1</w:t>
+      </w:r>
+      <w:r>
+        <w:t xml:space="preserve">6 : VLAN 223 IT </w:t>
+      </w:r>
+    </w:p>
+    <w:p>
+      <w:pPr>
+        <w:spacing w:line="276" w:lineRule="auto"/>
+        <w:ind w:left="360"/>
+      </w:pPr>
+      <w:r>
+        <w:t>GigabitEthernet1/0/1</w:t>
+      </w:r>
+      <w:r>
+        <w:t>7 : VLAN 221 RH</w:t>
+      </w:r>
+    </w:p>
+    <w:p>
+      <w:pPr>
+        <w:spacing w:line="276" w:lineRule="auto"/>
+        <w:ind w:left="360"/>
+      </w:pPr>
+      <w:r>
+        <w:t>GigabitEthernet1/0/1</w:t>
+      </w:r>
+      <w:r>
+        <w:t xml:space="preserve">8 : VLAN 222 Direction </w:t>
+      </w:r>
+    </w:p>
+    <w:p>
+      <w:pPr>
+        <w:spacing w:line="276" w:lineRule="auto"/>
+        <w:ind w:left="360"/>
+        <w:rPr>
+          <w:b/>
+          <w:bCs/>
+        </w:rPr>
+      </w:pPr>
+      <w:r>
+        <w:rPr>
+          <w:b/>
+          <w:bCs/>
+        </w:rPr>
+        <w:t>On utilise alors les commandes suivantes </w:t>
+      </w:r>
+      <w:r>
+        <w:rPr>
+          <w:b/>
+          <w:bCs/>
+        </w:rPr>
+        <w:t>en adaptant pour chaque port</w:t>
+      </w:r>
+      <w:r>
+        <w:rPr>
+          <w:b/>
+          <w:bCs/>
+        </w:rPr>
+        <w:t xml:space="preserve">: </w:t>
+      </w:r>
+    </w:p>
+    <w:p>
+      <w:pPr>
+        <w:spacing w:line="276" w:lineRule="auto"/>
+        <w:ind w:left="360"/>
+        <w:rPr>
+          <w:i/>
+          <w:iCs/>
+        </w:rPr>
+      </w:pPr>
+      <w:r>
+        <w:rPr>
+          <w:i/>
+          <w:iCs/>
+        </w:rPr>
+        <w:t xml:space="preserve">Switch(config)# interface GigabitEthernet1/0/15 </w:t>
+      </w:r>
+    </w:p>
+    <w:p>
+      <w:pPr>
+        <w:spacing w:line="276" w:lineRule="auto"/>
+        <w:ind w:left="360"/>
+        <w:rPr>
+          <w:i/>
+          <w:iCs/>
+        </w:rPr>
+      </w:pPr>
+      <w:r>
+        <w:rPr>
+          <w:i/>
+          <w:iCs/>
+        </w:rPr>
+        <w:t>Switch(config-if)#</w:t>
+      </w:r>
+      <w:r>
+        <w:rPr>
+          <w:i/>
+          <w:iCs/>
+        </w:rPr>
+        <w:t xml:space="preserve">switchport mode </w:t>
+      </w:r>
+      <w:proofErr w:type="spellStart"/>
+      <w:r>
+        <w:rPr>
+          <w:i/>
+          <w:iCs/>
+        </w:rPr>
+        <w:t>access</w:t>
+      </w:r>
+      <w:proofErr w:type="spellEnd"/>
+      <w:r>
+        <w:rPr>
+          <w:i/>
+          <w:iCs/>
+        </w:rPr>
+        <w:t xml:space="preserve"> </w:t>
+      </w:r>
+    </w:p>
+    <w:p>
+      <w:pPr>
+        <w:spacing w:line="276" w:lineRule="auto"/>
+        <w:ind w:left="360"/>
+        <w:rPr>
+          <w:i/>
+          <w:iCs/>
+        </w:rPr>
+      </w:pPr>
+      <w:r>
+        <w:rPr>
+          <w:i/>
+          <w:iCs/>
+        </w:rPr>
+        <w:t>Switch(config</w:t>
+      </w:r>
+      <w:r>
+        <w:rPr>
+          <w:i/>
+          <w:iCs/>
+        </w:rPr>
+        <w:t>-if</w:t>
+      </w:r>
+      <w:r>
+        <w:rPr>
+          <w:i/>
+          <w:iCs/>
+        </w:rPr>
+        <w:t>)#</w:t>
+      </w:r>
+      <w:r>
+        <w:rPr>
+          <w:i/>
+          <w:iCs/>
+        </w:rPr>
+        <w:t xml:space="preserve">switchport </w:t>
+      </w:r>
+      <w:proofErr w:type="spellStart"/>
+      <w:r>
+        <w:rPr>
+          <w:i/>
+          <w:iCs/>
+        </w:rPr>
+        <w:t>access</w:t>
+      </w:r>
+      <w:proofErr w:type="spellEnd"/>
+      <w:r>
+        <w:rPr>
+          <w:i/>
+          <w:iCs/>
+        </w:rPr>
+        <w:t xml:space="preserve"> vlan 223 </w:t>
+      </w:r>
+    </w:p>
+    <w:p>
+      <w:pPr>
+        <w:spacing w:line="276" w:lineRule="auto"/>
+        <w:ind w:left="360"/>
+        <w:rPr>
+          <w:i/>
+          <w:iCs/>
+        </w:rPr>
+      </w:pPr>
+      <w:r>
+        <w:rPr>
+          <w:i/>
+          <w:iCs/>
+        </w:rPr>
+        <w:t>Switch(config-if)#</w:t>
+      </w:r>
+      <w:r>
+        <w:rPr>
+          <w:i/>
+          <w:iCs/>
+        </w:rPr>
+        <w:t xml:space="preserve">no </w:t>
+      </w:r>
+      <w:proofErr w:type="spellStart"/>
+      <w:r>
+        <w:rPr>
+          <w:i/>
+          <w:iCs/>
+        </w:rPr>
+        <w:t>shutdown</w:t>
+      </w:r>
+      <w:proofErr w:type="spellEnd"/>
+      <w:r>
+        <w:rPr>
+          <w:i/>
+          <w:iCs/>
+        </w:rPr>
+        <w:t xml:space="preserve"> </w:t>
+      </w:r>
+    </w:p>
+    <w:p>
+      <w:pPr>
+        <w:spacing w:line="276" w:lineRule="auto"/>
+        <w:ind w:left="360"/>
+        <w:rPr>
+          <w:i/>
+          <w:iCs/>
+        </w:rPr>
+      </w:pPr>
+      <w:r>
+        <w:rPr>
+          <w:i/>
+          <w:iCs/>
+        </w:rPr>
+        <w:t>Switch(config-if)#</w:t>
+      </w:r>
+      <w:r>
+        <w:rPr>
+          <w:i/>
+          <w:iCs/>
+        </w:rPr>
+        <w:t xml:space="preserve">exit </w:t>
+      </w:r>
+    </w:p>
+    <w:p>
+      <w:pPr>
+        <w:spacing w:line="276" w:lineRule="auto"/>
+        <w:ind w:left="360"/>
+        <w:rPr>
+          <w:i/>
+          <w:iCs/>
+        </w:rPr>
+      </w:pPr>
+      <w:r>
+        <w:rPr>
+          <w:i/>
+          <w:iCs/>
+        </w:rPr>
+        <w:t xml:space="preserve">Le résultat final donne : </w:t>
+      </w:r>
+    </w:p>
+    <w:p>
+      <w:pPr>
+        <w:spacing w:line="276" w:lineRule="auto"/>
+        <w:ind w:left="360"/>
+        <w:rPr>
+          <w:i/>
+          <w:iCs/>
+        </w:rPr>
+      </w:pPr>
+      <w:r>
+        <w:rPr>
+          <w:i/>
+          <w:iCs/>
+        </w:rPr>
         <w:lastRenderedPageBreak/>
-        <w:t xml:space="preserve">192.168.61.1 Passerelle </w:t>
-      </w:r>
-      <w:r>
-        <w:t xml:space="preserve">VLAN 61 </w:t>
-      </w:r>
-    </w:p>
-    <w:p>
-      <w:r>
-        <w:t>IP Du Serveur Proxmox : 192.168.61.2</w:t>
-      </w:r>
-      <w:r>
-        <w:t>/24</w:t>
-      </w:r>
-    </w:p>
-    <w:p>
-      <w:pPr>
-        <w:rPr>
-          <w:lang w:val="en-US"/>
-        </w:rPr>
-      </w:pPr>
-      <w:r>
-        <w:rPr>
-          <w:lang w:val="en-US"/>
-        </w:rPr>
-        <w:t>IP SRV-AD : 192.168.61.10</w:t>
-      </w:r>
-    </w:p>
-    <w:p>
-      <w:pPr>
-        <w:rPr>
-          <w:lang w:val="en-US"/>
-        </w:rPr>
-      </w:pPr>
-      <w:r>
-        <w:rPr>
-          <w:lang w:val="en-US"/>
-        </w:rPr>
-        <w:t>IP SRV-FICHIERS : 192.168.61.20</w:t>
-      </w:r>
-    </w:p>
-    <w:p>
-      <w:r>
-        <w:t>IP DEBIAN-GLPI : 192.168.61.30</w:t>
-      </w:r>
+        <w:drawing>
+          <wp:anchor distT="0" distB="0" distL="114300" distR="114300" simplePos="0" relativeHeight="251662336" behindDoc="0" locked="0" layoutInCell="1" allowOverlap="1" wp14:anchorId="22412AB2" wp14:editId="421C7681">
+            <wp:simplePos x="0" y="0"/>
+            <wp:positionH relativeFrom="column">
+              <wp:posOffset>1630045</wp:posOffset>
+            </wp:positionH>
+            <wp:positionV relativeFrom="paragraph">
+              <wp:posOffset>3810</wp:posOffset>
+            </wp:positionV>
+            <wp:extent cx="2644369" cy="2949196"/>
+            <wp:effectExtent l="0" t="0" r="3810" b="3810"/>
+            <wp:wrapSquare wrapText="bothSides"/>
+            <wp:docPr id="816017519" name="Image 1"/>
+            <wp:cNvGraphicFramePr>
+              <a:graphicFrameLocks xmlns:a="http://schemas.openxmlformats.org/drawingml/2006/main" noChangeAspect="1"/>
+            </wp:cNvGraphicFramePr>
+            <a:graphic xmlns:a="http://schemas.openxmlformats.org/drawingml/2006/main">
+              <a:graphicData uri="http://schemas.openxmlformats.org/drawingml/2006/picture">
+                <pic:pic xmlns:pic="http://schemas.openxmlformats.org/drawingml/2006/picture">
+                  <pic:nvPicPr>
+                    <pic:cNvPr id="816017519" name=""/>
+                    <pic:cNvPicPr/>
+                  </pic:nvPicPr>
+                  <pic:blipFill>
+                    <a:blip r:embed="rId18">
+                      <a:extLst>
+                        <a:ext uri="{28A0092B-C50C-407E-A947-70E740481C1C}">
+                          <a14:useLocalDpi xmlns:a14="http://schemas.microsoft.com/office/drawing/2010/main" val="0"/>
+                        </a:ext>
+                      </a:extLst>
+                    </a:blip>
+                    <a:stretch>
+                      <a:fillRect/>
+                    </a:stretch>
+                  </pic:blipFill>
+                  <pic:spPr>
+                    <a:xfrm>
+                      <a:off x="0" y="0"/>
+                      <a:ext cx="2644369" cy="2949196"/>
+                    </a:xfrm>
+                    <a:prstGeom prst="rect">
+                      <a:avLst/>
+                    </a:prstGeom>
+                  </pic:spPr>
+                </pic:pic>
+              </a:graphicData>
+            </a:graphic>
+          </wp:anchor>
+        </w:drawing>
+      </w:r>
+    </w:p>
+    <w:p>
+      <w:pPr>
+        <w:spacing w:line="276" w:lineRule="auto"/>
+        <w:ind w:left="360"/>
+      </w:pPr>
+    </w:p>
+    <w:p>
+      <w:pPr>
+        <w:spacing w:line="276" w:lineRule="auto"/>
+        <w:ind w:left="360"/>
+      </w:pPr>
+    </w:p>
+    <w:p>
+      <w:pPr>
+        <w:spacing w:line="276" w:lineRule="auto"/>
+        <w:ind w:left="360"/>
+      </w:pPr>
+    </w:p>
+    <w:p>
+      <w:pPr>
+        <w:spacing w:line="276" w:lineRule="auto"/>
+        <w:ind w:left="360"/>
+      </w:pPr>
+    </w:p>
+    <w:p>
+      <w:pPr>
+        <w:spacing w:line="276" w:lineRule="auto"/>
+        <w:ind w:left="360"/>
+      </w:pPr>
+    </w:p>
+    <w:p>
+      <w:pPr>
+        <w:spacing w:line="276" w:lineRule="auto"/>
+        <w:ind w:left="360"/>
+      </w:pPr>
+    </w:p>
+    <w:p>
+      <w:pPr>
+        <w:spacing w:line="276" w:lineRule="auto"/>
+        <w:ind w:left="360"/>
+      </w:pPr>
     </w:p>
     <w:p/>
-    <w:p>
-      <w:r>
-        <w:t xml:space="preserve">TFPT : Logiciel pour copier la config Cisco sur le poste </w:t>
-      </w:r>
-    </w:p>
-    <w:p>
-      <w:r>
-        <w:t xml:space="preserve">Wr pour enregistrer la configuration </w:t>
-      </w:r>
-    </w:p>
-    <w:p>
-      <w:r>
-        <w:t xml:space="preserve">Copy startup-config tftp </w:t>
-      </w:r>
-    </w:p>
-    <w:p>
-      <w:r>
-        <w:t xml:space="preserve">ACLs sur le routeur </w:t>
-      </w:r>
-    </w:p>
-    <w:p>
-      <w:pPr>
-        <w:pStyle w:val="ListParagraph"/>
+    <w:p/>
+    <w:p/>
+    <w:p>
+      <w:r>
+        <w:t xml:space="preserve">Il reste maintenant à faire la configuration du lien </w:t>
+      </w:r>
+      <w:proofErr w:type="spellStart"/>
+      <w:r>
+        <w:t>trunk</w:t>
+      </w:r>
+      <w:proofErr w:type="spellEnd"/>
+      <w:r>
+        <w:t xml:space="preserve"> vers notre routeur afin de faire passer plusieurs VLANs sur un seul câble physique entre notre switch et le routeur :</w:t>
+      </w:r>
+    </w:p>
+    <w:p>
+      <w:r>
+        <w:t>(</w:t>
+      </w:r>
+      <w:r>
+        <w:t>Le port reliant le switch et le routeur est le GigabitEthernet1/0/25</w:t>
+      </w:r>
+      <w:r>
+        <w:t>)</w:t>
+      </w:r>
+    </w:p>
+    <w:p>
+      <w:r>
+        <w:t xml:space="preserve">Ce qui donne : </w:t>
+      </w:r>
+    </w:p>
+    <w:p>
+      <w:r>
+        <w:drawing>
+          <wp:anchor distT="0" distB="0" distL="114300" distR="114300" simplePos="0" relativeHeight="251663360" behindDoc="0" locked="0" layoutInCell="1" allowOverlap="1" wp14:anchorId="3B786950" wp14:editId="3738FC0D">
+            <wp:simplePos x="0" y="0"/>
+            <wp:positionH relativeFrom="column">
+              <wp:posOffset>1210945</wp:posOffset>
+            </wp:positionH>
+            <wp:positionV relativeFrom="paragraph">
+              <wp:posOffset>6350</wp:posOffset>
+            </wp:positionV>
+            <wp:extent cx="3513124" cy="655377"/>
+            <wp:effectExtent l="0" t="0" r="0" b="0"/>
+            <wp:wrapSquare wrapText="bothSides"/>
+            <wp:docPr id="1436577416" name="Image 1"/>
+            <wp:cNvGraphicFramePr>
+              <a:graphicFrameLocks xmlns:a="http://schemas.openxmlformats.org/drawingml/2006/main" noChangeAspect="1"/>
+            </wp:cNvGraphicFramePr>
+            <a:graphic xmlns:a="http://schemas.openxmlformats.org/drawingml/2006/main">
+              <a:graphicData uri="http://schemas.openxmlformats.org/drawingml/2006/picture">
+                <pic:pic xmlns:pic="http://schemas.openxmlformats.org/drawingml/2006/picture">
+                  <pic:nvPicPr>
+                    <pic:cNvPr id="1436577416" name=""/>
+                    <pic:cNvPicPr/>
+                  </pic:nvPicPr>
+                  <pic:blipFill>
+                    <a:blip r:embed="rId19">
+                      <a:extLst>
+                        <a:ext uri="{28A0092B-C50C-407E-A947-70E740481C1C}">
+                          <a14:useLocalDpi xmlns:a14="http://schemas.microsoft.com/office/drawing/2010/main" val="0"/>
+                        </a:ext>
+                      </a:extLst>
+                    </a:blip>
+                    <a:stretch>
+                      <a:fillRect/>
+                    </a:stretch>
+                  </pic:blipFill>
+                  <pic:spPr>
+                    <a:xfrm>
+                      <a:off x="0" y="0"/>
+                      <a:ext cx="3513124" cy="655377"/>
+                    </a:xfrm>
+                    <a:prstGeom prst="rect">
+                      <a:avLst/>
+                    </a:prstGeom>
+                  </pic:spPr>
+                </pic:pic>
+              </a:graphicData>
+            </a:graphic>
+          </wp:anchor>
+        </w:drawing>
+      </w:r>
+    </w:p>
+    <w:p>
+      <w:bookmarkStart w:id="2" w:name="_Configuration_d’un_contrôleur"/>
+      <w:bookmarkEnd w:id="2"/>
+    </w:p>
+    <w:p/>
+    <w:p>
+      <w:r>
+        <w:t xml:space="preserve">Ici la liaison fait passer tous les VLANs car le switch est utilisé dans le cadre d’un laboratoire informatique mais il est recommandé d’autoriser uniquement les VLANs configurés, ce qui aurait donné par exemple : </w:t>
+      </w:r>
+    </w:p>
+    <w:p>
+      <w:r>
+        <w:drawing>
+          <wp:inline distT="0" distB="0" distL="0" distR="0" wp14:anchorId="3C4C2FEB" wp14:editId="51D72CD3">
+            <wp:extent cx="3657917" cy="800169"/>
+            <wp:effectExtent l="0" t="0" r="0" b="0"/>
+            <wp:docPr id="1145419603" name="Image 1"/>
+            <wp:cNvGraphicFramePr>
+              <a:graphicFrameLocks xmlns:a="http://schemas.openxmlformats.org/drawingml/2006/main" noChangeAspect="1"/>
+            </wp:cNvGraphicFramePr>
+            <a:graphic xmlns:a="http://schemas.openxmlformats.org/drawingml/2006/main">
+              <a:graphicData uri="http://schemas.openxmlformats.org/drawingml/2006/picture">
+                <pic:pic xmlns:pic="http://schemas.openxmlformats.org/drawingml/2006/picture">
+                  <pic:nvPicPr>
+                    <pic:cNvPr id="1145419603" name=""/>
+                    <pic:cNvPicPr/>
+                  </pic:nvPicPr>
+                  <pic:blipFill>
+                    <a:blip r:embed="rId20"/>
+                    <a:stretch>
+                      <a:fillRect/>
+                    </a:stretch>
+                  </pic:blipFill>
+                  <pic:spPr>
+                    <a:xfrm>
+                      <a:off x="0" y="0"/>
+                      <a:ext cx="3657917" cy="800169"/>
+                    </a:xfrm>
+                    <a:prstGeom prst="rect">
+                      <a:avLst/>
+                    </a:prstGeom>
+                  </pic:spPr>
+                </pic:pic>
+              </a:graphicData>
+            </a:graphic>
+          </wp:inline>
+        </w:drawing>
+      </w:r>
+    </w:p>
+    <w:p>
+      <w:r>
+        <w:t>Cela :</w:t>
+      </w:r>
+    </w:p>
+    <w:p>
+      <w:pPr>
         <w:numPr>
           <w:ilvl w:val="0"/>
-          <w:numId w:val="1"/>
+          <w:numId w:val="13"/>
         </w:numPr>
       </w:pPr>
       <w:r>
-        <w:t xml:space="preserve">Autoriser pour la connexion Internet et DENY les autres sous-adresses pour ne pas autoriser la communication </w:t>
+        <w:t>Réduit</w:t>
+      </w:r>
+      <w:r>
+        <w:t xml:space="preserve"> le trafic inutile</w:t>
+      </w:r>
+    </w:p>
+    <w:p>
+      <w:pPr>
+        <w:numPr>
+          <w:ilvl w:val="0"/>
+          <w:numId w:val="13"/>
+        </w:numPr>
+      </w:pPr>
+      <w:r>
+        <w:t>Améliore</w:t>
+      </w:r>
+      <w:r>
+        <w:t xml:space="preserve"> la sécurité</w:t>
+      </w:r>
+    </w:p>
+    <w:p>
+      <w:pPr>
+        <w:numPr>
+          <w:ilvl w:val="0"/>
+          <w:numId w:val="13"/>
+        </w:numPr>
+      </w:pPr>
+      <w:r>
+        <w:t>Évite</w:t>
+      </w:r>
+      <w:r>
+        <w:t xml:space="preserve"> qu'un VLAN créé par erreur soit propagé partout</w:t>
+      </w:r>
+    </w:p>
+    <w:p>
+      <w:r>
+        <w:lastRenderedPageBreak/>
+        <w:t>Passons maintenant à la configuration du routeur.</w:t>
       </w:r>
     </w:p>
     <w:p/>
     <w:p>
       <w:pPr>
-        <w:rPr>
-          <w:lang w:val="en-US"/>
-        </w:rPr>
-      </w:pPr>
-      <w:r>
-        <w:rPr>
-          <w:lang w:val="en-US"/>
-        </w:rPr>
-        <w:t xml:space="preserve">Supprimer VLAN 61 : no vlan 61 </w:t>
-      </w:r>
-    </w:p>
-    <w:p>
-      <w:pPr>
-        <w:rPr>
-          <w:lang w:val="en-US"/>
-        </w:rPr>
-      </w:pPr>
-      <w:r>
-        <w:rPr>
-          <w:lang w:val="en-US"/>
-        </w:rPr>
-        <w:t xml:space="preserve">Do show run </w:t>
-      </w:r>
-      <w:r>
-        <w:rPr>
-          <w:lang w:val="en-US"/>
-        </w:rPr>
-        <w:t>-&gt; Voir la c</w:t>
-      </w:r>
-      <w:r>
-        <w:rPr>
-          <w:lang w:val="en-US"/>
-        </w:rPr>
-        <w:t xml:space="preserve">onfig </w:t>
-      </w:r>
-    </w:p>
-    <w:p>
-      <w:pPr>
-        <w:rPr>
-          <w:lang w:val="en-US"/>
-        </w:rPr>
-      </w:pPr>
-      <w:r>
-        <w:rPr>
-          <w:lang w:val="en-US"/>
-        </w:rPr>
-        <w:t>Copy running-config tftp:</w:t>
-      </w:r>
-    </w:p>
-    <w:p>
-      <w:r>
-        <w:t>Sauvegarde Config Routeur avant l</w:t>
-      </w:r>
-      <w:r>
-        <w:t xml:space="preserve">es modif : </w:t>
-      </w:r>
-    </w:p>
-    <w:p>
-      <w:pPr>
-        <w:rPr>
-          <w:lang w:val="en-US"/>
-        </w:rPr>
-      </w:pPr>
+        <w:pStyle w:val="Titre1"/>
+        <w:numPr>
+          <w:ilvl w:val="0"/>
+          <w:numId w:val="7"/>
+        </w:numPr>
+      </w:pPr>
+      <w:bookmarkStart w:id="3" w:name="_Configuration_des_VLANs"/>
+      <w:bookmarkEnd w:id="3"/>
+      <w:r>
+        <w:t xml:space="preserve">Configuration des VLANs et </w:t>
+      </w:r>
+      <w:proofErr w:type="spellStart"/>
+      <w:r>
+        <w:t>ACLs</w:t>
+      </w:r>
+      <w:proofErr w:type="spellEnd"/>
+      <w:r>
+        <w:t xml:space="preserve"> sur un routeur Cisco</w:t>
+      </w:r>
+    </w:p>
+    <w:p>
+      <w:r>
+        <w:t xml:space="preserve">Maintenant que le switch est configuré et que le lien </w:t>
+      </w:r>
+      <w:proofErr w:type="spellStart"/>
+      <w:r>
+        <w:t>trunk</w:t>
+      </w:r>
+      <w:proofErr w:type="spellEnd"/>
+      <w:r>
+        <w:t xml:space="preserve"> est effectué vers le routeur, il faut maintenant configurer notre routeur. Le routeur utilisé est un Cisco </w:t>
+      </w:r>
+      <w:proofErr w:type="spellStart"/>
+      <w:r>
+        <w:t>Cisco</w:t>
+      </w:r>
+      <w:proofErr w:type="spellEnd"/>
+      <w:r>
+        <w:t xml:space="preserve"> C8200L-1N-4T</w:t>
+      </w:r>
+      <w:r>
+        <w:t xml:space="preserve">, configuré à l’aide d’un câble console, du logiciel </w:t>
+      </w:r>
+      <w:proofErr w:type="spellStart"/>
+      <w:r>
+        <w:t>Putty</w:t>
+      </w:r>
+      <w:proofErr w:type="spellEnd"/>
+      <w:r>
+        <w:t xml:space="preserve"> et du logiciel TFTP pour les sauvegardes de configuration.</w:t>
+      </w:r>
+      <w:r>
+        <w:t xml:space="preserve"> Pour rappel, le tableau d’adressage IP est le suivant : </w:t>
+      </w:r>
+    </w:p>
+    <w:p>
+      <w:r>
+        <w:drawing>
+          <wp:inline distT="0" distB="0" distL="0" distR="0" wp14:anchorId="6D6BD30F" wp14:editId="0A4DE46C">
+            <wp:extent cx="5760720" cy="782320"/>
+            <wp:effectExtent l="0" t="0" r="0" b="0"/>
+            <wp:docPr id="566728797" name="Image 1"/>
+            <wp:cNvGraphicFramePr>
+              <a:graphicFrameLocks xmlns:a="http://schemas.openxmlformats.org/drawingml/2006/main" noChangeAspect="1"/>
+            </wp:cNvGraphicFramePr>
+            <a:graphic xmlns:a="http://schemas.openxmlformats.org/drawingml/2006/main">
+              <a:graphicData uri="http://schemas.openxmlformats.org/drawingml/2006/picture">
+                <pic:pic xmlns:pic="http://schemas.openxmlformats.org/drawingml/2006/picture">
+                  <pic:nvPicPr>
+                    <pic:cNvPr id="566728797" name=""/>
+                    <pic:cNvPicPr/>
+                  </pic:nvPicPr>
+                  <pic:blipFill>
+                    <a:blip r:embed="rId21"/>
+                    <a:stretch>
+                      <a:fillRect/>
+                    </a:stretch>
+                  </pic:blipFill>
+                  <pic:spPr>
+                    <a:xfrm>
+                      <a:off x="0" y="0"/>
+                      <a:ext cx="5760720" cy="782320"/>
+                    </a:xfrm>
+                    <a:prstGeom prst="rect">
+                      <a:avLst/>
+                    </a:prstGeom>
+                  </pic:spPr>
+                </pic:pic>
+              </a:graphicData>
+            </a:graphic>
+          </wp:inline>
+        </w:drawing>
+      </w:r>
+    </w:p>
+    <w:p>
+      <w:r>
+        <w:t>Nous devons renseigner la passerelle virtuelle de chaque VLAN</w:t>
+      </w:r>
+      <w:r>
+        <w:t xml:space="preserve"> sur notre routeur</w:t>
+      </w:r>
+      <w:r>
+        <w:t>.</w:t>
+      </w:r>
+    </w:p>
+    <w:p>
+      <w:r>
+        <w:t>Le port du routeur où est connecté notre switch est le port GigabitEthernet0/0/3, nous allons donc créer des sous-interfaces virtuelles pour nos VLANs</w:t>
+      </w:r>
+      <w:r>
+        <w:t xml:space="preserve"> sur cette interface</w:t>
+      </w:r>
+      <w:r>
+        <w:t xml:space="preserve"> : </w:t>
+      </w:r>
+    </w:p>
+    <w:p>
+      <w:r>
+        <w:drawing>
+          <wp:anchor distT="0" distB="0" distL="114300" distR="114300" simplePos="0" relativeHeight="251664384" behindDoc="0" locked="0" layoutInCell="1" allowOverlap="1" wp14:anchorId="5D60DF84" wp14:editId="30FE5816">
+            <wp:simplePos x="0" y="0"/>
+            <wp:positionH relativeFrom="margin">
+              <wp:align>center</wp:align>
+            </wp:positionH>
+            <wp:positionV relativeFrom="paragraph">
+              <wp:posOffset>93345</wp:posOffset>
+            </wp:positionV>
+            <wp:extent cx="3276884" cy="3520745"/>
+            <wp:effectExtent l="0" t="0" r="0" b="3810"/>
+            <wp:wrapSquare wrapText="bothSides"/>
+            <wp:docPr id="392820197" name="Image 1"/>
+            <wp:cNvGraphicFramePr>
+              <a:graphicFrameLocks xmlns:a="http://schemas.openxmlformats.org/drawingml/2006/main" noChangeAspect="1"/>
+            </wp:cNvGraphicFramePr>
+            <a:graphic xmlns:a="http://schemas.openxmlformats.org/drawingml/2006/main">
+              <a:graphicData uri="http://schemas.openxmlformats.org/drawingml/2006/picture">
+                <pic:pic xmlns:pic="http://schemas.openxmlformats.org/drawingml/2006/picture">
+                  <pic:nvPicPr>
+                    <pic:cNvPr id="392820197" name=""/>
+                    <pic:cNvPicPr/>
+                  </pic:nvPicPr>
+                  <pic:blipFill>
+                    <a:blip r:embed="rId22">
+                      <a:extLst>
+                        <a:ext uri="{28A0092B-C50C-407E-A947-70E740481C1C}">
+                          <a14:useLocalDpi xmlns:a14="http://schemas.microsoft.com/office/drawing/2010/main" val="0"/>
+                        </a:ext>
+                      </a:extLst>
+                    </a:blip>
+                    <a:stretch>
+                      <a:fillRect/>
+                    </a:stretch>
+                  </pic:blipFill>
+                  <pic:spPr>
+                    <a:xfrm>
+                      <a:off x="0" y="0"/>
+                      <a:ext cx="3276884" cy="3520745"/>
+                    </a:xfrm>
+                    <a:prstGeom prst="rect">
+                      <a:avLst/>
+                    </a:prstGeom>
+                  </pic:spPr>
+                </pic:pic>
+              </a:graphicData>
+            </a:graphic>
+          </wp:anchor>
+        </w:drawing>
+      </w:r>
+    </w:p>
+    <w:p/>
+    <w:p/>
+    <w:p/>
+    <w:p/>
+    <w:p/>
+    <w:p/>
+    <w:p/>
+    <w:p/>
+    <w:p/>
+    <w:p/>
+    <w:p/>
+    <w:p>
+      <w:r>
+        <w:t xml:space="preserve">Nous sommes ici dans une configuration de « Router on a Stick » : </w:t>
+      </w:r>
+    </w:p>
+    <w:p>
+      <w:r>
+        <w:lastRenderedPageBreak/>
+        <w:t xml:space="preserve"> </w:t>
+      </w:r>
+      <w:r>
+        <w:t>Le concept de "Router on a Stick" (RoaS) est une solution ingénieuse pour optimiser la gestion du trafic dans les réseaux où la segmentation VLAN est essentielle. Cette approche efficace repose sur la capacité d'un routeur à gérer plusieurs réseaux virtuels (VLAN) à partir d'une seule interface physique, offrant ainsi une flexibilité accrue et une utilisation plus efficiente des ressources réseau.</w:t>
+      </w:r>
+    </w:p>
+    <w:p>
+      <w:r>
+        <w:t xml:space="preserve">Le routeur sait ainsi que toutes les trames taguées VLAN </w:t>
+      </w:r>
+      <w:r>
+        <w:t>[NUM_VLAN]</w:t>
+      </w:r>
+      <w:r>
+        <w:t xml:space="preserve"> doivent être traitées par </w:t>
+      </w:r>
+      <w:r>
+        <w:t>la</w:t>
+      </w:r>
+      <w:r>
+        <w:t xml:space="preserve"> sous-interface</w:t>
+      </w:r>
+      <w:r>
+        <w:t xml:space="preserve"> du VLAN concerné</w:t>
+      </w:r>
+      <w:r>
+        <w:t>.</w:t>
+      </w:r>
+    </w:p>
+    <w:p>
+      <w:r>
+        <w:t xml:space="preserve">On peut faire l’essai sur un de nos serveurs en branchant le serveur </w:t>
+      </w:r>
+      <w:proofErr w:type="spellStart"/>
+      <w:r>
+        <w:t>Proxmox</w:t>
+      </w:r>
+      <w:proofErr w:type="spellEnd"/>
+      <w:r>
+        <w:t xml:space="preserve"> sur le port GigabitEthernet1/0/15 sur le switch en paramétrant une adresse IP statique conforme au tableau d’adressage IP : </w:t>
+      </w:r>
+    </w:p>
+    <w:p>
+      <w:r>
+        <w:drawing>
+          <wp:inline distT="0" distB="0" distL="0" distR="0" wp14:anchorId="1514E181" wp14:editId="3F74B900">
+            <wp:extent cx="5760720" cy="3867150"/>
+            <wp:effectExtent l="0" t="0" r="0" b="0"/>
+            <wp:docPr id="1670305322" name="Image 1"/>
+            <wp:cNvGraphicFramePr>
+              <a:graphicFrameLocks xmlns:a="http://schemas.openxmlformats.org/drawingml/2006/main" noChangeAspect="1"/>
+            </wp:cNvGraphicFramePr>
+            <a:graphic xmlns:a="http://schemas.openxmlformats.org/drawingml/2006/main">
+              <a:graphicData uri="http://schemas.openxmlformats.org/drawingml/2006/picture">
+                <pic:pic xmlns:pic="http://schemas.openxmlformats.org/drawingml/2006/picture">
+                  <pic:nvPicPr>
+                    <pic:cNvPr id="1670305322" name=""/>
+                    <pic:cNvPicPr/>
+                  </pic:nvPicPr>
+                  <pic:blipFill>
+                    <a:blip r:embed="rId23"/>
+                    <a:stretch>
+                      <a:fillRect/>
+                    </a:stretch>
+                  </pic:blipFill>
+                  <pic:spPr>
+                    <a:xfrm>
+                      <a:off x="0" y="0"/>
+                      <a:ext cx="5760720" cy="3867150"/>
+                    </a:xfrm>
+                    <a:prstGeom prst="rect">
+                      <a:avLst/>
+                    </a:prstGeom>
+                  </pic:spPr>
+                </pic:pic>
+              </a:graphicData>
+            </a:graphic>
+          </wp:inline>
+        </w:drawing>
+      </w:r>
+    </w:p>
+    <w:p>
+      <w:r>
+        <w:lastRenderedPageBreak/>
+        <w:drawing>
+          <wp:inline distT="0" distB="0" distL="0" distR="0" wp14:anchorId="28A3D1BF" wp14:editId="567D00A2">
+            <wp:extent cx="5760720" cy="2985135"/>
+            <wp:effectExtent l="0" t="0" r="0" b="5715"/>
+            <wp:docPr id="79165327" name="Image 1"/>
+            <wp:cNvGraphicFramePr>
+              <a:graphicFrameLocks xmlns:a="http://schemas.openxmlformats.org/drawingml/2006/main" noChangeAspect="1"/>
+            </wp:cNvGraphicFramePr>
+            <a:graphic xmlns:a="http://schemas.openxmlformats.org/drawingml/2006/main">
+              <a:graphicData uri="http://schemas.openxmlformats.org/drawingml/2006/picture">
+                <pic:pic xmlns:pic="http://schemas.openxmlformats.org/drawingml/2006/picture">
+                  <pic:nvPicPr>
+                    <pic:cNvPr id="79165327" name=""/>
+                    <pic:cNvPicPr/>
+                  </pic:nvPicPr>
+                  <pic:blipFill>
+                    <a:blip r:embed="rId24"/>
+                    <a:stretch>
+                      <a:fillRect/>
+                    </a:stretch>
+                  </pic:blipFill>
+                  <pic:spPr>
+                    <a:xfrm>
+                      <a:off x="0" y="0"/>
+                      <a:ext cx="5760720" cy="2985135"/>
+                    </a:xfrm>
+                    <a:prstGeom prst="rect">
+                      <a:avLst/>
+                    </a:prstGeom>
+                  </pic:spPr>
+                </pic:pic>
+              </a:graphicData>
+            </a:graphic>
+          </wp:inline>
+        </w:drawing>
+      </w:r>
+    </w:p>
+    <w:p>
+      <w:r>
+        <w:drawing>
+          <wp:inline distT="0" distB="0" distL="0" distR="0" wp14:anchorId="25080978" wp14:editId="2642043D">
+            <wp:extent cx="5760720" cy="2432050"/>
+            <wp:effectExtent l="0" t="0" r="0" b="6350"/>
+            <wp:docPr id="1176274787" name="Image 1"/>
+            <wp:cNvGraphicFramePr>
+              <a:graphicFrameLocks xmlns:a="http://schemas.openxmlformats.org/drawingml/2006/main" noChangeAspect="1"/>
+            </wp:cNvGraphicFramePr>
+            <a:graphic xmlns:a="http://schemas.openxmlformats.org/drawingml/2006/main">
+              <a:graphicData uri="http://schemas.openxmlformats.org/drawingml/2006/picture">
+                <pic:pic xmlns:pic="http://schemas.openxmlformats.org/drawingml/2006/picture">
+                  <pic:nvPicPr>
+                    <pic:cNvPr id="1176274787" name=""/>
+                    <pic:cNvPicPr/>
+                  </pic:nvPicPr>
+                  <pic:blipFill>
+                    <a:blip r:embed="rId25"/>
+                    <a:stretch>
+                      <a:fillRect/>
+                    </a:stretch>
+                  </pic:blipFill>
+                  <pic:spPr>
+                    <a:xfrm>
+                      <a:off x="0" y="0"/>
+                      <a:ext cx="5760720" cy="2432050"/>
+                    </a:xfrm>
+                    <a:prstGeom prst="rect">
+                      <a:avLst/>
+                    </a:prstGeom>
+                  </pic:spPr>
+                </pic:pic>
+              </a:graphicData>
+            </a:graphic>
+          </wp:inline>
+        </w:drawing>
+      </w:r>
+    </w:p>
+    <w:p>
+      <w:r>
+        <w:t xml:space="preserve">Ces captures ont été effectuées sur le serveur SRV-AD qui doit avoir l’adresse IP 192.168.223.10. On voit que le ping sur la passerelle du VLAN 223 IT fonctionne correctement. On définit les adresses IP statiques sur chaque serveur et on fait l’essai de ping entre les différents serveurs : </w:t>
+      </w:r>
+    </w:p>
+    <w:p>
+      <w:r>
+        <w:t xml:space="preserve">Depuis SRV-FICHIERS : </w:t>
+      </w:r>
+    </w:p>
+    <w:p>
+      <w:r>
+        <w:lastRenderedPageBreak/>
+        <w:drawing>
+          <wp:inline distT="0" distB="0" distL="0" distR="0" wp14:anchorId="741594C4" wp14:editId="6854524C">
+            <wp:extent cx="5760720" cy="3954145"/>
+            <wp:effectExtent l="0" t="0" r="0" b="8255"/>
+            <wp:docPr id="1883512724" name="Image 1"/>
+            <wp:cNvGraphicFramePr>
+              <a:graphicFrameLocks xmlns:a="http://schemas.openxmlformats.org/drawingml/2006/main" noChangeAspect="1"/>
+            </wp:cNvGraphicFramePr>
+            <a:graphic xmlns:a="http://schemas.openxmlformats.org/drawingml/2006/main">
+              <a:graphicData uri="http://schemas.openxmlformats.org/drawingml/2006/picture">
+                <pic:pic xmlns:pic="http://schemas.openxmlformats.org/drawingml/2006/picture">
+                  <pic:nvPicPr>
+                    <pic:cNvPr id="1883512724" name=""/>
+                    <pic:cNvPicPr/>
+                  </pic:nvPicPr>
+                  <pic:blipFill>
+                    <a:blip r:embed="rId26"/>
+                    <a:stretch>
+                      <a:fillRect/>
+                    </a:stretch>
+                  </pic:blipFill>
+                  <pic:spPr>
+                    <a:xfrm>
+                      <a:off x="0" y="0"/>
+                      <a:ext cx="5760720" cy="3954145"/>
+                    </a:xfrm>
+                    <a:prstGeom prst="rect">
+                      <a:avLst/>
+                    </a:prstGeom>
+                  </pic:spPr>
+                </pic:pic>
+              </a:graphicData>
+            </a:graphic>
+          </wp:inline>
+        </w:drawing>
+      </w:r>
+    </w:p>
+    <w:p>
+      <w:r>
+        <w:t>Depuis DEBIAN-GLPI :</w:t>
+      </w:r>
+    </w:p>
+    <w:p>
+      <w:r>
+        <w:drawing>
+          <wp:inline distT="0" distB="0" distL="0" distR="0" wp14:anchorId="2545600A" wp14:editId="6C7F92E7">
+            <wp:extent cx="5760720" cy="1785620"/>
+            <wp:effectExtent l="0" t="0" r="0" b="5080"/>
+            <wp:docPr id="1995409463" name="Image 1"/>
+            <wp:cNvGraphicFramePr>
+              <a:graphicFrameLocks xmlns:a="http://schemas.openxmlformats.org/drawingml/2006/main" noChangeAspect="1"/>
+            </wp:cNvGraphicFramePr>
+            <a:graphic xmlns:a="http://schemas.openxmlformats.org/drawingml/2006/main">
+              <a:graphicData uri="http://schemas.openxmlformats.org/drawingml/2006/picture">
+                <pic:pic xmlns:pic="http://schemas.openxmlformats.org/drawingml/2006/picture">
+                  <pic:nvPicPr>
+                    <pic:cNvPr id="1995409463" name=""/>
+                    <pic:cNvPicPr/>
+                  </pic:nvPicPr>
+                  <pic:blipFill>
+                    <a:blip r:embed="rId27"/>
+                    <a:stretch>
+                      <a:fillRect/>
+                    </a:stretch>
+                  </pic:blipFill>
+                  <pic:spPr>
+                    <a:xfrm>
+                      <a:off x="0" y="0"/>
+                      <a:ext cx="5760720" cy="1785620"/>
+                    </a:xfrm>
+                    <a:prstGeom prst="rect">
+                      <a:avLst/>
+                    </a:prstGeom>
+                  </pic:spPr>
+                </pic:pic>
+              </a:graphicData>
+            </a:graphic>
+          </wp:inline>
+        </w:drawing>
+      </w:r>
+    </w:p>
+    <w:p>
+      <w:r>
+        <w:drawing>
+          <wp:inline distT="0" distB="0" distL="0" distR="0" wp14:anchorId="2F46C7B1" wp14:editId="49679F9A">
+            <wp:extent cx="5494496" cy="1607959"/>
+            <wp:effectExtent l="0" t="0" r="0" b="0"/>
+            <wp:docPr id="256009615" name="Image 1"/>
+            <wp:cNvGraphicFramePr>
+              <a:graphicFrameLocks xmlns:a="http://schemas.openxmlformats.org/drawingml/2006/main" noChangeAspect="1"/>
+            </wp:cNvGraphicFramePr>
+            <a:graphic xmlns:a="http://schemas.openxmlformats.org/drawingml/2006/main">
+              <a:graphicData uri="http://schemas.openxmlformats.org/drawingml/2006/picture">
+                <pic:pic xmlns:pic="http://schemas.openxmlformats.org/drawingml/2006/picture">
+                  <pic:nvPicPr>
+                    <pic:cNvPr id="256009615" name=""/>
+                    <pic:cNvPicPr/>
+                  </pic:nvPicPr>
+                  <pic:blipFill>
+                    <a:blip r:embed="rId28"/>
+                    <a:stretch>
+                      <a:fillRect/>
+                    </a:stretch>
+                  </pic:blipFill>
+                  <pic:spPr>
+                    <a:xfrm>
+                      <a:off x="0" y="0"/>
+                      <a:ext cx="5494496" cy="1607959"/>
+                    </a:xfrm>
+                    <a:prstGeom prst="rect">
+                      <a:avLst/>
+                    </a:prstGeom>
+                  </pic:spPr>
+                </pic:pic>
+              </a:graphicData>
+            </a:graphic>
+          </wp:inline>
+        </w:drawing>
+      </w:r>
+    </w:p>
+    <w:p>
+      <w:r>
+        <w:t>Nous pouvons communiquer en local entre les différents serveurs mais il reste à déterminer les règles sur le réseau entre les différents VLANs.</w:t>
+      </w:r>
+    </w:p>
+    <w:p>
+      <w:r>
+        <w:lastRenderedPageBreak/>
+        <w:t xml:space="preserve">En effet, afin d’améliorer de </w:t>
+      </w:r>
+      <w:proofErr w:type="spellStart"/>
+      <w:r>
+        <w:t>Netcorp</w:t>
+      </w:r>
+      <w:proofErr w:type="spellEnd"/>
+      <w:r>
+        <w:t xml:space="preserve"> il est intéressant de limiter l’usage réseau entre les différents réseaux afin de segmenter au maximum les services. Mais aussi de limiter au maximum l’impact d’une potentielle cyberattaque dans le futur. </w:t>
+      </w:r>
+    </w:p>
+    <w:p>
+      <w:r>
+        <w:t>Nous allons donc interdire la communication entre le VLAN RH et le VLAN Direction et limiter au maximum la communication des deux services avec le VLAN IT. Nous allons autoriser les deux VLANs à communiquer avec les serveurs uniquement pour l’authentification du domaine, le partage de fichiers, le DNS etc.</w:t>
+      </w:r>
+    </w:p>
+    <w:p>
+      <w:r>
+        <w:t xml:space="preserve">Voici l’ACL pour le VLAN RH : </w:t>
+      </w:r>
+    </w:p>
+    <w:p/>
+    <w:p>
+      <w:r>
+        <w:drawing>
+          <wp:inline distT="0" distB="0" distL="0" distR="0" wp14:anchorId="368D2A33" wp14:editId="7C9A6D04">
+            <wp:extent cx="5760720" cy="4326255"/>
+            <wp:effectExtent l="0" t="0" r="0" b="0"/>
+            <wp:docPr id="835225136" name="Image 1"/>
+            <wp:cNvGraphicFramePr>
+              <a:graphicFrameLocks xmlns:a="http://schemas.openxmlformats.org/drawingml/2006/main" noChangeAspect="1"/>
+            </wp:cNvGraphicFramePr>
+            <a:graphic xmlns:a="http://schemas.openxmlformats.org/drawingml/2006/main">
+              <a:graphicData uri="http://schemas.openxmlformats.org/drawingml/2006/picture">
+                <pic:pic xmlns:pic="http://schemas.openxmlformats.org/drawingml/2006/picture">
+                  <pic:nvPicPr>
+                    <pic:cNvPr id="835225136" name=""/>
+                    <pic:cNvPicPr/>
+                  </pic:nvPicPr>
+                  <pic:blipFill>
+                    <a:blip r:embed="rId29"/>
+                    <a:stretch>
+                      <a:fillRect/>
+                    </a:stretch>
+                  </pic:blipFill>
+                  <pic:spPr>
+                    <a:xfrm>
+                      <a:off x="0" y="0"/>
+                      <a:ext cx="5760720" cy="4326255"/>
+                    </a:xfrm>
+                    <a:prstGeom prst="rect">
+                      <a:avLst/>
+                    </a:prstGeom>
+                  </pic:spPr>
+                </pic:pic>
+              </a:graphicData>
+            </a:graphic>
+          </wp:inline>
+        </w:drawing>
+      </w:r>
+    </w:p>
+    <w:p>
+      <w:pPr>
+        <w:pStyle w:val="Paragraphedeliste"/>
+        <w:numPr>
+          <w:ilvl w:val="1"/>
+          <w:numId w:val="13"/>
+        </w:numPr>
+      </w:pPr>
+      <w:r>
+        <w:t>Ligne 10 et 20 : Elles autorisent</w:t>
+      </w:r>
+      <w:r>
+        <w:t xml:space="preserve"> les réponses DHCP serveur</w:t>
+      </w:r>
+      <w:r>
+        <w:t xml:space="preserve"> et requêtes DHCP clients</w:t>
+      </w:r>
+      <w:r>
+        <w:t>.</w:t>
+      </w:r>
+    </w:p>
+    <w:p>
+      <w:pPr>
+        <w:pStyle w:val="Paragraphedeliste"/>
+        <w:numPr>
+          <w:ilvl w:val="1"/>
+          <w:numId w:val="13"/>
+        </w:numPr>
+      </w:pPr>
+      <w:r>
+        <w:t xml:space="preserve">Ligne 30 : </w:t>
+      </w:r>
+      <w:r>
+        <w:t>Bloque tout trafic du VLAN RH vers VLAN Direction</w:t>
+      </w:r>
+    </w:p>
+    <w:p>
+      <w:pPr>
+        <w:pStyle w:val="Paragraphedeliste"/>
+        <w:numPr>
+          <w:ilvl w:val="1"/>
+          <w:numId w:val="13"/>
+        </w:numPr>
+      </w:pPr>
+      <w:r>
+        <w:t xml:space="preserve">Ligne 40 et 50  : </w:t>
+      </w:r>
+      <w:r>
+        <w:t>Autorise DNS UDP</w:t>
+      </w:r>
+      <w:r>
+        <w:t xml:space="preserve"> et DNS TCP</w:t>
+      </w:r>
+      <w:r>
+        <w:t xml:space="preserve"> (port 53)</w:t>
+      </w:r>
+    </w:p>
+    <w:p>
+      <w:pPr>
+        <w:pStyle w:val="Paragraphedeliste"/>
+        <w:numPr>
+          <w:ilvl w:val="1"/>
+          <w:numId w:val="13"/>
+        </w:numPr>
+      </w:pPr>
+      <w:r>
+        <w:t xml:space="preserve">Lignes 60 et 70 : </w:t>
+      </w:r>
+      <w:r>
+        <w:t>Autorise Kerberos TCP + UDP</w:t>
+      </w:r>
+      <w:r>
+        <w:t xml:space="preserve"> (Authentification Windows Domaine)</w:t>
+      </w:r>
+    </w:p>
+    <w:p>
+      <w:pPr>
+        <w:pStyle w:val="Paragraphedeliste"/>
+        <w:numPr>
+          <w:ilvl w:val="1"/>
+          <w:numId w:val="13"/>
+        </w:numPr>
+      </w:pPr>
+      <w:r>
+        <w:t xml:space="preserve">Ligne 80 et 91 : Autorise LDAP </w:t>
+      </w:r>
+    </w:p>
+    <w:p>
+      <w:pPr>
+        <w:pStyle w:val="Paragraphedeliste"/>
+        <w:numPr>
+          <w:ilvl w:val="1"/>
+          <w:numId w:val="13"/>
+        </w:numPr>
+      </w:pPr>
+      <w:r>
+        <w:t>Ligne 85 : Autorise RPC Microsoft (non configuré ici mais disponible)</w:t>
+      </w:r>
+    </w:p>
+    <w:p>
+      <w:pPr>
+        <w:pStyle w:val="Paragraphedeliste"/>
+        <w:numPr>
+          <w:ilvl w:val="1"/>
+          <w:numId w:val="13"/>
+        </w:numPr>
+      </w:pPr>
+      <w:r>
+        <w:lastRenderedPageBreak/>
+        <w:t xml:space="preserve">Ligne 86 et 87 : </w:t>
+      </w:r>
+      <w:r>
+        <w:t>Autorise le catalogue global AD</w:t>
+      </w:r>
+    </w:p>
+    <w:p>
+      <w:pPr>
+        <w:pStyle w:val="Paragraphedeliste"/>
+        <w:numPr>
+          <w:ilvl w:val="1"/>
+          <w:numId w:val="13"/>
+        </w:numPr>
+      </w:pPr>
+      <w:r>
+        <w:t xml:space="preserve">Ligne 88 : </w:t>
+      </w:r>
+      <w:r>
+        <w:t>Autorise ports RPC dynamiques</w:t>
+      </w:r>
+      <w:r>
+        <w:t xml:space="preserve">, utilisé par les Group Policy Object (GPO) et autres services de Windows </w:t>
+      </w:r>
+    </w:p>
+    <w:p>
+      <w:pPr>
+        <w:pStyle w:val="Paragraphedeliste"/>
+        <w:numPr>
+          <w:ilvl w:val="1"/>
+          <w:numId w:val="13"/>
+        </w:numPr>
+      </w:pPr>
+      <w:r>
+        <w:t xml:space="preserve">Ligne 90 et 94 : </w:t>
+      </w:r>
+      <w:r>
+        <w:t>Autorise partage de fichiers (SMB)</w:t>
+      </w:r>
+    </w:p>
+    <w:p>
+      <w:pPr>
+        <w:pStyle w:val="Paragraphedeliste"/>
+        <w:numPr>
+          <w:ilvl w:val="1"/>
+          <w:numId w:val="13"/>
+        </w:numPr>
+      </w:pPr>
+      <w:r>
+        <w:t xml:space="preserve">Ligne 92 et 93 : </w:t>
+      </w:r>
+      <w:r>
+        <w:t>LDAP vers serveur fichiers</w:t>
+      </w:r>
+    </w:p>
+    <w:p>
+      <w:pPr>
+        <w:pStyle w:val="Paragraphedeliste"/>
+        <w:numPr>
+          <w:ilvl w:val="1"/>
+          <w:numId w:val="13"/>
+        </w:numPr>
+      </w:pPr>
+      <w:r>
+        <w:t>Ligne 96 et 97 : A</w:t>
+      </w:r>
+      <w:r>
+        <w:t>ncien Windows</w:t>
+      </w:r>
+    </w:p>
+    <w:p>
+      <w:pPr>
+        <w:pStyle w:val="Paragraphedeliste"/>
+        <w:numPr>
+          <w:ilvl w:val="1"/>
+          <w:numId w:val="13"/>
+        </w:numPr>
+      </w:pPr>
+      <w:r>
+        <w:t xml:space="preserve">Ligne 100 et 110 : </w:t>
+      </w:r>
+      <w:r>
+        <w:t>Serveur web GLPI</w:t>
+      </w:r>
+    </w:p>
+    <w:p>
+      <w:pPr>
+        <w:pStyle w:val="Paragraphedeliste"/>
+        <w:numPr>
+          <w:ilvl w:val="1"/>
+          <w:numId w:val="13"/>
+        </w:numPr>
+      </w:pPr>
+      <w:r>
+        <w:t xml:space="preserve">Ligne 120 : </w:t>
+      </w:r>
+      <w:r>
+        <w:t>Blocage accès général vers IT</w:t>
+      </w:r>
+    </w:p>
+    <w:p>
+      <w:pPr>
+        <w:pStyle w:val="Paragraphedeliste"/>
+        <w:numPr>
+          <w:ilvl w:val="1"/>
+          <w:numId w:val="13"/>
+        </w:numPr>
+      </w:pPr>
+      <w:r>
+        <w:t xml:space="preserve">Ligne 130 : </w:t>
+      </w:r>
+      <w:r>
+        <w:t>A</w:t>
+      </w:r>
+      <w:r>
+        <w:t>utorise tout vers Internet</w:t>
+      </w:r>
+      <w:r>
+        <w:t xml:space="preserve"> (</w:t>
+      </w:r>
+      <w:proofErr w:type="spellStart"/>
+      <w:r>
+        <w:t>Web,MAJ</w:t>
+      </w:r>
+      <w:proofErr w:type="spellEnd"/>
+      <w:r>
+        <w:t xml:space="preserve"> etc.</w:t>
+      </w:r>
+      <w:r>
+        <w:t>)</w:t>
+      </w:r>
+    </w:p>
+    <w:p>
+      <w:pPr>
+        <w:pStyle w:val="Paragraphedeliste"/>
+        <w:numPr>
+          <w:ilvl w:val="1"/>
+          <w:numId w:val="13"/>
+        </w:numPr>
+      </w:pPr>
+      <w:r>
+        <w:t xml:space="preserve">Ligne 140 : </w:t>
+      </w:r>
+      <w:r>
+        <w:t>B</w:t>
+      </w:r>
+      <w:r>
+        <w:t>loque tout le reste</w:t>
+      </w:r>
+    </w:p>
+    <w:p>
+      <w:r>
+        <w:t xml:space="preserve">Il y a une autre ACL pour le VLAN Direction qui a les mêmes autorisations que le VLAN RH : </w:t>
+      </w:r>
+    </w:p>
+    <w:p>
+      <w:r>
+        <w:drawing>
+          <wp:inline distT="0" distB="0" distL="0" distR="0" wp14:anchorId="1685E902" wp14:editId="004E43C6">
+            <wp:extent cx="5760720" cy="4423410"/>
+            <wp:effectExtent l="0" t="0" r="0" b="0"/>
+            <wp:docPr id="1825698853" name="Image 1"/>
+            <wp:cNvGraphicFramePr>
+              <a:graphicFrameLocks xmlns:a="http://schemas.openxmlformats.org/drawingml/2006/main" noChangeAspect="1"/>
+            </wp:cNvGraphicFramePr>
+            <a:graphic xmlns:a="http://schemas.openxmlformats.org/drawingml/2006/main">
+              <a:graphicData uri="http://schemas.openxmlformats.org/drawingml/2006/picture">
+                <pic:pic xmlns:pic="http://schemas.openxmlformats.org/drawingml/2006/picture">
+                  <pic:nvPicPr>
+                    <pic:cNvPr id="1825698853" name=""/>
+                    <pic:cNvPicPr/>
+                  </pic:nvPicPr>
+                  <pic:blipFill>
+                    <a:blip r:embed="rId30"/>
+                    <a:stretch>
+                      <a:fillRect/>
+                    </a:stretch>
+                  </pic:blipFill>
+                  <pic:spPr>
+                    <a:xfrm>
+                      <a:off x="0" y="0"/>
+                      <a:ext cx="5760720" cy="4423410"/>
+                    </a:xfrm>
+                    <a:prstGeom prst="rect">
+                      <a:avLst/>
+                    </a:prstGeom>
+                  </pic:spPr>
+                </pic:pic>
+              </a:graphicData>
+            </a:graphic>
+          </wp:inline>
+        </w:drawing>
+      </w:r>
+    </w:p>
+    <w:p>
+      <w:r>
+        <w:t xml:space="preserve">Pour terminer il y a une ACL pour le VLAN IT : </w:t>
+      </w:r>
+    </w:p>
+    <w:p>
+      <w:r>
+        <w:drawing>
+          <wp:inline distT="0" distB="0" distL="0" distR="0" wp14:anchorId="5FA01BED" wp14:editId="1C5C2EAA">
+            <wp:extent cx="4267570" cy="838273"/>
+            <wp:effectExtent l="0" t="0" r="0" b="0"/>
+            <wp:docPr id="1372778910" name="Image 1"/>
+            <wp:cNvGraphicFramePr>
+              <a:graphicFrameLocks xmlns:a="http://schemas.openxmlformats.org/drawingml/2006/main" noChangeAspect="1"/>
+            </wp:cNvGraphicFramePr>
+            <a:graphic xmlns:a="http://schemas.openxmlformats.org/drawingml/2006/main">
+              <a:graphicData uri="http://schemas.openxmlformats.org/drawingml/2006/picture">
+                <pic:pic xmlns:pic="http://schemas.openxmlformats.org/drawingml/2006/picture">
+                  <pic:nvPicPr>
+                    <pic:cNvPr id="1372778910" name=""/>
+                    <pic:cNvPicPr/>
+                  </pic:nvPicPr>
+                  <pic:blipFill>
+                    <a:blip r:embed="rId31"/>
+                    <a:stretch>
+                      <a:fillRect/>
+                    </a:stretch>
+                  </pic:blipFill>
+                  <pic:spPr>
+                    <a:xfrm>
+                      <a:off x="0" y="0"/>
+                      <a:ext cx="4267570" cy="838273"/>
+                    </a:xfrm>
+                    <a:prstGeom prst="rect">
+                      <a:avLst/>
+                    </a:prstGeom>
+                  </pic:spPr>
+                </pic:pic>
+              </a:graphicData>
+            </a:graphic>
+          </wp:inline>
+        </w:drawing>
+      </w:r>
+    </w:p>
+    <w:p>
+      <w:r>
+        <w:lastRenderedPageBreak/>
+        <w:t xml:space="preserve">Ligne 10 et 20 : Autorisations pour les requêtes DHCP </w:t>
+      </w:r>
+    </w:p>
+    <w:p>
+      <w:r>
+        <w:t xml:space="preserve">Ligne 50 : </w:t>
+      </w:r>
+      <w:r>
+        <w:t>Autorise</w:t>
+      </w:r>
+      <w:r>
+        <w:t xml:space="preserve"> tout trafic IP provenant du réseau 192.168.223.0/24 vers n'importe quelle destination.</w:t>
+      </w:r>
+    </w:p>
+    <w:p>
+      <w:r>
+        <w:t xml:space="preserve">Ligne 60 : </w:t>
+      </w:r>
+      <w:r>
+        <w:t>Autorise les paquets TCP provenant de n'importe quelle source vers le réseau 192.168.223.0/24, uniquement si la connexion est déjà établie.</w:t>
+      </w:r>
+    </w:p>
+    <w:p>
+      <w:r>
+        <w:t>Pour le moment notre réseau fonctionne correctement mais seulement en local. En effet le NAT n’est pas encore activé pour nos VLANs.</w:t>
+      </w:r>
+    </w:p>
+    <w:p>
+      <w:pPr>
+        <w:pStyle w:val="Titre1"/>
+        <w:numPr>
+          <w:ilvl w:val="0"/>
+          <w:numId w:val="7"/>
+        </w:numPr>
+      </w:pPr>
+      <w:bookmarkStart w:id="4" w:name="_Configuration_du_NAT"/>
+      <w:bookmarkEnd w:id="4"/>
+      <w:r>
+        <w:t xml:space="preserve">Configuration du NAT sur le routeur </w:t>
+      </w:r>
+    </w:p>
+    <w:p>
+      <w:r>
+        <w:t xml:space="preserve">Le Network </w:t>
+      </w:r>
+      <w:proofErr w:type="spellStart"/>
+      <w:r>
+        <w:t>Address</w:t>
+      </w:r>
+      <w:proofErr w:type="spellEnd"/>
+      <w:r>
+        <w:t xml:space="preserve"> Translation (NAT) permet à nos machines d’accéder à Internet via une adresse IP publique. Pour cela il reste à l’activer sur notre routeur afin de faire cette « transition » d’IP locale en IP publique :</w:t>
+      </w:r>
+    </w:p>
+    <w:p>
+      <w:r>
+        <w:drawing>
+          <wp:inline distT="0" distB="0" distL="0" distR="0" wp14:anchorId="192833C5" wp14:editId="3656CFB4">
+            <wp:extent cx="3324689" cy="3600953"/>
+            <wp:effectExtent l="0" t="0" r="9525" b="0"/>
+            <wp:docPr id="246707071" name="Image 1"/>
+            <wp:cNvGraphicFramePr>
+              <a:graphicFrameLocks xmlns:a="http://schemas.openxmlformats.org/drawingml/2006/main" noChangeAspect="1"/>
+            </wp:cNvGraphicFramePr>
+            <a:graphic xmlns:a="http://schemas.openxmlformats.org/drawingml/2006/main">
+              <a:graphicData uri="http://schemas.openxmlformats.org/drawingml/2006/picture">
+                <pic:pic xmlns:pic="http://schemas.openxmlformats.org/drawingml/2006/picture">
+                  <pic:nvPicPr>
+                    <pic:cNvPr id="246707071" name=""/>
+                    <pic:cNvPicPr/>
+                  </pic:nvPicPr>
+                  <pic:blipFill>
+                    <a:blip r:embed="rId32"/>
+                    <a:stretch>
+                      <a:fillRect/>
+                    </a:stretch>
+                  </pic:blipFill>
+                  <pic:spPr>
+                    <a:xfrm>
+                      <a:off x="0" y="0"/>
+                      <a:ext cx="3324689" cy="3600953"/>
+                    </a:xfrm>
+                    <a:prstGeom prst="rect">
+                      <a:avLst/>
+                    </a:prstGeom>
+                  </pic:spPr>
+                </pic:pic>
+              </a:graphicData>
+            </a:graphic>
+          </wp:inline>
+        </w:drawing>
+      </w:r>
+    </w:p>
+    <w:p>
+      <w:r>
+        <w:t xml:space="preserve">Tout d’abord </w:t>
+      </w:r>
+      <w:r>
+        <w:t>on renseigne « </w:t>
+      </w:r>
+      <w:proofErr w:type="spellStart"/>
+      <w:r>
+        <w:t>ip</w:t>
+      </w:r>
+      <w:proofErr w:type="spellEnd"/>
+      <w:r>
+        <w:t xml:space="preserve"> </w:t>
+      </w:r>
+      <w:proofErr w:type="spellStart"/>
+      <w:r>
+        <w:t>nat</w:t>
+      </w:r>
+      <w:proofErr w:type="spellEnd"/>
+      <w:r>
+        <w:t xml:space="preserve"> </w:t>
+      </w:r>
+      <w:proofErr w:type="spellStart"/>
+      <w:r>
+        <w:t>inside</w:t>
+      </w:r>
+      <w:proofErr w:type="spellEnd"/>
+      <w:r>
+        <w:t> » sur nos trois sous-interfaces afin que le routeur sache que ce sont des réseaux locaux et que les paquets provenant de ces réseaux viennent de « l’intérieur ». Nous allons maintenant mettre la commande « </w:t>
+      </w:r>
+      <w:proofErr w:type="spellStart"/>
+      <w:r>
+        <w:t>outside</w:t>
+      </w:r>
+      <w:proofErr w:type="spellEnd"/>
+      <w:r>
+        <w:t xml:space="preserve"> » pour l’interface qui sort sur Internet : </w:t>
+      </w:r>
+    </w:p>
+    <w:p>
+      <w:r>
+        <w:lastRenderedPageBreak/>
+        <w:drawing>
+          <wp:inline distT="0" distB="0" distL="0" distR="0" wp14:anchorId="42EA799F" wp14:editId="38488F1F">
+            <wp:extent cx="3010320" cy="1028844"/>
+            <wp:effectExtent l="0" t="0" r="0" b="0"/>
+            <wp:docPr id="1361246852" name="Image 1"/>
+            <wp:cNvGraphicFramePr>
+              <a:graphicFrameLocks xmlns:a="http://schemas.openxmlformats.org/drawingml/2006/main" noChangeAspect="1"/>
+            </wp:cNvGraphicFramePr>
+            <a:graphic xmlns:a="http://schemas.openxmlformats.org/drawingml/2006/main">
+              <a:graphicData uri="http://schemas.openxmlformats.org/drawingml/2006/picture">
+                <pic:pic xmlns:pic="http://schemas.openxmlformats.org/drawingml/2006/picture">
+                  <pic:nvPicPr>
+                    <pic:cNvPr id="1361246852" name=""/>
+                    <pic:cNvPicPr/>
+                  </pic:nvPicPr>
+                  <pic:blipFill>
+                    <a:blip r:embed="rId33"/>
+                    <a:stretch>
+                      <a:fillRect/>
+                    </a:stretch>
+                  </pic:blipFill>
+                  <pic:spPr>
+                    <a:xfrm>
+                      <a:off x="0" y="0"/>
+                      <a:ext cx="3010320" cy="1028844"/>
+                    </a:xfrm>
+                    <a:prstGeom prst="rect">
+                      <a:avLst/>
+                    </a:prstGeom>
+                  </pic:spPr>
+                </pic:pic>
+              </a:graphicData>
+            </a:graphic>
+          </wp:inline>
+        </w:drawing>
+      </w:r>
+    </w:p>
+    <w:p>
+      <w:r>
+        <w:t>L’interface GigabitEthernet0/0/2 est le port qui est connecté au routeur de la baie n°1 qui elle-même est connectée au routeur de l’école et donc à Internet. C’est pour cela que « </w:t>
+      </w:r>
+      <w:proofErr w:type="spellStart"/>
+      <w:r>
+        <w:t>ip</w:t>
+      </w:r>
+      <w:proofErr w:type="spellEnd"/>
+      <w:r>
+        <w:t xml:space="preserve"> </w:t>
+      </w:r>
+      <w:proofErr w:type="spellStart"/>
+      <w:r>
+        <w:t>nat</w:t>
+      </w:r>
+      <w:proofErr w:type="spellEnd"/>
+      <w:r>
+        <w:t xml:space="preserve"> </w:t>
+      </w:r>
+      <w:proofErr w:type="spellStart"/>
+      <w:r>
+        <w:t>outside</w:t>
+      </w:r>
+      <w:proofErr w:type="spellEnd"/>
+      <w:r>
+        <w:t> » est renseigné sur ce port. Si un paquet vient de l’extérieur il arrivera par ce port pour aller vers un réseau local, et si un paquet provenant d’un réseau local souhaite aller vers l’extérieur, il utilisera ce port.</w:t>
+      </w:r>
+    </w:p>
+    <w:p>
+      <w:r>
+        <w:t xml:space="preserve">Pour terminer cette configuration, il reste à renseigner au routeur quelles adresses IP il doit traduire. Pour cela on renseigne nos trois sous interfaces vers le port du routeur connecté à Internet : </w:t>
+      </w:r>
+    </w:p>
+    <w:p>
+      <w:r>
+        <w:drawing>
+          <wp:inline distT="0" distB="0" distL="0" distR="0" wp14:anchorId="1615E15D" wp14:editId="4D11C5B6">
+            <wp:extent cx="5760720" cy="431165"/>
+            <wp:effectExtent l="0" t="0" r="0" b="6985"/>
+            <wp:docPr id="576006632" name="Image 1"/>
+            <wp:cNvGraphicFramePr>
+              <a:graphicFrameLocks xmlns:a="http://schemas.openxmlformats.org/drawingml/2006/main" noChangeAspect="1"/>
+            </wp:cNvGraphicFramePr>
+            <a:graphic xmlns:a="http://schemas.openxmlformats.org/drawingml/2006/main">
+              <a:graphicData uri="http://schemas.openxmlformats.org/drawingml/2006/picture">
+                <pic:pic xmlns:pic="http://schemas.openxmlformats.org/drawingml/2006/picture">
+                  <pic:nvPicPr>
+                    <pic:cNvPr id="576006632" name=""/>
+                    <pic:cNvPicPr/>
+                  </pic:nvPicPr>
+                  <pic:blipFill>
+                    <a:blip r:embed="rId34"/>
+                    <a:stretch>
+                      <a:fillRect/>
+                    </a:stretch>
+                  </pic:blipFill>
+                  <pic:spPr>
+                    <a:xfrm>
+                      <a:off x="0" y="0"/>
+                      <a:ext cx="5760720" cy="431165"/>
+                    </a:xfrm>
+                    <a:prstGeom prst="rect">
+                      <a:avLst/>
+                    </a:prstGeom>
+                  </pic:spPr>
+                </pic:pic>
+              </a:graphicData>
+            </a:graphic>
+          </wp:inline>
+        </w:drawing>
+      </w:r>
+    </w:p>
+    <w:p>
+      <w:r>
+        <w:t xml:space="preserve">Maintenant que les configurations sont effectuées, il reste à tester de ping vers l’extérieur depuis une machine du réseau local, par exemple depuis SRV-AD : </w:t>
+      </w:r>
+    </w:p>
+    <w:p>
+      <w:r>
+        <w:drawing>
+          <wp:inline distT="0" distB="0" distL="0" distR="0" wp14:anchorId="662E2311" wp14:editId="7434C8D0">
+            <wp:extent cx="5760720" cy="3023870"/>
+            <wp:effectExtent l="0" t="0" r="0" b="5080"/>
+            <wp:docPr id="827568383" name="Image 1"/>
+            <wp:cNvGraphicFramePr>
+              <a:graphicFrameLocks xmlns:a="http://schemas.openxmlformats.org/drawingml/2006/main" noChangeAspect="1"/>
+            </wp:cNvGraphicFramePr>
+            <a:graphic xmlns:a="http://schemas.openxmlformats.org/drawingml/2006/main">
+              <a:graphicData uri="http://schemas.openxmlformats.org/drawingml/2006/picture">
+                <pic:pic xmlns:pic="http://schemas.openxmlformats.org/drawingml/2006/picture">
+                  <pic:nvPicPr>
+                    <pic:cNvPr id="827568383" name=""/>
+                    <pic:cNvPicPr/>
+                  </pic:nvPicPr>
+                  <pic:blipFill>
+                    <a:blip r:embed="rId35"/>
+                    <a:stretch>
+                      <a:fillRect/>
+                    </a:stretch>
+                  </pic:blipFill>
+                  <pic:spPr>
+                    <a:xfrm>
+                      <a:off x="0" y="0"/>
+                      <a:ext cx="5760720" cy="3023870"/>
+                    </a:xfrm>
+                    <a:prstGeom prst="rect">
+                      <a:avLst/>
+                    </a:prstGeom>
+                  </pic:spPr>
+                </pic:pic>
+              </a:graphicData>
+            </a:graphic>
+          </wp:inline>
+        </w:drawing>
+      </w:r>
+    </w:p>
+    <w:p>
+      <w:r>
+        <w:t>On arrive bien à ping 8.8.8.8 qui est google.com</w:t>
+      </w:r>
+      <w:r>
+        <w:t>.</w:t>
+      </w:r>
+    </w:p>
+    <w:p>
+      <w:pPr>
+        <w:pStyle w:val="Titre1"/>
+        <w:numPr>
+          <w:ilvl w:val="0"/>
+          <w:numId w:val="7"/>
+        </w:numPr>
+      </w:pPr>
+      <w:bookmarkStart w:id="5" w:name="_Configuration_des_services"/>
+      <w:bookmarkEnd w:id="5"/>
+      <w:r>
+        <w:t xml:space="preserve">Configuration des services DNS et DHCP </w:t>
+      </w:r>
+    </w:p>
+    <w:p>
+      <w:r>
+        <w:t xml:space="preserve">Maintenant que nos VLANs sont configurés et que le NAT fonctionne, c’est-à-dire que nos machines accèdent à Internet tout en respectant les </w:t>
+      </w:r>
+      <w:proofErr w:type="spellStart"/>
+      <w:r>
+        <w:t>ACLs</w:t>
+      </w:r>
+      <w:proofErr w:type="spellEnd"/>
+      <w:r>
+        <w:t xml:space="preserve"> configurées, il reste à </w:t>
+      </w:r>
+      <w:r>
+        <w:lastRenderedPageBreak/>
+        <w:t>fournir un service DNS pour résoudre les noms de domaine et les adresses IP ainsi qu’un service DHCP pour l’attribution automatique d’adresses IP.</w:t>
+      </w:r>
+    </w:p>
+    <w:p>
+      <w:r>
+        <w:t>Commençons par le service DNS :</w:t>
+      </w:r>
+    </w:p>
+    <w:p>
+      <w:r>
+        <w:t xml:space="preserve">Nous allons utiliser notre serveur SRV-AD en tant que serveur DNS principal du réseau. En effet nous avons besoin que les machines du réseau de </w:t>
+      </w:r>
+      <w:proofErr w:type="spellStart"/>
+      <w:r>
+        <w:t>Netcorp</w:t>
+      </w:r>
+      <w:proofErr w:type="spellEnd"/>
+      <w:r>
+        <w:t xml:space="preserve"> puissent résoudre le </w:t>
+      </w:r>
+      <w:r>
+        <w:t>domaine</w:t>
+      </w:r>
+      <w:r>
+        <w:t xml:space="preserve"> </w:t>
+      </w:r>
+      <w:proofErr w:type="spellStart"/>
+      <w:r>
+        <w:t>LAB.local</w:t>
+      </w:r>
+      <w:proofErr w:type="spellEnd"/>
+      <w:r>
+        <w:t xml:space="preserve"> pour se connecter au domaine. </w:t>
+      </w:r>
+      <w:r>
+        <w:t>Pour cela, il faut le définir sur le routeur :</w:t>
+      </w:r>
+    </w:p>
+    <w:p>
+      <w:r>
+        <w:drawing>
+          <wp:inline distT="0" distB="0" distL="0" distR="0" wp14:anchorId="0A34EA2F" wp14:editId="2B08C4BF">
+            <wp:extent cx="3343742" cy="1867161"/>
+            <wp:effectExtent l="0" t="0" r="9525" b="0"/>
+            <wp:docPr id="929325941" name="Image 1"/>
+            <wp:cNvGraphicFramePr>
+              <a:graphicFrameLocks xmlns:a="http://schemas.openxmlformats.org/drawingml/2006/main" noChangeAspect="1"/>
+            </wp:cNvGraphicFramePr>
+            <a:graphic xmlns:a="http://schemas.openxmlformats.org/drawingml/2006/main">
+              <a:graphicData uri="http://schemas.openxmlformats.org/drawingml/2006/picture">
+                <pic:pic xmlns:pic="http://schemas.openxmlformats.org/drawingml/2006/picture">
+                  <pic:nvPicPr>
+                    <pic:cNvPr id="929325941" name=""/>
+                    <pic:cNvPicPr/>
+                  </pic:nvPicPr>
+                  <pic:blipFill>
+                    <a:blip r:embed="rId36"/>
+                    <a:stretch>
+                      <a:fillRect/>
+                    </a:stretch>
+                  </pic:blipFill>
+                  <pic:spPr>
+                    <a:xfrm>
+                      <a:off x="0" y="0"/>
+                      <a:ext cx="3343742" cy="1867161"/>
+                    </a:xfrm>
+                    <a:prstGeom prst="rect">
+                      <a:avLst/>
+                    </a:prstGeom>
+                  </pic:spPr>
+                </pic:pic>
+              </a:graphicData>
+            </a:graphic>
+          </wp:inline>
+        </w:drawing>
+      </w:r>
+    </w:p>
+    <w:p>
+      <w:r>
+        <w:t xml:space="preserve">Pour nos deux VLANs, on définit par défaut comme serveur DNS notre serveur SRV-AD qui a l’adresse IP suivante : 192.168.223.10 </w:t>
+      </w:r>
+    </w:p>
+    <w:p>
+      <w:r>
+        <w:t xml:space="preserve">Etant donné que le protocole DNS utilisant le port 53 a été autorisé dans nos </w:t>
+      </w:r>
+      <w:proofErr w:type="spellStart"/>
+      <w:r>
+        <w:t>ACLs</w:t>
+      </w:r>
+      <w:proofErr w:type="spellEnd"/>
+      <w:r>
+        <w:t xml:space="preserve">, les machines pourront maintenant résoudre le nom </w:t>
+      </w:r>
+      <w:r>
+        <w:t xml:space="preserve">de notre domaine </w:t>
+      </w:r>
+      <w:r>
+        <w:t>LAB tout en accédant à Internet.</w:t>
+      </w:r>
+      <w:r>
+        <w:t xml:space="preserve"> En effet, notre Windows Server 2025 résout les autres noms de domaines par défaut : </w:t>
+      </w:r>
+    </w:p>
+    <w:p/>
+    <w:p/>
+    <w:p>
+      <w:r>
+        <w:t xml:space="preserve">Nous allons maintenant rajouter un nom de domaine local pour notre serveur GLPI :  http://GLPI.lab.local au lieu de </w:t>
+      </w:r>
+      <w:hyperlink r:id="rId37" w:history="1">
+        <w:r>
+          <w:rPr>
+            <w:rStyle w:val="Lienhypertexte"/>
+          </w:rPr>
+          <w:t>http://192.168.223.30</w:t>
+        </w:r>
+      </w:hyperlink>
+    </w:p>
+    <w:p>
+      <w:r>
+        <w:t>On utilise la console de l’application « Gestionnaire DNS » sur le serveur AD :</w:t>
+      </w:r>
+    </w:p>
+    <w:p>
+      <w:r>
+        <w:lastRenderedPageBreak/>
+        <w:drawing>
+          <wp:inline distT="0" distB="0" distL="0" distR="0" wp14:anchorId="00AC3167" wp14:editId="3B54EA6D">
+            <wp:extent cx="5760720" cy="3122930"/>
+            <wp:effectExtent l="0" t="0" r="0" b="1270"/>
+            <wp:docPr id="166688456" name="Image 1"/>
+            <wp:cNvGraphicFramePr>
+              <a:graphicFrameLocks xmlns:a="http://schemas.openxmlformats.org/drawingml/2006/main" noChangeAspect="1"/>
+            </wp:cNvGraphicFramePr>
+            <a:graphic xmlns:a="http://schemas.openxmlformats.org/drawingml/2006/main">
+              <a:graphicData uri="http://schemas.openxmlformats.org/drawingml/2006/picture">
+                <pic:pic xmlns:pic="http://schemas.openxmlformats.org/drawingml/2006/picture">
+                  <pic:nvPicPr>
+                    <pic:cNvPr id="166688456" name=""/>
+                    <pic:cNvPicPr/>
+                  </pic:nvPicPr>
+                  <pic:blipFill>
+                    <a:blip r:embed="rId38"/>
+                    <a:stretch>
+                      <a:fillRect/>
+                    </a:stretch>
+                  </pic:blipFill>
+                  <pic:spPr>
+                    <a:xfrm>
+                      <a:off x="0" y="0"/>
+                      <a:ext cx="5760720" cy="3122930"/>
+                    </a:xfrm>
+                    <a:prstGeom prst="rect">
+                      <a:avLst/>
+                    </a:prstGeom>
+                  </pic:spPr>
+                </pic:pic>
+              </a:graphicData>
+            </a:graphic>
+          </wp:inline>
+        </w:drawing>
+      </w:r>
+    </w:p>
+    <w:p>
+      <w:r>
+        <w:t xml:space="preserve">On renseigne dans « Zones de recherche directes » puis </w:t>
+      </w:r>
+      <w:proofErr w:type="spellStart"/>
+      <w:r>
+        <w:t>LAB.local</w:t>
+      </w:r>
+      <w:proofErr w:type="spellEnd"/>
+      <w:r>
+        <w:t xml:space="preserve"> une nouvelle zone avec comme nom GLPI, Hôte(A) et l’adresse IP du serveur GLPI.</w:t>
+      </w:r>
+    </w:p>
+    <w:p>
+      <w:r>
+        <w:t>On peut faire le test depuis notre SRV-AD pour résoudre le nom « </w:t>
+      </w:r>
+      <w:proofErr w:type="spellStart"/>
+      <w:r>
+        <w:t>GLPI.lab.local</w:t>
+      </w:r>
+      <w:proofErr w:type="spellEnd"/>
+      <w:r>
+        <w:t xml:space="preserve"> » : </w:t>
+      </w:r>
+    </w:p>
+    <w:p>
+      <w:r>
+        <w:drawing>
+          <wp:inline distT="0" distB="0" distL="0" distR="0" wp14:anchorId="65573B66" wp14:editId="2B891045">
+            <wp:extent cx="5760720" cy="3611880"/>
+            <wp:effectExtent l="0" t="0" r="0" b="7620"/>
+            <wp:docPr id="738320498" name="Image 1"/>
+            <wp:cNvGraphicFramePr>
+              <a:graphicFrameLocks xmlns:a="http://schemas.openxmlformats.org/drawingml/2006/main" noChangeAspect="1"/>
+            </wp:cNvGraphicFramePr>
+            <a:graphic xmlns:a="http://schemas.openxmlformats.org/drawingml/2006/main">
+              <a:graphicData uri="http://schemas.openxmlformats.org/drawingml/2006/picture">
+                <pic:pic xmlns:pic="http://schemas.openxmlformats.org/drawingml/2006/picture">
+                  <pic:nvPicPr>
+                    <pic:cNvPr id="738320498" name=""/>
+                    <pic:cNvPicPr/>
+                  </pic:nvPicPr>
+                  <pic:blipFill>
+                    <a:blip r:embed="rId39"/>
+                    <a:stretch>
+                      <a:fillRect/>
+                    </a:stretch>
+                  </pic:blipFill>
+                  <pic:spPr>
+                    <a:xfrm>
+                      <a:off x="0" y="0"/>
+                      <a:ext cx="5760720" cy="3611880"/>
+                    </a:xfrm>
+                    <a:prstGeom prst="rect">
+                      <a:avLst/>
+                    </a:prstGeom>
+                  </pic:spPr>
+                </pic:pic>
+              </a:graphicData>
+            </a:graphic>
+          </wp:inline>
+        </w:drawing>
+      </w:r>
+    </w:p>
+    <w:p>
+      <w:r>
+        <w:t>On tombe bien sur la page GLPI de notre serveur.</w:t>
+      </w:r>
+    </w:p>
+    <w:p>
+      <w:r>
+        <w:lastRenderedPageBreak/>
+        <w:t>On peut voir aussi que notre serveur de fichiers et serveur AD sera reconnu par défaut grâce aux zones créées </w:t>
+      </w:r>
+      <w:r>
+        <w:t xml:space="preserve">par Windows </w:t>
+      </w:r>
+      <w:r>
+        <w:t xml:space="preserve">: </w:t>
+      </w:r>
+      <w:r>
+        <w:drawing>
+          <wp:inline distT="0" distB="0" distL="0" distR="0" wp14:anchorId="3E7E4FBB" wp14:editId="738B96C2">
+            <wp:extent cx="5760720" cy="2491105"/>
+            <wp:effectExtent l="0" t="0" r="0" b="4445"/>
+            <wp:docPr id="246641485" name="Image 1"/>
+            <wp:cNvGraphicFramePr>
+              <a:graphicFrameLocks xmlns:a="http://schemas.openxmlformats.org/drawingml/2006/main" noChangeAspect="1"/>
+            </wp:cNvGraphicFramePr>
+            <a:graphic xmlns:a="http://schemas.openxmlformats.org/drawingml/2006/main">
+              <a:graphicData uri="http://schemas.openxmlformats.org/drawingml/2006/picture">
+                <pic:pic xmlns:pic="http://schemas.openxmlformats.org/drawingml/2006/picture">
+                  <pic:nvPicPr>
+                    <pic:cNvPr id="246641485" name=""/>
+                    <pic:cNvPicPr/>
+                  </pic:nvPicPr>
+                  <pic:blipFill>
+                    <a:blip r:embed="rId40"/>
+                    <a:stretch>
+                      <a:fillRect/>
+                    </a:stretch>
+                  </pic:blipFill>
+                  <pic:spPr>
+                    <a:xfrm>
+                      <a:off x="0" y="0"/>
+                      <a:ext cx="5760720" cy="2491105"/>
+                    </a:xfrm>
+                    <a:prstGeom prst="rect">
+                      <a:avLst/>
+                    </a:prstGeom>
+                  </pic:spPr>
+                </pic:pic>
+              </a:graphicData>
+            </a:graphic>
+          </wp:inline>
+        </w:drawing>
+      </w:r>
+    </w:p>
+    <w:p>
+      <w:r>
+        <w:t xml:space="preserve">Maintenant il faut configurer aussi le service DHCP sur notre routeur afin que les nouvelles machines qui se connecteraient sur un port d’un VLAN de </w:t>
+      </w:r>
+      <w:proofErr w:type="spellStart"/>
+      <w:r>
+        <w:t>Netcorp</w:t>
+      </w:r>
+      <w:proofErr w:type="spellEnd"/>
+      <w:r>
+        <w:t xml:space="preserve"> puissent obtenir une adresse IP automatiquement. Pour cela on définit une plage d’adresse IP</w:t>
+      </w:r>
+      <w:r>
+        <w:t> :</w:t>
+      </w:r>
+    </w:p>
+    <w:p>
+      <w:r>
+        <w:t xml:space="preserve">Sur le VLAN RH : De 192.168.221.100 à 192.168.221.200 </w:t>
+      </w:r>
+    </w:p>
+    <w:p>
+      <w:r>
+        <w:drawing>
+          <wp:inline distT="0" distB="0" distL="0" distR="0" wp14:anchorId="66A29887" wp14:editId="06C25667">
+            <wp:extent cx="4353533" cy="333422"/>
+            <wp:effectExtent l="0" t="0" r="0" b="9525"/>
+            <wp:docPr id="307233497" name="Image 1"/>
+            <wp:cNvGraphicFramePr>
+              <a:graphicFrameLocks xmlns:a="http://schemas.openxmlformats.org/drawingml/2006/main" noChangeAspect="1"/>
+            </wp:cNvGraphicFramePr>
+            <a:graphic xmlns:a="http://schemas.openxmlformats.org/drawingml/2006/main">
+              <a:graphicData uri="http://schemas.openxmlformats.org/drawingml/2006/picture">
+                <pic:pic xmlns:pic="http://schemas.openxmlformats.org/drawingml/2006/picture">
+                  <pic:nvPicPr>
+                    <pic:cNvPr id="307233497" name=""/>
+                    <pic:cNvPicPr/>
+                  </pic:nvPicPr>
+                  <pic:blipFill>
+                    <a:blip r:embed="rId41"/>
+                    <a:stretch>
+                      <a:fillRect/>
+                    </a:stretch>
+                  </pic:blipFill>
+                  <pic:spPr>
+                    <a:xfrm>
+                      <a:off x="0" y="0"/>
+                      <a:ext cx="4353533" cy="333422"/>
+                    </a:xfrm>
+                    <a:prstGeom prst="rect">
+                      <a:avLst/>
+                    </a:prstGeom>
+                  </pic:spPr>
+                </pic:pic>
+              </a:graphicData>
+            </a:graphic>
+          </wp:inline>
+        </w:drawing>
+      </w:r>
+    </w:p>
+    <w:p>
+      <w:r>
+        <w:t>Sur le VLAN Direction : De 192.168.22</w:t>
+      </w:r>
+      <w:r>
+        <w:t>2</w:t>
+      </w:r>
+      <w:r>
+        <w:t xml:space="preserve">.100 à 192.168.222.200 </w:t>
+      </w:r>
+    </w:p>
+    <w:p>
+      <w:r>
+        <w:drawing>
+          <wp:inline distT="0" distB="0" distL="0" distR="0" wp14:anchorId="21DD36A4" wp14:editId="3E86087F">
+            <wp:extent cx="4296375" cy="352474"/>
+            <wp:effectExtent l="0" t="0" r="9525" b="9525"/>
+            <wp:docPr id="1882465514" name="Image 1"/>
+            <wp:cNvGraphicFramePr>
+              <a:graphicFrameLocks xmlns:a="http://schemas.openxmlformats.org/drawingml/2006/main" noChangeAspect="1"/>
+            </wp:cNvGraphicFramePr>
+            <a:graphic xmlns:a="http://schemas.openxmlformats.org/drawingml/2006/main">
+              <a:graphicData uri="http://schemas.openxmlformats.org/drawingml/2006/picture">
+                <pic:pic xmlns:pic="http://schemas.openxmlformats.org/drawingml/2006/picture">
+                  <pic:nvPicPr>
+                    <pic:cNvPr id="1882465514" name=""/>
+                    <pic:cNvPicPr/>
+                  </pic:nvPicPr>
+                  <pic:blipFill>
+                    <a:blip r:embed="rId42"/>
+                    <a:stretch>
+                      <a:fillRect/>
+                    </a:stretch>
+                  </pic:blipFill>
+                  <pic:spPr>
+                    <a:xfrm>
+                      <a:off x="0" y="0"/>
+                      <a:ext cx="4296375" cy="352474"/>
+                    </a:xfrm>
+                    <a:prstGeom prst="rect">
+                      <a:avLst/>
+                    </a:prstGeom>
+                  </pic:spPr>
+                </pic:pic>
+              </a:graphicData>
+            </a:graphic>
+          </wp:inline>
+        </w:drawing>
+      </w:r>
+    </w:p>
+    <w:p>
+      <w:r>
+        <w:t xml:space="preserve">Enfin, il faut créer le pool DHCP sur le routeur : </w:t>
+      </w:r>
+    </w:p>
+    <w:p>
+      <w:r>
+        <w:drawing>
+          <wp:anchor distT="0" distB="0" distL="114300" distR="114300" simplePos="0" relativeHeight="251665408" behindDoc="0" locked="0" layoutInCell="1" allowOverlap="1" wp14:anchorId="78F95B91" wp14:editId="6DD4FEBE">
+            <wp:simplePos x="0" y="0"/>
+            <wp:positionH relativeFrom="margin">
+              <wp:align>center</wp:align>
+            </wp:positionH>
+            <wp:positionV relativeFrom="paragraph">
+              <wp:posOffset>5715</wp:posOffset>
+            </wp:positionV>
+            <wp:extent cx="3038899" cy="2000529"/>
+            <wp:effectExtent l="0" t="0" r="9525" b="0"/>
+            <wp:wrapSquare wrapText="bothSides"/>
+            <wp:docPr id="1580667678" name="Image 1"/>
+            <wp:cNvGraphicFramePr>
+              <a:graphicFrameLocks xmlns:a="http://schemas.openxmlformats.org/drawingml/2006/main" noChangeAspect="1"/>
+            </wp:cNvGraphicFramePr>
+            <a:graphic xmlns:a="http://schemas.openxmlformats.org/drawingml/2006/main">
+              <a:graphicData uri="http://schemas.openxmlformats.org/drawingml/2006/picture">
+                <pic:pic xmlns:pic="http://schemas.openxmlformats.org/drawingml/2006/picture">
+                  <pic:nvPicPr>
+                    <pic:cNvPr id="1580667678" name=""/>
+                    <pic:cNvPicPr/>
+                  </pic:nvPicPr>
+                  <pic:blipFill>
+                    <a:blip r:embed="rId43">
+                      <a:extLst>
+                        <a:ext uri="{28A0092B-C50C-407E-A947-70E740481C1C}">
+                          <a14:useLocalDpi xmlns:a14="http://schemas.microsoft.com/office/drawing/2010/main" val="0"/>
+                        </a:ext>
+                      </a:extLst>
+                    </a:blip>
+                    <a:stretch>
+                      <a:fillRect/>
+                    </a:stretch>
+                  </pic:blipFill>
+                  <pic:spPr>
+                    <a:xfrm>
+                      <a:off x="0" y="0"/>
+                      <a:ext cx="3038899" cy="2000529"/>
+                    </a:xfrm>
+                    <a:prstGeom prst="rect">
+                      <a:avLst/>
+                    </a:prstGeom>
+                  </pic:spPr>
+                </pic:pic>
+              </a:graphicData>
+            </a:graphic>
+          </wp:anchor>
+        </w:drawing>
+      </w:r>
+    </w:p>
+    <w:p/>
+    <w:p/>
+    <w:p/>
+    <w:p/>
+    <w:p/>
+    <w:p/>
+    <w:p>
+      <w:r>
+        <w:t>Sur le VLAN IT : Pas de DHCP car les serveurs ont tous une adresse IP statique</w:t>
+      </w:r>
+    </w:p>
+    <w:p/>
+    <w:p>
+      <w:pPr>
+        <w:pStyle w:val="Titre1"/>
+        <w:numPr>
+          <w:ilvl w:val="0"/>
+          <w:numId w:val="7"/>
+        </w:numPr>
+      </w:pPr>
+      <w:bookmarkStart w:id="6" w:name="_Sauvegarde_des_configurations"/>
+      <w:bookmarkEnd w:id="6"/>
+      <w:r>
+        <w:lastRenderedPageBreak/>
+        <w:t xml:space="preserve">Sauvegarde des configurations avec TFTP </w:t>
+      </w:r>
+    </w:p>
+    <w:p>
+      <w:r>
+        <w:t xml:space="preserve">Le logiciel TFTP qui signifie </w:t>
+      </w:r>
+      <w:r>
+        <w:t>Trivial File Transfer Protocol</w:t>
+      </w:r>
+      <w:r>
+        <w:t xml:space="preserve"> en anglais permet le transfert de fichiers entre le matériel réseau et le PC d’un technicien. Ici nous allons l’utiliser afin de sauvegarder nos configurations réseaux dans un endroit sûr en cas de potentiel problème.</w:t>
+      </w:r>
+      <w:r>
+        <w:t xml:space="preserve"> Pour cela on récupère l’installeur TFTP sur le </w:t>
+      </w:r>
+      <w:proofErr w:type="spellStart"/>
+      <w:r>
+        <w:t>Github</w:t>
+      </w:r>
+      <w:proofErr w:type="spellEnd"/>
+      <w:r>
+        <w:t xml:space="preserve"> officiel : </w:t>
+      </w:r>
+      <w:hyperlink r:id="rId44" w:history="1">
+        <w:r>
+          <w:rPr>
+            <w:rStyle w:val="Lienhypertexte"/>
+          </w:rPr>
+          <w:t>https://github.com/PJO2/tftpd64</w:t>
+        </w:r>
+      </w:hyperlink>
+    </w:p>
+    <w:p>
+      <w:r>
+        <w:t xml:space="preserve">Et on installe le logiciel : </w:t>
+      </w:r>
+    </w:p>
+    <w:p>
+      <w:r>
+        <w:drawing>
+          <wp:inline distT="0" distB="0" distL="0" distR="0" wp14:anchorId="3179B60E" wp14:editId="254A113A">
+            <wp:extent cx="3677163" cy="3134162"/>
+            <wp:effectExtent l="0" t="0" r="0" b="9525"/>
+            <wp:docPr id="1693297307" name="Image 1"/>
+            <wp:cNvGraphicFramePr>
+              <a:graphicFrameLocks xmlns:a="http://schemas.openxmlformats.org/drawingml/2006/main" noChangeAspect="1"/>
+            </wp:cNvGraphicFramePr>
+            <a:graphic xmlns:a="http://schemas.openxmlformats.org/drawingml/2006/main">
+              <a:graphicData uri="http://schemas.openxmlformats.org/drawingml/2006/picture">
+                <pic:pic xmlns:pic="http://schemas.openxmlformats.org/drawingml/2006/picture">
+                  <pic:nvPicPr>
+                    <pic:cNvPr id="1693297307" name=""/>
+                    <pic:cNvPicPr/>
+                  </pic:nvPicPr>
+                  <pic:blipFill>
+                    <a:blip r:embed="rId45"/>
+                    <a:stretch>
+                      <a:fillRect/>
+                    </a:stretch>
+                  </pic:blipFill>
+                  <pic:spPr>
+                    <a:xfrm>
+                      <a:off x="0" y="0"/>
+                      <a:ext cx="3677163" cy="3134162"/>
+                    </a:xfrm>
+                    <a:prstGeom prst="rect">
+                      <a:avLst/>
+                    </a:prstGeom>
+                  </pic:spPr>
+                </pic:pic>
+              </a:graphicData>
+            </a:graphic>
+          </wp:inline>
+        </w:drawing>
+      </w:r>
+    </w:p>
+    <w:p>
+      <w:r>
+        <w:t xml:space="preserve">Une fois que le logiciel est installé, il suffit de se placer en TFTP Server pour jouer le rôle du serveur et trouver la bonne interface du réseau : </w:t>
+      </w:r>
+    </w:p>
+    <w:p>
+      <w:r>
+        <w:lastRenderedPageBreak/>
+        <w:drawing>
+          <wp:inline distT="0" distB="0" distL="0" distR="0" wp14:anchorId="00DC28B3" wp14:editId="19121A32">
+            <wp:extent cx="3696216" cy="3153215"/>
+            <wp:effectExtent l="0" t="0" r="0" b="9525"/>
+            <wp:docPr id="1928038225" name="Image 1"/>
+            <wp:cNvGraphicFramePr>
+              <a:graphicFrameLocks xmlns:a="http://schemas.openxmlformats.org/drawingml/2006/main" noChangeAspect="1"/>
+            </wp:cNvGraphicFramePr>
+            <a:graphic xmlns:a="http://schemas.openxmlformats.org/drawingml/2006/main">
+              <a:graphicData uri="http://schemas.openxmlformats.org/drawingml/2006/picture">
+                <pic:pic xmlns:pic="http://schemas.openxmlformats.org/drawingml/2006/picture">
+                  <pic:nvPicPr>
+                    <pic:cNvPr id="1928038225" name=""/>
+                    <pic:cNvPicPr/>
+                  </pic:nvPicPr>
+                  <pic:blipFill>
+                    <a:blip r:embed="rId46"/>
+                    <a:stretch>
+                      <a:fillRect/>
+                    </a:stretch>
+                  </pic:blipFill>
+                  <pic:spPr>
+                    <a:xfrm>
+                      <a:off x="0" y="0"/>
+                      <a:ext cx="3696216" cy="3153215"/>
+                    </a:xfrm>
+                    <a:prstGeom prst="rect">
+                      <a:avLst/>
+                    </a:prstGeom>
+                  </pic:spPr>
+                </pic:pic>
+              </a:graphicData>
+            </a:graphic>
+          </wp:inline>
+        </w:drawing>
+      </w:r>
+    </w:p>
+    <w:p>
+      <w:r>
+        <w:t xml:space="preserve">Une fois que l’interface est trouvée, il suffit de rentrer la commande suivante sur les équipements réseaux : </w:t>
+      </w:r>
+      <w:r>
+        <w:t xml:space="preserve">copy running-config </w:t>
+      </w:r>
+      <w:proofErr w:type="spellStart"/>
+      <w:r>
+        <w:t>tftp</w:t>
+      </w:r>
+      <w:proofErr w:type="spellEnd"/>
+      <w:r>
+        <w:t>:</w:t>
+      </w:r>
+    </w:p>
+    <w:p>
       <w:r>
         <w:rPr>
           <w:noProof/>
           <w:lang w:val="en-US"/>
         </w:rPr>
         <w:drawing>
-          <wp:inline distT="0" distB="0" distL="0" distR="0" wp14:anchorId="1EC16433" wp14:editId="7C2DC64D">
+          <wp:inline distT="0" distB="0" distL="0" distR="0" wp14:anchorId="0057C9CF" wp14:editId="42E5C2B2">
             <wp:extent cx="4991797" cy="1219370"/>
             <wp:effectExtent l="0" t="0" r="0" b="0"/>
             <wp:docPr id="51806974" name="Picture 1"/>
@@ -346,7 +4162,7 @@
                     <pic:cNvPicPr/>
                   </pic:nvPicPr>
                   <pic:blipFill>
-                    <a:blip r:embed="rId8"/>
+                    <a:blip r:embed="rId47"/>
                     <a:stretch>
                       <a:fillRect/>
                     </a:stretch>
@@ -368,153 +4184,17 @@
       </w:r>
     </w:p>
     <w:p>
-      <w:pPr>
-        <w:rPr>
-          <w:lang w:val="en-US"/>
-        </w:rPr>
-      </w:pPr>
-      <w:r>
-        <w:rPr>
-          <w:lang w:val="en-US"/>
-        </w:rPr>
-        <w:t>Ensuite creation des VLANs:</w:t>
-      </w:r>
-    </w:p>
-    <w:p>
-      <w:pPr>
-        <w:rPr>
-          <w:lang w:val="en-US"/>
-        </w:rPr>
-      </w:pPr>
-      <w:r>
-        <w:rPr>
-          <w:lang w:val="en-US"/>
-        </w:rPr>
-        <w:t xml:space="preserve">221 – 2031 </w:t>
-      </w:r>
-      <w:r>
-        <w:rPr>
-          <w:lang w:val="en-US"/>
-        </w:rPr>
-        <w:t>–</w:t>
-      </w:r>
-      <w:r>
-        <w:rPr>
-          <w:lang w:val="en-US"/>
-        </w:rPr>
-        <w:t xml:space="preserve"> 2061</w:t>
-      </w:r>
-      <w:r>
-        <w:rPr>
-          <w:lang w:val="en-US"/>
-        </w:rPr>
-        <w:t>:</w:t>
-      </w:r>
-    </w:p>
-    <w:p>
-      <w:pPr>
-        <w:rPr>
-          <w:lang w:val="en-US"/>
-        </w:rPr>
-      </w:pPr>
-      <w:r>
-        <w:rPr>
-          <w:lang w:val="en-US"/>
-        </w:rPr>
-        <w:t>221 : 192.168.221</w:t>
-      </w:r>
-      <w:r>
-        <w:rPr>
-          <w:lang w:val="en-US"/>
-        </w:rPr>
-        <w:t>.0 /24</w:t>
-      </w:r>
-    </w:p>
-    <w:p>
-      <w:pPr>
-        <w:rPr>
-          <w:lang w:val="en-US"/>
-        </w:rPr>
-      </w:pPr>
-      <w:r>
-        <w:rPr>
-          <w:lang w:val="en-US"/>
-        </w:rPr>
-        <w:t>2</w:t>
-      </w:r>
-      <w:r>
-        <w:rPr>
-          <w:lang w:val="en-US"/>
-        </w:rPr>
-        <w:t>22</w:t>
-      </w:r>
-      <w:r>
-        <w:rPr>
-          <w:lang w:val="en-US"/>
-        </w:rPr>
-        <w:t>:192.168.231.0</w:t>
-      </w:r>
-      <w:r>
-        <w:rPr>
-          <w:lang w:val="en-US"/>
-        </w:rPr>
-        <w:t xml:space="preserve"> </w:t>
-      </w:r>
-      <w:r>
-        <w:rPr>
-          <w:lang w:val="en-US"/>
-        </w:rPr>
-        <w:t>/24</w:t>
-      </w:r>
-    </w:p>
-    <w:p>
-      <w:pPr>
-        <w:rPr>
-          <w:lang w:val="en-US"/>
-        </w:rPr>
-      </w:pPr>
-      <w:r>
-        <w:rPr>
-          <w:lang w:val="en-US"/>
-        </w:rPr>
-        <w:t>2</w:t>
-      </w:r>
-      <w:r>
-        <w:rPr>
-          <w:lang w:val="en-US"/>
-        </w:rPr>
-        <w:t>23</w:t>
-      </w:r>
-      <w:r>
-        <w:rPr>
-          <w:lang w:val="en-US"/>
-        </w:rPr>
-        <w:t xml:space="preserve"> : 192.168.</w:t>
-      </w:r>
-      <w:r>
-        <w:rPr>
-          <w:lang w:val="en-US"/>
-        </w:rPr>
-        <w:t>261.0 /24</w:t>
-      </w:r>
-    </w:p>
-    <w:p>
-      <w:pPr>
-        <w:rPr>
-          <w:lang w:val="en-US"/>
-        </w:rPr>
-      </w:pPr>
-      <w:r>
-        <w:rPr>
-          <w:noProof/>
-          <w:lang w:val="en-US"/>
-        </w:rPr>
-        <w:lastRenderedPageBreak/>
+      <w:r>
+        <w:t>De là on récupère directement sur notre serveur la configuration du Routeur :</w:t>
+      </w:r>
+    </w:p>
+    <w:p>
+      <w:r>
         <w:drawing>
-          <wp:inline distT="0" distB="0" distL="0" distR="0" wp14:anchorId="2DF9C479" wp14:editId="61F31E69">
-            <wp:extent cx="5744377" cy="1743318"/>
-            <wp:effectExtent l="0" t="0" r="8890" b="9525"/>
-            <wp:docPr id="1429909290" name="Picture 1"/>
+          <wp:inline distT="0" distB="0" distL="0" distR="0" wp14:anchorId="25DC3BDB" wp14:editId="18440A5F">
+            <wp:extent cx="5760720" cy="2950210"/>
+            <wp:effectExtent l="0" t="0" r="0" b="2540"/>
+            <wp:docPr id="77019154" name="Image 1"/>
             <wp:cNvGraphicFramePr>
               <a:graphicFrameLocks xmlns:a="http://schemas.openxmlformats.org/drawingml/2006/main" noChangeAspect="1"/>
             </wp:cNvGraphicFramePr>
@@ -522,11 +4202,11 @@
               <a:graphicData uri="http://schemas.openxmlformats.org/drawingml/2006/picture">
                 <pic:pic xmlns:pic="http://schemas.openxmlformats.org/drawingml/2006/picture">
                   <pic:nvPicPr>
-                    <pic:cNvPr id="1429909290" name=""/>
+                    <pic:cNvPr id="77019154" name=""/>
                     <pic:cNvPicPr/>
                   </pic:nvPicPr>
                   <pic:blipFill>
-                    <a:blip r:embed="rId9"/>
+                    <a:blip r:embed="rId48"/>
                     <a:stretch>
                       <a:fillRect/>
                     </a:stretch>
@@ -534,7 +4214,7 @@
                   <pic:spPr>
                     <a:xfrm>
                       <a:off x="0" y="0"/>
-                      <a:ext cx="5744377" cy="1743318"/>
+                      <a:ext cx="5760720" cy="2950210"/>
                     </a:xfrm>
                     <a:prstGeom prst="rect">
                       <a:avLst/>
@@ -548,21 +4228,18 @@
       </w:r>
     </w:p>
     <w:p>
-      <w:pPr>
-        <w:rPr>
-          <w:lang w:val="en-US"/>
-        </w:rPr>
-      </w:pPr>
-      <w:r>
-        <w:rPr>
-          <w:noProof/>
-          <w:lang w:val="en-US"/>
-        </w:rPr>
+      <w:r>
+        <w:lastRenderedPageBreak/>
+        <w:t xml:space="preserve">On fait de même pour le switch : </w:t>
+      </w:r>
+    </w:p>
+    <w:p>
+      <w:r>
         <w:drawing>
-          <wp:inline distT="0" distB="0" distL="0" distR="0" wp14:anchorId="4AE15F7D" wp14:editId="43192AE8">
-            <wp:extent cx="4010585" cy="2867425"/>
-            <wp:effectExtent l="0" t="0" r="9525" b="9525"/>
-            <wp:docPr id="1737025921" name="Picture 1"/>
+          <wp:inline distT="0" distB="0" distL="0" distR="0" wp14:anchorId="0132EE90" wp14:editId="4F97B691">
+            <wp:extent cx="5760720" cy="2950210"/>
+            <wp:effectExtent l="0" t="0" r="0" b="2540"/>
+            <wp:docPr id="1337888098" name="Image 1"/>
             <wp:cNvGraphicFramePr>
               <a:graphicFrameLocks xmlns:a="http://schemas.openxmlformats.org/drawingml/2006/main" noChangeAspect="1"/>
             </wp:cNvGraphicFramePr>
@@ -570,11 +4247,11 @@
               <a:graphicData uri="http://schemas.openxmlformats.org/drawingml/2006/picture">
                 <pic:pic xmlns:pic="http://schemas.openxmlformats.org/drawingml/2006/picture">
                   <pic:nvPicPr>
-                    <pic:cNvPr id="1737025921" name=""/>
+                    <pic:cNvPr id="1337888098" name=""/>
                     <pic:cNvPicPr/>
                   </pic:nvPicPr>
                   <pic:blipFill>
-                    <a:blip r:embed="rId10"/>
+                    <a:blip r:embed="rId49"/>
                     <a:stretch>
                       <a:fillRect/>
                     </a:stretch>
@@ -582,7 +4259,7 @@
                   <pic:spPr>
                     <a:xfrm>
                       <a:off x="0" y="0"/>
-                      <a:ext cx="4010585" cy="2867425"/>
+                      <a:ext cx="5760720" cy="2950210"/>
                     </a:xfrm>
                     <a:prstGeom prst="rect">
                       <a:avLst/>
@@ -596,28 +4273,22 @@
       </w:r>
     </w:p>
     <w:p>
-      <w:pPr>
-        <w:rPr>
-          <w:lang w:val="en-US"/>
-        </w:rPr>
-      </w:pPr>
-    </w:p>
-    <w:p>
-      <w:pPr>
-        <w:rPr>
-          <w:lang w:val="en-US"/>
-        </w:rPr>
-      </w:pPr>
-      <w:r>
-        <w:rPr>
-          <w:noProof/>
-          <w:lang w:val="en-US"/>
-        </w:rPr>
+      <w:r>
+        <w:t>Ici il y a aussi une copie vierge du switch et du routeur afin de revenir à son état d’origine en cas de besoin.</w:t>
+      </w:r>
+    </w:p>
+    <w:p>
+      <w:r>
+        <w:t xml:space="preserve">On peut ensuite modifier ou lire ces configurations dans un bloc note : </w:t>
+      </w:r>
+    </w:p>
+    <w:p>
+      <w:r>
         <w:drawing>
-          <wp:inline distT="0" distB="0" distL="0" distR="0" wp14:anchorId="07D4CE93" wp14:editId="0A058A37">
-            <wp:extent cx="4427604" cy="1539373"/>
-            <wp:effectExtent l="0" t="0" r="0" b="3810"/>
-            <wp:docPr id="1824314321" name="Picture 1"/>
+          <wp:inline distT="0" distB="0" distL="0" distR="0" wp14:anchorId="22A6B0E1" wp14:editId="32534300">
+            <wp:extent cx="5760720" cy="3391535"/>
+            <wp:effectExtent l="0" t="0" r="0" b="0"/>
+            <wp:docPr id="134155627" name="Image 1"/>
             <wp:cNvGraphicFramePr>
               <a:graphicFrameLocks xmlns:a="http://schemas.openxmlformats.org/drawingml/2006/main" noChangeAspect="1"/>
             </wp:cNvGraphicFramePr>
@@ -625,11 +4296,11 @@
               <a:graphicData uri="http://schemas.openxmlformats.org/drawingml/2006/picture">
                 <pic:pic xmlns:pic="http://schemas.openxmlformats.org/drawingml/2006/picture">
                   <pic:nvPicPr>
-                    <pic:cNvPr id="1824314321" name=""/>
+                    <pic:cNvPr id="134155627" name=""/>
                     <pic:cNvPicPr/>
                   </pic:nvPicPr>
                   <pic:blipFill>
-                    <a:blip r:embed="rId11"/>
+                    <a:blip r:embed="rId50"/>
                     <a:stretch>
                       <a:fillRect/>
                     </a:stretch>
@@ -637,7 +4308,7 @@
                   <pic:spPr>
                     <a:xfrm>
                       <a:off x="0" y="0"/>
-                      <a:ext cx="4427604" cy="1539373"/>
+                      <a:ext cx="5760720" cy="3391535"/>
                     </a:xfrm>
                     <a:prstGeom prst="rect">
                       <a:avLst/>
@@ -652,27 +4323,72 @@
     </w:p>
     <w:p>
       <w:pPr>
-        <w:rPr>
-          <w:lang w:val="en-US"/>
-        </w:rPr>
-      </w:pPr>
-    </w:p>
-    <w:p>
-      <w:pPr>
-        <w:rPr>
-          <w:lang w:val="en-US"/>
-        </w:rPr>
-      </w:pPr>
-      <w:r>
-        <w:rPr>
-          <w:noProof/>
-          <w:lang w:val="en-US"/>
-        </w:rPr>
+        <w:pStyle w:val="Titre1"/>
+        <w:numPr>
+          <w:ilvl w:val="0"/>
+          <w:numId w:val="7"/>
+        </w:numPr>
+      </w:pPr>
+      <w:bookmarkStart w:id="7" w:name="_Configuration_d’un_accès"/>
+      <w:bookmarkEnd w:id="7"/>
+      <w:r>
+        <w:lastRenderedPageBreak/>
+        <w:t xml:space="preserve">Configuration d’un accès distant via VPN pour le service technique </w:t>
+      </w:r>
+    </w:p>
+    <w:p>
+      <w:r>
+        <w:t>L’administration à distance peut s’avérer encombrant</w:t>
+      </w:r>
+      <w:r>
+        <w:t>e</w:t>
+      </w:r>
+      <w:r>
+        <w:t xml:space="preserve"> si le technicien n’est pas sur site et qu’il n’y a pas de VPN configuré. En effet</w:t>
+      </w:r>
+      <w:r>
+        <w:t>,</w:t>
+      </w:r>
+      <w:r>
+        <w:t xml:space="preserve"> le VPN va permettre de joindre le réseau de </w:t>
+      </w:r>
+      <w:proofErr w:type="spellStart"/>
+      <w:r>
+        <w:t>Netcorp</w:t>
+      </w:r>
+      <w:proofErr w:type="spellEnd"/>
+      <w:r>
+        <w:t xml:space="preserve"> depuis n’importe quel lieu et donc de pouvoir administrer les serveurs à distance. Pour cela nous allons utiliser l’application </w:t>
+      </w:r>
+      <w:proofErr w:type="spellStart"/>
+      <w:r>
+        <w:t>Tailscale</w:t>
+      </w:r>
+      <w:proofErr w:type="spellEnd"/>
+      <w:r>
+        <w:t xml:space="preserve"> qui a la particularité de fonctionner via un compte et non via des fichiers de configuration, ce qui facilite son déploiement sur un serveur.</w:t>
+      </w:r>
+    </w:p>
+    <w:p>
+      <w:r>
+        <w:t xml:space="preserve">Pour cela, on créé une nouvelle machine virtuelle nommée DEBIAN-VPN sur notre serveur </w:t>
+      </w:r>
+      <w:proofErr w:type="spellStart"/>
+      <w:r>
+        <w:t>Proxmox</w:t>
+      </w:r>
+      <w:proofErr w:type="spellEnd"/>
+      <w:r>
+        <w:t xml:space="preserve"> : </w:t>
+      </w:r>
+    </w:p>
+    <w:p>
+      <w:r>
         <w:drawing>
-          <wp:inline distT="0" distB="0" distL="0" distR="0" wp14:anchorId="1D652FE1" wp14:editId="4DEA8E53">
-            <wp:extent cx="2552921" cy="1272650"/>
-            <wp:effectExtent l="0" t="0" r="0" b="3810"/>
-            <wp:docPr id="1369944565" name="Picture 1"/>
+          <wp:inline distT="0" distB="0" distL="0" distR="0" wp14:anchorId="23AFE596" wp14:editId="2E077C91">
+            <wp:extent cx="2876951" cy="2372056"/>
+            <wp:effectExtent l="0" t="0" r="0" b="9525"/>
+            <wp:docPr id="260985189" name="Image 1"/>
             <wp:cNvGraphicFramePr>
               <a:graphicFrameLocks xmlns:a="http://schemas.openxmlformats.org/drawingml/2006/main" noChangeAspect="1"/>
             </wp:cNvGraphicFramePr>
@@ -680,11 +4396,11 @@
               <a:graphicData uri="http://schemas.openxmlformats.org/drawingml/2006/picture">
                 <pic:pic xmlns:pic="http://schemas.openxmlformats.org/drawingml/2006/picture">
                   <pic:nvPicPr>
-                    <pic:cNvPr id="1369944565" name=""/>
+                    <pic:cNvPr id="260985189" name=""/>
                     <pic:cNvPicPr/>
                   </pic:nvPicPr>
                   <pic:blipFill>
-                    <a:blip r:embed="rId12"/>
+                    <a:blip r:embed="rId51"/>
                     <a:stretch>
                       <a:fillRect/>
                     </a:stretch>
@@ -692,7 +4408,7 @@
                   <pic:spPr>
                     <a:xfrm>
                       <a:off x="0" y="0"/>
-                      <a:ext cx="2552921" cy="1272650"/>
+                      <a:ext cx="2876951" cy="2372056"/>
                     </a:xfrm>
                     <a:prstGeom prst="rect">
                       <a:avLst/>
@@ -706,29 +4422,39 @@
       </w:r>
     </w:p>
     <w:p>
-      <w:pPr>
-        <w:rPr>
-          <w:lang w:val="en-US"/>
-        </w:rPr>
-      </w:pPr>
-    </w:p>
-    <w:p>
-      <w:pPr>
-        <w:rPr>
-          <w:lang w:val="en-US"/>
-        </w:rPr>
-      </w:pPr>
-      <w:r>
-        <w:rPr>
-          <w:noProof/>
-          <w:lang w:val="en-US"/>
-        </w:rPr>
-        <w:lastRenderedPageBreak/>
+      <w:r>
+        <w:t>Au démarrage on définit le nom de la machine comme : DEBIAN-VPN</w:t>
+      </w:r>
+    </w:p>
+    <w:p>
+      <w:r>
+        <w:t>On définit aussi l’adresse IP statique de la machine qui sera 192.168.223.40 </w:t>
+      </w:r>
+      <w:r>
+        <w:t>(via /</w:t>
+      </w:r>
+      <w:proofErr w:type="spellStart"/>
+      <w:r>
+        <w:t>etc</w:t>
+      </w:r>
+      <w:proofErr w:type="spellEnd"/>
+      <w:r>
+        <w:t>/hosts)</w:t>
+      </w:r>
+      <w:r>
+        <w:t xml:space="preserve"> </w:t>
+      </w:r>
+      <w:r>
+        <w:t xml:space="preserve">: </w:t>
+      </w:r>
+    </w:p>
+    <w:p>
+      <w:r>
         <w:drawing>
-          <wp:inline distT="0" distB="0" distL="0" distR="0" wp14:anchorId="18C00327" wp14:editId="14485303">
-            <wp:extent cx="5760720" cy="1973580"/>
-            <wp:effectExtent l="0" t="0" r="0" b="7620"/>
-            <wp:docPr id="1058339183" name="Picture 1"/>
+          <wp:inline distT="0" distB="0" distL="0" distR="0" wp14:anchorId="2BC37FE2" wp14:editId="060DC3CB">
+            <wp:extent cx="5077534" cy="1419423"/>
+            <wp:effectExtent l="0" t="0" r="8890" b="9525"/>
+            <wp:docPr id="674850273" name="Image 1"/>
             <wp:cNvGraphicFramePr>
               <a:graphicFrameLocks xmlns:a="http://schemas.openxmlformats.org/drawingml/2006/main" noChangeAspect="1"/>
             </wp:cNvGraphicFramePr>
@@ -736,11 +4462,11 @@
               <a:graphicData uri="http://schemas.openxmlformats.org/drawingml/2006/picture">
                 <pic:pic xmlns:pic="http://schemas.openxmlformats.org/drawingml/2006/picture">
                   <pic:nvPicPr>
-                    <pic:cNvPr id="1058339183" name=""/>
+                    <pic:cNvPr id="674850273" name=""/>
                     <pic:cNvPicPr/>
                   </pic:nvPicPr>
                   <pic:blipFill>
-                    <a:blip r:embed="rId13"/>
+                    <a:blip r:embed="rId52"/>
                     <a:stretch>
                       <a:fillRect/>
                     </a:stretch>
@@ -748,7 +4474,7 @@
                   <pic:spPr>
                     <a:xfrm>
                       <a:off x="0" y="0"/>
-                      <a:ext cx="5760720" cy="1973580"/>
+                      <a:ext cx="5077534" cy="1419423"/>
                     </a:xfrm>
                     <a:prstGeom prst="rect">
                       <a:avLst/>
@@ -762,29 +4488,13 @@
       </w:r>
     </w:p>
     <w:p>
-      <w:pPr>
-        <w:rPr>
-          <w:lang w:val="en-US"/>
-        </w:rPr>
-      </w:pPr>
-    </w:p>
-    <w:p>
-      <w:pPr>
-        <w:rPr>
-          <w:lang w:val="en-US"/>
-        </w:rPr>
-      </w:pPr>
-      <w:r>
-        <w:rPr>
-          <w:noProof/>
-          <w:lang w:val="en-US"/>
-        </w:rPr>
+      <w:r>
         <w:lastRenderedPageBreak/>
         <w:drawing>
-          <wp:inline distT="0" distB="0" distL="0" distR="0" wp14:anchorId="50CD5633" wp14:editId="7495D5B1">
-            <wp:extent cx="5760720" cy="6567170"/>
-            <wp:effectExtent l="0" t="0" r="0" b="5080"/>
-            <wp:docPr id="365366404" name="Picture 1"/>
+          <wp:inline distT="0" distB="0" distL="0" distR="0" wp14:anchorId="021F0A61" wp14:editId="7AFC5D14">
+            <wp:extent cx="5760720" cy="2418080"/>
+            <wp:effectExtent l="0" t="0" r="0" b="1270"/>
+            <wp:docPr id="1096184996" name="Image 1"/>
             <wp:cNvGraphicFramePr>
               <a:graphicFrameLocks xmlns:a="http://schemas.openxmlformats.org/drawingml/2006/main" noChangeAspect="1"/>
             </wp:cNvGraphicFramePr>
@@ -792,11 +4502,11 @@
               <a:graphicData uri="http://schemas.openxmlformats.org/drawingml/2006/picture">
                 <pic:pic xmlns:pic="http://schemas.openxmlformats.org/drawingml/2006/picture">
                   <pic:nvPicPr>
-                    <pic:cNvPr id="365366404" name=""/>
+                    <pic:cNvPr id="1096184996" name=""/>
                     <pic:cNvPicPr/>
                   </pic:nvPicPr>
                   <pic:blipFill>
-                    <a:blip r:embed="rId14"/>
+                    <a:blip r:embed="rId53"/>
                     <a:stretch>
                       <a:fillRect/>
                     </a:stretch>
@@ -804,7 +4514,7 @@
                   <pic:spPr>
                     <a:xfrm>
                       <a:off x="0" y="0"/>
-                      <a:ext cx="5760720" cy="6567170"/>
+                      <a:ext cx="5760720" cy="2418080"/>
                     </a:xfrm>
                     <a:prstGeom prst="rect">
                       <a:avLst/>
@@ -818,158 +4528,108 @@
       </w:r>
     </w:p>
     <w:p>
-      <w:pPr>
-        <w:rPr>
-          <w:lang w:val="en-US"/>
-        </w:rPr>
-      </w:pPr>
-    </w:p>
-    <w:p>
-      <w:r>
-        <w:t>Config NAT sur interface vers r</w:t>
-      </w:r>
-      <w:r>
-        <w:t>outeur Baie 1 :</w:t>
-      </w:r>
-    </w:p>
-    <w:p>
-      <w:pPr>
-        <w:rPr>
-          <w:lang w:val="en-US"/>
-        </w:rPr>
-      </w:pPr>
-      <w:r>
-        <w:rPr>
-          <w:lang w:val="en-US"/>
-        </w:rPr>
-        <w:t>conf t</w:t>
-      </w:r>
-    </w:p>
-    <w:p>
-      <w:pPr>
-        <w:rPr>
-          <w:lang w:val="en-US"/>
-        </w:rPr>
-      </w:pPr>
-    </w:p>
-    <w:p>
-      <w:pPr>
-        <w:rPr>
-          <w:lang w:val="en-US"/>
-        </w:rPr>
-      </w:pPr>
-      <w:r>
-        <w:rPr>
-          <w:lang w:val="en-US"/>
-        </w:rPr>
-        <w:t>interface GigabitEthernet0/0/2</w:t>
-      </w:r>
-    </w:p>
-    <w:p>
-      <w:pPr>
-        <w:rPr>
-          <w:lang w:val="en-US"/>
-        </w:rPr>
-      </w:pPr>
-      <w:r>
-        <w:rPr>
-          <w:lang w:val="en-US"/>
-        </w:rPr>
-        <w:t xml:space="preserve"> ip nat outside</w:t>
-      </w:r>
-    </w:p>
-    <w:p>
-      <w:pPr>
-        <w:rPr>
-          <w:lang w:val="en-US"/>
-        </w:rPr>
-      </w:pPr>
-    </w:p>
-    <w:p>
-      <w:pPr>
-        <w:rPr>
-          <w:lang w:val="en-US"/>
-        </w:rPr>
-      </w:pPr>
-      <w:r>
-        <w:rPr>
-          <w:lang w:val="en-US"/>
-        </w:rPr>
-        <w:lastRenderedPageBreak/>
-        <w:t>interface Gi0/0/3.223</w:t>
-      </w:r>
-    </w:p>
-    <w:p>
-      <w:pPr>
-        <w:rPr>
-          <w:lang w:val="en-US"/>
-        </w:rPr>
-      </w:pPr>
-      <w:r>
-        <w:rPr>
-          <w:lang w:val="en-US"/>
-        </w:rPr>
-        <w:t xml:space="preserve"> ip nat inside</w:t>
-      </w:r>
-    </w:p>
-    <w:p>
-      <w:pPr>
-        <w:rPr>
-          <w:lang w:val="en-US"/>
-        </w:rPr>
-      </w:pPr>
-    </w:p>
-    <w:p>
-      <w:pPr>
-        <w:rPr>
-          <w:lang w:val="en-US"/>
-        </w:rPr>
-      </w:pPr>
-      <w:r>
-        <w:rPr>
-          <w:lang w:val="en-US"/>
-        </w:rPr>
-        <w:t>ip nat inside source list ACL_IT_ADRIEN interface GigabitEthernet0/0/2 overload</w:t>
-      </w:r>
-    </w:p>
-    <w:p>
-      <w:pPr>
-        <w:rPr>
-          <w:lang w:val="en-US"/>
-        </w:rPr>
-      </w:pPr>
-    </w:p>
-    <w:p>
-      <w:pPr>
-        <w:rPr>
-          <w:lang w:val="en-US"/>
-        </w:rPr>
-      </w:pPr>
-      <w:r>
-        <w:rPr>
-          <w:lang w:val="en-US"/>
-        </w:rPr>
-        <w:t>end</w:t>
-      </w:r>
-    </w:p>
-    <w:p>
-      <w:r>
-        <w:t>write memory</w:t>
-      </w:r>
-    </w:p>
-    <w:p/>
-    <w:p>
-      <w:r>
-        <w:t xml:space="preserve">Configuration du DHCP : </w:t>
-      </w:r>
-    </w:p>
-    <w:p>
-      <w:r>
+      <w:r>
+        <w:t xml:space="preserve">Maintenant nous devons installer </w:t>
+      </w:r>
+      <w:proofErr w:type="spellStart"/>
+      <w:r>
+        <w:t>Tailscale</w:t>
+      </w:r>
+      <w:proofErr w:type="spellEnd"/>
+      <w:r>
+        <w:t xml:space="preserve"> sur notre serveur. Pour cela on s’aide de la documentation officielle de </w:t>
+      </w:r>
+      <w:proofErr w:type="spellStart"/>
+      <w:r>
+        <w:t>Tailscale</w:t>
+      </w:r>
+      <w:proofErr w:type="spellEnd"/>
+      <w:r>
+        <w:t xml:space="preserve"> disponible sur le site : </w:t>
+      </w:r>
+    </w:p>
+    <w:p>
+      <w:hyperlink r:id="rId54" w:history="1">
+        <w:r>
+          <w:rPr>
+            <w:rStyle w:val="Lienhypertexte"/>
+          </w:rPr>
+          <w:t>https://tailscale.com/docs/install/linux</w:t>
+        </w:r>
+      </w:hyperlink>
+    </w:p>
+    <w:p>
+      <w:r>
+        <w:t xml:space="preserve">On saisit les commandes suivantes : </w:t>
+      </w:r>
+    </w:p>
+    <w:p>
+      <w:proofErr w:type="spellStart"/>
+      <w:r>
+        <w:t>curl</w:t>
+      </w:r>
+      <w:proofErr w:type="spellEnd"/>
+      <w:r>
+        <w:t xml:space="preserve"> -</w:t>
+      </w:r>
+      <w:proofErr w:type="spellStart"/>
+      <w:r>
+        <w:t>fsSL</w:t>
+      </w:r>
+      <w:proofErr w:type="spellEnd"/>
+      <w:r>
+        <w:t xml:space="preserve"> https://tailscale.com/install.sh | sh</w:t>
+      </w:r>
+    </w:p>
+    <w:p>
+      <w:proofErr w:type="spellStart"/>
+      <w:r>
+        <w:t>sudo</w:t>
+      </w:r>
+      <w:proofErr w:type="spellEnd"/>
+      <w:r>
+        <w:t xml:space="preserve"> </w:t>
+      </w:r>
+      <w:proofErr w:type="spellStart"/>
+      <w:r>
+        <w:t>tailscale</w:t>
+      </w:r>
+      <w:proofErr w:type="spellEnd"/>
+      <w:r>
+        <w:t xml:space="preserve"> up</w:t>
+      </w:r>
+    </w:p>
+    <w:p>
+      <w:r>
+        <w:t xml:space="preserve">Il faut ensuite se connecter à un compte Google sur le site Officiel de </w:t>
+      </w:r>
+      <w:proofErr w:type="spellStart"/>
+      <w:r>
+        <w:t>Tailscale</w:t>
+      </w:r>
+      <w:proofErr w:type="spellEnd"/>
+      <w:r>
+        <w:t xml:space="preserve"> : </w:t>
+      </w:r>
+    </w:p>
+    <w:p>
+      <w:r>
+        <w:rPr>
+          <w:noProof/>
+        </w:rPr>
         <w:drawing>
-          <wp:inline distT="0" distB="0" distL="0" distR="0" wp14:anchorId="20F60CF5" wp14:editId="33F1AE79">
-            <wp:extent cx="5760720" cy="2340610"/>
-            <wp:effectExtent l="0" t="0" r="0" b="2540"/>
-            <wp:docPr id="259090412" name="Picture 1"/>
+          <wp:anchor distT="0" distB="0" distL="114300" distR="114300" simplePos="0" relativeHeight="251666432" behindDoc="0" locked="0" layoutInCell="1" allowOverlap="1" wp14:anchorId="1E7952A4" wp14:editId="235D979D">
+            <wp:simplePos x="0" y="0"/>
+            <wp:positionH relativeFrom="margin">
+              <wp:align>center</wp:align>
+            </wp:positionH>
+            <wp:positionV relativeFrom="paragraph">
+              <wp:posOffset>22860</wp:posOffset>
+            </wp:positionV>
+            <wp:extent cx="3416935" cy="3123565"/>
+            <wp:effectExtent l="0" t="0" r="0" b="635"/>
+            <wp:wrapSquare wrapText="bothSides"/>
+            <wp:docPr id="1363912260" name="Image 8"/>
             <wp:cNvGraphicFramePr>
               <a:graphicFrameLocks xmlns:a="http://schemas.openxmlformats.org/drawingml/2006/main" noChangeAspect="1"/>
             </wp:cNvGraphicFramePr>
@@ -977,11 +4637,97 @@
               <a:graphicData uri="http://schemas.openxmlformats.org/drawingml/2006/picture">
                 <pic:pic xmlns:pic="http://schemas.openxmlformats.org/drawingml/2006/picture">
                   <pic:nvPicPr>
-                    <pic:cNvPr id="259090412" name=""/>
+                    <pic:cNvPr id="0" name="Picture 2"/>
+                    <pic:cNvPicPr>
+                      <a:picLocks noChangeAspect="1" noChangeArrowheads="1"/>
+                    </pic:cNvPicPr>
+                  </pic:nvPicPr>
+                  <pic:blipFill>
+                    <a:blip r:embed="rId55">
+                      <a:extLst>
+                        <a:ext uri="{28A0092B-C50C-407E-A947-70E740481C1C}">
+                          <a14:useLocalDpi xmlns:a14="http://schemas.microsoft.com/office/drawing/2010/main" val="0"/>
+                        </a:ext>
+                      </a:extLst>
+                    </a:blip>
+                    <a:srcRect/>
+                    <a:stretch>
+                      <a:fillRect/>
+                    </a:stretch>
+                  </pic:blipFill>
+                  <pic:spPr bwMode="auto">
+                    <a:xfrm>
+                      <a:off x="0" y="0"/>
+                      <a:ext cx="3416935" cy="3123565"/>
+                    </a:xfrm>
+                    <a:prstGeom prst="rect">
+                      <a:avLst/>
+                    </a:prstGeom>
+                    <a:noFill/>
+                  </pic:spPr>
+                </pic:pic>
+              </a:graphicData>
+            </a:graphic>
+          </wp:anchor>
+        </w:drawing>
+      </w:r>
+    </w:p>
+    <w:p/>
+    <w:p/>
+    <w:p/>
+    <w:p/>
+    <w:p/>
+    <w:p/>
+    <w:p/>
+    <w:p/>
+    <w:p/>
+    <w:p/>
+    <w:p>
+      <w:r>
+        <w:t xml:space="preserve">Une fois que cela est fait </w:t>
+      </w:r>
+      <w:proofErr w:type="spellStart"/>
+      <w:r>
+        <w:t>Tailscale</w:t>
+      </w:r>
+      <w:proofErr w:type="spellEnd"/>
+      <w:r>
+        <w:t xml:space="preserve"> est bien connecté.</w:t>
+      </w:r>
+    </w:p>
+    <w:p>
+      <w:r>
+        <w:lastRenderedPageBreak/>
+        <w:t xml:space="preserve">Nous allons aussi installer </w:t>
+      </w:r>
+      <w:proofErr w:type="spellStart"/>
+      <w:r>
+        <w:t>Tailscale</w:t>
+      </w:r>
+      <w:proofErr w:type="spellEnd"/>
+      <w:r>
+        <w:t xml:space="preserve"> sur un PC qui servira d’administration à distance : </w:t>
+      </w:r>
+    </w:p>
+    <w:p>
+      <w:r>
+        <w:drawing>
+          <wp:inline distT="0" distB="0" distL="0" distR="0" wp14:anchorId="3F445999" wp14:editId="3C2E136E">
+            <wp:extent cx="4658375" cy="3915321"/>
+            <wp:effectExtent l="0" t="0" r="8890" b="9525"/>
+            <wp:docPr id="1513921487" name="Image 1"/>
+            <wp:cNvGraphicFramePr>
+              <a:graphicFrameLocks xmlns:a="http://schemas.openxmlformats.org/drawingml/2006/main" noChangeAspect="1"/>
+            </wp:cNvGraphicFramePr>
+            <a:graphic xmlns:a="http://schemas.openxmlformats.org/drawingml/2006/main">
+              <a:graphicData uri="http://schemas.openxmlformats.org/drawingml/2006/picture">
+                <pic:pic xmlns:pic="http://schemas.openxmlformats.org/drawingml/2006/picture">
+                  <pic:nvPicPr>
+                    <pic:cNvPr id="1513921487" name=""/>
                     <pic:cNvPicPr/>
                   </pic:nvPicPr>
                   <pic:blipFill>
-                    <a:blip r:embed="rId15"/>
+                    <a:blip r:embed="rId56"/>
                     <a:stretch>
                       <a:fillRect/>
                     </a:stretch>
@@ -989,7 +4735,7 @@
                   <pic:spPr>
                     <a:xfrm>
                       <a:off x="0" y="0"/>
-                      <a:ext cx="5760720" cy="2340610"/>
+                      <a:ext cx="4658375" cy="3915321"/>
                     </a:xfrm>
                     <a:prstGeom prst="rect">
                       <a:avLst/>
@@ -1004,11 +4750,86 @@
     </w:p>
     <w:p>
       <w:r>
+        <w:t xml:space="preserve">Pour pouvoir accéder maintenant au réseau IT il faut utiliser la fonctionnalité </w:t>
+      </w:r>
+      <w:proofErr w:type="spellStart"/>
+      <w:r>
+        <w:t>Subnet</w:t>
+      </w:r>
+      <w:proofErr w:type="spellEnd"/>
+      <w:r>
+        <w:t xml:space="preserve"> Router</w:t>
+      </w:r>
+      <w:r>
+        <w:t xml:space="preserve">. </w:t>
+      </w:r>
+      <w:r>
+        <w:t xml:space="preserve">Cela va permettre d'autoriser les autres machines à passer par  </w:t>
+      </w:r>
+      <w:r>
+        <w:t>le serveur Debian</w:t>
+      </w:r>
+      <w:r>
+        <w:t xml:space="preserve"> </w:t>
+      </w:r>
+      <w:r>
+        <w:t>et</w:t>
+      </w:r>
+      <w:r>
+        <w:t xml:space="preserve"> accéder </w:t>
+      </w:r>
+      <w:r>
+        <w:t>au VLAN IT</w:t>
+      </w:r>
+      <w:r>
+        <w:t>. Pour cela on utilise la commande suivante sur notre serveur :</w:t>
+      </w:r>
+    </w:p>
+    <w:p>
+      <w:proofErr w:type="spellStart"/>
+      <w:r>
+        <w:t>tailscale</w:t>
+      </w:r>
+      <w:proofErr w:type="spellEnd"/>
+      <w:r>
+        <w:t xml:space="preserve"> up --</w:t>
+      </w:r>
+      <w:proofErr w:type="spellStart"/>
+      <w:r>
+        <w:t>advertise</w:t>
+      </w:r>
+      <w:proofErr w:type="spellEnd"/>
+      <w:r>
+        <w:t>-routes=192.168.</w:t>
+      </w:r>
+      <w:r>
+        <w:t>223</w:t>
+      </w:r>
+      <w:r>
+        <w:t>.0/24</w:t>
+      </w:r>
+    </w:p>
+    <w:p>
+      <w:r>
+        <w:t xml:space="preserve">Une fois que cela est fait il faut l’accepter sur la console d’administration </w:t>
+      </w:r>
+      <w:proofErr w:type="spellStart"/>
+      <w:r>
+        <w:t>Tailscale</w:t>
+      </w:r>
+      <w:proofErr w:type="spellEnd"/>
+      <w:r>
+        <w:t xml:space="preserve"> : </w:t>
+      </w:r>
+    </w:p>
+    <w:p>
+      <w:r>
+        <w:lastRenderedPageBreak/>
         <w:drawing>
-          <wp:inline distT="0" distB="0" distL="0" distR="0" wp14:anchorId="3DEC1625" wp14:editId="251A6814">
-            <wp:extent cx="4305673" cy="662997"/>
-            <wp:effectExtent l="0" t="0" r="0" b="3810"/>
-            <wp:docPr id="1364098886" name="Picture 1"/>
+          <wp:inline distT="0" distB="0" distL="0" distR="0" wp14:anchorId="3D9B206C" wp14:editId="0337ACD3">
+            <wp:extent cx="4877481" cy="4010585"/>
+            <wp:effectExtent l="0" t="0" r="0" b="9525"/>
+            <wp:docPr id="1855518638" name="Image 1"/>
             <wp:cNvGraphicFramePr>
               <a:graphicFrameLocks xmlns:a="http://schemas.openxmlformats.org/drawingml/2006/main" noChangeAspect="1"/>
             </wp:cNvGraphicFramePr>
@@ -1016,11 +4837,11 @@
               <a:graphicData uri="http://schemas.openxmlformats.org/drawingml/2006/picture">
                 <pic:pic xmlns:pic="http://schemas.openxmlformats.org/drawingml/2006/picture">
                   <pic:nvPicPr>
-                    <pic:cNvPr id="1364098886" name=""/>
+                    <pic:cNvPr id="1855518638" name=""/>
                     <pic:cNvPicPr/>
                   </pic:nvPicPr>
                   <pic:blipFill>
-                    <a:blip r:embed="rId16"/>
+                    <a:blip r:embed="rId57"/>
                     <a:stretch>
                       <a:fillRect/>
                     </a:stretch>
@@ -1028,7 +4849,7 @@
                   <pic:spPr>
                     <a:xfrm>
                       <a:off x="0" y="0"/>
-                      <a:ext cx="4305673" cy="662997"/>
+                      <a:ext cx="4877481" cy="4010585"/>
                     </a:xfrm>
                     <a:prstGeom prst="rect">
                       <a:avLst/>
@@ -1043,146 +4864,292 @@
     </w:p>
     <w:p>
       <w:r>
-        <w:t>Nat inside sur les interfaces des VLANS</w:t>
-      </w:r>
-    </w:p>
-    <w:p>
-      <w:r>
-        <w:t xml:space="preserve">Ports 15/16/17/18 : </w:t>
-      </w:r>
-    </w:p>
-    <w:p>
-      <w:r>
-        <w:t>Ports 15 &amp; 16 : VLAN IT 223</w:t>
-      </w:r>
-    </w:p>
-    <w:p>
-      <w:r>
-        <w:t>Port 17 : VLAN RH 221</w:t>
-      </w:r>
-    </w:p>
-    <w:p>
-      <w:r>
-        <w:t>Port 18 : VLAN DIRECTION 222</w:t>
-      </w:r>
-    </w:p>
-    <w:p>
-      <w:r>
-        <w:t>DNS sur SRV-AD, DHCP su</w:t>
-      </w:r>
-      <w:r>
-        <w:t>r Routeur Cisco (voir pour mettre sur SRV-AD)</w:t>
+        <w:t xml:space="preserve">Une fois que cela est fait l’accès au réseau fonctionne. On peut le faire le test depuis une machine connectée à distance via </w:t>
+      </w:r>
+      <w:proofErr w:type="spellStart"/>
+      <w:r>
+        <w:t>Tailscale</w:t>
+      </w:r>
+      <w:proofErr w:type="spellEnd"/>
+      <w:r>
+        <w:t>.</w:t>
+      </w:r>
+    </w:p>
+    <w:p>
+      <w:r>
+        <w:t>Depuis un PC à distance on a :</w:t>
+      </w:r>
+    </w:p>
+    <w:p>
+      <w:r>
+        <w:lastRenderedPageBreak/>
+        <w:drawing>
+          <wp:inline distT="0" distB="0" distL="0" distR="0" wp14:anchorId="1A6B351F" wp14:editId="1694ADE7">
+            <wp:extent cx="5760720" cy="3705225"/>
+            <wp:effectExtent l="0" t="0" r="0" b="9525"/>
+            <wp:docPr id="1372841014" name="Image 1"/>
+            <wp:cNvGraphicFramePr>
+              <a:graphicFrameLocks xmlns:a="http://schemas.openxmlformats.org/drawingml/2006/main" noChangeAspect="1"/>
+            </wp:cNvGraphicFramePr>
+            <a:graphic xmlns:a="http://schemas.openxmlformats.org/drawingml/2006/main">
+              <a:graphicData uri="http://schemas.openxmlformats.org/drawingml/2006/picture">
+                <pic:pic xmlns:pic="http://schemas.openxmlformats.org/drawingml/2006/picture">
+                  <pic:nvPicPr>
+                    <pic:cNvPr id="1372841014" name=""/>
+                    <pic:cNvPicPr/>
+                  </pic:nvPicPr>
+                  <pic:blipFill>
+                    <a:blip r:embed="rId58"/>
+                    <a:stretch>
+                      <a:fillRect/>
+                    </a:stretch>
+                  </pic:blipFill>
+                  <pic:spPr>
+                    <a:xfrm>
+                      <a:off x="0" y="0"/>
+                      <a:ext cx="5760720" cy="3705225"/>
+                    </a:xfrm>
+                    <a:prstGeom prst="rect">
+                      <a:avLst/>
+                    </a:prstGeom>
+                  </pic:spPr>
+                </pic:pic>
+              </a:graphicData>
+            </a:graphic>
+          </wp:inline>
+        </w:drawing>
       </w:r>
     </w:p>
     <w:p/>
-    <w:p>
-      <w:r>
-        <w:t xml:space="preserve">Installation DEBIAN-VPN : </w:t>
-      </w:r>
-    </w:p>
-    <w:p>
-      <w:r>
-        <w:t>Root -&gt; qj52ro59&amp;*</w:t>
+    <w:p/>
+    <w:p>
+      <w:r>
+        <w:t xml:space="preserve">On accède bien à l’interface Web de notre serveur </w:t>
+      </w:r>
+      <w:proofErr w:type="spellStart"/>
+      <w:r>
+        <w:t>Proxmox</w:t>
+      </w:r>
+      <w:proofErr w:type="spellEnd"/>
+      <w:r>
+        <w:t xml:space="preserve"> : </w:t>
+      </w:r>
+    </w:p>
+    <w:p>
+      <w:r>
+        <w:drawing>
+          <wp:inline distT="0" distB="0" distL="0" distR="0" wp14:anchorId="5874D799" wp14:editId="1B0FC144">
+            <wp:extent cx="5760720" cy="3077210"/>
+            <wp:effectExtent l="0" t="0" r="0" b="8890"/>
+            <wp:docPr id="1225345325" name="Image 1"/>
+            <wp:cNvGraphicFramePr>
+              <a:graphicFrameLocks xmlns:a="http://schemas.openxmlformats.org/drawingml/2006/main" noChangeAspect="1"/>
+            </wp:cNvGraphicFramePr>
+            <a:graphic xmlns:a="http://schemas.openxmlformats.org/drawingml/2006/main">
+              <a:graphicData uri="http://schemas.openxmlformats.org/drawingml/2006/picture">
+                <pic:pic xmlns:pic="http://schemas.openxmlformats.org/drawingml/2006/picture">
+                  <pic:nvPicPr>
+                    <pic:cNvPr id="1225345325" name=""/>
+                    <pic:cNvPicPr/>
+                  </pic:nvPicPr>
+                  <pic:blipFill>
+                    <a:blip r:embed="rId59"/>
+                    <a:stretch>
+                      <a:fillRect/>
+                    </a:stretch>
+                  </pic:blipFill>
+                  <pic:spPr>
+                    <a:xfrm>
+                      <a:off x="0" y="0"/>
+                      <a:ext cx="5760720" cy="3077210"/>
+                    </a:xfrm>
+                    <a:prstGeom prst="rect">
+                      <a:avLst/>
+                    </a:prstGeom>
+                  </pic:spPr>
+                </pic:pic>
+              </a:graphicData>
+            </a:graphic>
+          </wp:inline>
+        </w:drawing>
+      </w:r>
+    </w:p>
+    <w:p>
+      <w:r>
+        <w:t xml:space="preserve">On accède bien à l’interface GLPI (via adresse IP et non </w:t>
+      </w:r>
+      <w:proofErr w:type="spellStart"/>
+      <w:r>
+        <w:t>GLPI.lab.local</w:t>
+      </w:r>
+      <w:proofErr w:type="spellEnd"/>
+      <w:r>
+        <w:t xml:space="preserve">) : </w:t>
       </w:r>
     </w:p>
     <w:p>
       <w:r>
         <w:lastRenderedPageBreak/>
-        <w:t>Adrien Demange -&gt; adrien</w:t>
-      </w:r>
-    </w:p>
-    <w:p>
-      <w:r>
-        <w:t xml:space="preserve">Tailscale </w:t>
-      </w:r>
-    </w:p>
-    <w:p/>
-    <w:p>
-      <w:pPr>
-        <w:rPr>
-          <w:lang w:val="en-US"/>
-        </w:rPr>
-      </w:pPr>
-      <w:r>
-        <w:rPr>
-          <w:lang w:val="en-US"/>
-        </w:rPr>
-        <w:t>curl -fsSL https://tailscale.com/install.sh | sh</w:t>
-      </w:r>
-    </w:p>
-    <w:p>
-      <w:pPr>
-        <w:rPr>
-          <w:lang w:val="en-US"/>
-        </w:rPr>
-      </w:pPr>
-      <w:r>
-        <w:rPr>
-          <w:lang w:val="en-US"/>
-        </w:rPr>
-        <w:t>tailscale up</w:t>
-      </w:r>
-    </w:p>
-    <w:p>
-      <w:pPr>
-        <w:rPr>
-          <w:lang w:val="en-US"/>
-        </w:rPr>
-      </w:pPr>
-      <w:r>
-        <w:rPr>
-          <w:lang w:val="en-US"/>
-        </w:rPr>
-        <w:t>echo 'net.ipv4.ip_forward = 1' | sudo tee -a /etc/sysctl.d/99-tailscale.conf</w:t>
-      </w:r>
-    </w:p>
-    <w:p>
-      <w:pPr>
-        <w:rPr>
-          <w:lang w:val="en-US"/>
-        </w:rPr>
-      </w:pPr>
-      <w:r>
-        <w:rPr>
-          <w:lang w:val="en-US"/>
-        </w:rPr>
-        <w:t>echo 'net.ipv6.conf.all.forwarding = 1' | sudo tee -a /etc/sysctl.d/99-tailscale.conf</w:t>
-      </w:r>
-    </w:p>
-    <w:p>
-      <w:pPr>
-        <w:rPr>
-          <w:lang w:val="en-US"/>
-        </w:rPr>
-      </w:pPr>
-      <w:r>
-        <w:rPr>
-          <w:lang w:val="en-US"/>
-        </w:rPr>
-        <w:t>sudo sysctl -p /etc/sysctl.d/99-tailscale.conf</w:t>
-      </w:r>
-    </w:p>
-    <w:p>
-      <w:pPr>
-        <w:rPr>
-          <w:lang w:val="en-US"/>
-        </w:rPr>
-      </w:pPr>
-    </w:p>
-    <w:p>
-      <w:pPr>
-        <w:rPr>
-          <w:lang w:val="en-US"/>
-        </w:rPr>
-      </w:pPr>
-      <w:r>
-        <w:rPr>
-          <w:lang w:val="en-US"/>
-        </w:rPr>
-        <w:t>sudo tailscale set --advertise-routes=192.168.223.0/24</w:t>
+        <w:drawing>
+          <wp:inline distT="0" distB="0" distL="0" distR="0" wp14:anchorId="137B812B" wp14:editId="27DF33A9">
+            <wp:extent cx="5760720" cy="2971800"/>
+            <wp:effectExtent l="0" t="0" r="0" b="0"/>
+            <wp:docPr id="12600041" name="Image 1"/>
+            <wp:cNvGraphicFramePr>
+              <a:graphicFrameLocks xmlns:a="http://schemas.openxmlformats.org/drawingml/2006/main" noChangeAspect="1"/>
+            </wp:cNvGraphicFramePr>
+            <a:graphic xmlns:a="http://schemas.openxmlformats.org/drawingml/2006/main">
+              <a:graphicData uri="http://schemas.openxmlformats.org/drawingml/2006/picture">
+                <pic:pic xmlns:pic="http://schemas.openxmlformats.org/drawingml/2006/picture">
+                  <pic:nvPicPr>
+                    <pic:cNvPr id="12600041" name=""/>
+                    <pic:cNvPicPr/>
+                  </pic:nvPicPr>
+                  <pic:blipFill>
+                    <a:blip r:embed="rId60"/>
+                    <a:stretch>
+                      <a:fillRect/>
+                    </a:stretch>
+                  </pic:blipFill>
+                  <pic:spPr>
+                    <a:xfrm>
+                      <a:off x="0" y="0"/>
+                      <a:ext cx="5760720" cy="2971800"/>
+                    </a:xfrm>
+                    <a:prstGeom prst="rect">
+                      <a:avLst/>
+                    </a:prstGeom>
+                  </pic:spPr>
+                </pic:pic>
+              </a:graphicData>
+            </a:graphic>
+          </wp:inline>
+        </w:drawing>
+      </w:r>
+    </w:p>
+    <w:p>
+      <w:r>
+        <w:t xml:space="preserve">Et on accède bien au partage de fichiers : </w:t>
+      </w:r>
+    </w:p>
+    <w:p>
+      <w:r>
+        <w:drawing>
+          <wp:inline distT="0" distB="0" distL="0" distR="0" wp14:anchorId="167BB48F" wp14:editId="213D454C">
+            <wp:extent cx="5760720" cy="3282315"/>
+            <wp:effectExtent l="0" t="0" r="0" b="0"/>
+            <wp:docPr id="867573298" name="Image 1"/>
+            <wp:cNvGraphicFramePr>
+              <a:graphicFrameLocks xmlns:a="http://schemas.openxmlformats.org/drawingml/2006/main" noChangeAspect="1"/>
+            </wp:cNvGraphicFramePr>
+            <a:graphic xmlns:a="http://schemas.openxmlformats.org/drawingml/2006/main">
+              <a:graphicData uri="http://schemas.openxmlformats.org/drawingml/2006/picture">
+                <pic:pic xmlns:pic="http://schemas.openxmlformats.org/drawingml/2006/picture">
+                  <pic:nvPicPr>
+                    <pic:cNvPr id="867573298" name=""/>
+                    <pic:cNvPicPr/>
+                  </pic:nvPicPr>
+                  <pic:blipFill>
+                    <a:blip r:embed="rId61"/>
+                    <a:stretch>
+                      <a:fillRect/>
+                    </a:stretch>
+                  </pic:blipFill>
+                  <pic:spPr>
+                    <a:xfrm>
+                      <a:off x="0" y="0"/>
+                      <a:ext cx="5760720" cy="3282315"/>
+                    </a:xfrm>
+                    <a:prstGeom prst="rect">
+                      <a:avLst/>
+                    </a:prstGeom>
+                  </pic:spPr>
+                </pic:pic>
+              </a:graphicData>
+            </a:graphic>
+          </wp:inline>
+        </w:drawing>
+      </w:r>
+    </w:p>
+    <w:p>
+      <w:r>
+        <w:t xml:space="preserve">On voit bien le PC à distance dans la liste des machines : </w:t>
+      </w:r>
+    </w:p>
+    <w:p>
+      <w:r>
+        <w:lastRenderedPageBreak/>
+        <w:drawing>
+          <wp:inline distT="0" distB="0" distL="0" distR="0" wp14:anchorId="1EBF230A" wp14:editId="0F5A6C87">
+            <wp:extent cx="5760720" cy="1577340"/>
+            <wp:effectExtent l="0" t="0" r="0" b="3810"/>
+            <wp:docPr id="1283592018" name="Image 1"/>
+            <wp:cNvGraphicFramePr>
+              <a:graphicFrameLocks xmlns:a="http://schemas.openxmlformats.org/drawingml/2006/main" noChangeAspect="1"/>
+            </wp:cNvGraphicFramePr>
+            <a:graphic xmlns:a="http://schemas.openxmlformats.org/drawingml/2006/main">
+              <a:graphicData uri="http://schemas.openxmlformats.org/drawingml/2006/picture">
+                <pic:pic xmlns:pic="http://schemas.openxmlformats.org/drawingml/2006/picture">
+                  <pic:nvPicPr>
+                    <pic:cNvPr id="1283592018" name=""/>
+                    <pic:cNvPicPr/>
+                  </pic:nvPicPr>
+                  <pic:blipFill>
+                    <a:blip r:embed="rId62"/>
+                    <a:stretch>
+                      <a:fillRect/>
+                    </a:stretch>
+                  </pic:blipFill>
+                  <pic:spPr>
+                    <a:xfrm>
+                      <a:off x="0" y="0"/>
+                      <a:ext cx="5760720" cy="1577340"/>
+                    </a:xfrm>
+                    <a:prstGeom prst="rect">
+                      <a:avLst/>
+                    </a:prstGeom>
+                  </pic:spPr>
+                </pic:pic>
+              </a:graphicData>
+            </a:graphic>
+          </wp:inline>
+        </w:drawing>
+      </w:r>
+    </w:p>
+    <w:p>
+      <w:pPr>
+        <w:pStyle w:val="Titre1"/>
+        <w:numPr>
+          <w:ilvl w:val="0"/>
+          <w:numId w:val="7"/>
+        </w:numPr>
+      </w:pPr>
+      <w:bookmarkStart w:id="8" w:name="_Conclusion"/>
+      <w:bookmarkEnd w:id="8"/>
+      <w:r>
+        <w:t xml:space="preserve">Conclusion </w:t>
+      </w:r>
+    </w:p>
+    <w:p>
+      <w:proofErr w:type="spellStart"/>
+      <w:r>
+        <w:t>Netcorp</w:t>
+      </w:r>
+      <w:proofErr w:type="spellEnd"/>
+      <w:r>
+        <w:t xml:space="preserve"> dispose à présent d’un réseau fonctionnel et sécurisé via un des VLANs et </w:t>
+      </w:r>
+      <w:proofErr w:type="spellStart"/>
+      <w:r>
+        <w:t>ACLs</w:t>
+      </w:r>
+      <w:proofErr w:type="spellEnd"/>
+      <w:r>
+        <w:t xml:space="preserve"> pour chaque service. L’entreprise peut utiliser le partage de fichiers pour travailler ainsi que l’accès à GLPI pour le support technique.</w:t>
       </w:r>
     </w:p>
     <w:sectPr>
+      <w:footerReference w:type="default" r:id="rId63"/>
       <w:pgSz w:w="11906" w:h="16838"/>
       <w:pgMar w:top="1417" w:right="1417" w:bottom="1417" w:left="1417" w:header="708" w:footer="708" w:gutter="0"/>
       <w:cols w:space="708"/>
@@ -1192,123 +5159,1861 @@
 </w:document>
 </file>
 
+<file path=word/endnotes.xml><?xml version="1.0" encoding="utf-8"?>
+<w:endnotes xmlns:wpc="http://schemas.microsoft.com/office/word/2010/wordprocessingCanvas" xmlns:cx="http://schemas.microsoft.com/office/drawing/2014/chartex" xmlns:cx1="http://schemas.microsoft.com/office/drawing/2015/9/8/chartex" xmlns:cx2="http://schemas.microsoft.com/office/drawing/2015/10/21/chartex" xmlns:cx3="http://schemas.microsoft.com/office/drawing/2016/5/9/chartex" xmlns:cx4="http://schemas.microsoft.com/office/drawing/2016/5/10/chartex" xmlns:cx5="http://schemas.microsoft.com/office/drawing/2016/5/11/chartex" xmlns:cx6="http://schemas.microsoft.com/office/drawing/2016/5/12/chartex" xmlns:cx7="http://schemas.microsoft.com/office/drawing/2016/5/13/chartex" xmlns:cx8="http://schemas.microsoft.com/office/drawing/2016/5/14/chartex" xmlns:mc="http://schemas.openxmlformats.org/markup-compatibility/2006" xmlns:aink="http://schemas.microsoft.com/office/drawing/2016/ink" xmlns:am3d="http://schemas.microsoft.com/office/drawing/2017/model3d" xmlns:o="urn:schemas-microsoft-com:office:office" xmlns:oel="http://schemas.microsoft.com/office/2019/extlst" xmlns:r="http://schemas.openxmlformats.org/officeDocument/2006/relationships" xmlns:m="http://schemas.openxmlformats.org/officeDocument/2006/math" xmlns:v="urn:schemas-microsoft-com:vml" xmlns:wp14="http://schemas.microsoft.com/office/word/2010/wordprocessingDrawing" xmlns:wp="http://schemas.openxmlformats.org/drawingml/2006/wordprocessingDrawing" xmlns:w10="urn:schemas-microsoft-com:office:word" xmlns:w="http://schemas.openxmlformats.org/wordprocessingml/2006/main" xmlns:w14="http://schemas.microsoft.com/office/word/2010/wordml" xmlns:w15="http://schemas.microsoft.com/office/word/2012/wordml" xmlns:w16cex="http://schemas.microsoft.com/office/word/2018/wordml/cex" xmlns:w16cid="http://schemas.microsoft.com/office/word/2016/wordml/cid" xmlns:w16="http://schemas.microsoft.com/office/word/2018/wordml" xmlns:w16du="http://schemas.microsoft.com/office/word/2023/wordml/word16du" xmlns:w16sdtdh="http://schemas.microsoft.com/office/word/2020/wordml/sdtdatahash" xmlns:w16sdtfl="http://schemas.microsoft.com/office/word/2024/wordml/sdtformatlock" xmlns:w16se="http://schemas.microsoft.com/office/word/2015/wordml/symex" xmlns:wpg="http://schemas.microsoft.com/office/word/2010/wordprocessingGroup" xmlns:wpi="http://schemas.microsoft.com/office/word/2010/wordprocessingInk" xmlns:wne="http://schemas.microsoft.com/office/word/2006/wordml" xmlns:wps="http://schemas.microsoft.com/office/word/2010/wordprocessingShape" mc:Ignorable="w14 w15 w16se w16cid w16 w16cex w16sdtdh w16sdtfl w16du wp14">
+  <w:endnote w:type="separator" w:id="-1">
+    <w:p>
+      <w:pPr>
+        <w:spacing w:after="0" w:line="240" w:lineRule="auto"/>
+      </w:pPr>
+      <w:r>
+        <w:separator/>
+      </w:r>
+    </w:p>
+  </w:endnote>
+  <w:endnote w:type="continuationSeparator" w:id="0">
+    <w:p>
+      <w:pPr>
+        <w:spacing w:after="0" w:line="240" w:lineRule="auto"/>
+      </w:pPr>
+      <w:r>
+        <w:continuationSeparator/>
+      </w:r>
+    </w:p>
+  </w:endnote>
+</w:endnotes>
+</file>
+
+<file path=word/footer1.xml><?xml version="1.0" encoding="utf-8"?>
+<w:ftr xmlns:wpc="http://schemas.microsoft.com/office/word/2010/wordprocessingCanvas" xmlns:cx="http://schemas.microsoft.com/office/drawing/2014/chartex" xmlns:cx1="http://schemas.microsoft.com/office/drawing/2015/9/8/chartex" xmlns:cx2="http://schemas.microsoft.com/office/drawing/2015/10/21/chartex" xmlns:cx3="http://schemas.microsoft.com/office/drawing/2016/5/9/chartex" xmlns:cx4="http://schemas.microsoft.com/office/drawing/2016/5/10/chartex" xmlns:cx5="http://schemas.microsoft.com/office/drawing/2016/5/11/chartex" xmlns:cx6="http://schemas.microsoft.com/office/drawing/2016/5/12/chartex" xmlns:cx7="http://schemas.microsoft.com/office/drawing/2016/5/13/chartex" xmlns:cx8="http://schemas.microsoft.com/office/drawing/2016/5/14/chartex" xmlns:mc="http://schemas.openxmlformats.org/markup-compatibility/2006" xmlns:aink="http://schemas.microsoft.com/office/drawing/2016/ink" xmlns:am3d="http://schemas.microsoft.com/office/drawing/2017/model3d" xmlns:o="urn:schemas-microsoft-com:office:office" xmlns:oel="http://schemas.microsoft.com/office/2019/extlst" xmlns:r="http://schemas.openxmlformats.org/officeDocument/2006/relationships" xmlns:m="http://schemas.openxmlformats.org/officeDocument/2006/math" xmlns:v="urn:schemas-microsoft-com:vml" xmlns:wp14="http://schemas.microsoft.com/office/word/2010/wordprocessingDrawing" xmlns:wp="http://schemas.openxmlformats.org/drawingml/2006/wordprocessingDrawing" xmlns:w10="urn:schemas-microsoft-com:office:word" xmlns:w="http://schemas.openxmlformats.org/wordprocessingml/2006/main" xmlns:w14="http://schemas.microsoft.com/office/word/2010/wordml" xmlns:w15="http://schemas.microsoft.com/office/word/2012/wordml" xmlns:w16cex="http://schemas.microsoft.com/office/word/2018/wordml/cex" xmlns:w16cid="http://schemas.microsoft.com/office/word/2016/wordml/cid" xmlns:w16="http://schemas.microsoft.com/office/word/2018/wordml" xmlns:w16du="http://schemas.microsoft.com/office/word/2023/wordml/word16du" xmlns:w16sdtdh="http://schemas.microsoft.com/office/word/2020/wordml/sdtdatahash" xmlns:w16sdtfl="http://schemas.microsoft.com/office/word/2024/wordml/sdtformatlock" xmlns:w16se="http://schemas.microsoft.com/office/word/2015/wordml/symex" xmlns:wpg="http://schemas.microsoft.com/office/word/2010/wordprocessingGroup" xmlns:wpi="http://schemas.microsoft.com/office/word/2010/wordprocessingInk" xmlns:wne="http://schemas.microsoft.com/office/word/2006/wordml" xmlns:wps="http://schemas.microsoft.com/office/word/2010/wordprocessingShape" mc:Ignorable="w14 w15 w16se w16cid w16 w16cex w16sdtdh w16sdtfl w16du wp14">
+  <w:p>
+    <w:pPr>
+      <w:pStyle w:val="Pieddepage"/>
+      <w:rPr>
+        <w:color w:val="000000" w:themeColor="text1"/>
+      </w:rPr>
+    </w:pPr>
+    <w:r>
+      <w:rPr>
+        <w:noProof/>
+        <w:color w:val="000000" w:themeColor="text1"/>
+      </w:rPr>
+      <mc:AlternateContent>
+        <mc:Choice Requires="wpg">
+          <w:drawing>
+            <wp:anchor distT="0" distB="0" distL="0" distR="0" simplePos="0" relativeHeight="251660288" behindDoc="0" locked="0" layoutInCell="1" allowOverlap="1" wp14:anchorId="3BD3FD89" wp14:editId="4EB25566">
+              <wp:simplePos x="0" y="0"/>
+              <wp:positionH relativeFrom="margin">
+                <wp:align>right</wp:align>
+              </wp:positionH>
+              <mc:AlternateContent>
+                <mc:Choice Requires="wp14">
+                  <wp:positionV relativeFrom="bottomMargin">
+                    <wp14:pctPosVOffset>20000</wp14:pctPosVOffset>
+                  </wp:positionV>
+                </mc:Choice>
+                <mc:Fallback>
+                  <wp:positionV relativeFrom="page">
+                    <wp:posOffset>9972040</wp:posOffset>
+                  </wp:positionV>
+                </mc:Fallback>
+              </mc:AlternateContent>
+              <wp:extent cx="5943600" cy="320040"/>
+              <wp:effectExtent l="0" t="0" r="0" b="3810"/>
+              <wp:wrapSquare wrapText="bothSides"/>
+              <wp:docPr id="37" name="Groupe 7"/>
+              <wp:cNvGraphicFramePr/>
+              <a:graphic xmlns:a="http://schemas.openxmlformats.org/drawingml/2006/main">
+                <a:graphicData uri="http://schemas.microsoft.com/office/word/2010/wordprocessingGroup">
+                  <wpg:wgp>
+                    <wpg:cNvGrpSpPr/>
+                    <wpg:grpSpPr>
+                      <a:xfrm>
+                        <a:off x="0" y="0"/>
+                        <a:ext cx="5943600" cy="320040"/>
+                        <a:chOff x="0" y="0"/>
+                        <a:chExt cx="5962650" cy="323851"/>
+                      </a:xfrm>
+                    </wpg:grpSpPr>
+                    <wps:wsp>
+                      <wps:cNvPr id="38" name="Rectangle 38"/>
+                      <wps:cNvSpPr/>
+                      <wps:spPr>
+                        <a:xfrm>
+                          <a:off x="19050" y="0"/>
+                          <a:ext cx="5943600" cy="18826"/>
+                        </a:xfrm>
+                        <a:prstGeom prst="rect">
+                          <a:avLst/>
+                        </a:prstGeom>
+                        <a:solidFill>
+                          <a:schemeClr val="tx1"/>
+                        </a:solidFill>
+                        <a:ln>
+                          <a:noFill/>
+                        </a:ln>
+                      </wps:spPr>
+                      <wps:style>
+                        <a:lnRef idx="2">
+                          <a:schemeClr val="accent1">
+                            <a:shade val="50000"/>
+                          </a:schemeClr>
+                        </a:lnRef>
+                        <a:fillRef idx="1">
+                          <a:schemeClr val="accent1"/>
+                        </a:fillRef>
+                        <a:effectRef idx="0">
+                          <a:schemeClr val="accent1"/>
+                        </a:effectRef>
+                        <a:fontRef idx="minor">
+                          <a:schemeClr val="lt1"/>
+                        </a:fontRef>
+                      </wps:style>
+                      <wps:bodyPr rot="0" spcFirstLastPara="0" vertOverflow="overflow" horzOverflow="overflow" vert="horz" wrap="square" lIns="91440" tIns="45720" rIns="91440" bIns="45720" numCol="1" spcCol="0" rtlCol="0" fromWordArt="0" anchor="ctr" anchorCtr="0" forceAA="0" compatLnSpc="1">
+                        <a:prstTxWarp prst="textNoShape">
+                          <a:avLst/>
+                        </a:prstTxWarp>
+                        <a:noAutofit/>
+                      </wps:bodyPr>
+                    </wps:wsp>
+                    <wps:wsp>
+                      <wps:cNvPr id="39" name="Zone de texte 39"/>
+                      <wps:cNvSpPr txBox="1"/>
+                      <wps:spPr>
+                        <a:xfrm>
+                          <a:off x="0" y="66676"/>
+                          <a:ext cx="5943600" cy="257175"/>
+                        </a:xfrm>
+                        <a:prstGeom prst="rect">
+                          <a:avLst/>
+                        </a:prstGeom>
+                        <a:noFill/>
+                        <a:ln w="6350">
+                          <a:noFill/>
+                        </a:ln>
+                        <a:effectLst/>
+                      </wps:spPr>
+                      <wps:style>
+                        <a:lnRef idx="0">
+                          <a:schemeClr val="accent1"/>
+                        </a:lnRef>
+                        <a:fillRef idx="0">
+                          <a:schemeClr val="accent1"/>
+                        </a:fillRef>
+                        <a:effectRef idx="0">
+                          <a:schemeClr val="accent1"/>
+                        </a:effectRef>
+                        <a:fontRef idx="minor">
+                          <a:schemeClr val="dk1"/>
+                        </a:fontRef>
+                      </wps:style>
+                      <wps:txbx>
+                        <w:txbxContent>
+                          <w:sdt>
+                            <w:sdtPr>
+                              <w:rPr>
+                                <w:color w:val="7F7F7F" w:themeColor="text1" w:themeTint="80"/>
+                              </w:rPr>
+                              <w:alias w:val="Date "/>
+                              <w:tag w:val=""/>
+                              <w:id w:val="-1063724354"/>
+                              <w:showingPlcHdr/>
+                              <w:dataBinding w:prefixMappings="xmlns:ns0='http://schemas.microsoft.com/office/2006/coverPageProps' " w:xpath="/ns0:CoverPageProperties[1]/ns0:PublishDate[1]" w:storeItemID="{55AF091B-3C7A-41E3-B477-F2FDAA23CFDA}"/>
+                              <w:date w:fullDate="2026-06-12T00:00:00Z">
+                                <w:dateFormat w:val="dd MMMM yyyy"/>
+                                <w:lid w:val="fr-FR"/>
+                                <w:storeMappedDataAs w:val="dateTime"/>
+                                <w:calendar w:val="gregorian"/>
+                              </w:date>
+                            </w:sdtPr>
+                            <w:sdtContent>
+                              <w:p>
+                                <w:pPr>
+                                  <w:jc w:val="right"/>
+                                  <w:rPr>
+                                    <w:color w:val="7F7F7F" w:themeColor="text1" w:themeTint="80"/>
+                                  </w:rPr>
+                                </w:pPr>
+                                <w:r>
+                                  <w:rPr>
+                                    <w:color w:val="7F7F7F" w:themeColor="text1" w:themeTint="80"/>
+                                  </w:rPr>
+                                  <w:t xml:space="preserve">     </w:t>
+                                </w:r>
+                              </w:p>
+                            </w:sdtContent>
+                          </w:sdt>
+                          <w:p>
+                            <w:pPr>
+                              <w:jc w:val="right"/>
+                              <w:rPr>
+                                <w:color w:val="808080" w:themeColor="background1" w:themeShade="80"/>
+                              </w:rPr>
+                            </w:pPr>
+                          </w:p>
+                        </w:txbxContent>
+                      </wps:txbx>
+                      <wps:bodyPr rot="0" spcFirstLastPara="0" vertOverflow="overflow" horzOverflow="overflow" vert="horz" wrap="square" lIns="91440" tIns="45720" rIns="91440" bIns="0" numCol="1" spcCol="0" rtlCol="0" fromWordArt="0" anchor="b" anchorCtr="0" forceAA="0" compatLnSpc="1">
+                        <a:prstTxWarp prst="textNoShape">
+                          <a:avLst/>
+                        </a:prstTxWarp>
+                        <a:noAutofit/>
+                      </wps:bodyPr>
+                    </wps:wsp>
+                  </wpg:wgp>
+                </a:graphicData>
+              </a:graphic>
+              <wp14:sizeRelH relativeFrom="margin">
+                <wp14:pctWidth>100000</wp14:pctWidth>
+              </wp14:sizeRelH>
+              <wp14:sizeRelV relativeFrom="margin">
+                <wp14:pctHeight>0</wp14:pctHeight>
+              </wp14:sizeRelV>
+            </wp:anchor>
+          </w:drawing>
+        </mc:Choice>
+        <mc:Fallback>
+          <w:pict>
+            <v:group w14:anchorId="3BD3FD89" id="Groupe 7" o:spid="_x0000_s1026" style="position:absolute;margin-left:416.8pt;margin-top:0;width:468pt;height:25.2pt;z-index:251660288;mso-width-percent:1000;mso-top-percent:200;mso-wrap-distance-left:0;mso-wrap-distance-right:0;mso-position-horizontal:right;mso-position-horizontal-relative:margin;mso-position-vertical-relative:bottom-margin-area;mso-width-percent:1000;mso-top-percent:200;mso-width-relative:margin;mso-height-relative:margin" coordsize="59626,3238" o:gfxdata="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">
+              <v:rect id="Rectangle 38" o:spid="_x0000_s1027" style="position:absolute;left:190;width:59436;height:188;visibility:visible;mso-wrap-style:square;v-text-anchor:middle" o:gfxdata="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" fillcolor="black [3213]" stroked="f" strokeweight="1.5pt"/>
+              <v:shapetype id="_x0000_t202" coordsize="21600,21600" o:spt="202" path="m,l,21600r21600,l21600,xe">
+                <v:stroke joinstyle="miter"/>
+                <v:path gradientshapeok="t" o:connecttype="rect"/>
+              </v:shapetype>
+              <v:shape id="Zone de texte 39" o:spid="_x0000_s1028" type="#_x0000_t202" style="position:absolute;top:666;width:59436;height:2572;visibility:visible;mso-wrap-style:square;v-text-anchor:bottom" o:gfxdata="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" filled="f" stroked="f" strokeweight=".5pt">
+                <v:textbox inset=",,,0">
+                  <w:txbxContent>
+                    <w:sdt>
+                      <w:sdtPr>
+                        <w:rPr>
+                          <w:color w:val="7F7F7F" w:themeColor="text1" w:themeTint="80"/>
+                        </w:rPr>
+                        <w:alias w:val="Date "/>
+                        <w:tag w:val=""/>
+                        <w:id w:val="-1063724354"/>
+                        <w:showingPlcHdr/>
+                        <w:dataBinding w:prefixMappings="xmlns:ns0='http://schemas.microsoft.com/office/2006/coverPageProps' " w:xpath="/ns0:CoverPageProperties[1]/ns0:PublishDate[1]" w:storeItemID="{55AF091B-3C7A-41E3-B477-F2FDAA23CFDA}"/>
+                        <w:date w:fullDate="2026-06-12T00:00:00Z">
+                          <w:dateFormat w:val="dd MMMM yyyy"/>
+                          <w:lid w:val="fr-FR"/>
+                          <w:storeMappedDataAs w:val="dateTime"/>
+                          <w:calendar w:val="gregorian"/>
+                        </w:date>
+                      </w:sdtPr>
+                      <w:sdtContent>
+                        <w:p>
+                          <w:pPr>
+                            <w:jc w:val="right"/>
+                            <w:rPr>
+                              <w:color w:val="7F7F7F" w:themeColor="text1" w:themeTint="80"/>
+                            </w:rPr>
+                          </w:pPr>
+                          <w:r>
+                            <w:rPr>
+                              <w:color w:val="7F7F7F" w:themeColor="text1" w:themeTint="80"/>
+                            </w:rPr>
+                            <w:t xml:space="preserve">     </w:t>
+                          </w:r>
+                        </w:p>
+                      </w:sdtContent>
+                    </w:sdt>
+                    <w:p>
+                      <w:pPr>
+                        <w:jc w:val="right"/>
+                        <w:rPr>
+                          <w:color w:val="808080" w:themeColor="background1" w:themeShade="80"/>
+                        </w:rPr>
+                      </w:pPr>
+                    </w:p>
+                  </w:txbxContent>
+                </v:textbox>
+              </v:shape>
+              <w10:wrap type="square" anchorx="margin" anchory="margin"/>
+            </v:group>
+          </w:pict>
+        </mc:Fallback>
+      </mc:AlternateContent>
+    </w:r>
+    <w:r>
+      <w:rPr>
+        <w:noProof/>
+        <w:color w:val="000000" w:themeColor="text1"/>
+      </w:rPr>
+      <mc:AlternateContent>
+        <mc:Choice Requires="wps">
+          <w:drawing>
+            <wp:anchor distT="0" distB="0" distL="0" distR="0" simplePos="0" relativeHeight="251659264" behindDoc="0" locked="0" layoutInCell="1" allowOverlap="1" wp14:anchorId="2A8301B9" wp14:editId="7EE5DD9C">
+              <wp:simplePos x="0" y="0"/>
+              <wp:positionH relativeFrom="rightMargin">
+                <wp:align>left</wp:align>
+              </wp:positionH>
+              <mc:AlternateContent>
+                <mc:Choice Requires="wp14">
+                  <wp:positionV relativeFrom="bottomMargin">
+                    <wp14:pctPosVOffset>20000</wp14:pctPosVOffset>
+                  </wp:positionV>
+                </mc:Choice>
+                <mc:Fallback>
+                  <wp:positionV relativeFrom="page">
+                    <wp:posOffset>9972040</wp:posOffset>
+                  </wp:positionV>
+                </mc:Fallback>
+              </mc:AlternateContent>
+              <wp:extent cx="457200" cy="320040"/>
+              <wp:effectExtent l="0" t="0" r="0" b="3810"/>
+              <wp:wrapSquare wrapText="bothSides"/>
+              <wp:docPr id="40" name="Rectangle 8"/>
+              <wp:cNvGraphicFramePr/>
+              <a:graphic xmlns:a="http://schemas.openxmlformats.org/drawingml/2006/main">
+                <a:graphicData uri="http://schemas.microsoft.com/office/word/2010/wordprocessingShape">
+                  <wps:wsp>
+                    <wps:cNvSpPr/>
+                    <wps:spPr>
+                      <a:xfrm>
+                        <a:off x="0" y="0"/>
+                        <a:ext cx="457200" cy="320040"/>
+                      </a:xfrm>
+                      <a:prstGeom prst="rect">
+                        <a:avLst/>
+                      </a:prstGeom>
+                      <a:solidFill>
+                        <a:schemeClr val="tx1"/>
+                      </a:solidFill>
+                      <a:ln w="38100">
+                        <a:noFill/>
+                      </a:ln>
+                    </wps:spPr>
+                    <wps:style>
+                      <a:lnRef idx="2">
+                        <a:schemeClr val="accent1">
+                          <a:shade val="50000"/>
+                        </a:schemeClr>
+                      </a:lnRef>
+                      <a:fillRef idx="1">
+                        <a:schemeClr val="accent1"/>
+                      </a:fillRef>
+                      <a:effectRef idx="0">
+                        <a:schemeClr val="accent1"/>
+                      </a:effectRef>
+                      <a:fontRef idx="minor">
+                        <a:schemeClr val="lt1"/>
+                      </a:fontRef>
+                    </wps:style>
+                    <wps:txbx>
+                      <w:txbxContent>
+                        <w:p>
+                          <w:pPr>
+                            <w:jc w:val="right"/>
+                            <w:rPr>
+                              <w:color w:val="FFFFFF" w:themeColor="background1"/>
+                              <w:sz w:val="28"/>
+                              <w:szCs w:val="28"/>
+                            </w:rPr>
+                          </w:pPr>
+                          <w:r>
+                            <w:rPr>
+                              <w:color w:val="FFFFFF" w:themeColor="background1"/>
+                              <w:sz w:val="28"/>
+                              <w:szCs w:val="28"/>
+                            </w:rPr>
+                            <w:fldChar w:fldCharType="begin"/>
+                          </w:r>
+                          <w:r>
+                            <w:rPr>
+                              <w:color w:val="FFFFFF" w:themeColor="background1"/>
+                              <w:sz w:val="28"/>
+                              <w:szCs w:val="28"/>
+                            </w:rPr>
+                            <w:instrText>PAGE   \* MERGEFORMAT</w:instrText>
+                          </w:r>
+                          <w:r>
+                            <w:rPr>
+                              <w:color w:val="FFFFFF" w:themeColor="background1"/>
+                              <w:sz w:val="28"/>
+                              <w:szCs w:val="28"/>
+                            </w:rPr>
+                            <w:fldChar w:fldCharType="separate"/>
+                          </w:r>
+                          <w:r>
+                            <w:rPr>
+                              <w:color w:val="FFFFFF" w:themeColor="background1"/>
+                              <w:sz w:val="28"/>
+                              <w:szCs w:val="28"/>
+                            </w:rPr>
+                            <w:t>2</w:t>
+                          </w:r>
+                          <w:r>
+                            <w:rPr>
+                              <w:color w:val="FFFFFF" w:themeColor="background1"/>
+                              <w:sz w:val="28"/>
+                              <w:szCs w:val="28"/>
+                            </w:rPr>
+                            <w:fldChar w:fldCharType="end"/>
+                          </w:r>
+                        </w:p>
+                      </w:txbxContent>
+                    </wps:txbx>
+                    <wps:bodyPr rot="0" spcFirstLastPara="0" vertOverflow="overflow" horzOverflow="overflow" vert="horz" wrap="square" lIns="91440" tIns="45720" rIns="91440" bIns="45720" numCol="1" spcCol="0" rtlCol="0" fromWordArt="0" anchor="b" anchorCtr="0" forceAA="0" compatLnSpc="1">
+                      <a:prstTxWarp prst="textNoShape">
+                        <a:avLst/>
+                      </a:prstTxWarp>
+                      <a:noAutofit/>
+                    </wps:bodyPr>
+                  </wps:wsp>
+                </a:graphicData>
+              </a:graphic>
+              <wp14:sizeRelH relativeFrom="margin">
+                <wp14:pctWidth>0</wp14:pctWidth>
+              </wp14:sizeRelH>
+              <wp14:sizeRelV relativeFrom="margin">
+                <wp14:pctHeight>0</wp14:pctHeight>
+              </wp14:sizeRelV>
+            </wp:anchor>
+          </w:drawing>
+        </mc:Choice>
+        <mc:Fallback>
+          <w:pict>
+            <v:rect w14:anchorId="2A8301B9" id="Rectangle 8" o:spid="_x0000_s1029" style="position:absolute;margin-left:0;margin-top:0;width:36pt;height:25.2pt;z-index:251659264;visibility:visible;mso-wrap-style:square;mso-width-percent:0;mso-height-percent:0;mso-top-percent:200;mso-wrap-distance-left:0;mso-wrap-distance-top:0;mso-wrap-distance-right:0;mso-wrap-distance-bottom:0;mso-position-horizontal:left;mso-position-horizontal-relative:right-margin-area;mso-position-vertical-relative:bottom-margin-area;mso-width-percent:0;mso-height-percent:0;mso-top-percent:200;mso-width-relative:margin;mso-height-relative:margin;v-text-anchor:bottom" o:gfxdata="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" fillcolor="black [3213]" stroked="f" strokeweight="3pt">
+              <v:textbox>
+                <w:txbxContent>
+                  <w:p>
+                    <w:pPr>
+                      <w:jc w:val="right"/>
+                      <w:rPr>
+                        <w:color w:val="FFFFFF" w:themeColor="background1"/>
+                        <w:sz w:val="28"/>
+                        <w:szCs w:val="28"/>
+                      </w:rPr>
+                    </w:pPr>
+                    <w:r>
+                      <w:rPr>
+                        <w:color w:val="FFFFFF" w:themeColor="background1"/>
+                        <w:sz w:val="28"/>
+                        <w:szCs w:val="28"/>
+                      </w:rPr>
+                      <w:fldChar w:fldCharType="begin"/>
+                    </w:r>
+                    <w:r>
+                      <w:rPr>
+                        <w:color w:val="FFFFFF" w:themeColor="background1"/>
+                        <w:sz w:val="28"/>
+                        <w:szCs w:val="28"/>
+                      </w:rPr>
+                      <w:instrText>PAGE   \* MERGEFORMAT</w:instrText>
+                    </w:r>
+                    <w:r>
+                      <w:rPr>
+                        <w:color w:val="FFFFFF" w:themeColor="background1"/>
+                        <w:sz w:val="28"/>
+                        <w:szCs w:val="28"/>
+                      </w:rPr>
+                      <w:fldChar w:fldCharType="separate"/>
+                    </w:r>
+                    <w:r>
+                      <w:rPr>
+                        <w:color w:val="FFFFFF" w:themeColor="background1"/>
+                        <w:sz w:val="28"/>
+                        <w:szCs w:val="28"/>
+                      </w:rPr>
+                      <w:t>2</w:t>
+                    </w:r>
+                    <w:r>
+                      <w:rPr>
+                        <w:color w:val="FFFFFF" w:themeColor="background1"/>
+                        <w:sz w:val="28"/>
+                        <w:szCs w:val="28"/>
+                      </w:rPr>
+                      <w:fldChar w:fldCharType="end"/>
+                    </w:r>
+                  </w:p>
+                </w:txbxContent>
+              </v:textbox>
+              <w10:wrap type="square" anchorx="margin" anchory="margin"/>
+            </v:rect>
+          </w:pict>
+        </mc:Fallback>
+      </mc:AlternateContent>
+    </w:r>
+    <w:r>
+      <w:rPr>
+        <w:color w:val="000000" w:themeColor="text1"/>
+      </w:rPr>
+      <w:t>BTS SIO SISR Adrien Demange</w:t>
+    </w:r>
+  </w:p>
+</w:ftr>
+</file>
+
+<file path=word/footnotes.xml><?xml version="1.0" encoding="utf-8"?>
+<w:footnotes xmlns:wpc="http://schemas.microsoft.com/office/word/2010/wordprocessingCanvas" xmlns:cx="http://schemas.microsoft.com/office/drawing/2014/chartex" xmlns:cx1="http://schemas.microsoft.com/office/drawing/2015/9/8/chartex" xmlns:cx2="http://schemas.microsoft.com/office/drawing/2015/10/21/chartex" xmlns:cx3="http://schemas.microsoft.com/office/drawing/2016/5/9/chartex" xmlns:cx4="http://schemas.microsoft.com/office/drawing/2016/5/10/chartex" xmlns:cx5="http://schemas.microsoft.com/office/drawing/2016/5/11/chartex" xmlns:cx6="http://schemas.microsoft.com/office/drawing/2016/5/12/chartex" xmlns:cx7="http://schemas.microsoft.com/office/drawing/2016/5/13/chartex" xmlns:cx8="http://schemas.microsoft.com/office/drawing/2016/5/14/chartex" xmlns:mc="http://schemas.openxmlformats.org/markup-compatibility/2006" xmlns:aink="http://schemas.microsoft.com/office/drawing/2016/ink" xmlns:am3d="http://schemas.microsoft.com/office/drawing/2017/model3d" xmlns:o="urn:schemas-microsoft-com:office:office" xmlns:oel="http://schemas.microsoft.com/office/2019/extlst" xmlns:r="http://schemas.openxmlformats.org/officeDocument/2006/relationships" xmlns:m="http://schemas.openxmlformats.org/officeDocument/2006/math" xmlns:v="urn:schemas-microsoft-com:vml" xmlns:wp14="http://schemas.microsoft.com/office/word/2010/wordprocessingDrawing" xmlns:wp="http://schemas.openxmlformats.org/drawingml/2006/wordprocessingDrawing" xmlns:w10="urn:schemas-microsoft-com:office:word" xmlns:w="http://schemas.openxmlformats.org/wordprocessingml/2006/main" xmlns:w14="http://schemas.microsoft.com/office/word/2010/wordml" xmlns:w15="http://schemas.microsoft.com/office/word/2012/wordml" xmlns:w16cex="http://schemas.microsoft.com/office/word/2018/wordml/cex" xmlns:w16cid="http://schemas.microsoft.com/office/word/2016/wordml/cid" xmlns:w16="http://schemas.microsoft.com/office/word/2018/wordml" xmlns:w16du="http://schemas.microsoft.com/office/word/2023/wordml/word16du" xmlns:w16sdtdh="http://schemas.microsoft.com/office/word/2020/wordml/sdtdatahash" xmlns:w16sdtfl="http://schemas.microsoft.com/office/word/2024/wordml/sdtformatlock" xmlns:w16se="http://schemas.microsoft.com/office/word/2015/wordml/symex" xmlns:wpg="http://schemas.microsoft.com/office/word/2010/wordprocessingGroup" xmlns:wpi="http://schemas.microsoft.com/office/word/2010/wordprocessingInk" xmlns:wne="http://schemas.microsoft.com/office/word/2006/wordml" xmlns:wps="http://schemas.microsoft.com/office/word/2010/wordprocessingShape" mc:Ignorable="w14 w15 w16se w16cid w16 w16cex w16sdtdh w16sdtfl w16du wp14">
+  <w:footnote w:type="separator" w:id="-1">
+    <w:p>
+      <w:pPr>
+        <w:spacing w:after="0" w:line="240" w:lineRule="auto"/>
+      </w:pPr>
+      <w:r>
+        <w:separator/>
+      </w:r>
+    </w:p>
+  </w:footnote>
+  <w:footnote w:type="continuationSeparator" w:id="0">
+    <w:p>
+      <w:pPr>
+        <w:spacing w:after="0" w:line="240" w:lineRule="auto"/>
+      </w:pPr>
+      <w:r>
+        <w:continuationSeparator/>
+      </w:r>
+    </w:p>
+  </w:footnote>
+</w:footnotes>
+</file>
+
 <file path=word/numbering.xml><?xml version="1.0" encoding="utf-8"?>
 <w:numbering xmlns:wpc="http://schemas.microsoft.com/office/word/2010/wordprocessingCanvas" xmlns:cx="http://schemas.microsoft.com/office/drawing/2014/chartex" xmlns:cx1="http://schemas.microsoft.com/office/drawing/2015/9/8/chartex" xmlns:cx2="http://schemas.microsoft.com/office/drawing/2015/10/21/chartex" xmlns:cx3="http://schemas.microsoft.com/office/drawing/2016/5/9/chartex" xmlns:cx4="http://schemas.microsoft.com/office/drawing/2016/5/10/chartex" xmlns:cx5="http://schemas.microsoft.com/office/drawing/2016/5/11/chartex" xmlns:cx6="http://schemas.microsoft.com/office/drawing/2016/5/12/chartex" xmlns:cx7="http://schemas.microsoft.com/office/drawing/2016/5/13/chartex" xmlns:cx8="http://schemas.microsoft.com/office/drawing/2016/5/14/chartex" xmlns:mc="http://schemas.openxmlformats.org/markup-compatibility/2006" xmlns:aink="http://schemas.microsoft.com/office/drawing/2016/ink" xmlns:am3d="http://schemas.microsoft.com/office/drawing/2017/model3d" xmlns:o="urn:schemas-microsoft-com:office:office" xmlns:oel="http://schemas.microsoft.com/office/2019/extlst" xmlns:r="http://schemas.openxmlformats.org/officeDocument/2006/relationships" xmlns:m="http://schemas.openxmlformats.org/officeDocument/2006/math" xmlns:v="urn:schemas-microsoft-com:vml" xmlns:wp14="http://schemas.microsoft.com/office/word/2010/wordprocessingDrawing" xmlns:wp="http://schemas.openxmlformats.org/drawingml/2006/wordprocessingDrawing" xmlns:w10="urn:schemas-microsoft-com:office:word" xmlns:w="http://schemas.openxmlformats.org/wordprocessingml/2006/main" xmlns:w14="http://schemas.microsoft.com/office/word/2010/wordml" xmlns:w15="http://schemas.microsoft.com/office/word/2012/wordml" xmlns:w16cex="http://schemas.microsoft.com/office/word/2018/wordml/cex" xmlns:w16cid="http://schemas.microsoft.com/office/word/2016/wordml/cid" xmlns:w16="http://schemas.microsoft.com/office/word/2018/wordml" xmlns:w16du="http://schemas.microsoft.com/office/word/2023/wordml/word16du" xmlns:w16sdtdh="http://schemas.microsoft.com/office/word/2020/wordml/sdtdatahash" xmlns:w16sdtfl="http://schemas.microsoft.com/office/word/2024/wordml/sdtformatlock" xmlns:w16se="http://schemas.microsoft.com/office/word/2015/wordml/symex" xmlns:wpg="http://schemas.microsoft.com/office/word/2010/wordprocessingGroup" xmlns:wpi="http://schemas.microsoft.com/office/word/2010/wordprocessingInk" xmlns:wne="http://schemas.microsoft.com/office/word/2006/wordml" xmlns:wps="http://schemas.microsoft.com/office/word/2010/wordprocessingShape" mc:Ignorable="w14 w15 w16se w16cid w16 w16cex w16sdtdh w16sdtfl w16du wp14">
   <w:abstractNum w:abstractNumId="0" w15:restartNumberingAfterBreak="0">
-    <w:nsid w:val="33FE65D6"/>
+    <w:nsid w:val="0D063E44"/>
     <w:multiLevelType w:val="hybridMultilevel"/>
-    <w:tmpl w:val="569E5A76"/>
-    <w:lvl w:ilvl="0" w:tplc="862E113A">
-      <w:start w:val="192"/>
+    <w:tmpl w:val="60946650"/>
+    <w:lvl w:ilvl="0" w:tplc="F3024408">
+      <w:start w:val="1"/>
+      <w:numFmt w:val="upperLetter"/>
+      <w:lvlText w:val="%1."/>
+      <w:lvlJc w:val="left"/>
+      <w:pPr>
+        <w:ind w:left="1440" w:hanging="360"/>
+      </w:pPr>
+      <w:rPr>
+        <w:rFonts w:hint="default"/>
+      </w:rPr>
+    </w:lvl>
+    <w:lvl w:ilvl="1" w:tplc="040C0019" w:tentative="1">
+      <w:start w:val="1"/>
+      <w:numFmt w:val="lowerLetter"/>
+      <w:lvlText w:val="%2."/>
+      <w:lvlJc w:val="left"/>
+      <w:pPr>
+        <w:ind w:left="2160" w:hanging="360"/>
+      </w:pPr>
+    </w:lvl>
+    <w:lvl w:ilvl="2" w:tplc="040C001B" w:tentative="1">
+      <w:start w:val="1"/>
+      <w:numFmt w:val="lowerRoman"/>
+      <w:lvlText w:val="%3."/>
+      <w:lvlJc w:val="right"/>
+      <w:pPr>
+        <w:ind w:left="2880" w:hanging="180"/>
+      </w:pPr>
+    </w:lvl>
+    <w:lvl w:ilvl="3" w:tplc="040C000F" w:tentative="1">
+      <w:start w:val="1"/>
+      <w:numFmt w:val="decimal"/>
+      <w:lvlText w:val="%4."/>
+      <w:lvlJc w:val="left"/>
+      <w:pPr>
+        <w:ind w:left="3600" w:hanging="360"/>
+      </w:pPr>
+    </w:lvl>
+    <w:lvl w:ilvl="4" w:tplc="040C0019" w:tentative="1">
+      <w:start w:val="1"/>
+      <w:numFmt w:val="lowerLetter"/>
+      <w:lvlText w:val="%5."/>
+      <w:lvlJc w:val="left"/>
+      <w:pPr>
+        <w:ind w:left="4320" w:hanging="360"/>
+      </w:pPr>
+    </w:lvl>
+    <w:lvl w:ilvl="5" w:tplc="040C001B" w:tentative="1">
+      <w:start w:val="1"/>
+      <w:numFmt w:val="lowerRoman"/>
+      <w:lvlText w:val="%6."/>
+      <w:lvlJc w:val="right"/>
+      <w:pPr>
+        <w:ind w:left="5040" w:hanging="180"/>
+      </w:pPr>
+    </w:lvl>
+    <w:lvl w:ilvl="6" w:tplc="040C000F" w:tentative="1">
+      <w:start w:val="1"/>
+      <w:numFmt w:val="decimal"/>
+      <w:lvlText w:val="%7."/>
+      <w:lvlJc w:val="left"/>
+      <w:pPr>
+        <w:ind w:left="5760" w:hanging="360"/>
+      </w:pPr>
+    </w:lvl>
+    <w:lvl w:ilvl="7" w:tplc="040C0019" w:tentative="1">
+      <w:start w:val="1"/>
+      <w:numFmt w:val="lowerLetter"/>
+      <w:lvlText w:val="%8."/>
+      <w:lvlJc w:val="left"/>
+      <w:pPr>
+        <w:ind w:left="6480" w:hanging="360"/>
+      </w:pPr>
+    </w:lvl>
+    <w:lvl w:ilvl="8" w:tplc="040C001B" w:tentative="1">
+      <w:start w:val="1"/>
+      <w:numFmt w:val="lowerRoman"/>
+      <w:lvlText w:val="%9."/>
+      <w:lvlJc w:val="right"/>
+      <w:pPr>
+        <w:ind w:left="7200" w:hanging="180"/>
+      </w:pPr>
+    </w:lvl>
+  </w:abstractNum>
+  <w:abstractNum w:abstractNumId="1" w15:restartNumberingAfterBreak="0">
+    <w:nsid w:val="0D076DCA"/>
+    <w:multiLevelType w:val="hybridMultilevel"/>
+    <w:tmpl w:val="476437CC"/>
+    <w:lvl w:ilvl="0" w:tplc="040C0015">
+      <w:start w:val="1"/>
+      <w:numFmt w:val="upperLetter"/>
+      <w:lvlText w:val="%1."/>
+      <w:lvlJc w:val="left"/>
+      <w:pPr>
+        <w:ind w:left="720" w:hanging="360"/>
+      </w:pPr>
+      <w:rPr>
+        <w:rFonts w:hint="default"/>
+      </w:rPr>
+    </w:lvl>
+    <w:lvl w:ilvl="1" w:tplc="040C0019" w:tentative="1">
+      <w:start w:val="1"/>
+      <w:numFmt w:val="lowerLetter"/>
+      <w:lvlText w:val="%2."/>
+      <w:lvlJc w:val="left"/>
+      <w:pPr>
+        <w:ind w:left="1440" w:hanging="360"/>
+      </w:pPr>
+    </w:lvl>
+    <w:lvl w:ilvl="2" w:tplc="040C001B" w:tentative="1">
+      <w:start w:val="1"/>
+      <w:numFmt w:val="lowerRoman"/>
+      <w:lvlText w:val="%3."/>
+      <w:lvlJc w:val="right"/>
+      <w:pPr>
+        <w:ind w:left="2160" w:hanging="180"/>
+      </w:pPr>
+    </w:lvl>
+    <w:lvl w:ilvl="3" w:tplc="040C000F" w:tentative="1">
+      <w:start w:val="1"/>
+      <w:numFmt w:val="decimal"/>
+      <w:lvlText w:val="%4."/>
+      <w:lvlJc w:val="left"/>
+      <w:pPr>
+        <w:ind w:left="2880" w:hanging="360"/>
+      </w:pPr>
+    </w:lvl>
+    <w:lvl w:ilvl="4" w:tplc="040C0019" w:tentative="1">
+      <w:start w:val="1"/>
+      <w:numFmt w:val="lowerLetter"/>
+      <w:lvlText w:val="%5."/>
+      <w:lvlJc w:val="left"/>
+      <w:pPr>
+        <w:ind w:left="3600" w:hanging="360"/>
+      </w:pPr>
+    </w:lvl>
+    <w:lvl w:ilvl="5" w:tplc="040C001B" w:tentative="1">
+      <w:start w:val="1"/>
+      <w:numFmt w:val="lowerRoman"/>
+      <w:lvlText w:val="%6."/>
+      <w:lvlJc w:val="right"/>
+      <w:pPr>
+        <w:ind w:left="4320" w:hanging="180"/>
+      </w:pPr>
+    </w:lvl>
+    <w:lvl w:ilvl="6" w:tplc="040C000F" w:tentative="1">
+      <w:start w:val="1"/>
+      <w:numFmt w:val="decimal"/>
+      <w:lvlText w:val="%7."/>
+      <w:lvlJc w:val="left"/>
+      <w:pPr>
+        <w:ind w:left="5040" w:hanging="360"/>
+      </w:pPr>
+    </w:lvl>
+    <w:lvl w:ilvl="7" w:tplc="040C0019" w:tentative="1">
+      <w:start w:val="1"/>
+      <w:numFmt w:val="lowerLetter"/>
+      <w:lvlText w:val="%8."/>
+      <w:lvlJc w:val="left"/>
+      <w:pPr>
+        <w:ind w:left="5760" w:hanging="360"/>
+      </w:pPr>
+    </w:lvl>
+    <w:lvl w:ilvl="8" w:tplc="040C001B" w:tentative="1">
+      <w:start w:val="1"/>
+      <w:numFmt w:val="lowerRoman"/>
+      <w:lvlText w:val="%9."/>
+      <w:lvlJc w:val="right"/>
+      <w:pPr>
+        <w:ind w:left="6480" w:hanging="180"/>
+      </w:pPr>
+    </w:lvl>
+  </w:abstractNum>
+  <w:abstractNum w:abstractNumId="2" w15:restartNumberingAfterBreak="0">
+    <w:nsid w:val="0FB42F18"/>
+    <w:multiLevelType w:val="hybridMultilevel"/>
+    <w:tmpl w:val="0B12EB38"/>
+    <w:lvl w:ilvl="0" w:tplc="040C0015">
+      <w:start w:val="1"/>
+      <w:numFmt w:val="upperLetter"/>
+      <w:lvlText w:val="%1."/>
+      <w:lvlJc w:val="left"/>
+      <w:pPr>
+        <w:ind w:left="720" w:hanging="360"/>
+      </w:pPr>
+      <w:rPr>
+        <w:rFonts w:hint="default"/>
+      </w:rPr>
+    </w:lvl>
+    <w:lvl w:ilvl="1" w:tplc="040C0019" w:tentative="1">
+      <w:start w:val="1"/>
+      <w:numFmt w:val="lowerLetter"/>
+      <w:lvlText w:val="%2."/>
+      <w:lvlJc w:val="left"/>
+      <w:pPr>
+        <w:ind w:left="1440" w:hanging="360"/>
+      </w:pPr>
+    </w:lvl>
+    <w:lvl w:ilvl="2" w:tplc="040C001B" w:tentative="1">
+      <w:start w:val="1"/>
+      <w:numFmt w:val="lowerRoman"/>
+      <w:lvlText w:val="%3."/>
+      <w:lvlJc w:val="right"/>
+      <w:pPr>
+        <w:ind w:left="2160" w:hanging="180"/>
+      </w:pPr>
+    </w:lvl>
+    <w:lvl w:ilvl="3" w:tplc="040C000F" w:tentative="1">
+      <w:start w:val="1"/>
+      <w:numFmt w:val="decimal"/>
+      <w:lvlText w:val="%4."/>
+      <w:lvlJc w:val="left"/>
+      <w:pPr>
+        <w:ind w:left="2880" w:hanging="360"/>
+      </w:pPr>
+    </w:lvl>
+    <w:lvl w:ilvl="4" w:tplc="040C0019" w:tentative="1">
+      <w:start w:val="1"/>
+      <w:numFmt w:val="lowerLetter"/>
+      <w:lvlText w:val="%5."/>
+      <w:lvlJc w:val="left"/>
+      <w:pPr>
+        <w:ind w:left="3600" w:hanging="360"/>
+      </w:pPr>
+    </w:lvl>
+    <w:lvl w:ilvl="5" w:tplc="040C001B" w:tentative="1">
+      <w:start w:val="1"/>
+      <w:numFmt w:val="lowerRoman"/>
+      <w:lvlText w:val="%6."/>
+      <w:lvlJc w:val="right"/>
+      <w:pPr>
+        <w:ind w:left="4320" w:hanging="180"/>
+      </w:pPr>
+    </w:lvl>
+    <w:lvl w:ilvl="6" w:tplc="040C000F" w:tentative="1">
+      <w:start w:val="1"/>
+      <w:numFmt w:val="decimal"/>
+      <w:lvlText w:val="%7."/>
+      <w:lvlJc w:val="left"/>
+      <w:pPr>
+        <w:ind w:left="5040" w:hanging="360"/>
+      </w:pPr>
+    </w:lvl>
+    <w:lvl w:ilvl="7" w:tplc="040C0019" w:tentative="1">
+      <w:start w:val="1"/>
+      <w:numFmt w:val="lowerLetter"/>
+      <w:lvlText w:val="%8."/>
+      <w:lvlJc w:val="left"/>
+      <w:pPr>
+        <w:ind w:left="5760" w:hanging="360"/>
+      </w:pPr>
+    </w:lvl>
+    <w:lvl w:ilvl="8" w:tplc="040C001B" w:tentative="1">
+      <w:start w:val="1"/>
+      <w:numFmt w:val="lowerRoman"/>
+      <w:lvlText w:val="%9."/>
+      <w:lvlJc w:val="right"/>
+      <w:pPr>
+        <w:ind w:left="6480" w:hanging="180"/>
+      </w:pPr>
+    </w:lvl>
+  </w:abstractNum>
+  <w:abstractNum w:abstractNumId="3" w15:restartNumberingAfterBreak="0">
+    <w:nsid w:val="20D01691"/>
+    <w:multiLevelType w:val="hybridMultilevel"/>
+    <w:tmpl w:val="062AF3CC"/>
+    <w:lvl w:ilvl="0" w:tplc="7E26F9EC">
+      <w:start w:val="1"/>
+      <w:numFmt w:val="upperRoman"/>
+      <w:lvlText w:val="%1."/>
+      <w:lvlJc w:val="left"/>
+      <w:pPr>
+        <w:ind w:left="1080" w:hanging="720"/>
+      </w:pPr>
+      <w:rPr>
+        <w:rFonts w:hint="default"/>
+      </w:rPr>
+    </w:lvl>
+    <w:lvl w:ilvl="1" w:tplc="040C0019" w:tentative="1">
+      <w:start w:val="1"/>
+      <w:numFmt w:val="lowerLetter"/>
+      <w:lvlText w:val="%2."/>
+      <w:lvlJc w:val="left"/>
+      <w:pPr>
+        <w:ind w:left="1440" w:hanging="360"/>
+      </w:pPr>
+    </w:lvl>
+    <w:lvl w:ilvl="2" w:tplc="040C001B" w:tentative="1">
+      <w:start w:val="1"/>
+      <w:numFmt w:val="lowerRoman"/>
+      <w:lvlText w:val="%3."/>
+      <w:lvlJc w:val="right"/>
+      <w:pPr>
+        <w:ind w:left="2160" w:hanging="180"/>
+      </w:pPr>
+    </w:lvl>
+    <w:lvl w:ilvl="3" w:tplc="040C000F" w:tentative="1">
+      <w:start w:val="1"/>
+      <w:numFmt w:val="decimal"/>
+      <w:lvlText w:val="%4."/>
+      <w:lvlJc w:val="left"/>
+      <w:pPr>
+        <w:ind w:left="2880" w:hanging="360"/>
+      </w:pPr>
+    </w:lvl>
+    <w:lvl w:ilvl="4" w:tplc="040C0019" w:tentative="1">
+      <w:start w:val="1"/>
+      <w:numFmt w:val="lowerLetter"/>
+      <w:lvlText w:val="%5."/>
+      <w:lvlJc w:val="left"/>
+      <w:pPr>
+        <w:ind w:left="3600" w:hanging="360"/>
+      </w:pPr>
+    </w:lvl>
+    <w:lvl w:ilvl="5" w:tplc="040C001B" w:tentative="1">
+      <w:start w:val="1"/>
+      <w:numFmt w:val="lowerRoman"/>
+      <w:lvlText w:val="%6."/>
+      <w:lvlJc w:val="right"/>
+      <w:pPr>
+        <w:ind w:left="4320" w:hanging="180"/>
+      </w:pPr>
+    </w:lvl>
+    <w:lvl w:ilvl="6" w:tplc="040C000F" w:tentative="1">
+      <w:start w:val="1"/>
+      <w:numFmt w:val="decimal"/>
+      <w:lvlText w:val="%7."/>
+      <w:lvlJc w:val="left"/>
+      <w:pPr>
+        <w:ind w:left="5040" w:hanging="360"/>
+      </w:pPr>
+    </w:lvl>
+    <w:lvl w:ilvl="7" w:tplc="040C0019" w:tentative="1">
+      <w:start w:val="1"/>
+      <w:numFmt w:val="lowerLetter"/>
+      <w:lvlText w:val="%8."/>
+      <w:lvlJc w:val="left"/>
+      <w:pPr>
+        <w:ind w:left="5760" w:hanging="360"/>
+      </w:pPr>
+    </w:lvl>
+    <w:lvl w:ilvl="8" w:tplc="040C001B" w:tentative="1">
+      <w:start w:val="1"/>
+      <w:numFmt w:val="lowerRoman"/>
+      <w:lvlText w:val="%9."/>
+      <w:lvlJc w:val="right"/>
+      <w:pPr>
+        <w:ind w:left="6480" w:hanging="180"/>
+      </w:pPr>
+    </w:lvl>
+  </w:abstractNum>
+  <w:abstractNum w:abstractNumId="4" w15:restartNumberingAfterBreak="0">
+    <w:nsid w:val="24550DBB"/>
+    <w:multiLevelType w:val="hybridMultilevel"/>
+    <w:tmpl w:val="D0782532"/>
+    <w:lvl w:ilvl="0" w:tplc="040C0015">
+      <w:start w:val="1"/>
+      <w:numFmt w:val="upperLetter"/>
+      <w:lvlText w:val="%1."/>
+      <w:lvlJc w:val="left"/>
+      <w:pPr>
+        <w:ind w:left="720" w:hanging="360"/>
+      </w:pPr>
+      <w:rPr>
+        <w:rFonts w:hint="default"/>
+      </w:rPr>
+    </w:lvl>
+    <w:lvl w:ilvl="1" w:tplc="040C0019" w:tentative="1">
+      <w:start w:val="1"/>
+      <w:numFmt w:val="lowerLetter"/>
+      <w:lvlText w:val="%2."/>
+      <w:lvlJc w:val="left"/>
+      <w:pPr>
+        <w:ind w:left="1440" w:hanging="360"/>
+      </w:pPr>
+    </w:lvl>
+    <w:lvl w:ilvl="2" w:tplc="040C001B" w:tentative="1">
+      <w:start w:val="1"/>
+      <w:numFmt w:val="lowerRoman"/>
+      <w:lvlText w:val="%3."/>
+      <w:lvlJc w:val="right"/>
+      <w:pPr>
+        <w:ind w:left="2160" w:hanging="180"/>
+      </w:pPr>
+    </w:lvl>
+    <w:lvl w:ilvl="3" w:tplc="040C000F" w:tentative="1">
+      <w:start w:val="1"/>
+      <w:numFmt w:val="decimal"/>
+      <w:lvlText w:val="%4."/>
+      <w:lvlJc w:val="left"/>
+      <w:pPr>
+        <w:ind w:left="2880" w:hanging="360"/>
+      </w:pPr>
+    </w:lvl>
+    <w:lvl w:ilvl="4" w:tplc="040C0019" w:tentative="1">
+      <w:start w:val="1"/>
+      <w:numFmt w:val="lowerLetter"/>
+      <w:lvlText w:val="%5."/>
+      <w:lvlJc w:val="left"/>
+      <w:pPr>
+        <w:ind w:left="3600" w:hanging="360"/>
+      </w:pPr>
+    </w:lvl>
+    <w:lvl w:ilvl="5" w:tplc="040C001B" w:tentative="1">
+      <w:start w:val="1"/>
+      <w:numFmt w:val="lowerRoman"/>
+      <w:lvlText w:val="%6."/>
+      <w:lvlJc w:val="right"/>
+      <w:pPr>
+        <w:ind w:left="4320" w:hanging="180"/>
+      </w:pPr>
+    </w:lvl>
+    <w:lvl w:ilvl="6" w:tplc="040C000F" w:tentative="1">
+      <w:start w:val="1"/>
+      <w:numFmt w:val="decimal"/>
+      <w:lvlText w:val="%7."/>
+      <w:lvlJc w:val="left"/>
+      <w:pPr>
+        <w:ind w:left="5040" w:hanging="360"/>
+      </w:pPr>
+    </w:lvl>
+    <w:lvl w:ilvl="7" w:tplc="040C0019" w:tentative="1">
+      <w:start w:val="1"/>
+      <w:numFmt w:val="lowerLetter"/>
+      <w:lvlText w:val="%8."/>
+      <w:lvlJc w:val="left"/>
+      <w:pPr>
+        <w:ind w:left="5760" w:hanging="360"/>
+      </w:pPr>
+    </w:lvl>
+    <w:lvl w:ilvl="8" w:tplc="040C001B" w:tentative="1">
+      <w:start w:val="1"/>
+      <w:numFmt w:val="lowerRoman"/>
+      <w:lvlText w:val="%9."/>
+      <w:lvlJc w:val="right"/>
+      <w:pPr>
+        <w:ind w:left="6480" w:hanging="180"/>
+      </w:pPr>
+    </w:lvl>
+  </w:abstractNum>
+  <w:abstractNum w:abstractNumId="5" w15:restartNumberingAfterBreak="0">
+    <w:nsid w:val="2D7F2CD1"/>
+    <w:multiLevelType w:val="hybridMultilevel"/>
+    <w:tmpl w:val="E0141084"/>
+    <w:lvl w:ilvl="0" w:tplc="AA8C699C">
+      <w:start w:val="1"/>
+      <w:numFmt w:val="upperLetter"/>
+      <w:lvlText w:val="%1."/>
+      <w:lvlJc w:val="left"/>
+      <w:pPr>
+        <w:ind w:left="1440" w:hanging="360"/>
+      </w:pPr>
+      <w:rPr>
+        <w:rFonts w:hint="default"/>
+      </w:rPr>
+    </w:lvl>
+    <w:lvl w:ilvl="1" w:tplc="040C0019" w:tentative="1">
+      <w:start w:val="1"/>
+      <w:numFmt w:val="lowerLetter"/>
+      <w:lvlText w:val="%2."/>
+      <w:lvlJc w:val="left"/>
+      <w:pPr>
+        <w:ind w:left="2160" w:hanging="360"/>
+      </w:pPr>
+    </w:lvl>
+    <w:lvl w:ilvl="2" w:tplc="040C001B" w:tentative="1">
+      <w:start w:val="1"/>
+      <w:numFmt w:val="lowerRoman"/>
+      <w:lvlText w:val="%3."/>
+      <w:lvlJc w:val="right"/>
+      <w:pPr>
+        <w:ind w:left="2880" w:hanging="180"/>
+      </w:pPr>
+    </w:lvl>
+    <w:lvl w:ilvl="3" w:tplc="040C000F" w:tentative="1">
+      <w:start w:val="1"/>
+      <w:numFmt w:val="decimal"/>
+      <w:lvlText w:val="%4."/>
+      <w:lvlJc w:val="left"/>
+      <w:pPr>
+        <w:ind w:left="3600" w:hanging="360"/>
+      </w:pPr>
+    </w:lvl>
+    <w:lvl w:ilvl="4" w:tplc="040C0019" w:tentative="1">
+      <w:start w:val="1"/>
+      <w:numFmt w:val="lowerLetter"/>
+      <w:lvlText w:val="%5."/>
+      <w:lvlJc w:val="left"/>
+      <w:pPr>
+        <w:ind w:left="4320" w:hanging="360"/>
+      </w:pPr>
+    </w:lvl>
+    <w:lvl w:ilvl="5" w:tplc="040C001B" w:tentative="1">
+      <w:start w:val="1"/>
+      <w:numFmt w:val="lowerRoman"/>
+      <w:lvlText w:val="%6."/>
+      <w:lvlJc w:val="right"/>
+      <w:pPr>
+        <w:ind w:left="5040" w:hanging="180"/>
+      </w:pPr>
+    </w:lvl>
+    <w:lvl w:ilvl="6" w:tplc="040C000F" w:tentative="1">
+      <w:start w:val="1"/>
+      <w:numFmt w:val="decimal"/>
+      <w:lvlText w:val="%7."/>
+      <w:lvlJc w:val="left"/>
+      <w:pPr>
+        <w:ind w:left="5760" w:hanging="360"/>
+      </w:pPr>
+    </w:lvl>
+    <w:lvl w:ilvl="7" w:tplc="040C0019" w:tentative="1">
+      <w:start w:val="1"/>
+      <w:numFmt w:val="lowerLetter"/>
+      <w:lvlText w:val="%8."/>
+      <w:lvlJc w:val="left"/>
+      <w:pPr>
+        <w:ind w:left="6480" w:hanging="360"/>
+      </w:pPr>
+    </w:lvl>
+    <w:lvl w:ilvl="8" w:tplc="040C001B" w:tentative="1">
+      <w:start w:val="1"/>
+      <w:numFmt w:val="lowerRoman"/>
+      <w:lvlText w:val="%9."/>
+      <w:lvlJc w:val="right"/>
+      <w:pPr>
+        <w:ind w:left="7200" w:hanging="180"/>
+      </w:pPr>
+    </w:lvl>
+  </w:abstractNum>
+  <w:abstractNum w:abstractNumId="6" w15:restartNumberingAfterBreak="0">
+    <w:nsid w:val="2EB92362"/>
+    <w:multiLevelType w:val="hybridMultilevel"/>
+    <w:tmpl w:val="062AF3CC"/>
+    <w:lvl w:ilvl="0" w:tplc="FFFFFFFF">
+      <w:start w:val="1"/>
+      <w:numFmt w:val="upperRoman"/>
+      <w:lvlText w:val="%1."/>
+      <w:lvlJc w:val="left"/>
+      <w:pPr>
+        <w:ind w:left="1080" w:hanging="720"/>
+      </w:pPr>
+      <w:rPr>
+        <w:rFonts w:hint="default"/>
+      </w:rPr>
+    </w:lvl>
+    <w:lvl w:ilvl="1" w:tplc="FFFFFFFF" w:tentative="1">
+      <w:start w:val="1"/>
+      <w:numFmt w:val="lowerLetter"/>
+      <w:lvlText w:val="%2."/>
+      <w:lvlJc w:val="left"/>
+      <w:pPr>
+        <w:ind w:left="1440" w:hanging="360"/>
+      </w:pPr>
+    </w:lvl>
+    <w:lvl w:ilvl="2" w:tplc="FFFFFFFF" w:tentative="1">
+      <w:start w:val="1"/>
+      <w:numFmt w:val="lowerRoman"/>
+      <w:lvlText w:val="%3."/>
+      <w:lvlJc w:val="right"/>
+      <w:pPr>
+        <w:ind w:left="2160" w:hanging="180"/>
+      </w:pPr>
+    </w:lvl>
+    <w:lvl w:ilvl="3" w:tplc="FFFFFFFF" w:tentative="1">
+      <w:start w:val="1"/>
+      <w:numFmt w:val="decimal"/>
+      <w:lvlText w:val="%4."/>
+      <w:lvlJc w:val="left"/>
+      <w:pPr>
+        <w:ind w:left="2880" w:hanging="360"/>
+      </w:pPr>
+    </w:lvl>
+    <w:lvl w:ilvl="4" w:tplc="FFFFFFFF" w:tentative="1">
+      <w:start w:val="1"/>
+      <w:numFmt w:val="lowerLetter"/>
+      <w:lvlText w:val="%5."/>
+      <w:lvlJc w:val="left"/>
+      <w:pPr>
+        <w:ind w:left="3600" w:hanging="360"/>
+      </w:pPr>
+    </w:lvl>
+    <w:lvl w:ilvl="5" w:tplc="FFFFFFFF" w:tentative="1">
+      <w:start w:val="1"/>
+      <w:numFmt w:val="lowerRoman"/>
+      <w:lvlText w:val="%6."/>
+      <w:lvlJc w:val="right"/>
+      <w:pPr>
+        <w:ind w:left="4320" w:hanging="180"/>
+      </w:pPr>
+    </w:lvl>
+    <w:lvl w:ilvl="6" w:tplc="FFFFFFFF" w:tentative="1">
+      <w:start w:val="1"/>
+      <w:numFmt w:val="decimal"/>
+      <w:lvlText w:val="%7."/>
+      <w:lvlJc w:val="left"/>
+      <w:pPr>
+        <w:ind w:left="5040" w:hanging="360"/>
+      </w:pPr>
+    </w:lvl>
+    <w:lvl w:ilvl="7" w:tplc="FFFFFFFF" w:tentative="1">
+      <w:start w:val="1"/>
+      <w:numFmt w:val="lowerLetter"/>
+      <w:lvlText w:val="%8."/>
+      <w:lvlJc w:val="left"/>
+      <w:pPr>
+        <w:ind w:left="5760" w:hanging="360"/>
+      </w:pPr>
+    </w:lvl>
+    <w:lvl w:ilvl="8" w:tplc="FFFFFFFF" w:tentative="1">
+      <w:start w:val="1"/>
+      <w:numFmt w:val="lowerRoman"/>
+      <w:lvlText w:val="%9."/>
+      <w:lvlJc w:val="right"/>
+      <w:pPr>
+        <w:ind w:left="6480" w:hanging="180"/>
+      </w:pPr>
+    </w:lvl>
+  </w:abstractNum>
+  <w:abstractNum w:abstractNumId="7" w15:restartNumberingAfterBreak="0">
+    <w:nsid w:val="39010832"/>
+    <w:multiLevelType w:val="hybridMultilevel"/>
+    <w:tmpl w:val="782A5D42"/>
+    <w:lvl w:ilvl="0" w:tplc="7E26F9EC">
+      <w:start w:val="1"/>
+      <w:numFmt w:val="upperRoman"/>
+      <w:lvlText w:val="%1."/>
+      <w:lvlJc w:val="left"/>
+      <w:pPr>
+        <w:ind w:left="1080" w:hanging="720"/>
+      </w:pPr>
+      <w:rPr>
+        <w:rFonts w:hint="default"/>
+      </w:rPr>
+    </w:lvl>
+    <w:lvl w:ilvl="1" w:tplc="040C0019" w:tentative="1">
+      <w:start w:val="1"/>
+      <w:numFmt w:val="lowerLetter"/>
+      <w:lvlText w:val="%2."/>
+      <w:lvlJc w:val="left"/>
+      <w:pPr>
+        <w:ind w:left="1440" w:hanging="360"/>
+      </w:pPr>
+    </w:lvl>
+    <w:lvl w:ilvl="2" w:tplc="040C001B" w:tentative="1">
+      <w:start w:val="1"/>
+      <w:numFmt w:val="lowerRoman"/>
+      <w:lvlText w:val="%3."/>
+      <w:lvlJc w:val="right"/>
+      <w:pPr>
+        <w:ind w:left="2160" w:hanging="180"/>
+      </w:pPr>
+    </w:lvl>
+    <w:lvl w:ilvl="3" w:tplc="040C000F" w:tentative="1">
+      <w:start w:val="1"/>
+      <w:numFmt w:val="decimal"/>
+      <w:lvlText w:val="%4."/>
+      <w:lvlJc w:val="left"/>
+      <w:pPr>
+        <w:ind w:left="2880" w:hanging="360"/>
+      </w:pPr>
+    </w:lvl>
+    <w:lvl w:ilvl="4" w:tplc="040C0019" w:tentative="1">
+      <w:start w:val="1"/>
+      <w:numFmt w:val="lowerLetter"/>
+      <w:lvlText w:val="%5."/>
+      <w:lvlJc w:val="left"/>
+      <w:pPr>
+        <w:ind w:left="3600" w:hanging="360"/>
+      </w:pPr>
+    </w:lvl>
+    <w:lvl w:ilvl="5" w:tplc="040C001B" w:tentative="1">
+      <w:start w:val="1"/>
+      <w:numFmt w:val="lowerRoman"/>
+      <w:lvlText w:val="%6."/>
+      <w:lvlJc w:val="right"/>
+      <w:pPr>
+        <w:ind w:left="4320" w:hanging="180"/>
+      </w:pPr>
+    </w:lvl>
+    <w:lvl w:ilvl="6" w:tplc="040C000F" w:tentative="1">
+      <w:start w:val="1"/>
+      <w:numFmt w:val="decimal"/>
+      <w:lvlText w:val="%7."/>
+      <w:lvlJc w:val="left"/>
+      <w:pPr>
+        <w:ind w:left="5040" w:hanging="360"/>
+      </w:pPr>
+    </w:lvl>
+    <w:lvl w:ilvl="7" w:tplc="040C0019" w:tentative="1">
+      <w:start w:val="1"/>
+      <w:numFmt w:val="lowerLetter"/>
+      <w:lvlText w:val="%8."/>
+      <w:lvlJc w:val="left"/>
+      <w:pPr>
+        <w:ind w:left="5760" w:hanging="360"/>
+      </w:pPr>
+    </w:lvl>
+    <w:lvl w:ilvl="8" w:tplc="040C001B" w:tentative="1">
+      <w:start w:val="1"/>
+      <w:numFmt w:val="lowerRoman"/>
+      <w:lvlText w:val="%9."/>
+      <w:lvlJc w:val="right"/>
+      <w:pPr>
+        <w:ind w:left="6480" w:hanging="180"/>
+      </w:pPr>
+    </w:lvl>
+  </w:abstractNum>
+  <w:abstractNum w:abstractNumId="8" w15:restartNumberingAfterBreak="0">
+    <w:nsid w:val="3BE44F82"/>
+    <w:multiLevelType w:val="hybridMultilevel"/>
+    <w:tmpl w:val="4064C340"/>
+    <w:lvl w:ilvl="0" w:tplc="1706973C">
+      <w:start w:val="1"/>
+      <w:numFmt w:val="upperLetter"/>
+      <w:lvlText w:val="%1."/>
+      <w:lvlJc w:val="left"/>
+      <w:pPr>
+        <w:ind w:left="1440" w:hanging="360"/>
+      </w:pPr>
+      <w:rPr>
+        <w:rFonts w:hint="default"/>
+      </w:rPr>
+    </w:lvl>
+    <w:lvl w:ilvl="1" w:tplc="040C0019" w:tentative="1">
+      <w:start w:val="1"/>
+      <w:numFmt w:val="lowerLetter"/>
+      <w:lvlText w:val="%2."/>
+      <w:lvlJc w:val="left"/>
+      <w:pPr>
+        <w:ind w:left="2160" w:hanging="360"/>
+      </w:pPr>
+    </w:lvl>
+    <w:lvl w:ilvl="2" w:tplc="040C001B" w:tentative="1">
+      <w:start w:val="1"/>
+      <w:numFmt w:val="lowerRoman"/>
+      <w:lvlText w:val="%3."/>
+      <w:lvlJc w:val="right"/>
+      <w:pPr>
+        <w:ind w:left="2880" w:hanging="180"/>
+      </w:pPr>
+    </w:lvl>
+    <w:lvl w:ilvl="3" w:tplc="040C000F" w:tentative="1">
+      <w:start w:val="1"/>
+      <w:numFmt w:val="decimal"/>
+      <w:lvlText w:val="%4."/>
+      <w:lvlJc w:val="left"/>
+      <w:pPr>
+        <w:ind w:left="3600" w:hanging="360"/>
+      </w:pPr>
+    </w:lvl>
+    <w:lvl w:ilvl="4" w:tplc="040C0019" w:tentative="1">
+      <w:start w:val="1"/>
+      <w:numFmt w:val="lowerLetter"/>
+      <w:lvlText w:val="%5."/>
+      <w:lvlJc w:val="left"/>
+      <w:pPr>
+        <w:ind w:left="4320" w:hanging="360"/>
+      </w:pPr>
+    </w:lvl>
+    <w:lvl w:ilvl="5" w:tplc="040C001B" w:tentative="1">
+      <w:start w:val="1"/>
+      <w:numFmt w:val="lowerRoman"/>
+      <w:lvlText w:val="%6."/>
+      <w:lvlJc w:val="right"/>
+      <w:pPr>
+        <w:ind w:left="5040" w:hanging="180"/>
+      </w:pPr>
+    </w:lvl>
+    <w:lvl w:ilvl="6" w:tplc="040C000F" w:tentative="1">
+      <w:start w:val="1"/>
+      <w:numFmt w:val="decimal"/>
+      <w:lvlText w:val="%7."/>
+      <w:lvlJc w:val="left"/>
+      <w:pPr>
+        <w:ind w:left="5760" w:hanging="360"/>
+      </w:pPr>
+    </w:lvl>
+    <w:lvl w:ilvl="7" w:tplc="040C0019" w:tentative="1">
+      <w:start w:val="1"/>
+      <w:numFmt w:val="lowerLetter"/>
+      <w:lvlText w:val="%8."/>
+      <w:lvlJc w:val="left"/>
+      <w:pPr>
+        <w:ind w:left="6480" w:hanging="360"/>
+      </w:pPr>
+    </w:lvl>
+    <w:lvl w:ilvl="8" w:tplc="040C001B" w:tentative="1">
+      <w:start w:val="1"/>
+      <w:numFmt w:val="lowerRoman"/>
+      <w:lvlText w:val="%9."/>
+      <w:lvlJc w:val="right"/>
+      <w:pPr>
+        <w:ind w:left="7200" w:hanging="180"/>
+      </w:pPr>
+    </w:lvl>
+  </w:abstractNum>
+  <w:abstractNum w:abstractNumId="9" w15:restartNumberingAfterBreak="0">
+    <w:nsid w:val="5138096D"/>
+    <w:multiLevelType w:val="hybridMultilevel"/>
+    <w:tmpl w:val="EE086926"/>
+    <w:lvl w:ilvl="0" w:tplc="BE22AF34">
+      <w:start w:val="1"/>
+      <w:numFmt w:val="upperLetter"/>
+      <w:lvlText w:val="%1."/>
+      <w:lvlJc w:val="left"/>
+      <w:pPr>
+        <w:ind w:left="1440" w:hanging="360"/>
+      </w:pPr>
+      <w:rPr>
+        <w:rFonts w:hint="default"/>
+      </w:rPr>
+    </w:lvl>
+    <w:lvl w:ilvl="1" w:tplc="040C0019" w:tentative="1">
+      <w:start w:val="1"/>
+      <w:numFmt w:val="lowerLetter"/>
+      <w:lvlText w:val="%2."/>
+      <w:lvlJc w:val="left"/>
+      <w:pPr>
+        <w:ind w:left="2160" w:hanging="360"/>
+      </w:pPr>
+    </w:lvl>
+    <w:lvl w:ilvl="2" w:tplc="040C001B" w:tentative="1">
+      <w:start w:val="1"/>
+      <w:numFmt w:val="lowerRoman"/>
+      <w:lvlText w:val="%3."/>
+      <w:lvlJc w:val="right"/>
+      <w:pPr>
+        <w:ind w:left="2880" w:hanging="180"/>
+      </w:pPr>
+    </w:lvl>
+    <w:lvl w:ilvl="3" w:tplc="040C000F" w:tentative="1">
+      <w:start w:val="1"/>
+      <w:numFmt w:val="decimal"/>
+      <w:lvlText w:val="%4."/>
+      <w:lvlJc w:val="left"/>
+      <w:pPr>
+        <w:ind w:left="3600" w:hanging="360"/>
+      </w:pPr>
+    </w:lvl>
+    <w:lvl w:ilvl="4" w:tplc="040C0019" w:tentative="1">
+      <w:start w:val="1"/>
+      <w:numFmt w:val="lowerLetter"/>
+      <w:lvlText w:val="%5."/>
+      <w:lvlJc w:val="left"/>
+      <w:pPr>
+        <w:ind w:left="4320" w:hanging="360"/>
+      </w:pPr>
+    </w:lvl>
+    <w:lvl w:ilvl="5" w:tplc="040C001B" w:tentative="1">
+      <w:start w:val="1"/>
+      <w:numFmt w:val="lowerRoman"/>
+      <w:lvlText w:val="%6."/>
+      <w:lvlJc w:val="right"/>
+      <w:pPr>
+        <w:ind w:left="5040" w:hanging="180"/>
+      </w:pPr>
+    </w:lvl>
+    <w:lvl w:ilvl="6" w:tplc="040C000F" w:tentative="1">
+      <w:start w:val="1"/>
+      <w:numFmt w:val="decimal"/>
+      <w:lvlText w:val="%7."/>
+      <w:lvlJc w:val="left"/>
+      <w:pPr>
+        <w:ind w:left="5760" w:hanging="360"/>
+      </w:pPr>
+    </w:lvl>
+    <w:lvl w:ilvl="7" w:tplc="040C0019" w:tentative="1">
+      <w:start w:val="1"/>
+      <w:numFmt w:val="lowerLetter"/>
+      <w:lvlText w:val="%8."/>
+      <w:lvlJc w:val="left"/>
+      <w:pPr>
+        <w:ind w:left="6480" w:hanging="360"/>
+      </w:pPr>
+    </w:lvl>
+    <w:lvl w:ilvl="8" w:tplc="040C001B" w:tentative="1">
+      <w:start w:val="1"/>
+      <w:numFmt w:val="lowerRoman"/>
+      <w:lvlText w:val="%9."/>
+      <w:lvlJc w:val="right"/>
+      <w:pPr>
+        <w:ind w:left="7200" w:hanging="180"/>
+      </w:pPr>
+    </w:lvl>
+  </w:abstractNum>
+  <w:abstractNum w:abstractNumId="10" w15:restartNumberingAfterBreak="0">
+    <w:nsid w:val="5E0E017A"/>
+    <w:multiLevelType w:val="hybridMultilevel"/>
+    <w:tmpl w:val="003E9546"/>
+    <w:lvl w:ilvl="0" w:tplc="299232B0">
+      <w:start w:val="1"/>
+      <w:numFmt w:val="upperLetter"/>
+      <w:lvlText w:val="%1."/>
+      <w:lvlJc w:val="left"/>
+      <w:pPr>
+        <w:ind w:left="1440" w:hanging="360"/>
+      </w:pPr>
+      <w:rPr>
+        <w:rFonts w:hint="default"/>
+      </w:rPr>
+    </w:lvl>
+    <w:lvl w:ilvl="1" w:tplc="040C0019" w:tentative="1">
+      <w:start w:val="1"/>
+      <w:numFmt w:val="lowerLetter"/>
+      <w:lvlText w:val="%2."/>
+      <w:lvlJc w:val="left"/>
+      <w:pPr>
+        <w:ind w:left="2160" w:hanging="360"/>
+      </w:pPr>
+    </w:lvl>
+    <w:lvl w:ilvl="2" w:tplc="040C001B" w:tentative="1">
+      <w:start w:val="1"/>
+      <w:numFmt w:val="lowerRoman"/>
+      <w:lvlText w:val="%3."/>
+      <w:lvlJc w:val="right"/>
+      <w:pPr>
+        <w:ind w:left="2880" w:hanging="180"/>
+      </w:pPr>
+    </w:lvl>
+    <w:lvl w:ilvl="3" w:tplc="040C000F" w:tentative="1">
+      <w:start w:val="1"/>
+      <w:numFmt w:val="decimal"/>
+      <w:lvlText w:val="%4."/>
+      <w:lvlJc w:val="left"/>
+      <w:pPr>
+        <w:ind w:left="3600" w:hanging="360"/>
+      </w:pPr>
+    </w:lvl>
+    <w:lvl w:ilvl="4" w:tplc="040C0019" w:tentative="1">
+      <w:start w:val="1"/>
+      <w:numFmt w:val="lowerLetter"/>
+      <w:lvlText w:val="%5."/>
+      <w:lvlJc w:val="left"/>
+      <w:pPr>
+        <w:ind w:left="4320" w:hanging="360"/>
+      </w:pPr>
+    </w:lvl>
+    <w:lvl w:ilvl="5" w:tplc="040C001B" w:tentative="1">
+      <w:start w:val="1"/>
+      <w:numFmt w:val="lowerRoman"/>
+      <w:lvlText w:val="%6."/>
+      <w:lvlJc w:val="right"/>
+      <w:pPr>
+        <w:ind w:left="5040" w:hanging="180"/>
+      </w:pPr>
+    </w:lvl>
+    <w:lvl w:ilvl="6" w:tplc="040C000F" w:tentative="1">
+      <w:start w:val="1"/>
+      <w:numFmt w:val="decimal"/>
+      <w:lvlText w:val="%7."/>
+      <w:lvlJc w:val="left"/>
+      <w:pPr>
+        <w:ind w:left="5760" w:hanging="360"/>
+      </w:pPr>
+    </w:lvl>
+    <w:lvl w:ilvl="7" w:tplc="040C0019" w:tentative="1">
+      <w:start w:val="1"/>
+      <w:numFmt w:val="lowerLetter"/>
+      <w:lvlText w:val="%8."/>
+      <w:lvlJc w:val="left"/>
+      <w:pPr>
+        <w:ind w:left="6480" w:hanging="360"/>
+      </w:pPr>
+    </w:lvl>
+    <w:lvl w:ilvl="8" w:tplc="040C001B" w:tentative="1">
+      <w:start w:val="1"/>
+      <w:numFmt w:val="lowerRoman"/>
+      <w:lvlText w:val="%9."/>
+      <w:lvlJc w:val="right"/>
+      <w:pPr>
+        <w:ind w:left="7200" w:hanging="180"/>
+      </w:pPr>
+    </w:lvl>
+  </w:abstractNum>
+  <w:abstractNum w:abstractNumId="11" w15:restartNumberingAfterBreak="0">
+    <w:nsid w:val="68887E75"/>
+    <w:multiLevelType w:val="multilevel"/>
+    <w:tmpl w:val="85AA4BD6"/>
+    <w:lvl w:ilvl="0">
+      <w:start w:val="1"/>
       <w:numFmt w:val="bullet"/>
-      <w:lvlText w:val=""/>
-      <w:lvlJc w:val="left"/>
-      <w:pPr>
+      <w:lvlText w:val=""/>
+      <w:lvlJc w:val="left"/>
+      <w:pPr>
+        <w:tabs>
+          <w:tab w:val="num" w:pos="720"/>
+        </w:tabs>
         <w:ind w:left="720" w:hanging="360"/>
       </w:pPr>
       <w:rPr>
-        <w:rFonts w:ascii="Wingdings" w:eastAsiaTheme="minorHAnsi" w:hAnsi="Wingdings" w:cstheme="minorBidi" w:hint="default"/>
+        <w:rFonts w:ascii="Symbol" w:hAnsi="Symbol" w:hint="default"/>
+        <w:sz w:val="20"/>
       </w:rPr>
     </w:lvl>
-    <w:lvl w:ilvl="1" w:tplc="040C0003" w:tentative="1">
-      <w:start w:val="1"/>
+    <w:lvl w:ilvl="1">
+      <w:start w:val="3"/>
       <w:numFmt w:val="bullet"/>
-      <w:lvlText w:val="o"/>
+      <w:lvlText w:val="-"/>
       <w:lvlJc w:val="left"/>
       <w:pPr>
         <w:ind w:left="1440" w:hanging="360"/>
       </w:pPr>
       <w:rPr>
-        <w:rFonts w:ascii="Courier New" w:hAnsi="Courier New" w:cs="Courier New" w:hint="default"/>
+        <w:rFonts w:ascii="Aptos" w:eastAsiaTheme="minorHAnsi" w:hAnsi="Aptos" w:cstheme="minorBidi" w:hint="default"/>
       </w:rPr>
     </w:lvl>
-    <w:lvl w:ilvl="2" w:tplc="040C0005" w:tentative="1">
+    <w:lvl w:ilvl="2" w:tentative="1">
       <w:start w:val="1"/>
       <w:numFmt w:val="bullet"/>
       <w:lvlText w:val=""/>
       <w:lvlJc w:val="left"/>
       <w:pPr>
+        <w:tabs>
+          <w:tab w:val="num" w:pos="2160"/>
+        </w:tabs>
         <w:ind w:left="2160" w:hanging="360"/>
       </w:pPr>
       <w:rPr>
         <w:rFonts w:ascii="Wingdings" w:hAnsi="Wingdings" w:hint="default"/>
+        <w:sz w:val="20"/>
       </w:rPr>
     </w:lvl>
-    <w:lvl w:ilvl="3" w:tplc="040C0001" w:tentative="1">
-      <w:start w:val="1"/>
-      <w:numFmt w:val="bullet"/>
-      <w:lvlText w:val=""/>
-      <w:lvlJc w:val="left"/>
-      <w:pPr>
-        <w:ind w:left="2880" w:hanging="360"/>
-      </w:pPr>
-      <w:rPr>
-        <w:rFonts w:ascii="Symbol" w:hAnsi="Symbol" w:hint="default"/>
-      </w:rPr>
-    </w:lvl>
-    <w:lvl w:ilvl="4" w:tplc="040C0003" w:tentative="1">
-      <w:start w:val="1"/>
-      <w:numFmt w:val="bullet"/>
-      <w:lvlText w:val="o"/>
-      <w:lvlJc w:val="left"/>
-      <w:pPr>
-        <w:ind w:left="3600" w:hanging="360"/>
-      </w:pPr>
-      <w:rPr>
-        <w:rFonts w:ascii="Courier New" w:hAnsi="Courier New" w:cs="Courier New" w:hint="default"/>
-      </w:rPr>
-    </w:lvl>
-    <w:lvl w:ilvl="5" w:tplc="040C0005" w:tentative="1">
+    <w:lvl w:ilvl="3" w:tentative="1">
       <w:start w:val="1"/>
       <w:numFmt w:val="bullet"/>
       <w:lvlText w:val=""/>
       <w:lvlJc w:val="left"/>
       <w:pPr>
-        <w:ind w:left="4320" w:hanging="360"/>
+        <w:tabs>
+          <w:tab w:val="num" w:pos="2880"/>
+        </w:tabs>
+        <w:ind w:left="2880" w:hanging="360"/>
       </w:pPr>
       <w:rPr>
         <w:rFonts w:ascii="Wingdings" w:hAnsi="Wingdings" w:hint="default"/>
+        <w:sz w:val="20"/>
       </w:rPr>
     </w:lvl>
-    <w:lvl w:ilvl="6" w:tplc="040C0001" w:tentative="1">
-      <w:start w:val="1"/>
-      <w:numFmt w:val="bullet"/>
-      <w:lvlText w:val=""/>
-      <w:lvlJc w:val="left"/>
-      <w:pPr>
-        <w:ind w:left="5040" w:hanging="360"/>
-      </w:pPr>
-      <w:rPr>
-        <w:rFonts w:ascii="Symbol" w:hAnsi="Symbol" w:hint="default"/>
-      </w:rPr>
-    </w:lvl>
-    <w:lvl w:ilvl="7" w:tplc="040C0003" w:tentative="1">
-      <w:start w:val="1"/>
-      <w:numFmt w:val="bullet"/>
-      <w:lvlText w:val="o"/>
-      <w:lvlJc w:val="left"/>
-      <w:pPr>
-        <w:ind w:left="5760" w:hanging="360"/>
-      </w:pPr>
-      <w:rPr>
-        <w:rFonts w:ascii="Courier New" w:hAnsi="Courier New" w:cs="Courier New" w:hint="default"/>
-      </w:rPr>
-    </w:lvl>
-    <w:lvl w:ilvl="8" w:tplc="040C0005" w:tentative="1">
+    <w:lvl w:ilvl="4" w:tentative="1">
       <w:start w:val="1"/>
       <w:numFmt w:val="bullet"/>
       <w:lvlText w:val=""/>
       <w:lvlJc w:val="left"/>
       <w:pPr>
-        <w:ind w:left="6480" w:hanging="360"/>
+        <w:tabs>
+          <w:tab w:val="num" w:pos="3600"/>
+        </w:tabs>
+        <w:ind w:left="3600" w:hanging="360"/>
       </w:pPr>
       <w:rPr>
         <w:rFonts w:ascii="Wingdings" w:hAnsi="Wingdings" w:hint="default"/>
+        <w:sz w:val="20"/>
       </w:rPr>
     </w:lvl>
+    <w:lvl w:ilvl="5" w:tentative="1">
+      <w:start w:val="1"/>
+      <w:numFmt w:val="bullet"/>
+      <w:lvlText w:val=""/>
+      <w:lvlJc w:val="left"/>
+      <w:pPr>
+        <w:tabs>
+          <w:tab w:val="num" w:pos="4320"/>
+        </w:tabs>
+        <w:ind w:left="4320" w:hanging="360"/>
+      </w:pPr>
+      <w:rPr>
+        <w:rFonts w:ascii="Wingdings" w:hAnsi="Wingdings" w:hint="default"/>
+        <w:sz w:val="20"/>
+      </w:rPr>
+    </w:lvl>
+    <w:lvl w:ilvl="6" w:tentative="1">
+      <w:start w:val="1"/>
+      <w:numFmt w:val="bullet"/>
+      <w:lvlText w:val=""/>
+      <w:lvlJc w:val="left"/>
+      <w:pPr>
+        <w:tabs>
+          <w:tab w:val="num" w:pos="5040"/>
+        </w:tabs>
+        <w:ind w:left="5040" w:hanging="360"/>
+      </w:pPr>
+      <w:rPr>
+        <w:rFonts w:ascii="Wingdings" w:hAnsi="Wingdings" w:hint="default"/>
+        <w:sz w:val="20"/>
+      </w:rPr>
+    </w:lvl>
+    <w:lvl w:ilvl="7" w:tentative="1">
+      <w:start w:val="1"/>
+      <w:numFmt w:val="bullet"/>
+      <w:lvlText w:val=""/>
+      <w:lvlJc w:val="left"/>
+      <w:pPr>
+        <w:tabs>
+          <w:tab w:val="num" w:pos="5760"/>
+        </w:tabs>
+        <w:ind w:left="5760" w:hanging="360"/>
+      </w:pPr>
+      <w:rPr>
+        <w:rFonts w:ascii="Wingdings" w:hAnsi="Wingdings" w:hint="default"/>
+        <w:sz w:val="20"/>
+      </w:rPr>
+    </w:lvl>
+    <w:lvl w:ilvl="8" w:tentative="1">
+      <w:start w:val="1"/>
+      <w:numFmt w:val="bullet"/>
+      <w:lvlText w:val=""/>
+      <w:lvlJc w:val="left"/>
+      <w:pPr>
+        <w:tabs>
+          <w:tab w:val="num" w:pos="6480"/>
+        </w:tabs>
+        <w:ind w:left="6480" w:hanging="360"/>
+      </w:pPr>
+      <w:rPr>
+        <w:rFonts w:ascii="Wingdings" w:hAnsi="Wingdings" w:hint="default"/>
+        <w:sz w:val="20"/>
+      </w:rPr>
+    </w:lvl>
   </w:abstractNum>
-  <w:num w:numId="1" w16cid:durableId="620569970">
+  <w:abstractNum w:abstractNumId="12" w15:restartNumberingAfterBreak="0">
+    <w:nsid w:val="77A40F83"/>
+    <w:multiLevelType w:val="hybridMultilevel"/>
+    <w:tmpl w:val="B6C8BC1E"/>
+    <w:lvl w:ilvl="0" w:tplc="040C0015">
+      <w:start w:val="1"/>
+      <w:numFmt w:val="upperLetter"/>
+      <w:lvlText w:val="%1."/>
+      <w:lvlJc w:val="left"/>
+      <w:pPr>
+        <w:ind w:left="720" w:hanging="360"/>
+      </w:pPr>
+      <w:rPr>
+        <w:rFonts w:hint="default"/>
+      </w:rPr>
+    </w:lvl>
+    <w:lvl w:ilvl="1" w:tplc="040C0019" w:tentative="1">
+      <w:start w:val="1"/>
+      <w:numFmt w:val="lowerLetter"/>
+      <w:lvlText w:val="%2."/>
+      <w:lvlJc w:val="left"/>
+      <w:pPr>
+        <w:ind w:left="1440" w:hanging="360"/>
+      </w:pPr>
+    </w:lvl>
+    <w:lvl w:ilvl="2" w:tplc="040C001B" w:tentative="1">
+      <w:start w:val="1"/>
+      <w:numFmt w:val="lowerRoman"/>
+      <w:lvlText w:val="%3."/>
+      <w:lvlJc w:val="right"/>
+      <w:pPr>
+        <w:ind w:left="2160" w:hanging="180"/>
+      </w:pPr>
+    </w:lvl>
+    <w:lvl w:ilvl="3" w:tplc="040C000F" w:tentative="1">
+      <w:start w:val="1"/>
+      <w:numFmt w:val="decimal"/>
+      <w:lvlText w:val="%4."/>
+      <w:lvlJc w:val="left"/>
+      <w:pPr>
+        <w:ind w:left="2880" w:hanging="360"/>
+      </w:pPr>
+    </w:lvl>
+    <w:lvl w:ilvl="4" w:tplc="040C0019" w:tentative="1">
+      <w:start w:val="1"/>
+      <w:numFmt w:val="lowerLetter"/>
+      <w:lvlText w:val="%5."/>
+      <w:lvlJc w:val="left"/>
+      <w:pPr>
+        <w:ind w:left="3600" w:hanging="360"/>
+      </w:pPr>
+    </w:lvl>
+    <w:lvl w:ilvl="5" w:tplc="040C001B" w:tentative="1">
+      <w:start w:val="1"/>
+      <w:numFmt w:val="lowerRoman"/>
+      <w:lvlText w:val="%6."/>
+      <w:lvlJc w:val="right"/>
+      <w:pPr>
+        <w:ind w:left="4320" w:hanging="180"/>
+      </w:pPr>
+    </w:lvl>
+    <w:lvl w:ilvl="6" w:tplc="040C000F" w:tentative="1">
+      <w:start w:val="1"/>
+      <w:numFmt w:val="decimal"/>
+      <w:lvlText w:val="%7."/>
+      <w:lvlJc w:val="left"/>
+      <w:pPr>
+        <w:ind w:left="5040" w:hanging="360"/>
+      </w:pPr>
+    </w:lvl>
+    <w:lvl w:ilvl="7" w:tplc="040C0019" w:tentative="1">
+      <w:start w:val="1"/>
+      <w:numFmt w:val="lowerLetter"/>
+      <w:lvlText w:val="%8."/>
+      <w:lvlJc w:val="left"/>
+      <w:pPr>
+        <w:ind w:left="5760" w:hanging="360"/>
+      </w:pPr>
+    </w:lvl>
+    <w:lvl w:ilvl="8" w:tplc="040C001B" w:tentative="1">
+      <w:start w:val="1"/>
+      <w:numFmt w:val="lowerRoman"/>
+      <w:lvlText w:val="%9."/>
+      <w:lvlJc w:val="right"/>
+      <w:pPr>
+        <w:ind w:left="6480" w:hanging="180"/>
+      </w:pPr>
+    </w:lvl>
+  </w:abstractNum>
+  <w:abstractNum w:abstractNumId="13" w15:restartNumberingAfterBreak="0">
+    <w:nsid w:val="7FBE638A"/>
+    <w:multiLevelType w:val="hybridMultilevel"/>
+    <w:tmpl w:val="1C5C7974"/>
+    <w:lvl w:ilvl="0" w:tplc="040C0015">
+      <w:start w:val="1"/>
+      <w:numFmt w:val="upperLetter"/>
+      <w:lvlText w:val="%1."/>
+      <w:lvlJc w:val="left"/>
+      <w:pPr>
+        <w:ind w:left="720" w:hanging="360"/>
+      </w:pPr>
+      <w:rPr>
+        <w:rFonts w:hint="default"/>
+      </w:rPr>
+    </w:lvl>
+    <w:lvl w:ilvl="1" w:tplc="040C0019" w:tentative="1">
+      <w:start w:val="1"/>
+      <w:numFmt w:val="lowerLetter"/>
+      <w:lvlText w:val="%2."/>
+      <w:lvlJc w:val="left"/>
+      <w:pPr>
+        <w:ind w:left="1440" w:hanging="360"/>
+      </w:pPr>
+    </w:lvl>
+    <w:lvl w:ilvl="2" w:tplc="040C001B" w:tentative="1">
+      <w:start w:val="1"/>
+      <w:numFmt w:val="lowerRoman"/>
+      <w:lvlText w:val="%3."/>
+      <w:lvlJc w:val="right"/>
+      <w:pPr>
+        <w:ind w:left="2160" w:hanging="180"/>
+      </w:pPr>
+    </w:lvl>
+    <w:lvl w:ilvl="3" w:tplc="040C000F" w:tentative="1">
+      <w:start w:val="1"/>
+      <w:numFmt w:val="decimal"/>
+      <w:lvlText w:val="%4."/>
+      <w:lvlJc w:val="left"/>
+      <w:pPr>
+        <w:ind w:left="2880" w:hanging="360"/>
+      </w:pPr>
+    </w:lvl>
+    <w:lvl w:ilvl="4" w:tplc="040C0019" w:tentative="1">
+      <w:start w:val="1"/>
+      <w:numFmt w:val="lowerLetter"/>
+      <w:lvlText w:val="%5."/>
+      <w:lvlJc w:val="left"/>
+      <w:pPr>
+        <w:ind w:left="3600" w:hanging="360"/>
+      </w:pPr>
+    </w:lvl>
+    <w:lvl w:ilvl="5" w:tplc="040C001B" w:tentative="1">
+      <w:start w:val="1"/>
+      <w:numFmt w:val="lowerRoman"/>
+      <w:lvlText w:val="%6."/>
+      <w:lvlJc w:val="right"/>
+      <w:pPr>
+        <w:ind w:left="4320" w:hanging="180"/>
+      </w:pPr>
+    </w:lvl>
+    <w:lvl w:ilvl="6" w:tplc="040C000F" w:tentative="1">
+      <w:start w:val="1"/>
+      <w:numFmt w:val="decimal"/>
+      <w:lvlText w:val="%7."/>
+      <w:lvlJc w:val="left"/>
+      <w:pPr>
+        <w:ind w:left="5040" w:hanging="360"/>
+      </w:pPr>
+    </w:lvl>
+    <w:lvl w:ilvl="7" w:tplc="040C0019" w:tentative="1">
+      <w:start w:val="1"/>
+      <w:numFmt w:val="lowerLetter"/>
+      <w:lvlText w:val="%8."/>
+      <w:lvlJc w:val="left"/>
+      <w:pPr>
+        <w:ind w:left="5760" w:hanging="360"/>
+      </w:pPr>
+    </w:lvl>
+    <w:lvl w:ilvl="8" w:tplc="040C001B" w:tentative="1">
+      <w:start w:val="1"/>
+      <w:numFmt w:val="lowerRoman"/>
+      <w:lvlText w:val="%9."/>
+      <w:lvlJc w:val="right"/>
+      <w:pPr>
+        <w:ind w:left="6480" w:hanging="180"/>
+      </w:pPr>
+    </w:lvl>
+  </w:abstractNum>
+  <w:num w:numId="1" w16cid:durableId="1027565789">
+    <w:abstractNumId w:val="3"/>
+  </w:num>
+  <w:num w:numId="2" w16cid:durableId="1357123878">
+    <w:abstractNumId w:val="8"/>
+  </w:num>
+  <w:num w:numId="3" w16cid:durableId="473764150">
     <w:abstractNumId w:val="0"/>
+  </w:num>
+  <w:num w:numId="4" w16cid:durableId="954293346">
+    <w:abstractNumId w:val="9"/>
+  </w:num>
+  <w:num w:numId="5" w16cid:durableId="1467973107">
+    <w:abstractNumId w:val="10"/>
+  </w:num>
+  <w:num w:numId="6" w16cid:durableId="816797753">
+    <w:abstractNumId w:val="5"/>
+  </w:num>
+  <w:num w:numId="7" w16cid:durableId="1347899862">
+    <w:abstractNumId w:val="7"/>
+  </w:num>
+  <w:num w:numId="8" w16cid:durableId="1720976511">
+    <w:abstractNumId w:val="1"/>
+  </w:num>
+  <w:num w:numId="9" w16cid:durableId="1376393744">
+    <w:abstractNumId w:val="2"/>
+  </w:num>
+  <w:num w:numId="10" w16cid:durableId="1067528691">
+    <w:abstractNumId w:val="4"/>
+  </w:num>
+  <w:num w:numId="11" w16cid:durableId="2092964041">
+    <w:abstractNumId w:val="13"/>
+  </w:num>
+  <w:num w:numId="12" w16cid:durableId="1227840263">
+    <w:abstractNumId w:val="12"/>
+  </w:num>
+  <w:num w:numId="13" w16cid:durableId="499808920">
+    <w:abstractNumId w:val="11"/>
+  </w:num>
+  <w:num w:numId="14" w16cid:durableId="665017245">
+    <w:abstractNumId w:val="6"/>
   </w:num>
 </w:numbering>
 </file>
@@ -1713,15 +7418,16 @@
   <w:style w:type="paragraph" w:default="1" w:styleId="Normal">
     <w:name w:val="Normal"/>
     <w:qFormat/>
+    <w:rsid w:val="001A7E1A"/>
   </w:style>
-  <w:style w:type="paragraph" w:styleId="Heading1">
+  <w:style w:type="paragraph" w:styleId="Titre1">
     <w:name w:val="heading 1"/>
     <w:basedOn w:val="Normal"/>
     <w:next w:val="Normal"/>
-    <w:link w:val="Heading1Char"/>
+    <w:link w:val="Titre1Car"/>
     <w:uiPriority w:val="9"/>
     <w:qFormat/>
-    <w:rsid w:val="00D66F16"/>
+    <w:rsid w:val="001A7E1A"/>
     <w:pPr>
       <w:keepNext/>
       <w:keepLines/>
@@ -1735,16 +7441,15 @@
       <w:szCs w:val="40"/>
     </w:rPr>
   </w:style>
-  <w:style w:type="paragraph" w:styleId="Heading2">
+  <w:style w:type="paragraph" w:styleId="Titre2">
     <w:name w:val="heading 2"/>
     <w:basedOn w:val="Normal"/>
     <w:next w:val="Normal"/>
-    <w:link w:val="Heading2Char"/>
+    <w:link w:val="Titre2Car"/>
     <w:uiPriority w:val="9"/>
-    <w:semiHidden/>
     <w:unhideWhenUsed/>
     <w:qFormat/>
-    <w:rsid w:val="00D66F16"/>
+    <w:rsid w:val="001A7E1A"/>
     <w:pPr>
       <w:keepNext/>
       <w:keepLines/>
@@ -1758,16 +7463,16 @@
       <w:szCs w:val="32"/>
     </w:rPr>
   </w:style>
-  <w:style w:type="paragraph" w:styleId="Heading3">
+  <w:style w:type="paragraph" w:styleId="Titre3">
     <w:name w:val="heading 3"/>
     <w:basedOn w:val="Normal"/>
     <w:next w:val="Normal"/>
-    <w:link w:val="Heading3Char"/>
+    <w:link w:val="Titre3Car"/>
     <w:uiPriority w:val="9"/>
     <w:semiHidden/>
     <w:unhideWhenUsed/>
     <w:qFormat/>
-    <w:rsid w:val="00D66F16"/>
+    <w:rsid w:val="001A7E1A"/>
     <w:pPr>
       <w:keepNext/>
       <w:keepLines/>
@@ -1781,16 +7486,16 @@
       <w:szCs w:val="28"/>
     </w:rPr>
   </w:style>
-  <w:style w:type="paragraph" w:styleId="Heading4">
+  <w:style w:type="paragraph" w:styleId="Titre4">
     <w:name w:val="heading 4"/>
     <w:basedOn w:val="Normal"/>
     <w:next w:val="Normal"/>
-    <w:link w:val="Heading4Char"/>
+    <w:link w:val="Titre4Car"/>
     <w:uiPriority w:val="9"/>
     <w:semiHidden/>
     <w:unhideWhenUsed/>
     <w:qFormat/>
-    <w:rsid w:val="00D66F16"/>
+    <w:rsid w:val="001A7E1A"/>
     <w:pPr>
       <w:keepNext/>
       <w:keepLines/>
@@ -1804,16 +7509,16 @@
       <w:color w:val="0F4761" w:themeColor="accent1" w:themeShade="BF"/>
     </w:rPr>
   </w:style>
-  <w:style w:type="paragraph" w:styleId="Heading5">
+  <w:style w:type="paragraph" w:styleId="Titre5">
     <w:name w:val="heading 5"/>
     <w:basedOn w:val="Normal"/>
     <w:next w:val="Normal"/>
-    <w:link w:val="Heading5Char"/>
+    <w:link w:val="Titre5Car"/>
     <w:uiPriority w:val="9"/>
     <w:semiHidden/>
     <w:unhideWhenUsed/>
     <w:qFormat/>
-    <w:rsid w:val="00D66F16"/>
+    <w:rsid w:val="001A7E1A"/>
     <w:pPr>
       <w:keepNext/>
       <w:keepLines/>
@@ -1825,16 +7530,16 @@
       <w:color w:val="0F4761" w:themeColor="accent1" w:themeShade="BF"/>
     </w:rPr>
   </w:style>
-  <w:style w:type="paragraph" w:styleId="Heading6">
+  <w:style w:type="paragraph" w:styleId="Titre6">
     <w:name w:val="heading 6"/>
     <w:basedOn w:val="Normal"/>
     <w:next w:val="Normal"/>
-    <w:link w:val="Heading6Char"/>
+    <w:link w:val="Titre6Car"/>
     <w:uiPriority w:val="9"/>
     <w:semiHidden/>
     <w:unhideWhenUsed/>
     <w:qFormat/>
-    <w:rsid w:val="00D66F16"/>
+    <w:rsid w:val="001A7E1A"/>
     <w:pPr>
       <w:keepNext/>
       <w:keepLines/>
@@ -1848,16 +7553,16 @@
       <w:color w:val="595959" w:themeColor="text1" w:themeTint="A6"/>
     </w:rPr>
   </w:style>
-  <w:style w:type="paragraph" w:styleId="Heading7">
+  <w:style w:type="paragraph" w:styleId="Titre7">
     <w:name w:val="heading 7"/>
     <w:basedOn w:val="Normal"/>
     <w:next w:val="Normal"/>
-    <w:link w:val="Heading7Char"/>
+    <w:link w:val="Titre7Car"/>
     <w:uiPriority w:val="9"/>
     <w:semiHidden/>
     <w:unhideWhenUsed/>
     <w:qFormat/>
-    <w:rsid w:val="00D66F16"/>
+    <w:rsid w:val="001A7E1A"/>
     <w:pPr>
       <w:keepNext/>
       <w:keepLines/>
@@ -1869,16 +7574,16 @@
       <w:color w:val="595959" w:themeColor="text1" w:themeTint="A6"/>
     </w:rPr>
   </w:style>
-  <w:style w:type="paragraph" w:styleId="Heading8">
+  <w:style w:type="paragraph" w:styleId="Titre8">
     <w:name w:val="heading 8"/>
     <w:basedOn w:val="Normal"/>
     <w:next w:val="Normal"/>
-    <w:link w:val="Heading8Char"/>
+    <w:link w:val="Titre8Car"/>
     <w:uiPriority w:val="9"/>
     <w:semiHidden/>
     <w:unhideWhenUsed/>
     <w:qFormat/>
-    <w:rsid w:val="00D66F16"/>
+    <w:rsid w:val="001A7E1A"/>
     <w:pPr>
       <w:keepNext/>
       <w:keepLines/>
@@ -1892,16 +7597,16 @@
       <w:color w:val="272727" w:themeColor="text1" w:themeTint="D8"/>
     </w:rPr>
   </w:style>
-  <w:style w:type="paragraph" w:styleId="Heading9">
+  <w:style w:type="paragraph" w:styleId="Titre9">
     <w:name w:val="heading 9"/>
     <w:basedOn w:val="Normal"/>
     <w:next w:val="Normal"/>
-    <w:link w:val="Heading9Char"/>
+    <w:link w:val="Titre9Car"/>
     <w:uiPriority w:val="9"/>
     <w:semiHidden/>
     <w:unhideWhenUsed/>
     <w:qFormat/>
-    <w:rsid w:val="00D66F16"/>
+    <w:rsid w:val="001A7E1A"/>
     <w:pPr>
       <w:keepNext/>
       <w:keepLines/>
@@ -1913,13 +7618,12 @@
       <w:color w:val="272727" w:themeColor="text1" w:themeTint="D8"/>
     </w:rPr>
   </w:style>
-  <w:style w:type="character" w:default="1" w:styleId="DefaultParagraphFont">
+  <w:style w:type="character" w:default="1" w:styleId="Policepardfaut">
     <w:name w:val="Default Paragraph Font"/>
     <w:uiPriority w:val="1"/>
-    <w:semiHidden/>
     <w:unhideWhenUsed/>
   </w:style>
-  <w:style w:type="table" w:default="1" w:styleId="TableNormal">
+  <w:style w:type="table" w:default="1" w:styleId="TableauNormal">
     <w:name w:val="Normal Table"/>
     <w:uiPriority w:val="99"/>
     <w:semiHidden/>
@@ -1934,18 +7638,18 @@
       </w:tblCellMar>
     </w:tblPr>
   </w:style>
-  <w:style w:type="numbering" w:default="1" w:styleId="NoList">
+  <w:style w:type="numbering" w:default="1" w:styleId="Aucuneliste">
     <w:name w:val="No List"/>
     <w:uiPriority w:val="99"/>
     <w:semiHidden/>
     <w:unhideWhenUsed/>
   </w:style>
-  <w:style w:type="character" w:customStyle="1" w:styleId="Heading1Char">
-    <w:name w:val="Heading 1 Char"/>
-    <w:basedOn w:val="DefaultParagraphFont"/>
-    <w:link w:val="Heading1"/>
+  <w:style w:type="character" w:customStyle="1" w:styleId="Titre1Car">
+    <w:name w:val="Titre 1 Car"/>
+    <w:basedOn w:val="Policepardfaut"/>
+    <w:link w:val="Titre1"/>
     <w:uiPriority w:val="9"/>
-    <w:rsid w:val="00D66F16"/>
+    <w:rsid w:val="001A7E1A"/>
     <w:rPr>
       <w:rFonts w:asciiTheme="majorHAnsi" w:eastAsiaTheme="majorEastAsia" w:hAnsiTheme="majorHAnsi" w:cstheme="majorBidi"/>
       <w:color w:val="0F4761" w:themeColor="accent1" w:themeShade="BF"/>
@@ -1953,13 +7657,12 @@
       <w:szCs w:val="40"/>
     </w:rPr>
   </w:style>
-  <w:style w:type="character" w:customStyle="1" w:styleId="Heading2Char">
-    <w:name w:val="Heading 2 Char"/>
-    <w:basedOn w:val="DefaultParagraphFont"/>
-    <w:link w:val="Heading2"/>
+  <w:style w:type="character" w:customStyle="1" w:styleId="Titre2Car">
+    <w:name w:val="Titre 2 Car"/>
+    <w:basedOn w:val="Policepardfaut"/>
+    <w:link w:val="Titre2"/>
     <w:uiPriority w:val="9"/>
-    <w:semiHidden/>
-    <w:rsid w:val="00D66F16"/>
+    <w:rsid w:val="001A7E1A"/>
     <w:rPr>
       <w:rFonts w:asciiTheme="majorHAnsi" w:eastAsiaTheme="majorEastAsia" w:hAnsiTheme="majorHAnsi" w:cstheme="majorBidi"/>
       <w:color w:val="0F4761" w:themeColor="accent1" w:themeShade="BF"/>
@@ -1967,13 +7670,13 @@
       <w:szCs w:val="32"/>
     </w:rPr>
   </w:style>
-  <w:style w:type="character" w:customStyle="1" w:styleId="Heading3Char">
-    <w:name w:val="Heading 3 Char"/>
-    <w:basedOn w:val="DefaultParagraphFont"/>
-    <w:link w:val="Heading3"/>
+  <w:style w:type="character" w:customStyle="1" w:styleId="Titre3Car">
+    <w:name w:val="Titre 3 Car"/>
+    <w:basedOn w:val="Policepardfaut"/>
+    <w:link w:val="Titre3"/>
     <w:uiPriority w:val="9"/>
     <w:semiHidden/>
-    <w:rsid w:val="00D66F16"/>
+    <w:rsid w:val="001A7E1A"/>
     <w:rPr>
       <w:rFonts w:eastAsiaTheme="majorEastAsia" w:cstheme="majorBidi"/>
       <w:color w:val="0F4761" w:themeColor="accent1" w:themeShade="BF"/>
@@ -1981,13 +7684,13 @@
       <w:szCs w:val="28"/>
     </w:rPr>
   </w:style>
-  <w:style w:type="character" w:customStyle="1" w:styleId="Heading4Char">
-    <w:name w:val="Heading 4 Char"/>
-    <w:basedOn w:val="DefaultParagraphFont"/>
-    <w:link w:val="Heading4"/>
+  <w:style w:type="character" w:customStyle="1" w:styleId="Titre4Car">
+    <w:name w:val="Titre 4 Car"/>
+    <w:basedOn w:val="Policepardfaut"/>
+    <w:link w:val="Titre4"/>
     <w:uiPriority w:val="9"/>
     <w:semiHidden/>
-    <w:rsid w:val="00D66F16"/>
+    <w:rsid w:val="001A7E1A"/>
     <w:rPr>
       <w:rFonts w:eastAsiaTheme="majorEastAsia" w:cstheme="majorBidi"/>
       <w:i/>
@@ -1995,25 +7698,25 @@
       <w:color w:val="0F4761" w:themeColor="accent1" w:themeShade="BF"/>
     </w:rPr>
   </w:style>
-  <w:style w:type="character" w:customStyle="1" w:styleId="Heading5Char">
-    <w:name w:val="Heading 5 Char"/>
-    <w:basedOn w:val="DefaultParagraphFont"/>
-    <w:link w:val="Heading5"/>
+  <w:style w:type="character" w:customStyle="1" w:styleId="Titre5Car">
+    <w:name w:val="Titre 5 Car"/>
+    <w:basedOn w:val="Policepardfaut"/>
+    <w:link w:val="Titre5"/>
     <w:uiPriority w:val="9"/>
     <w:semiHidden/>
-    <w:rsid w:val="00D66F16"/>
+    <w:rsid w:val="001A7E1A"/>
     <w:rPr>
       <w:rFonts w:eastAsiaTheme="majorEastAsia" w:cstheme="majorBidi"/>
       <w:color w:val="0F4761" w:themeColor="accent1" w:themeShade="BF"/>
     </w:rPr>
   </w:style>
-  <w:style w:type="character" w:customStyle="1" w:styleId="Heading6Char">
-    <w:name w:val="Heading 6 Char"/>
-    <w:basedOn w:val="DefaultParagraphFont"/>
-    <w:link w:val="Heading6"/>
+  <w:style w:type="character" w:customStyle="1" w:styleId="Titre6Car">
+    <w:name w:val="Titre 6 Car"/>
+    <w:basedOn w:val="Policepardfaut"/>
+    <w:link w:val="Titre6"/>
     <w:uiPriority w:val="9"/>
     <w:semiHidden/>
-    <w:rsid w:val="00D66F16"/>
+    <w:rsid w:val="001A7E1A"/>
     <w:rPr>
       <w:rFonts w:eastAsiaTheme="majorEastAsia" w:cstheme="majorBidi"/>
       <w:i/>
@@ -2021,25 +7724,25 @@
       <w:color w:val="595959" w:themeColor="text1" w:themeTint="A6"/>
     </w:rPr>
   </w:style>
-  <w:style w:type="character" w:customStyle="1" w:styleId="Heading7Char">
-    <w:name w:val="Heading 7 Char"/>
-    <w:basedOn w:val="DefaultParagraphFont"/>
-    <w:link w:val="Heading7"/>
+  <w:style w:type="character" w:customStyle="1" w:styleId="Titre7Car">
+    <w:name w:val="Titre 7 Car"/>
+    <w:basedOn w:val="Policepardfaut"/>
+    <w:link w:val="Titre7"/>
     <w:uiPriority w:val="9"/>
     <w:semiHidden/>
-    <w:rsid w:val="00D66F16"/>
+    <w:rsid w:val="001A7E1A"/>
     <w:rPr>
       <w:rFonts w:eastAsiaTheme="majorEastAsia" w:cstheme="majorBidi"/>
       <w:color w:val="595959" w:themeColor="text1" w:themeTint="A6"/>
     </w:rPr>
   </w:style>
-  <w:style w:type="character" w:customStyle="1" w:styleId="Heading8Char">
-    <w:name w:val="Heading 8 Char"/>
-    <w:basedOn w:val="DefaultParagraphFont"/>
-    <w:link w:val="Heading8"/>
+  <w:style w:type="character" w:customStyle="1" w:styleId="Titre8Car">
+    <w:name w:val="Titre 8 Car"/>
+    <w:basedOn w:val="Policepardfaut"/>
+    <w:link w:val="Titre8"/>
     <w:uiPriority w:val="9"/>
     <w:semiHidden/>
-    <w:rsid w:val="00D66F16"/>
+    <w:rsid w:val="001A7E1A"/>
     <w:rPr>
       <w:rFonts w:eastAsiaTheme="majorEastAsia" w:cstheme="majorBidi"/>
       <w:i/>
@@ -2047,26 +7750,26 @@
       <w:color w:val="272727" w:themeColor="text1" w:themeTint="D8"/>
     </w:rPr>
   </w:style>
-  <w:style w:type="character" w:customStyle="1" w:styleId="Heading9Char">
-    <w:name w:val="Heading 9 Char"/>
-    <w:basedOn w:val="DefaultParagraphFont"/>
-    <w:link w:val="Heading9"/>
+  <w:style w:type="character" w:customStyle="1" w:styleId="Titre9Car">
+    <w:name w:val="Titre 9 Car"/>
+    <w:basedOn w:val="Policepardfaut"/>
+    <w:link w:val="Titre9"/>
     <w:uiPriority w:val="9"/>
     <w:semiHidden/>
-    <w:rsid w:val="00D66F16"/>
+    <w:rsid w:val="001A7E1A"/>
     <w:rPr>
       <w:rFonts w:eastAsiaTheme="majorEastAsia" w:cstheme="majorBidi"/>
       <w:color w:val="272727" w:themeColor="text1" w:themeTint="D8"/>
     </w:rPr>
   </w:style>
-  <w:style w:type="paragraph" w:styleId="Title">
+  <w:style w:type="paragraph" w:styleId="Titre">
     <w:name w:val="Title"/>
     <w:basedOn w:val="Normal"/>
     <w:next w:val="Normal"/>
-    <w:link w:val="TitleChar"/>
+    <w:link w:val="TitreCar"/>
     <w:uiPriority w:val="10"/>
     <w:qFormat/>
-    <w:rsid w:val="00D66F16"/>
+    <w:rsid w:val="001A7E1A"/>
     <w:pPr>
       <w:spacing w:after="80" w:line="240" w:lineRule="auto"/>
       <w:contextualSpacing/>
@@ -2079,12 +7782,12 @@
       <w:szCs w:val="56"/>
     </w:rPr>
   </w:style>
-  <w:style w:type="character" w:customStyle="1" w:styleId="TitleChar">
-    <w:name w:val="Title Char"/>
-    <w:basedOn w:val="DefaultParagraphFont"/>
-    <w:link w:val="Title"/>
+  <w:style w:type="character" w:customStyle="1" w:styleId="TitreCar">
+    <w:name w:val="Titre Car"/>
+    <w:basedOn w:val="Policepardfaut"/>
+    <w:link w:val="Titre"/>
     <w:uiPriority w:val="10"/>
-    <w:rsid w:val="00D66F16"/>
+    <w:rsid w:val="001A7E1A"/>
     <w:rPr>
       <w:rFonts w:asciiTheme="majorHAnsi" w:eastAsiaTheme="majorEastAsia" w:hAnsiTheme="majorHAnsi" w:cstheme="majorBidi"/>
       <w:spacing w:val="-10"/>
@@ -2093,14 +7796,14 @@
       <w:szCs w:val="56"/>
     </w:rPr>
   </w:style>
-  <w:style w:type="paragraph" w:styleId="Subtitle">
+  <w:style w:type="paragraph" w:styleId="Sous-titre">
     <w:name w:val="Subtitle"/>
     <w:basedOn w:val="Normal"/>
     <w:next w:val="Normal"/>
-    <w:link w:val="SubtitleChar"/>
+    <w:link w:val="Sous-titreCar"/>
     <w:uiPriority w:val="11"/>
     <w:qFormat/>
-    <w:rsid w:val="00D66F16"/>
+    <w:rsid w:val="001A7E1A"/>
     <w:pPr>
       <w:numPr>
         <w:ilvl w:val="1"/>
@@ -2114,12 +7817,12 @@
       <w:szCs w:val="28"/>
     </w:rPr>
   </w:style>
-  <w:style w:type="character" w:customStyle="1" w:styleId="SubtitleChar">
-    <w:name w:val="Subtitle Char"/>
-    <w:basedOn w:val="DefaultParagraphFont"/>
-    <w:link w:val="Subtitle"/>
+  <w:style w:type="character" w:customStyle="1" w:styleId="Sous-titreCar">
+    <w:name w:val="Sous-titre Car"/>
+    <w:basedOn w:val="Policepardfaut"/>
+    <w:link w:val="Sous-titre"/>
     <w:uiPriority w:val="11"/>
-    <w:rsid w:val="00D66F16"/>
+    <w:rsid w:val="001A7E1A"/>
     <w:rPr>
       <w:rFonts w:eastAsiaTheme="majorEastAsia" w:cstheme="majorBidi"/>
       <w:color w:val="595959" w:themeColor="text1" w:themeTint="A6"/>
@@ -2128,14 +7831,14 @@
       <w:szCs w:val="28"/>
     </w:rPr>
   </w:style>
-  <w:style w:type="paragraph" w:styleId="Quote">
+  <w:style w:type="paragraph" w:styleId="Citation">
     <w:name w:val="Quote"/>
     <w:basedOn w:val="Normal"/>
     <w:next w:val="Normal"/>
-    <w:link w:val="QuoteChar"/>
+    <w:link w:val="CitationCar"/>
     <w:uiPriority w:val="29"/>
     <w:qFormat/>
-    <w:rsid w:val="00D66F16"/>
+    <w:rsid w:val="001A7E1A"/>
     <w:pPr>
       <w:spacing w:before="160"/>
       <w:jc w:val="center"/>
@@ -2146,49 +7849,49 @@
       <w:color w:val="404040" w:themeColor="text1" w:themeTint="BF"/>
     </w:rPr>
   </w:style>
-  <w:style w:type="character" w:customStyle="1" w:styleId="QuoteChar">
-    <w:name w:val="Quote Char"/>
-    <w:basedOn w:val="DefaultParagraphFont"/>
-    <w:link w:val="Quote"/>
+  <w:style w:type="character" w:customStyle="1" w:styleId="CitationCar">
+    <w:name w:val="Citation Car"/>
+    <w:basedOn w:val="Policepardfaut"/>
+    <w:link w:val="Citation"/>
     <w:uiPriority w:val="29"/>
-    <w:rsid w:val="00D66F16"/>
+    <w:rsid w:val="001A7E1A"/>
     <w:rPr>
       <w:i/>
       <w:iCs/>
       <w:color w:val="404040" w:themeColor="text1" w:themeTint="BF"/>
     </w:rPr>
   </w:style>
-  <w:style w:type="paragraph" w:styleId="ListParagraph">
+  <w:style w:type="paragraph" w:styleId="Paragraphedeliste">
     <w:name w:val="List Paragraph"/>
     <w:basedOn w:val="Normal"/>
     <w:uiPriority w:val="34"/>
     <w:qFormat/>
-    <w:rsid w:val="00D66F16"/>
+    <w:rsid w:val="001A7E1A"/>
     <w:pPr>
       <w:ind w:left="720"/>
       <w:contextualSpacing/>
     </w:pPr>
   </w:style>
-  <w:style w:type="character" w:styleId="IntenseEmphasis">
+  <w:style w:type="character" w:styleId="Accentuationintense">
     <w:name w:val="Intense Emphasis"/>
-    <w:basedOn w:val="DefaultParagraphFont"/>
+    <w:basedOn w:val="Policepardfaut"/>
     <w:uiPriority w:val="21"/>
     <w:qFormat/>
-    <w:rsid w:val="00D66F16"/>
+    <w:rsid w:val="001A7E1A"/>
     <w:rPr>
       <w:i/>
       <w:iCs/>
       <w:color w:val="0F4761" w:themeColor="accent1" w:themeShade="BF"/>
     </w:rPr>
   </w:style>
-  <w:style w:type="paragraph" w:styleId="IntenseQuote">
+  <w:style w:type="paragraph" w:styleId="Citationintense">
     <w:name w:val="Intense Quote"/>
     <w:basedOn w:val="Normal"/>
     <w:next w:val="Normal"/>
-    <w:link w:val="IntenseQuoteChar"/>
+    <w:link w:val="CitationintenseCar"/>
     <w:uiPriority w:val="30"/>
     <w:qFormat/>
-    <w:rsid w:val="00D66F16"/>
+    <w:rsid w:val="001A7E1A"/>
     <w:pPr>
       <w:pBdr>
         <w:top w:val="single" w:sz="4" w:space="10" w:color="0F4761" w:themeColor="accent1" w:themeShade="BF"/>
@@ -2204,24 +7907,24 @@
       <w:color w:val="0F4761" w:themeColor="accent1" w:themeShade="BF"/>
     </w:rPr>
   </w:style>
-  <w:style w:type="character" w:customStyle="1" w:styleId="IntenseQuoteChar">
-    <w:name w:val="Intense Quote Char"/>
-    <w:basedOn w:val="DefaultParagraphFont"/>
-    <w:link w:val="IntenseQuote"/>
+  <w:style w:type="character" w:customStyle="1" w:styleId="CitationintenseCar">
+    <w:name w:val="Citation intense Car"/>
+    <w:basedOn w:val="Policepardfaut"/>
+    <w:link w:val="Citationintense"/>
     <w:uiPriority w:val="30"/>
-    <w:rsid w:val="00D66F16"/>
+    <w:rsid w:val="001A7E1A"/>
     <w:rPr>
       <w:i/>
       <w:iCs/>
       <w:color w:val="0F4761" w:themeColor="accent1" w:themeShade="BF"/>
     </w:rPr>
   </w:style>
-  <w:style w:type="character" w:styleId="IntenseReference">
+  <w:style w:type="character" w:styleId="Rfrenceintense">
     <w:name w:val="Intense Reference"/>
-    <w:basedOn w:val="DefaultParagraphFont"/>
+    <w:basedOn w:val="Policepardfaut"/>
     <w:uiPriority w:val="32"/>
     <w:qFormat/>
-    <w:rsid w:val="00D66F16"/>
+    <w:rsid w:val="001A7E1A"/>
     <w:rPr>
       <w:b/>
       <w:bCs/>
@@ -2230,11 +7933,68 @@
       <w:spacing w:val="5"/>
     </w:rPr>
   </w:style>
+  <w:style w:type="paragraph" w:styleId="Pieddepage">
+    <w:name w:val="footer"/>
+    <w:basedOn w:val="Normal"/>
+    <w:link w:val="PieddepageCar"/>
+    <w:uiPriority w:val="99"/>
+    <w:unhideWhenUsed/>
+    <w:rsid w:val="001A7E1A"/>
+    <w:pPr>
+      <w:tabs>
+        <w:tab w:val="center" w:pos="4536"/>
+        <w:tab w:val="right" w:pos="9072"/>
+      </w:tabs>
+      <w:spacing w:after="0" w:line="240" w:lineRule="auto"/>
+    </w:pPr>
+  </w:style>
+  <w:style w:type="character" w:customStyle="1" w:styleId="PieddepageCar">
+    <w:name w:val="Pied de page Car"/>
+    <w:basedOn w:val="Policepardfaut"/>
+    <w:link w:val="Pieddepage"/>
+    <w:uiPriority w:val="99"/>
+    <w:rsid w:val="001A7E1A"/>
+  </w:style>
+  <w:style w:type="character" w:styleId="Lienhypertexte">
+    <w:name w:val="Hyperlink"/>
+    <w:basedOn w:val="Policepardfaut"/>
+    <w:uiPriority w:val="99"/>
+    <w:unhideWhenUsed/>
+    <w:rsid w:val="001A7E1A"/>
+    <w:rPr>
+      <w:color w:val="467886" w:themeColor="hyperlink"/>
+      <w:u w:val="single"/>
+    </w:rPr>
+  </w:style>
+  <w:style w:type="character" w:styleId="Mentionnonrsolue">
+    <w:name w:val="Unresolved Mention"/>
+    <w:basedOn w:val="Policepardfaut"/>
+    <w:uiPriority w:val="99"/>
+    <w:semiHidden/>
+    <w:unhideWhenUsed/>
+    <w:rsid w:val="00EA30A2"/>
+    <w:rPr>
+      <w:color w:val="605E5C"/>
+      <w:shd w:val="clear" w:color="auto" w:fill="E1DFDD"/>
+    </w:rPr>
+  </w:style>
+  <w:style w:type="character" w:styleId="Lienhypertextesuivivisit">
+    <w:name w:val="FollowedHyperlink"/>
+    <w:basedOn w:val="Policepardfaut"/>
+    <w:uiPriority w:val="99"/>
+    <w:semiHidden/>
+    <w:unhideWhenUsed/>
+    <w:rsid w:val="00036EF4"/>
+    <w:rPr>
+      <w:color w:val="96607D" w:themeColor="followedHyperlink"/>
+      <w:u w:val="single"/>
+    </w:rPr>
+  </w:style>
 </w:styles>
 </file>
 
 <file path=word/theme/theme1.xml><?xml version="1.0" encoding="utf-8"?>
-<a:theme xmlns:a="http://schemas.openxmlformats.org/drawingml/2006/main" name="Office Theme">
+<a:theme xmlns:a="http://schemas.openxmlformats.org/drawingml/2006/main" name="Thème Office">
   <a:themeElements>
     <a:clrScheme name="Office">
       <a:dk1>
